--- a/docs/qms/evidence-2026/QMS_Word/registers__REG-10_Review_Feedback_Action_Log.docx
+++ b/docs/qms/evidence-2026/QMS_Word/registers__REG-10_Review_Feedback_Action_Log.docx
@@ -17,20 +17,20 @@
     </w:p>
     <w:tbl>
       <w:tblPr>
-        <w:tblW w:w="11339" w:type="dxa"/>
+        <w:tblW w:w="5000" w:type="pct"/>
         <w:jc w:val="left"/>
-        <w:tblInd w:w="0" w:type="dxa"/>
+        <w:tblInd w:w="-7" w:type="dxa"/>
         <w:tblLayout w:type="fixed"/>
         <w:tblCellMar>
-          <w:top w:w="28" w:type="dxa"/>
-          <w:left w:w="28" w:type="dxa"/>
-          <w:bottom w:w="28" w:type="dxa"/>
-          <w:right w:w="28" w:type="dxa"/>
+          <w:top w:w="60" w:type="dxa"/>
+          <w:left w:w="60" w:type="dxa"/>
+          <w:bottom w:w="60" w:type="dxa"/>
+          <w:right w:w="60" w:type="dxa"/>
         </w:tblCellMar>
       </w:tblPr>
       <w:tblGrid>
-        <w:gridCol w:w="1789"/>
-        <w:gridCol w:w="9550"/>
+        <w:gridCol w:w="1818"/>
+        <w:gridCol w:w="9521"/>
       </w:tblGrid>
       <w:tr>
         <w:trPr>
@@ -38,44 +38,60 @@
         </w:trPr>
         <w:tc>
           <w:tcPr>
-            <w:tcW w:w="1789" w:type="dxa"/>
-            <w:tcBorders/>
+            <w:tcW w:w="1818" w:type="dxa"/>
+            <w:tcBorders>
+              <w:top w:val="single" w:sz="6" w:space="0" w:color="BFC7D5"/>
+              <w:left w:val="single" w:sz="6" w:space="0" w:color="BFC7D5"/>
+              <w:bottom w:val="single" w:sz="2" w:space="0" w:color="BFC7D5"/>
+              <w:right w:val="single" w:sz="6" w:space="0" w:color="BFC7D5"/>
+            </w:tcBorders>
+            <w:shd w:fill="1F3A5F" w:val="clear"/>
             <w:vAlign w:val="center"/>
           </w:tcPr>
           <w:p>
             <w:pPr>
               <w:pStyle w:val="TableHeading"/>
-              <w:suppressLineNumbers/>
-              <w:shd w:fill="1F3A5F" w:val="clear"/>
-              <w:bidi w:val="0"/>
-              <w:spacing w:before="0" w:after="283"/>
-              <w:jc w:val="center"/>
-              <w:rPr/>
-            </w:pPr>
-            <w:r>
-              <w:rPr/>
+              <w:bidi w:val="0"/>
+              <w:spacing w:before="0" w:after="283"/>
+              <w:jc w:val="left"/>
+              <w:rPr>
+                <w:color w:val="FFFFFF"/>
+              </w:rPr>
+            </w:pPr>
+            <w:r>
+              <w:rPr>
+                <w:color w:val="FFFFFF"/>
+              </w:rPr>
               <w:t>Field</w:t>
             </w:r>
           </w:p>
         </w:tc>
         <w:tc>
           <w:tcPr>
-            <w:tcW w:w="9550" w:type="dxa"/>
-            <w:tcBorders/>
+            <w:tcW w:w="9521" w:type="dxa"/>
+            <w:tcBorders>
+              <w:top w:val="single" w:sz="6" w:space="0" w:color="BFC7D5"/>
+              <w:left w:val="single" w:sz="2" w:space="0" w:color="BFC7D5"/>
+              <w:bottom w:val="single" w:sz="2" w:space="0" w:color="BFC7D5"/>
+              <w:right w:val="single" w:sz="6" w:space="0" w:color="BFC7D5"/>
+            </w:tcBorders>
+            <w:shd w:fill="1F3A5F" w:val="clear"/>
             <w:vAlign w:val="center"/>
           </w:tcPr>
           <w:p>
             <w:pPr>
               <w:pStyle w:val="TableHeading"/>
-              <w:suppressLineNumbers/>
-              <w:shd w:fill="1F3A5F" w:val="clear"/>
-              <w:bidi w:val="0"/>
-              <w:spacing w:before="0" w:after="283"/>
-              <w:jc w:val="center"/>
-              <w:rPr/>
-            </w:pPr>
-            <w:r>
-              <w:rPr/>
+              <w:bidi w:val="0"/>
+              <w:spacing w:before="0" w:after="283"/>
+              <w:jc w:val="left"/>
+              <w:rPr>
+                <w:color w:val="FFFFFF"/>
+              </w:rPr>
+            </w:pPr>
+            <w:r>
+              <w:rPr>
+                <w:color w:val="FFFFFF"/>
+              </w:rPr>
               <w:t>Value</w:t>
             </w:r>
           </w:p>
@@ -85,8 +101,12 @@
         <w:trPr/>
         <w:tc>
           <w:tcPr>
-            <w:tcW w:w="1789" w:type="dxa"/>
-            <w:tcBorders/>
+            <w:tcW w:w="1818" w:type="dxa"/>
+            <w:tcBorders>
+              <w:left w:val="single" w:sz="6" w:space="0" w:color="BFC7D5"/>
+              <w:bottom w:val="single" w:sz="2" w:space="0" w:color="BFC7D5"/>
+              <w:right w:val="single" w:sz="6" w:space="0" w:color="BFC7D5"/>
+            </w:tcBorders>
             <w:vAlign w:val="center"/>
           </w:tcPr>
           <w:p>
@@ -105,8 +125,12 @@
         </w:tc>
         <w:tc>
           <w:tcPr>
-            <w:tcW w:w="9550" w:type="dxa"/>
-            <w:tcBorders/>
+            <w:tcW w:w="9521" w:type="dxa"/>
+            <w:tcBorders>
+              <w:left w:val="single" w:sz="2" w:space="0" w:color="BFC7D5"/>
+              <w:bottom w:val="single" w:sz="2" w:space="0" w:color="BFC7D5"/>
+              <w:right w:val="single" w:sz="6" w:space="0" w:color="BFC7D5"/>
+            </w:tcBorders>
             <w:vAlign w:val="center"/>
           </w:tcPr>
           <w:p>
@@ -128,8 +152,12 @@
         <w:trPr/>
         <w:tc>
           <w:tcPr>
-            <w:tcW w:w="1789" w:type="dxa"/>
-            <w:tcBorders/>
+            <w:tcW w:w="1818" w:type="dxa"/>
+            <w:tcBorders>
+              <w:left w:val="single" w:sz="6" w:space="0" w:color="BFC7D5"/>
+              <w:bottom w:val="single" w:sz="2" w:space="0" w:color="BFC7D5"/>
+              <w:right w:val="single" w:sz="6" w:space="0" w:color="BFC7D5"/>
+            </w:tcBorders>
             <w:vAlign w:val="center"/>
           </w:tcPr>
           <w:p>
@@ -148,8 +176,12 @@
         </w:tc>
         <w:tc>
           <w:tcPr>
-            <w:tcW w:w="9550" w:type="dxa"/>
-            <w:tcBorders/>
+            <w:tcW w:w="9521" w:type="dxa"/>
+            <w:tcBorders>
+              <w:left w:val="single" w:sz="2" w:space="0" w:color="BFC7D5"/>
+              <w:bottom w:val="single" w:sz="2" w:space="0" w:color="BFC7D5"/>
+              <w:right w:val="single" w:sz="6" w:space="0" w:color="BFC7D5"/>
+            </w:tcBorders>
             <w:vAlign w:val="center"/>
           </w:tcPr>
           <w:p>
@@ -171,8 +203,12 @@
         <w:trPr/>
         <w:tc>
           <w:tcPr>
-            <w:tcW w:w="1789" w:type="dxa"/>
-            <w:tcBorders/>
+            <w:tcW w:w="1818" w:type="dxa"/>
+            <w:tcBorders>
+              <w:left w:val="single" w:sz="6" w:space="0" w:color="BFC7D5"/>
+              <w:bottom w:val="single" w:sz="2" w:space="0" w:color="BFC7D5"/>
+              <w:right w:val="single" w:sz="6" w:space="0" w:color="BFC7D5"/>
+            </w:tcBorders>
             <w:vAlign w:val="center"/>
           </w:tcPr>
           <w:p>
@@ -191,8 +227,12 @@
         </w:tc>
         <w:tc>
           <w:tcPr>
-            <w:tcW w:w="9550" w:type="dxa"/>
-            <w:tcBorders/>
+            <w:tcW w:w="9521" w:type="dxa"/>
+            <w:tcBorders>
+              <w:left w:val="single" w:sz="2" w:space="0" w:color="BFC7D5"/>
+              <w:bottom w:val="single" w:sz="2" w:space="0" w:color="BFC7D5"/>
+              <w:right w:val="single" w:sz="6" w:space="0" w:color="BFC7D5"/>
+            </w:tcBorders>
             <w:vAlign w:val="center"/>
           </w:tcPr>
           <w:p>
@@ -216,8 +256,12 @@
         <w:trPr/>
         <w:tc>
           <w:tcPr>
-            <w:tcW w:w="1789" w:type="dxa"/>
-            <w:tcBorders/>
+            <w:tcW w:w="1818" w:type="dxa"/>
+            <w:tcBorders>
+              <w:left w:val="single" w:sz="6" w:space="0" w:color="BFC7D5"/>
+              <w:bottom w:val="single" w:sz="2" w:space="0" w:color="BFC7D5"/>
+              <w:right w:val="single" w:sz="6" w:space="0" w:color="BFC7D5"/>
+            </w:tcBorders>
             <w:vAlign w:val="center"/>
           </w:tcPr>
           <w:p>
@@ -236,21 +280,25 @@
         </w:tc>
         <w:tc>
           <w:tcPr>
-            <w:tcW w:w="9550" w:type="dxa"/>
-            <w:tcBorders/>
-            <w:vAlign w:val="center"/>
-          </w:tcPr>
-          <w:p>
-            <w:pPr>
-              <w:pStyle w:val="TableContents"/>
-              <w:bidi w:val="0"/>
-              <w:spacing w:before="0" w:after="283"/>
-              <w:jc w:val="left"/>
-              <w:rPr/>
-            </w:pPr>
-            <w:r>
-              <w:rPr/>
-              <w:t>Lead Engineer, EchoMind Product</w:t>
+            <w:tcW w:w="9521" w:type="dxa"/>
+            <w:tcBorders>
+              <w:left w:val="single" w:sz="2" w:space="0" w:color="BFC7D5"/>
+              <w:bottom w:val="single" w:sz="2" w:space="0" w:color="BFC7D5"/>
+              <w:right w:val="single" w:sz="6" w:space="0" w:color="BFC7D5"/>
+            </w:tcBorders>
+            <w:vAlign w:val="center"/>
+          </w:tcPr>
+          <w:p>
+            <w:pPr>
+              <w:pStyle w:val="TableContents"/>
+              <w:bidi w:val="0"/>
+              <w:spacing w:before="0" w:after="283"/>
+              <w:jc w:val="left"/>
+              <w:rPr/>
+            </w:pPr>
+            <w:r>
+              <w:rPr/>
+              <w:t>Lead Engineer, EchoMind Product (Richard Watson Stephen Amudha)</w:t>
             </w:r>
           </w:p>
         </w:tc>
@@ -259,8 +307,12 @@
         <w:trPr/>
         <w:tc>
           <w:tcPr>
-            <w:tcW w:w="1789" w:type="dxa"/>
-            <w:tcBorders/>
+            <w:tcW w:w="1818" w:type="dxa"/>
+            <w:tcBorders>
+              <w:left w:val="single" w:sz="6" w:space="0" w:color="BFC7D5"/>
+              <w:bottom w:val="single" w:sz="2" w:space="0" w:color="BFC7D5"/>
+              <w:right w:val="single" w:sz="6" w:space="0" w:color="BFC7D5"/>
+            </w:tcBorders>
             <w:vAlign w:val="center"/>
           </w:tcPr>
           <w:p>
@@ -279,8 +331,12 @@
         </w:tc>
         <w:tc>
           <w:tcPr>
-            <w:tcW w:w="9550" w:type="dxa"/>
-            <w:tcBorders/>
+            <w:tcW w:w="9521" w:type="dxa"/>
+            <w:tcBorders>
+              <w:left w:val="single" w:sz="2" w:space="0" w:color="BFC7D5"/>
+              <w:bottom w:val="single" w:sz="2" w:space="0" w:color="BFC7D5"/>
+              <w:right w:val="single" w:sz="6" w:space="0" w:color="BFC7D5"/>
+            </w:tcBorders>
             <w:vAlign w:val="center"/>
           </w:tcPr>
           <w:p>
@@ -302,8 +358,12 @@
         <w:trPr/>
         <w:tc>
           <w:tcPr>
-            <w:tcW w:w="1789" w:type="dxa"/>
-            <w:tcBorders/>
+            <w:tcW w:w="1818" w:type="dxa"/>
+            <w:tcBorders>
+              <w:left w:val="single" w:sz="6" w:space="0" w:color="BFC7D5"/>
+              <w:bottom w:val="single" w:sz="2" w:space="0" w:color="BFC7D5"/>
+              <w:right w:val="single" w:sz="6" w:space="0" w:color="BFC7D5"/>
+            </w:tcBorders>
             <w:vAlign w:val="center"/>
           </w:tcPr>
           <w:p>
@@ -322,8 +382,12 @@
         </w:tc>
         <w:tc>
           <w:tcPr>
-            <w:tcW w:w="9550" w:type="dxa"/>
-            <w:tcBorders/>
+            <w:tcW w:w="9521" w:type="dxa"/>
+            <w:tcBorders>
+              <w:left w:val="single" w:sz="2" w:space="0" w:color="BFC7D5"/>
+              <w:bottom w:val="single" w:sz="2" w:space="0" w:color="BFC7D5"/>
+              <w:right w:val="single" w:sz="6" w:space="0" w:color="BFC7D5"/>
+            </w:tcBorders>
             <w:vAlign w:val="center"/>
           </w:tcPr>
           <w:p>
@@ -349,6 +413,57 @@
                 <w:rStyle w:val="Emphasis"/>
               </w:rPr>
               <w:t>"No actions were available from review feedback of deliverables"</w:t>
+            </w:r>
+          </w:p>
+        </w:tc>
+      </w:tr>
+      <w:tr>
+        <w:trPr/>
+        <w:tc>
+          <w:tcPr>
+            <w:tcW w:w="1818" w:type="dxa"/>
+            <w:tcBorders>
+              <w:left w:val="single" w:sz="6" w:space="0" w:color="BFC7D5"/>
+              <w:bottom w:val="single" w:sz="6" w:space="0" w:color="BFC7D5"/>
+              <w:right w:val="single" w:sz="6" w:space="0" w:color="BFC7D5"/>
+            </w:tcBorders>
+            <w:vAlign w:val="center"/>
+          </w:tcPr>
+          <w:p>
+            <w:pPr>
+              <w:pStyle w:val="TableContents"/>
+              <w:bidi w:val="0"/>
+              <w:spacing w:before="0" w:after="283"/>
+              <w:jc w:val="left"/>
+              <w:rPr/>
+            </w:pPr>
+            <w:r>
+              <w:rPr/>
+              <w:t>Reviewed</w:t>
+            </w:r>
+          </w:p>
+        </w:tc>
+        <w:tc>
+          <w:tcPr>
+            <w:tcW w:w="9521" w:type="dxa"/>
+            <w:tcBorders>
+              <w:left w:val="single" w:sz="2" w:space="0" w:color="BFC7D5"/>
+              <w:bottom w:val="single" w:sz="6" w:space="0" w:color="BFC7D5"/>
+              <w:right w:val="single" w:sz="6" w:space="0" w:color="BFC7D5"/>
+            </w:tcBorders>
+            <w:vAlign w:val="center"/>
+          </w:tcPr>
+          <w:p>
+            <w:pPr>
+              <w:pStyle w:val="TableContents"/>
+              <w:bidi w:val="0"/>
+              <w:spacing w:before="0" w:after="283"/>
+              <w:jc w:val="left"/>
+              <w:rPr/>
+            </w:pPr>
+            <w:r>
+              <w:rPr/>
+              <w:t>2026-10-07 — Alexander Peter (EchoMind Project Lead); QA Sheryl Nazareth</w:t>
             </w:r>
           </w:p>
         </w:tc>
@@ -502,21 +617,21 @@
     </w:p>
     <w:tbl>
       <w:tblPr>
-        <w:tblW w:w="11313" w:type="dxa"/>
+        <w:tblW w:w="5000" w:type="pct"/>
         <w:jc w:val="left"/>
-        <w:tblInd w:w="0" w:type="dxa"/>
+        <w:tblInd w:w="-7" w:type="dxa"/>
         <w:tblLayout w:type="fixed"/>
         <w:tblCellMar>
-          <w:top w:w="28" w:type="dxa"/>
-          <w:left w:w="28" w:type="dxa"/>
-          <w:bottom w:w="28" w:type="dxa"/>
-          <w:right w:w="28" w:type="dxa"/>
+          <w:top w:w="60" w:type="dxa"/>
+          <w:left w:w="60" w:type="dxa"/>
+          <w:bottom w:w="60" w:type="dxa"/>
+          <w:right w:w="60" w:type="dxa"/>
         </w:tblCellMar>
       </w:tblPr>
       <w:tblGrid>
-        <w:gridCol w:w="7591"/>
-        <w:gridCol w:w="1261"/>
-        <w:gridCol w:w="2461"/>
+        <w:gridCol w:w="7587"/>
+        <w:gridCol w:w="1293"/>
+        <w:gridCol w:w="2459"/>
       </w:tblGrid>
       <w:tr>
         <w:trPr>
@@ -524,66 +639,90 @@
         </w:trPr>
         <w:tc>
           <w:tcPr>
-            <w:tcW w:w="7591" w:type="dxa"/>
-            <w:tcBorders/>
+            <w:tcW w:w="7587" w:type="dxa"/>
+            <w:tcBorders>
+              <w:top w:val="single" w:sz="6" w:space="0" w:color="BFC7D5"/>
+              <w:left w:val="single" w:sz="6" w:space="0" w:color="BFC7D5"/>
+              <w:bottom w:val="single" w:sz="2" w:space="0" w:color="BFC7D5"/>
+              <w:right w:val="single" w:sz="6" w:space="0" w:color="BFC7D5"/>
+            </w:tcBorders>
+            <w:shd w:fill="1F3A5F" w:val="clear"/>
             <w:vAlign w:val="center"/>
           </w:tcPr>
           <w:p>
             <w:pPr>
               <w:pStyle w:val="TableHeading"/>
-              <w:suppressLineNumbers/>
-              <w:shd w:fill="1F3A5F" w:val="clear"/>
-              <w:bidi w:val="0"/>
-              <w:spacing w:before="0" w:after="283"/>
-              <w:jc w:val="center"/>
-              <w:rPr/>
-            </w:pPr>
-            <w:r>
-              <w:rPr/>
+              <w:bidi w:val="0"/>
+              <w:spacing w:before="0" w:after="283"/>
+              <w:jc w:val="left"/>
+              <w:rPr>
+                <w:color w:val="FFFFFF"/>
+              </w:rPr>
+            </w:pPr>
+            <w:r>
+              <w:rPr>
+                <w:color w:val="FFFFFF"/>
+              </w:rPr>
               <w:t>Step</w:t>
             </w:r>
           </w:p>
         </w:tc>
         <w:tc>
           <w:tcPr>
-            <w:tcW w:w="1261" w:type="dxa"/>
-            <w:tcBorders/>
+            <w:tcW w:w="1293" w:type="dxa"/>
+            <w:tcBorders>
+              <w:top w:val="single" w:sz="6" w:space="0" w:color="BFC7D5"/>
+              <w:left w:val="single" w:sz="2" w:space="0" w:color="BFC7D5"/>
+              <w:bottom w:val="single" w:sz="2" w:space="0" w:color="BFC7D5"/>
+              <w:right w:val="single" w:sz="6" w:space="0" w:color="BFC7D5"/>
+            </w:tcBorders>
+            <w:shd w:fill="1F3A5F" w:val="clear"/>
             <w:vAlign w:val="center"/>
           </w:tcPr>
           <w:p>
             <w:pPr>
               <w:pStyle w:val="TableHeading"/>
-              <w:suppressLineNumbers/>
-              <w:shd w:fill="1F3A5F" w:val="clear"/>
-              <w:bidi w:val="0"/>
-              <w:spacing w:before="0" w:after="283"/>
-              <w:jc w:val="center"/>
-              <w:rPr/>
-            </w:pPr>
-            <w:r>
-              <w:rPr/>
+              <w:bidi w:val="0"/>
+              <w:spacing w:before="0" w:after="283"/>
+              <w:jc w:val="left"/>
+              <w:rPr>
+                <w:color w:val="FFFFFF"/>
+              </w:rPr>
+            </w:pPr>
+            <w:r>
+              <w:rPr>
+                <w:color w:val="FFFFFF"/>
+              </w:rPr>
               <w:t>Who</w:t>
             </w:r>
           </w:p>
         </w:tc>
         <w:tc>
           <w:tcPr>
-            <w:tcW w:w="2461" w:type="dxa"/>
-            <w:tcBorders/>
+            <w:tcW w:w="2459" w:type="dxa"/>
+            <w:tcBorders>
+              <w:top w:val="single" w:sz="6" w:space="0" w:color="BFC7D5"/>
+              <w:left w:val="single" w:sz="2" w:space="0" w:color="BFC7D5"/>
+              <w:bottom w:val="single" w:sz="2" w:space="0" w:color="BFC7D5"/>
+              <w:right w:val="single" w:sz="6" w:space="0" w:color="BFC7D5"/>
+            </w:tcBorders>
+            <w:shd w:fill="1F3A5F" w:val="clear"/>
             <w:vAlign w:val="center"/>
           </w:tcPr>
           <w:p>
             <w:pPr>
               <w:pStyle w:val="TableHeading"/>
-              <w:suppressLineNumbers/>
-              <w:shd w:fill="1F3A5F" w:val="clear"/>
-              <w:bidi w:val="0"/>
-              <w:spacing w:before="0" w:after="283"/>
-              <w:jc w:val="center"/>
-              <w:rPr/>
-            </w:pPr>
-            <w:r>
-              <w:rPr/>
+              <w:bidi w:val="0"/>
+              <w:spacing w:before="0" w:after="283"/>
+              <w:jc w:val="left"/>
+              <w:rPr>
+                <w:color w:val="FFFFFF"/>
+              </w:rPr>
+            </w:pPr>
+            <w:r>
+              <w:rPr>
+                <w:color w:val="FFFFFF"/>
+              </w:rPr>
               <w:t>Record</w:t>
             </w:r>
           </w:p>
@@ -593,8 +732,12 @@
         <w:trPr/>
         <w:tc>
           <w:tcPr>
-            <w:tcW w:w="7591" w:type="dxa"/>
-            <w:tcBorders/>
+            <w:tcW w:w="7587" w:type="dxa"/>
+            <w:tcBorders>
+              <w:left w:val="single" w:sz="6" w:space="0" w:color="BFC7D5"/>
+              <w:bottom w:val="single" w:sz="2" w:space="0" w:color="BFC7D5"/>
+              <w:right w:val="single" w:sz="6" w:space="0" w:color="BFC7D5"/>
+            </w:tcBorders>
             <w:vAlign w:val="center"/>
           </w:tcPr>
           <w:p>
@@ -613,8 +756,12 @@
         </w:tc>
         <w:tc>
           <w:tcPr>
-            <w:tcW w:w="1261" w:type="dxa"/>
-            <w:tcBorders/>
+            <w:tcW w:w="1293" w:type="dxa"/>
+            <w:tcBorders>
+              <w:left w:val="single" w:sz="2" w:space="0" w:color="BFC7D5"/>
+              <w:bottom w:val="single" w:sz="2" w:space="0" w:color="BFC7D5"/>
+              <w:right w:val="single" w:sz="6" w:space="0" w:color="BFC7D5"/>
+            </w:tcBorders>
             <w:vAlign w:val="center"/>
           </w:tcPr>
           <w:p>
@@ -633,8 +780,12 @@
         </w:tc>
         <w:tc>
           <w:tcPr>
-            <w:tcW w:w="2461" w:type="dxa"/>
-            <w:tcBorders/>
+            <w:tcW w:w="2459" w:type="dxa"/>
+            <w:tcBorders>
+              <w:left w:val="single" w:sz="2" w:space="0" w:color="BFC7D5"/>
+              <w:bottom w:val="single" w:sz="2" w:space="0" w:color="BFC7D5"/>
+              <w:right w:val="single" w:sz="6" w:space="0" w:color="BFC7D5"/>
+            </w:tcBorders>
             <w:vAlign w:val="center"/>
           </w:tcPr>
           <w:p>
@@ -662,8 +813,12 @@
         <w:trPr/>
         <w:tc>
           <w:tcPr>
-            <w:tcW w:w="7591" w:type="dxa"/>
-            <w:tcBorders/>
+            <w:tcW w:w="7587" w:type="dxa"/>
+            <w:tcBorders>
+              <w:left w:val="single" w:sz="6" w:space="0" w:color="BFC7D5"/>
+              <w:bottom w:val="single" w:sz="2" w:space="0" w:color="BFC7D5"/>
+              <w:right w:val="single" w:sz="6" w:space="0" w:color="BFC7D5"/>
+            </w:tcBorders>
             <w:vAlign w:val="center"/>
           </w:tcPr>
           <w:p>
@@ -682,8 +837,12 @@
         </w:tc>
         <w:tc>
           <w:tcPr>
-            <w:tcW w:w="1261" w:type="dxa"/>
-            <w:tcBorders/>
+            <w:tcW w:w="1293" w:type="dxa"/>
+            <w:tcBorders>
+              <w:left w:val="single" w:sz="2" w:space="0" w:color="BFC7D5"/>
+              <w:bottom w:val="single" w:sz="2" w:space="0" w:color="BFC7D5"/>
+              <w:right w:val="single" w:sz="6" w:space="0" w:color="BFC7D5"/>
+            </w:tcBorders>
             <w:vAlign w:val="center"/>
           </w:tcPr>
           <w:p>
@@ -702,8 +861,12 @@
         </w:tc>
         <w:tc>
           <w:tcPr>
-            <w:tcW w:w="2461" w:type="dxa"/>
-            <w:tcBorders/>
+            <w:tcW w:w="2459" w:type="dxa"/>
+            <w:tcBorders>
+              <w:left w:val="single" w:sz="2" w:space="0" w:color="BFC7D5"/>
+              <w:bottom w:val="single" w:sz="2" w:space="0" w:color="BFC7D5"/>
+              <w:right w:val="single" w:sz="6" w:space="0" w:color="BFC7D5"/>
+            </w:tcBorders>
             <w:vAlign w:val="center"/>
           </w:tcPr>
           <w:p>
@@ -725,8 +888,12 @@
         <w:trPr/>
         <w:tc>
           <w:tcPr>
-            <w:tcW w:w="7591" w:type="dxa"/>
-            <w:tcBorders/>
+            <w:tcW w:w="7587" w:type="dxa"/>
+            <w:tcBorders>
+              <w:left w:val="single" w:sz="6" w:space="0" w:color="BFC7D5"/>
+              <w:bottom w:val="single" w:sz="2" w:space="0" w:color="BFC7D5"/>
+              <w:right w:val="single" w:sz="6" w:space="0" w:color="BFC7D5"/>
+            </w:tcBorders>
             <w:vAlign w:val="center"/>
           </w:tcPr>
           <w:p>
@@ -745,8 +912,12 @@
         </w:tc>
         <w:tc>
           <w:tcPr>
-            <w:tcW w:w="1261" w:type="dxa"/>
-            <w:tcBorders/>
+            <w:tcW w:w="1293" w:type="dxa"/>
+            <w:tcBorders>
+              <w:left w:val="single" w:sz="2" w:space="0" w:color="BFC7D5"/>
+              <w:bottom w:val="single" w:sz="2" w:space="0" w:color="BFC7D5"/>
+              <w:right w:val="single" w:sz="6" w:space="0" w:color="BFC7D5"/>
+            </w:tcBorders>
             <w:vAlign w:val="center"/>
           </w:tcPr>
           <w:p>
@@ -765,8 +936,12 @@
         </w:tc>
         <w:tc>
           <w:tcPr>
-            <w:tcW w:w="2461" w:type="dxa"/>
-            <w:tcBorders/>
+            <w:tcW w:w="2459" w:type="dxa"/>
+            <w:tcBorders>
+              <w:left w:val="single" w:sz="2" w:space="0" w:color="BFC7D5"/>
+              <w:bottom w:val="single" w:sz="2" w:space="0" w:color="BFC7D5"/>
+              <w:right w:val="single" w:sz="6" w:space="0" w:color="BFC7D5"/>
+            </w:tcBorders>
             <w:vAlign w:val="center"/>
           </w:tcPr>
           <w:p>
@@ -788,8 +963,12 @@
         <w:trPr/>
         <w:tc>
           <w:tcPr>
-            <w:tcW w:w="7591" w:type="dxa"/>
-            <w:tcBorders/>
+            <w:tcW w:w="7587" w:type="dxa"/>
+            <w:tcBorders>
+              <w:left w:val="single" w:sz="6" w:space="0" w:color="BFC7D5"/>
+              <w:bottom w:val="single" w:sz="2" w:space="0" w:color="BFC7D5"/>
+              <w:right w:val="single" w:sz="6" w:space="0" w:color="BFC7D5"/>
+            </w:tcBorders>
             <w:vAlign w:val="center"/>
           </w:tcPr>
           <w:p>
@@ -808,8 +987,12 @@
         </w:tc>
         <w:tc>
           <w:tcPr>
-            <w:tcW w:w="1261" w:type="dxa"/>
-            <w:tcBorders/>
+            <w:tcW w:w="1293" w:type="dxa"/>
+            <w:tcBorders>
+              <w:left w:val="single" w:sz="2" w:space="0" w:color="BFC7D5"/>
+              <w:bottom w:val="single" w:sz="2" w:space="0" w:color="BFC7D5"/>
+              <w:right w:val="single" w:sz="6" w:space="0" w:color="BFC7D5"/>
+            </w:tcBorders>
             <w:vAlign w:val="center"/>
           </w:tcPr>
           <w:p>
@@ -828,8 +1011,12 @@
         </w:tc>
         <w:tc>
           <w:tcPr>
-            <w:tcW w:w="2461" w:type="dxa"/>
-            <w:tcBorders/>
+            <w:tcW w:w="2459" w:type="dxa"/>
+            <w:tcBorders>
+              <w:left w:val="single" w:sz="2" w:space="0" w:color="BFC7D5"/>
+              <w:bottom w:val="single" w:sz="2" w:space="0" w:color="BFC7D5"/>
+              <w:right w:val="single" w:sz="6" w:space="0" w:color="BFC7D5"/>
+            </w:tcBorders>
             <w:vAlign w:val="center"/>
           </w:tcPr>
           <w:p>
@@ -851,8 +1038,12 @@
         <w:trPr/>
         <w:tc>
           <w:tcPr>
-            <w:tcW w:w="7591" w:type="dxa"/>
-            <w:tcBorders/>
+            <w:tcW w:w="7587" w:type="dxa"/>
+            <w:tcBorders>
+              <w:left w:val="single" w:sz="6" w:space="0" w:color="BFC7D5"/>
+              <w:bottom w:val="single" w:sz="2" w:space="0" w:color="BFC7D5"/>
+              <w:right w:val="single" w:sz="6" w:space="0" w:color="BFC7D5"/>
+            </w:tcBorders>
             <w:vAlign w:val="center"/>
           </w:tcPr>
           <w:p>
@@ -871,8 +1062,12 @@
         </w:tc>
         <w:tc>
           <w:tcPr>
-            <w:tcW w:w="1261" w:type="dxa"/>
-            <w:tcBorders/>
+            <w:tcW w:w="1293" w:type="dxa"/>
+            <w:tcBorders>
+              <w:left w:val="single" w:sz="2" w:space="0" w:color="BFC7D5"/>
+              <w:bottom w:val="single" w:sz="2" w:space="0" w:color="BFC7D5"/>
+              <w:right w:val="single" w:sz="6" w:space="0" w:color="BFC7D5"/>
+            </w:tcBorders>
             <w:vAlign w:val="center"/>
           </w:tcPr>
           <w:p>
@@ -891,8 +1086,12 @@
         </w:tc>
         <w:tc>
           <w:tcPr>
-            <w:tcW w:w="2461" w:type="dxa"/>
-            <w:tcBorders/>
+            <w:tcW w:w="2459" w:type="dxa"/>
+            <w:tcBorders>
+              <w:left w:val="single" w:sz="2" w:space="0" w:color="BFC7D5"/>
+              <w:bottom w:val="single" w:sz="2" w:space="0" w:color="BFC7D5"/>
+              <w:right w:val="single" w:sz="6" w:space="0" w:color="BFC7D5"/>
+            </w:tcBorders>
             <w:vAlign w:val="center"/>
           </w:tcPr>
           <w:p>
@@ -914,8 +1113,12 @@
         <w:trPr/>
         <w:tc>
           <w:tcPr>
-            <w:tcW w:w="7591" w:type="dxa"/>
-            <w:tcBorders/>
+            <w:tcW w:w="7587" w:type="dxa"/>
+            <w:tcBorders>
+              <w:left w:val="single" w:sz="6" w:space="0" w:color="BFC7D5"/>
+              <w:bottom w:val="single" w:sz="2" w:space="0" w:color="BFC7D5"/>
+              <w:right w:val="single" w:sz="6" w:space="0" w:color="BFC7D5"/>
+            </w:tcBorders>
             <w:vAlign w:val="center"/>
           </w:tcPr>
           <w:p>
@@ -944,8 +1147,12 @@
         </w:tc>
         <w:tc>
           <w:tcPr>
-            <w:tcW w:w="1261" w:type="dxa"/>
-            <w:tcBorders/>
+            <w:tcW w:w="1293" w:type="dxa"/>
+            <w:tcBorders>
+              <w:left w:val="single" w:sz="2" w:space="0" w:color="BFC7D5"/>
+              <w:bottom w:val="single" w:sz="2" w:space="0" w:color="BFC7D5"/>
+              <w:right w:val="single" w:sz="6" w:space="0" w:color="BFC7D5"/>
+            </w:tcBorders>
             <w:vAlign w:val="center"/>
           </w:tcPr>
           <w:p>
@@ -964,8 +1171,12 @@
         </w:tc>
         <w:tc>
           <w:tcPr>
-            <w:tcW w:w="2461" w:type="dxa"/>
-            <w:tcBorders/>
+            <w:tcW w:w="2459" w:type="dxa"/>
+            <w:tcBorders>
+              <w:left w:val="single" w:sz="2" w:space="0" w:color="BFC7D5"/>
+              <w:bottom w:val="single" w:sz="2" w:space="0" w:color="BFC7D5"/>
+              <w:right w:val="single" w:sz="6" w:space="0" w:color="BFC7D5"/>
+            </w:tcBorders>
             <w:vAlign w:val="center"/>
           </w:tcPr>
           <w:p>
@@ -987,8 +1198,12 @@
         <w:trPr/>
         <w:tc>
           <w:tcPr>
-            <w:tcW w:w="7591" w:type="dxa"/>
-            <w:tcBorders/>
+            <w:tcW w:w="7587" w:type="dxa"/>
+            <w:tcBorders>
+              <w:left w:val="single" w:sz="6" w:space="0" w:color="BFC7D5"/>
+              <w:bottom w:val="single" w:sz="6" w:space="0" w:color="BFC7D5"/>
+              <w:right w:val="single" w:sz="6" w:space="0" w:color="BFC7D5"/>
+            </w:tcBorders>
             <w:vAlign w:val="center"/>
           </w:tcPr>
           <w:p>
@@ -1007,8 +1222,12 @@
         </w:tc>
         <w:tc>
           <w:tcPr>
-            <w:tcW w:w="1261" w:type="dxa"/>
-            <w:tcBorders/>
+            <w:tcW w:w="1293" w:type="dxa"/>
+            <w:tcBorders>
+              <w:left w:val="single" w:sz="2" w:space="0" w:color="BFC7D5"/>
+              <w:bottom w:val="single" w:sz="6" w:space="0" w:color="BFC7D5"/>
+              <w:right w:val="single" w:sz="6" w:space="0" w:color="BFC7D5"/>
+            </w:tcBorders>
             <w:vAlign w:val="center"/>
           </w:tcPr>
           <w:p>
@@ -1027,8 +1246,12 @@
         </w:tc>
         <w:tc>
           <w:tcPr>
-            <w:tcW w:w="2461" w:type="dxa"/>
-            <w:tcBorders/>
+            <w:tcW w:w="2459" w:type="dxa"/>
+            <w:tcBorders>
+              <w:left w:val="single" w:sz="2" w:space="0" w:color="BFC7D5"/>
+              <w:bottom w:val="single" w:sz="6" w:space="0" w:color="BFC7D5"/>
+              <w:right w:val="single" w:sz="6" w:space="0" w:color="BFC7D5"/>
+            </w:tcBorders>
             <w:vAlign w:val="center"/>
           </w:tcPr>
           <w:p>
@@ -1106,20 +1329,20 @@
     </w:p>
     <w:tbl>
       <w:tblPr>
-        <w:tblW w:w="11339" w:type="dxa"/>
+        <w:tblW w:w="5000" w:type="pct"/>
         <w:jc w:val="left"/>
-        <w:tblInd w:w="0" w:type="dxa"/>
+        <w:tblInd w:w="-7" w:type="dxa"/>
         <w:tblLayout w:type="fixed"/>
         <w:tblCellMar>
-          <w:top w:w="28" w:type="dxa"/>
-          <w:left w:w="28" w:type="dxa"/>
-          <w:bottom w:w="28" w:type="dxa"/>
-          <w:right w:w="28" w:type="dxa"/>
+          <w:top w:w="60" w:type="dxa"/>
+          <w:left w:w="60" w:type="dxa"/>
+          <w:bottom w:w="60" w:type="dxa"/>
+          <w:right w:w="60" w:type="dxa"/>
         </w:tblCellMar>
       </w:tblPr>
       <w:tblGrid>
-        <w:gridCol w:w="1886"/>
-        <w:gridCol w:w="9453"/>
+        <w:gridCol w:w="1916"/>
+        <w:gridCol w:w="9423"/>
       </w:tblGrid>
       <w:tr>
         <w:trPr>
@@ -1127,44 +1350,60 @@
         </w:trPr>
         <w:tc>
           <w:tcPr>
-            <w:tcW w:w="1886" w:type="dxa"/>
-            <w:tcBorders/>
+            <w:tcW w:w="1916" w:type="dxa"/>
+            <w:tcBorders>
+              <w:top w:val="single" w:sz="6" w:space="0" w:color="BFC7D5"/>
+              <w:left w:val="single" w:sz="6" w:space="0" w:color="BFC7D5"/>
+              <w:bottom w:val="single" w:sz="2" w:space="0" w:color="BFC7D5"/>
+              <w:right w:val="single" w:sz="6" w:space="0" w:color="BFC7D5"/>
+            </w:tcBorders>
+            <w:shd w:fill="1F3A5F" w:val="clear"/>
             <w:vAlign w:val="center"/>
           </w:tcPr>
           <w:p>
             <w:pPr>
               <w:pStyle w:val="TableHeading"/>
-              <w:suppressLineNumbers/>
-              <w:shd w:fill="1F3A5F" w:val="clear"/>
-              <w:bidi w:val="0"/>
-              <w:spacing w:before="0" w:after="283"/>
-              <w:jc w:val="center"/>
-              <w:rPr/>
-            </w:pPr>
-            <w:r>
-              <w:rPr/>
+              <w:bidi w:val="0"/>
+              <w:spacing w:before="0" w:after="283"/>
+              <w:jc w:val="left"/>
+              <w:rPr>
+                <w:color w:val="FFFFFF"/>
+              </w:rPr>
+            </w:pPr>
+            <w:r>
+              <w:rPr>
+                <w:color w:val="FFFFFF"/>
+              </w:rPr>
               <w:t>Field</w:t>
             </w:r>
           </w:p>
         </w:tc>
         <w:tc>
           <w:tcPr>
-            <w:tcW w:w="9453" w:type="dxa"/>
-            <w:tcBorders/>
+            <w:tcW w:w="9423" w:type="dxa"/>
+            <w:tcBorders>
+              <w:top w:val="single" w:sz="6" w:space="0" w:color="BFC7D5"/>
+              <w:left w:val="single" w:sz="2" w:space="0" w:color="BFC7D5"/>
+              <w:bottom w:val="single" w:sz="2" w:space="0" w:color="BFC7D5"/>
+              <w:right w:val="single" w:sz="6" w:space="0" w:color="BFC7D5"/>
+            </w:tcBorders>
+            <w:shd w:fill="1F3A5F" w:val="clear"/>
             <w:vAlign w:val="center"/>
           </w:tcPr>
           <w:p>
             <w:pPr>
               <w:pStyle w:val="TableHeading"/>
-              <w:suppressLineNumbers/>
-              <w:shd w:fill="1F3A5F" w:val="clear"/>
-              <w:bidi w:val="0"/>
-              <w:spacing w:before="0" w:after="283"/>
-              <w:jc w:val="center"/>
-              <w:rPr/>
-            </w:pPr>
-            <w:r>
-              <w:rPr/>
+              <w:bidi w:val="0"/>
+              <w:spacing w:before="0" w:after="283"/>
+              <w:jc w:val="left"/>
+              <w:rPr>
+                <w:color w:val="FFFFFF"/>
+              </w:rPr>
+            </w:pPr>
+            <w:r>
+              <w:rPr>
+                <w:color w:val="FFFFFF"/>
+              </w:rPr>
               <w:t>Entry</w:t>
             </w:r>
           </w:p>
@@ -1174,8 +1413,12 @@
         <w:trPr/>
         <w:tc>
           <w:tcPr>
-            <w:tcW w:w="1886" w:type="dxa"/>
-            <w:tcBorders/>
+            <w:tcW w:w="1916" w:type="dxa"/>
+            <w:tcBorders>
+              <w:left w:val="single" w:sz="6" w:space="0" w:color="BFC7D5"/>
+              <w:bottom w:val="single" w:sz="2" w:space="0" w:color="BFC7D5"/>
+              <w:right w:val="single" w:sz="6" w:space="0" w:color="BFC7D5"/>
+            </w:tcBorders>
             <w:vAlign w:val="center"/>
           </w:tcPr>
           <w:p>
@@ -1194,8 +1437,12 @@
         </w:tc>
         <w:tc>
           <w:tcPr>
-            <w:tcW w:w="9453" w:type="dxa"/>
-            <w:tcBorders/>
+            <w:tcW w:w="9423" w:type="dxa"/>
+            <w:tcBorders>
+              <w:left w:val="single" w:sz="2" w:space="0" w:color="BFC7D5"/>
+              <w:bottom w:val="single" w:sz="2" w:space="0" w:color="BFC7D5"/>
+              <w:right w:val="single" w:sz="6" w:space="0" w:color="BFC7D5"/>
+            </w:tcBorders>
             <w:vAlign w:val="center"/>
           </w:tcPr>
           <w:p>
@@ -1217,8 +1464,12 @@
         <w:trPr/>
         <w:tc>
           <w:tcPr>
-            <w:tcW w:w="1886" w:type="dxa"/>
-            <w:tcBorders/>
+            <w:tcW w:w="1916" w:type="dxa"/>
+            <w:tcBorders>
+              <w:left w:val="single" w:sz="6" w:space="0" w:color="BFC7D5"/>
+              <w:bottom w:val="single" w:sz="2" w:space="0" w:color="BFC7D5"/>
+              <w:right w:val="single" w:sz="6" w:space="0" w:color="BFC7D5"/>
+            </w:tcBorders>
             <w:vAlign w:val="center"/>
           </w:tcPr>
           <w:p>
@@ -1237,8 +1488,12 @@
         </w:tc>
         <w:tc>
           <w:tcPr>
-            <w:tcW w:w="9453" w:type="dxa"/>
-            <w:tcBorders/>
+            <w:tcW w:w="9423" w:type="dxa"/>
+            <w:tcBorders>
+              <w:left w:val="single" w:sz="2" w:space="0" w:color="BFC7D5"/>
+              <w:bottom w:val="single" w:sz="2" w:space="0" w:color="BFC7D5"/>
+              <w:right w:val="single" w:sz="6" w:space="0" w:color="BFC7D5"/>
+            </w:tcBorders>
             <w:vAlign w:val="center"/>
           </w:tcPr>
           <w:p>
@@ -1260,8 +1515,12 @@
         <w:trPr/>
         <w:tc>
           <w:tcPr>
-            <w:tcW w:w="1886" w:type="dxa"/>
-            <w:tcBorders/>
+            <w:tcW w:w="1916" w:type="dxa"/>
+            <w:tcBorders>
+              <w:left w:val="single" w:sz="6" w:space="0" w:color="BFC7D5"/>
+              <w:bottom w:val="single" w:sz="2" w:space="0" w:color="BFC7D5"/>
+              <w:right w:val="single" w:sz="6" w:space="0" w:color="BFC7D5"/>
+            </w:tcBorders>
             <w:vAlign w:val="center"/>
           </w:tcPr>
           <w:p>
@@ -1280,8 +1539,12 @@
         </w:tc>
         <w:tc>
           <w:tcPr>
-            <w:tcW w:w="9453" w:type="dxa"/>
-            <w:tcBorders/>
+            <w:tcW w:w="9423" w:type="dxa"/>
+            <w:tcBorders>
+              <w:left w:val="single" w:sz="2" w:space="0" w:color="BFC7D5"/>
+              <w:bottom w:val="single" w:sz="2" w:space="0" w:color="BFC7D5"/>
+              <w:right w:val="single" w:sz="6" w:space="0" w:color="BFC7D5"/>
+            </w:tcBorders>
             <w:vAlign w:val="center"/>
           </w:tcPr>
           <w:p>
@@ -1303,8 +1566,12 @@
         <w:trPr/>
         <w:tc>
           <w:tcPr>
-            <w:tcW w:w="1886" w:type="dxa"/>
-            <w:tcBorders/>
+            <w:tcW w:w="1916" w:type="dxa"/>
+            <w:tcBorders>
+              <w:left w:val="single" w:sz="6" w:space="0" w:color="BFC7D5"/>
+              <w:bottom w:val="single" w:sz="2" w:space="0" w:color="BFC7D5"/>
+              <w:right w:val="single" w:sz="6" w:space="0" w:color="BFC7D5"/>
+            </w:tcBorders>
             <w:vAlign w:val="center"/>
           </w:tcPr>
           <w:p>
@@ -1323,8 +1590,12 @@
         </w:tc>
         <w:tc>
           <w:tcPr>
-            <w:tcW w:w="9453" w:type="dxa"/>
-            <w:tcBorders/>
+            <w:tcW w:w="9423" w:type="dxa"/>
+            <w:tcBorders>
+              <w:left w:val="single" w:sz="2" w:space="0" w:color="BFC7D5"/>
+              <w:bottom w:val="single" w:sz="2" w:space="0" w:color="BFC7D5"/>
+              <w:right w:val="single" w:sz="6" w:space="0" w:color="BFC7D5"/>
+            </w:tcBorders>
             <w:vAlign w:val="center"/>
           </w:tcPr>
           <w:p>
@@ -1348,8 +1619,12 @@
         <w:trPr/>
         <w:tc>
           <w:tcPr>
-            <w:tcW w:w="1886" w:type="dxa"/>
-            <w:tcBorders/>
+            <w:tcW w:w="1916" w:type="dxa"/>
+            <w:tcBorders>
+              <w:left w:val="single" w:sz="6" w:space="0" w:color="BFC7D5"/>
+              <w:bottom w:val="single" w:sz="2" w:space="0" w:color="BFC7D5"/>
+              <w:right w:val="single" w:sz="6" w:space="0" w:color="BFC7D5"/>
+            </w:tcBorders>
             <w:vAlign w:val="center"/>
           </w:tcPr>
           <w:p>
@@ -1368,8 +1643,12 @@
         </w:tc>
         <w:tc>
           <w:tcPr>
-            <w:tcW w:w="9453" w:type="dxa"/>
-            <w:tcBorders/>
+            <w:tcW w:w="9423" w:type="dxa"/>
+            <w:tcBorders>
+              <w:left w:val="single" w:sz="2" w:space="0" w:color="BFC7D5"/>
+              <w:bottom w:val="single" w:sz="2" w:space="0" w:color="BFC7D5"/>
+              <w:right w:val="single" w:sz="6" w:space="0" w:color="BFC7D5"/>
+            </w:tcBorders>
             <w:vAlign w:val="center"/>
           </w:tcPr>
           <w:p>
@@ -1397,8 +1676,12 @@
         <w:trPr/>
         <w:tc>
           <w:tcPr>
-            <w:tcW w:w="1886" w:type="dxa"/>
-            <w:tcBorders/>
+            <w:tcW w:w="1916" w:type="dxa"/>
+            <w:tcBorders>
+              <w:left w:val="single" w:sz="6" w:space="0" w:color="BFC7D5"/>
+              <w:bottom w:val="single" w:sz="2" w:space="0" w:color="BFC7D5"/>
+              <w:right w:val="single" w:sz="6" w:space="0" w:color="BFC7D5"/>
+            </w:tcBorders>
             <w:vAlign w:val="center"/>
           </w:tcPr>
           <w:p>
@@ -1417,8 +1700,12 @@
         </w:tc>
         <w:tc>
           <w:tcPr>
-            <w:tcW w:w="9453" w:type="dxa"/>
-            <w:tcBorders/>
+            <w:tcW w:w="9423" w:type="dxa"/>
+            <w:tcBorders>
+              <w:left w:val="single" w:sz="2" w:space="0" w:color="BFC7D5"/>
+              <w:bottom w:val="single" w:sz="2" w:space="0" w:color="BFC7D5"/>
+              <w:right w:val="single" w:sz="6" w:space="0" w:color="BFC7D5"/>
+            </w:tcBorders>
             <w:vAlign w:val="center"/>
           </w:tcPr>
           <w:p>
@@ -1440,8 +1727,12 @@
         <w:trPr/>
         <w:tc>
           <w:tcPr>
-            <w:tcW w:w="1886" w:type="dxa"/>
-            <w:tcBorders/>
+            <w:tcW w:w="1916" w:type="dxa"/>
+            <w:tcBorders>
+              <w:left w:val="single" w:sz="6" w:space="0" w:color="BFC7D5"/>
+              <w:bottom w:val="single" w:sz="2" w:space="0" w:color="BFC7D5"/>
+              <w:right w:val="single" w:sz="6" w:space="0" w:color="BFC7D5"/>
+            </w:tcBorders>
             <w:vAlign w:val="center"/>
           </w:tcPr>
           <w:p>
@@ -1460,8 +1751,12 @@
         </w:tc>
         <w:tc>
           <w:tcPr>
-            <w:tcW w:w="9453" w:type="dxa"/>
-            <w:tcBorders/>
+            <w:tcW w:w="9423" w:type="dxa"/>
+            <w:tcBorders>
+              <w:left w:val="single" w:sz="2" w:space="0" w:color="BFC7D5"/>
+              <w:bottom w:val="single" w:sz="2" w:space="0" w:color="BFC7D5"/>
+              <w:right w:val="single" w:sz="6" w:space="0" w:color="BFC7D5"/>
+            </w:tcBorders>
             <w:vAlign w:val="center"/>
           </w:tcPr>
           <w:p>
@@ -1483,8 +1778,12 @@
         <w:trPr/>
         <w:tc>
           <w:tcPr>
-            <w:tcW w:w="1886" w:type="dxa"/>
-            <w:tcBorders/>
+            <w:tcW w:w="1916" w:type="dxa"/>
+            <w:tcBorders>
+              <w:left w:val="single" w:sz="6" w:space="0" w:color="BFC7D5"/>
+              <w:bottom w:val="single" w:sz="2" w:space="0" w:color="BFC7D5"/>
+              <w:right w:val="single" w:sz="6" w:space="0" w:color="BFC7D5"/>
+            </w:tcBorders>
             <w:vAlign w:val="center"/>
           </w:tcPr>
           <w:p>
@@ -1503,8 +1802,12 @@
         </w:tc>
         <w:tc>
           <w:tcPr>
-            <w:tcW w:w="9453" w:type="dxa"/>
-            <w:tcBorders/>
+            <w:tcW w:w="9423" w:type="dxa"/>
+            <w:tcBorders>
+              <w:left w:val="single" w:sz="2" w:space="0" w:color="BFC7D5"/>
+              <w:bottom w:val="single" w:sz="2" w:space="0" w:color="BFC7D5"/>
+              <w:right w:val="single" w:sz="6" w:space="0" w:color="BFC7D5"/>
+            </w:tcBorders>
             <w:vAlign w:val="center"/>
           </w:tcPr>
           <w:p>
@@ -1526,8 +1829,12 @@
         <w:trPr/>
         <w:tc>
           <w:tcPr>
-            <w:tcW w:w="1886" w:type="dxa"/>
-            <w:tcBorders/>
+            <w:tcW w:w="1916" w:type="dxa"/>
+            <w:tcBorders>
+              <w:left w:val="single" w:sz="6" w:space="0" w:color="BFC7D5"/>
+              <w:bottom w:val="single" w:sz="2" w:space="0" w:color="BFC7D5"/>
+              <w:right w:val="single" w:sz="6" w:space="0" w:color="BFC7D5"/>
+            </w:tcBorders>
             <w:vAlign w:val="center"/>
           </w:tcPr>
           <w:p>
@@ -1546,8 +1853,12 @@
         </w:tc>
         <w:tc>
           <w:tcPr>
-            <w:tcW w:w="9453" w:type="dxa"/>
-            <w:tcBorders/>
+            <w:tcW w:w="9423" w:type="dxa"/>
+            <w:tcBorders>
+              <w:left w:val="single" w:sz="2" w:space="0" w:color="BFC7D5"/>
+              <w:bottom w:val="single" w:sz="2" w:space="0" w:color="BFC7D5"/>
+              <w:right w:val="single" w:sz="6" w:space="0" w:color="BFC7D5"/>
+            </w:tcBorders>
             <w:vAlign w:val="center"/>
           </w:tcPr>
           <w:p>
@@ -1585,8 +1896,12 @@
         <w:trPr/>
         <w:tc>
           <w:tcPr>
-            <w:tcW w:w="1886" w:type="dxa"/>
-            <w:tcBorders/>
+            <w:tcW w:w="1916" w:type="dxa"/>
+            <w:tcBorders>
+              <w:left w:val="single" w:sz="6" w:space="0" w:color="BFC7D5"/>
+              <w:bottom w:val="single" w:sz="6" w:space="0" w:color="BFC7D5"/>
+              <w:right w:val="single" w:sz="6" w:space="0" w:color="BFC7D5"/>
+            </w:tcBorders>
             <w:vAlign w:val="center"/>
           </w:tcPr>
           <w:p>
@@ -1605,8 +1920,12 @@
         </w:tc>
         <w:tc>
           <w:tcPr>
-            <w:tcW w:w="9453" w:type="dxa"/>
-            <w:tcBorders/>
+            <w:tcW w:w="9423" w:type="dxa"/>
+            <w:tcBorders>
+              <w:left w:val="single" w:sz="2" w:space="0" w:color="BFC7D5"/>
+              <w:bottom w:val="single" w:sz="6" w:space="0" w:color="BFC7D5"/>
+              <w:right w:val="single" w:sz="6" w:space="0" w:color="BFC7D5"/>
+            </w:tcBorders>
             <w:vAlign w:val="center"/>
           </w:tcPr>
           <w:p>
@@ -1645,20 +1964,20 @@
     </w:p>
     <w:tbl>
       <w:tblPr>
-        <w:tblW w:w="11339" w:type="dxa"/>
+        <w:tblW w:w="5000" w:type="pct"/>
         <w:jc w:val="left"/>
-        <w:tblInd w:w="0" w:type="dxa"/>
+        <w:tblInd w:w="-7" w:type="dxa"/>
         <w:tblLayout w:type="fixed"/>
         <w:tblCellMar>
-          <w:top w:w="28" w:type="dxa"/>
-          <w:left w:w="28" w:type="dxa"/>
-          <w:bottom w:w="28" w:type="dxa"/>
-          <w:right w:w="28" w:type="dxa"/>
+          <w:top w:w="60" w:type="dxa"/>
+          <w:left w:w="60" w:type="dxa"/>
+          <w:bottom w:w="60" w:type="dxa"/>
+          <w:right w:w="60" w:type="dxa"/>
         </w:tblCellMar>
       </w:tblPr>
       <w:tblGrid>
-        <w:gridCol w:w="1484"/>
-        <w:gridCol w:w="9855"/>
+        <w:gridCol w:w="1516"/>
+        <w:gridCol w:w="9823"/>
       </w:tblGrid>
       <w:tr>
         <w:trPr>
@@ -1666,44 +1985,60 @@
         </w:trPr>
         <w:tc>
           <w:tcPr>
-            <w:tcW w:w="1484" w:type="dxa"/>
-            <w:tcBorders/>
+            <w:tcW w:w="1516" w:type="dxa"/>
+            <w:tcBorders>
+              <w:top w:val="single" w:sz="6" w:space="0" w:color="BFC7D5"/>
+              <w:left w:val="single" w:sz="6" w:space="0" w:color="BFC7D5"/>
+              <w:bottom w:val="single" w:sz="2" w:space="0" w:color="BFC7D5"/>
+              <w:right w:val="single" w:sz="6" w:space="0" w:color="BFC7D5"/>
+            </w:tcBorders>
+            <w:shd w:fill="1F3A5F" w:val="clear"/>
             <w:vAlign w:val="center"/>
           </w:tcPr>
           <w:p>
             <w:pPr>
               <w:pStyle w:val="TableHeading"/>
-              <w:suppressLineNumbers/>
-              <w:shd w:fill="1F3A5F" w:val="clear"/>
-              <w:bidi w:val="0"/>
-              <w:spacing w:before="0" w:after="283"/>
-              <w:jc w:val="center"/>
-              <w:rPr/>
-            </w:pPr>
-            <w:r>
-              <w:rPr/>
+              <w:bidi w:val="0"/>
+              <w:spacing w:before="0" w:after="283"/>
+              <w:jc w:val="left"/>
+              <w:rPr>
+                <w:color w:val="FFFFFF"/>
+              </w:rPr>
+            </w:pPr>
+            <w:r>
+              <w:rPr>
+                <w:color w:val="FFFFFF"/>
+              </w:rPr>
               <w:t>Field</w:t>
             </w:r>
           </w:p>
         </w:tc>
         <w:tc>
           <w:tcPr>
-            <w:tcW w:w="9855" w:type="dxa"/>
-            <w:tcBorders/>
+            <w:tcW w:w="9823" w:type="dxa"/>
+            <w:tcBorders>
+              <w:top w:val="single" w:sz="6" w:space="0" w:color="BFC7D5"/>
+              <w:left w:val="single" w:sz="2" w:space="0" w:color="BFC7D5"/>
+              <w:bottom w:val="single" w:sz="2" w:space="0" w:color="BFC7D5"/>
+              <w:right w:val="single" w:sz="6" w:space="0" w:color="BFC7D5"/>
+            </w:tcBorders>
+            <w:shd w:fill="1F3A5F" w:val="clear"/>
             <w:vAlign w:val="center"/>
           </w:tcPr>
           <w:p>
             <w:pPr>
               <w:pStyle w:val="TableHeading"/>
-              <w:suppressLineNumbers/>
-              <w:shd w:fill="1F3A5F" w:val="clear"/>
-              <w:bidi w:val="0"/>
-              <w:spacing w:before="0" w:after="283"/>
-              <w:jc w:val="center"/>
-              <w:rPr/>
-            </w:pPr>
-            <w:r>
-              <w:rPr/>
+              <w:bidi w:val="0"/>
+              <w:spacing w:before="0" w:after="283"/>
+              <w:jc w:val="left"/>
+              <w:rPr>
+                <w:color w:val="FFFFFF"/>
+              </w:rPr>
+            </w:pPr>
+            <w:r>
+              <w:rPr>
+                <w:color w:val="FFFFFF"/>
+              </w:rPr>
               <w:t>Entry</w:t>
             </w:r>
           </w:p>
@@ -1713,8 +2048,12 @@
         <w:trPr/>
         <w:tc>
           <w:tcPr>
-            <w:tcW w:w="1484" w:type="dxa"/>
-            <w:tcBorders/>
+            <w:tcW w:w="1516" w:type="dxa"/>
+            <w:tcBorders>
+              <w:left w:val="single" w:sz="6" w:space="0" w:color="BFC7D5"/>
+              <w:bottom w:val="single" w:sz="2" w:space="0" w:color="BFC7D5"/>
+              <w:right w:val="single" w:sz="6" w:space="0" w:color="BFC7D5"/>
+            </w:tcBorders>
             <w:vAlign w:val="center"/>
           </w:tcPr>
           <w:p>
@@ -1733,8 +2072,12 @@
         </w:tc>
         <w:tc>
           <w:tcPr>
-            <w:tcW w:w="9855" w:type="dxa"/>
-            <w:tcBorders/>
+            <w:tcW w:w="9823" w:type="dxa"/>
+            <w:tcBorders>
+              <w:left w:val="single" w:sz="2" w:space="0" w:color="BFC7D5"/>
+              <w:bottom w:val="single" w:sz="2" w:space="0" w:color="BFC7D5"/>
+              <w:right w:val="single" w:sz="6" w:space="0" w:color="BFC7D5"/>
+            </w:tcBorders>
             <w:vAlign w:val="center"/>
           </w:tcPr>
           <w:p>
@@ -1756,8 +2099,12 @@
         <w:trPr/>
         <w:tc>
           <w:tcPr>
-            <w:tcW w:w="1484" w:type="dxa"/>
-            <w:tcBorders/>
+            <w:tcW w:w="1516" w:type="dxa"/>
+            <w:tcBorders>
+              <w:left w:val="single" w:sz="6" w:space="0" w:color="BFC7D5"/>
+              <w:bottom w:val="single" w:sz="2" w:space="0" w:color="BFC7D5"/>
+              <w:right w:val="single" w:sz="6" w:space="0" w:color="BFC7D5"/>
+            </w:tcBorders>
             <w:vAlign w:val="center"/>
           </w:tcPr>
           <w:p>
@@ -1776,8 +2123,12 @@
         </w:tc>
         <w:tc>
           <w:tcPr>
-            <w:tcW w:w="9855" w:type="dxa"/>
-            <w:tcBorders/>
+            <w:tcW w:w="9823" w:type="dxa"/>
+            <w:tcBorders>
+              <w:left w:val="single" w:sz="2" w:space="0" w:color="BFC7D5"/>
+              <w:bottom w:val="single" w:sz="2" w:space="0" w:color="BFC7D5"/>
+              <w:right w:val="single" w:sz="6" w:space="0" w:color="BFC7D5"/>
+            </w:tcBorders>
             <w:vAlign w:val="center"/>
           </w:tcPr>
           <w:p>
@@ -1799,8 +2150,12 @@
         <w:trPr/>
         <w:tc>
           <w:tcPr>
-            <w:tcW w:w="1484" w:type="dxa"/>
-            <w:tcBorders/>
+            <w:tcW w:w="1516" w:type="dxa"/>
+            <w:tcBorders>
+              <w:left w:val="single" w:sz="6" w:space="0" w:color="BFC7D5"/>
+              <w:bottom w:val="single" w:sz="2" w:space="0" w:color="BFC7D5"/>
+              <w:right w:val="single" w:sz="6" w:space="0" w:color="BFC7D5"/>
+            </w:tcBorders>
             <w:vAlign w:val="center"/>
           </w:tcPr>
           <w:p>
@@ -1819,8 +2174,12 @@
         </w:tc>
         <w:tc>
           <w:tcPr>
-            <w:tcW w:w="9855" w:type="dxa"/>
-            <w:tcBorders/>
+            <w:tcW w:w="9823" w:type="dxa"/>
+            <w:tcBorders>
+              <w:left w:val="single" w:sz="2" w:space="0" w:color="BFC7D5"/>
+              <w:bottom w:val="single" w:sz="2" w:space="0" w:color="BFC7D5"/>
+              <w:right w:val="single" w:sz="6" w:space="0" w:color="BFC7D5"/>
+            </w:tcBorders>
             <w:vAlign w:val="center"/>
           </w:tcPr>
           <w:p>
@@ -1842,8 +2201,12 @@
         <w:trPr/>
         <w:tc>
           <w:tcPr>
-            <w:tcW w:w="1484" w:type="dxa"/>
-            <w:tcBorders/>
+            <w:tcW w:w="1516" w:type="dxa"/>
+            <w:tcBorders>
+              <w:left w:val="single" w:sz="6" w:space="0" w:color="BFC7D5"/>
+              <w:bottom w:val="single" w:sz="2" w:space="0" w:color="BFC7D5"/>
+              <w:right w:val="single" w:sz="6" w:space="0" w:color="BFC7D5"/>
+            </w:tcBorders>
             <w:vAlign w:val="center"/>
           </w:tcPr>
           <w:p>
@@ -1862,8 +2225,12 @@
         </w:tc>
         <w:tc>
           <w:tcPr>
-            <w:tcW w:w="9855" w:type="dxa"/>
-            <w:tcBorders/>
+            <w:tcW w:w="9823" w:type="dxa"/>
+            <w:tcBorders>
+              <w:left w:val="single" w:sz="2" w:space="0" w:color="BFC7D5"/>
+              <w:bottom w:val="single" w:sz="2" w:space="0" w:color="BFC7D5"/>
+              <w:right w:val="single" w:sz="6" w:space="0" w:color="BFC7D5"/>
+            </w:tcBorders>
             <w:vAlign w:val="center"/>
           </w:tcPr>
           <w:p>
@@ -1891,8 +2258,12 @@
         <w:trPr/>
         <w:tc>
           <w:tcPr>
-            <w:tcW w:w="1484" w:type="dxa"/>
-            <w:tcBorders/>
+            <w:tcW w:w="1516" w:type="dxa"/>
+            <w:tcBorders>
+              <w:left w:val="single" w:sz="6" w:space="0" w:color="BFC7D5"/>
+              <w:bottom w:val="single" w:sz="2" w:space="0" w:color="BFC7D5"/>
+              <w:right w:val="single" w:sz="6" w:space="0" w:color="BFC7D5"/>
+            </w:tcBorders>
             <w:vAlign w:val="center"/>
           </w:tcPr>
           <w:p>
@@ -1911,8 +2282,12 @@
         </w:tc>
         <w:tc>
           <w:tcPr>
-            <w:tcW w:w="9855" w:type="dxa"/>
-            <w:tcBorders/>
+            <w:tcW w:w="9823" w:type="dxa"/>
+            <w:tcBorders>
+              <w:left w:val="single" w:sz="2" w:space="0" w:color="BFC7D5"/>
+              <w:bottom w:val="single" w:sz="2" w:space="0" w:color="BFC7D5"/>
+              <w:right w:val="single" w:sz="6" w:space="0" w:color="BFC7D5"/>
+            </w:tcBorders>
             <w:vAlign w:val="center"/>
           </w:tcPr>
           <w:p>
@@ -1964,8 +2339,12 @@
         <w:trPr/>
         <w:tc>
           <w:tcPr>
-            <w:tcW w:w="1484" w:type="dxa"/>
-            <w:tcBorders/>
+            <w:tcW w:w="1516" w:type="dxa"/>
+            <w:tcBorders>
+              <w:left w:val="single" w:sz="6" w:space="0" w:color="BFC7D5"/>
+              <w:bottom w:val="single" w:sz="2" w:space="0" w:color="BFC7D5"/>
+              <w:right w:val="single" w:sz="6" w:space="0" w:color="BFC7D5"/>
+            </w:tcBorders>
             <w:vAlign w:val="center"/>
           </w:tcPr>
           <w:p>
@@ -1984,8 +2363,12 @@
         </w:tc>
         <w:tc>
           <w:tcPr>
-            <w:tcW w:w="9855" w:type="dxa"/>
-            <w:tcBorders/>
+            <w:tcW w:w="9823" w:type="dxa"/>
+            <w:tcBorders>
+              <w:left w:val="single" w:sz="2" w:space="0" w:color="BFC7D5"/>
+              <w:bottom w:val="single" w:sz="2" w:space="0" w:color="BFC7D5"/>
+              <w:right w:val="single" w:sz="6" w:space="0" w:color="BFC7D5"/>
+            </w:tcBorders>
             <w:vAlign w:val="center"/>
           </w:tcPr>
           <w:p>
@@ -2017,8 +2400,12 @@
         <w:trPr/>
         <w:tc>
           <w:tcPr>
-            <w:tcW w:w="1484" w:type="dxa"/>
-            <w:tcBorders/>
+            <w:tcW w:w="1516" w:type="dxa"/>
+            <w:tcBorders>
+              <w:left w:val="single" w:sz="6" w:space="0" w:color="BFC7D5"/>
+              <w:bottom w:val="single" w:sz="2" w:space="0" w:color="BFC7D5"/>
+              <w:right w:val="single" w:sz="6" w:space="0" w:color="BFC7D5"/>
+            </w:tcBorders>
             <w:vAlign w:val="center"/>
           </w:tcPr>
           <w:p>
@@ -2037,8 +2424,12 @@
         </w:tc>
         <w:tc>
           <w:tcPr>
-            <w:tcW w:w="9855" w:type="dxa"/>
-            <w:tcBorders/>
+            <w:tcW w:w="9823" w:type="dxa"/>
+            <w:tcBorders>
+              <w:left w:val="single" w:sz="2" w:space="0" w:color="BFC7D5"/>
+              <w:bottom w:val="single" w:sz="2" w:space="0" w:color="BFC7D5"/>
+              <w:right w:val="single" w:sz="6" w:space="0" w:color="BFC7D5"/>
+            </w:tcBorders>
             <w:vAlign w:val="center"/>
           </w:tcPr>
           <w:p>
@@ -2060,8 +2451,12 @@
         <w:trPr/>
         <w:tc>
           <w:tcPr>
-            <w:tcW w:w="1484" w:type="dxa"/>
-            <w:tcBorders/>
+            <w:tcW w:w="1516" w:type="dxa"/>
+            <w:tcBorders>
+              <w:left w:val="single" w:sz="6" w:space="0" w:color="BFC7D5"/>
+              <w:bottom w:val="single" w:sz="2" w:space="0" w:color="BFC7D5"/>
+              <w:right w:val="single" w:sz="6" w:space="0" w:color="BFC7D5"/>
+            </w:tcBorders>
             <w:vAlign w:val="center"/>
           </w:tcPr>
           <w:p>
@@ -2080,8 +2475,12 @@
         </w:tc>
         <w:tc>
           <w:tcPr>
-            <w:tcW w:w="9855" w:type="dxa"/>
-            <w:tcBorders/>
+            <w:tcW w:w="9823" w:type="dxa"/>
+            <w:tcBorders>
+              <w:left w:val="single" w:sz="2" w:space="0" w:color="BFC7D5"/>
+              <w:bottom w:val="single" w:sz="2" w:space="0" w:color="BFC7D5"/>
+              <w:right w:val="single" w:sz="6" w:space="0" w:color="BFC7D5"/>
+            </w:tcBorders>
             <w:vAlign w:val="center"/>
           </w:tcPr>
           <w:p>
@@ -2105,8 +2504,12 @@
         <w:trPr/>
         <w:tc>
           <w:tcPr>
-            <w:tcW w:w="1484" w:type="dxa"/>
-            <w:tcBorders/>
+            <w:tcW w:w="1516" w:type="dxa"/>
+            <w:tcBorders>
+              <w:left w:val="single" w:sz="6" w:space="0" w:color="BFC7D5"/>
+              <w:bottom w:val="single" w:sz="6" w:space="0" w:color="BFC7D5"/>
+              <w:right w:val="single" w:sz="6" w:space="0" w:color="BFC7D5"/>
+            </w:tcBorders>
             <w:vAlign w:val="center"/>
           </w:tcPr>
           <w:p>
@@ -2125,8 +2528,12 @@
         </w:tc>
         <w:tc>
           <w:tcPr>
-            <w:tcW w:w="9855" w:type="dxa"/>
-            <w:tcBorders/>
+            <w:tcW w:w="9823" w:type="dxa"/>
+            <w:tcBorders>
+              <w:left w:val="single" w:sz="2" w:space="0" w:color="BFC7D5"/>
+              <w:bottom w:val="single" w:sz="6" w:space="0" w:color="BFC7D5"/>
+              <w:right w:val="single" w:sz="6" w:space="0" w:color="BFC7D5"/>
+            </w:tcBorders>
             <w:vAlign w:val="center"/>
           </w:tcPr>
           <w:p>
@@ -2175,20 +2582,20 @@
     </w:p>
     <w:tbl>
       <w:tblPr>
-        <w:tblW w:w="11057" w:type="dxa"/>
+        <w:tblW w:w="5000" w:type="pct"/>
         <w:jc w:val="left"/>
-        <w:tblInd w:w="0" w:type="dxa"/>
+        <w:tblInd w:w="-7" w:type="dxa"/>
         <w:tblLayout w:type="fixed"/>
         <w:tblCellMar>
-          <w:top w:w="28" w:type="dxa"/>
-          <w:left w:w="28" w:type="dxa"/>
-          <w:bottom w:w="28" w:type="dxa"/>
-          <w:right w:w="28" w:type="dxa"/>
+          <w:top w:w="60" w:type="dxa"/>
+          <w:left w:w="60" w:type="dxa"/>
+          <w:bottom w:w="60" w:type="dxa"/>
+          <w:right w:w="60" w:type="dxa"/>
         </w:tblCellMar>
       </w:tblPr>
       <w:tblGrid>
-        <w:gridCol w:w="2086"/>
-        <w:gridCol w:w="8971"/>
+        <w:gridCol w:w="2166"/>
+        <w:gridCol w:w="9172"/>
       </w:tblGrid>
       <w:tr>
         <w:trPr>
@@ -2196,44 +2603,60 @@
         </w:trPr>
         <w:tc>
           <w:tcPr>
-            <w:tcW w:w="2086" w:type="dxa"/>
-            <w:tcBorders/>
+            <w:tcW w:w="2166" w:type="dxa"/>
+            <w:tcBorders>
+              <w:top w:val="single" w:sz="6" w:space="0" w:color="BFC7D5"/>
+              <w:left w:val="single" w:sz="6" w:space="0" w:color="BFC7D5"/>
+              <w:bottom w:val="single" w:sz="2" w:space="0" w:color="BFC7D5"/>
+              <w:right w:val="single" w:sz="6" w:space="0" w:color="BFC7D5"/>
+            </w:tcBorders>
+            <w:shd w:fill="1F3A5F" w:val="clear"/>
             <w:vAlign w:val="center"/>
           </w:tcPr>
           <w:p>
             <w:pPr>
               <w:pStyle w:val="TableHeading"/>
-              <w:suppressLineNumbers/>
-              <w:shd w:fill="1F3A5F" w:val="clear"/>
-              <w:bidi w:val="0"/>
-              <w:spacing w:before="0" w:after="283"/>
-              <w:jc w:val="center"/>
-              <w:rPr/>
-            </w:pPr>
-            <w:r>
-              <w:rPr/>
+              <w:bidi w:val="0"/>
+              <w:spacing w:before="0" w:after="283"/>
+              <w:jc w:val="left"/>
+              <w:rPr>
+                <w:color w:val="FFFFFF"/>
+              </w:rPr>
+            </w:pPr>
+            <w:r>
+              <w:rPr>
+                <w:color w:val="FFFFFF"/>
+              </w:rPr>
               <w:t>Field</w:t>
             </w:r>
           </w:p>
         </w:tc>
         <w:tc>
           <w:tcPr>
-            <w:tcW w:w="8971" w:type="dxa"/>
-            <w:tcBorders/>
+            <w:tcW w:w="9172" w:type="dxa"/>
+            <w:tcBorders>
+              <w:top w:val="single" w:sz="6" w:space="0" w:color="BFC7D5"/>
+              <w:left w:val="single" w:sz="2" w:space="0" w:color="BFC7D5"/>
+              <w:bottom w:val="single" w:sz="2" w:space="0" w:color="BFC7D5"/>
+              <w:right w:val="single" w:sz="6" w:space="0" w:color="BFC7D5"/>
+            </w:tcBorders>
+            <w:shd w:fill="1F3A5F" w:val="clear"/>
             <w:vAlign w:val="center"/>
           </w:tcPr>
           <w:p>
             <w:pPr>
               <w:pStyle w:val="TableHeading"/>
-              <w:suppressLineNumbers/>
-              <w:shd w:fill="1F3A5F" w:val="clear"/>
-              <w:bidi w:val="0"/>
-              <w:spacing w:before="0" w:after="283"/>
-              <w:jc w:val="center"/>
-              <w:rPr/>
-            </w:pPr>
-            <w:r>
-              <w:rPr/>
+              <w:bidi w:val="0"/>
+              <w:spacing w:before="0" w:after="283"/>
+              <w:jc w:val="left"/>
+              <w:rPr>
+                <w:color w:val="FFFFFF"/>
+              </w:rPr>
+            </w:pPr>
+            <w:r>
+              <w:rPr>
+                <w:color w:val="FFFFFF"/>
+              </w:rPr>
               <w:t>Entry</w:t>
             </w:r>
           </w:p>
@@ -2243,8 +2666,12 @@
         <w:trPr/>
         <w:tc>
           <w:tcPr>
-            <w:tcW w:w="2086" w:type="dxa"/>
-            <w:tcBorders/>
+            <w:tcW w:w="2166" w:type="dxa"/>
+            <w:tcBorders>
+              <w:left w:val="single" w:sz="6" w:space="0" w:color="BFC7D5"/>
+              <w:bottom w:val="single" w:sz="2" w:space="0" w:color="BFC7D5"/>
+              <w:right w:val="single" w:sz="6" w:space="0" w:color="BFC7D5"/>
+            </w:tcBorders>
             <w:vAlign w:val="center"/>
           </w:tcPr>
           <w:p>
@@ -2263,8 +2690,12 @@
         </w:tc>
         <w:tc>
           <w:tcPr>
-            <w:tcW w:w="8971" w:type="dxa"/>
-            <w:tcBorders/>
+            <w:tcW w:w="9172" w:type="dxa"/>
+            <w:tcBorders>
+              <w:left w:val="single" w:sz="2" w:space="0" w:color="BFC7D5"/>
+              <w:bottom w:val="single" w:sz="2" w:space="0" w:color="BFC7D5"/>
+              <w:right w:val="single" w:sz="6" w:space="0" w:color="BFC7D5"/>
+            </w:tcBorders>
             <w:vAlign w:val="center"/>
           </w:tcPr>
           <w:p>
@@ -2286,8 +2717,12 @@
         <w:trPr/>
         <w:tc>
           <w:tcPr>
-            <w:tcW w:w="2086" w:type="dxa"/>
-            <w:tcBorders/>
+            <w:tcW w:w="2166" w:type="dxa"/>
+            <w:tcBorders>
+              <w:left w:val="single" w:sz="6" w:space="0" w:color="BFC7D5"/>
+              <w:bottom w:val="single" w:sz="2" w:space="0" w:color="BFC7D5"/>
+              <w:right w:val="single" w:sz="6" w:space="0" w:color="BFC7D5"/>
+            </w:tcBorders>
             <w:vAlign w:val="center"/>
           </w:tcPr>
           <w:p>
@@ -2306,8 +2741,12 @@
         </w:tc>
         <w:tc>
           <w:tcPr>
-            <w:tcW w:w="8971" w:type="dxa"/>
-            <w:tcBorders/>
+            <w:tcW w:w="9172" w:type="dxa"/>
+            <w:tcBorders>
+              <w:left w:val="single" w:sz="2" w:space="0" w:color="BFC7D5"/>
+              <w:bottom w:val="single" w:sz="2" w:space="0" w:color="BFC7D5"/>
+              <w:right w:val="single" w:sz="6" w:space="0" w:color="BFC7D5"/>
+            </w:tcBorders>
             <w:vAlign w:val="center"/>
           </w:tcPr>
           <w:p>
@@ -2329,8 +2768,12 @@
         <w:trPr/>
         <w:tc>
           <w:tcPr>
-            <w:tcW w:w="2086" w:type="dxa"/>
-            <w:tcBorders/>
+            <w:tcW w:w="2166" w:type="dxa"/>
+            <w:tcBorders>
+              <w:left w:val="single" w:sz="6" w:space="0" w:color="BFC7D5"/>
+              <w:bottom w:val="single" w:sz="2" w:space="0" w:color="BFC7D5"/>
+              <w:right w:val="single" w:sz="6" w:space="0" w:color="BFC7D5"/>
+            </w:tcBorders>
             <w:vAlign w:val="center"/>
           </w:tcPr>
           <w:p>
@@ -2349,8 +2792,12 @@
         </w:tc>
         <w:tc>
           <w:tcPr>
-            <w:tcW w:w="8971" w:type="dxa"/>
-            <w:tcBorders/>
+            <w:tcW w:w="9172" w:type="dxa"/>
+            <w:tcBorders>
+              <w:left w:val="single" w:sz="2" w:space="0" w:color="BFC7D5"/>
+              <w:bottom w:val="single" w:sz="2" w:space="0" w:color="BFC7D5"/>
+              <w:right w:val="single" w:sz="6" w:space="0" w:color="BFC7D5"/>
+            </w:tcBorders>
             <w:vAlign w:val="center"/>
           </w:tcPr>
           <w:p>
@@ -2372,8 +2819,12 @@
         <w:trPr/>
         <w:tc>
           <w:tcPr>
-            <w:tcW w:w="2086" w:type="dxa"/>
-            <w:tcBorders/>
+            <w:tcW w:w="2166" w:type="dxa"/>
+            <w:tcBorders>
+              <w:left w:val="single" w:sz="6" w:space="0" w:color="BFC7D5"/>
+              <w:bottom w:val="single" w:sz="2" w:space="0" w:color="BFC7D5"/>
+              <w:right w:val="single" w:sz="6" w:space="0" w:color="BFC7D5"/>
+            </w:tcBorders>
             <w:vAlign w:val="center"/>
           </w:tcPr>
           <w:p>
@@ -2392,8 +2843,12 @@
         </w:tc>
         <w:tc>
           <w:tcPr>
-            <w:tcW w:w="8971" w:type="dxa"/>
-            <w:tcBorders/>
+            <w:tcW w:w="9172" w:type="dxa"/>
+            <w:tcBorders>
+              <w:left w:val="single" w:sz="2" w:space="0" w:color="BFC7D5"/>
+              <w:bottom w:val="single" w:sz="2" w:space="0" w:color="BFC7D5"/>
+              <w:right w:val="single" w:sz="6" w:space="0" w:color="BFC7D5"/>
+            </w:tcBorders>
             <w:vAlign w:val="center"/>
           </w:tcPr>
           <w:p>
@@ -2425,8 +2880,12 @@
         <w:trPr/>
         <w:tc>
           <w:tcPr>
-            <w:tcW w:w="2086" w:type="dxa"/>
-            <w:tcBorders/>
+            <w:tcW w:w="2166" w:type="dxa"/>
+            <w:tcBorders>
+              <w:left w:val="single" w:sz="6" w:space="0" w:color="BFC7D5"/>
+              <w:bottom w:val="single" w:sz="2" w:space="0" w:color="BFC7D5"/>
+              <w:right w:val="single" w:sz="6" w:space="0" w:color="BFC7D5"/>
+            </w:tcBorders>
             <w:vAlign w:val="center"/>
           </w:tcPr>
           <w:p>
@@ -2445,8 +2904,12 @@
         </w:tc>
         <w:tc>
           <w:tcPr>
-            <w:tcW w:w="8971" w:type="dxa"/>
-            <w:tcBorders/>
+            <w:tcW w:w="9172" w:type="dxa"/>
+            <w:tcBorders>
+              <w:left w:val="single" w:sz="2" w:space="0" w:color="BFC7D5"/>
+              <w:bottom w:val="single" w:sz="2" w:space="0" w:color="BFC7D5"/>
+              <w:right w:val="single" w:sz="6" w:space="0" w:color="BFC7D5"/>
+            </w:tcBorders>
             <w:vAlign w:val="center"/>
           </w:tcPr>
           <w:p>
@@ -2478,8 +2941,12 @@
         <w:trPr/>
         <w:tc>
           <w:tcPr>
-            <w:tcW w:w="2086" w:type="dxa"/>
-            <w:tcBorders/>
+            <w:tcW w:w="2166" w:type="dxa"/>
+            <w:tcBorders>
+              <w:left w:val="single" w:sz="6" w:space="0" w:color="BFC7D5"/>
+              <w:bottom w:val="single" w:sz="2" w:space="0" w:color="BFC7D5"/>
+              <w:right w:val="single" w:sz="6" w:space="0" w:color="BFC7D5"/>
+            </w:tcBorders>
             <w:vAlign w:val="center"/>
           </w:tcPr>
           <w:p>
@@ -2498,8 +2965,12 @@
         </w:tc>
         <w:tc>
           <w:tcPr>
-            <w:tcW w:w="8971" w:type="dxa"/>
-            <w:tcBorders/>
+            <w:tcW w:w="9172" w:type="dxa"/>
+            <w:tcBorders>
+              <w:left w:val="single" w:sz="2" w:space="0" w:color="BFC7D5"/>
+              <w:bottom w:val="single" w:sz="2" w:space="0" w:color="BFC7D5"/>
+              <w:right w:val="single" w:sz="6" w:space="0" w:color="BFC7D5"/>
+            </w:tcBorders>
             <w:vAlign w:val="center"/>
           </w:tcPr>
           <w:p>
@@ -2531,8 +3002,12 @@
         <w:trPr/>
         <w:tc>
           <w:tcPr>
-            <w:tcW w:w="2086" w:type="dxa"/>
-            <w:tcBorders/>
+            <w:tcW w:w="2166" w:type="dxa"/>
+            <w:tcBorders>
+              <w:left w:val="single" w:sz="6" w:space="0" w:color="BFC7D5"/>
+              <w:bottom w:val="single" w:sz="2" w:space="0" w:color="BFC7D5"/>
+              <w:right w:val="single" w:sz="6" w:space="0" w:color="BFC7D5"/>
+            </w:tcBorders>
             <w:vAlign w:val="center"/>
           </w:tcPr>
           <w:p>
@@ -2551,8 +3026,12 @@
         </w:tc>
         <w:tc>
           <w:tcPr>
-            <w:tcW w:w="8971" w:type="dxa"/>
-            <w:tcBorders/>
+            <w:tcW w:w="9172" w:type="dxa"/>
+            <w:tcBorders>
+              <w:left w:val="single" w:sz="2" w:space="0" w:color="BFC7D5"/>
+              <w:bottom w:val="single" w:sz="2" w:space="0" w:color="BFC7D5"/>
+              <w:right w:val="single" w:sz="6" w:space="0" w:color="BFC7D5"/>
+            </w:tcBorders>
             <w:vAlign w:val="center"/>
           </w:tcPr>
           <w:p>
@@ -2600,8 +3079,12 @@
         <w:trPr/>
         <w:tc>
           <w:tcPr>
-            <w:tcW w:w="2086" w:type="dxa"/>
-            <w:tcBorders/>
+            <w:tcW w:w="2166" w:type="dxa"/>
+            <w:tcBorders>
+              <w:left w:val="single" w:sz="6" w:space="0" w:color="BFC7D5"/>
+              <w:bottom w:val="single" w:sz="6" w:space="0" w:color="BFC7D5"/>
+              <w:right w:val="single" w:sz="6" w:space="0" w:color="BFC7D5"/>
+            </w:tcBorders>
             <w:vAlign w:val="center"/>
           </w:tcPr>
           <w:p>
@@ -2620,8 +3103,12 @@
         </w:tc>
         <w:tc>
           <w:tcPr>
-            <w:tcW w:w="8971" w:type="dxa"/>
-            <w:tcBorders/>
+            <w:tcW w:w="9172" w:type="dxa"/>
+            <w:tcBorders>
+              <w:left w:val="single" w:sz="2" w:space="0" w:color="BFC7D5"/>
+              <w:bottom w:val="single" w:sz="6" w:space="0" w:color="BFC7D5"/>
+              <w:right w:val="single" w:sz="6" w:space="0" w:color="BFC7D5"/>
+            </w:tcBorders>
             <w:vAlign w:val="center"/>
           </w:tcPr>
           <w:p>
@@ -2676,32 +3163,1895 @@
       </w:pPr>
       <w:r>
         <w:rPr/>
+        <w:t>3a. Review log 2026 (summary of EM26-18)</w:t>
+      </w:r>
+    </w:p>
+    <w:p>
+      <w:pPr>
+        <w:pStyle w:val="BodyText"/>
+        <w:bidi w:val="0"/>
+        <w:jc w:val="left"/>
+        <w:rPr/>
+      </w:pPr>
+      <w:r>
+        <w:rPr/>
+        <w:t xml:space="preserve">All 40 actions, with owner, due date and closure evidence, are in </w:t>
+      </w:r>
+      <w:r>
+        <w:rPr>
+          <w:rStyle w:val="SourceText"/>
+        </w:rPr>
+        <w:t>evidence-2026/18_Review_Actions/EM26-18_Deliverable_Review_Feedback_and_Action_Log.docx</w:t>
+      </w:r>
+      <w:r>
+        <w:rPr/>
+        <w:t xml:space="preserve"> and on the project board. Reviewed by Alexander Peter, approved by Anita Johan on 2026-10-07.</w:t>
+      </w:r>
+    </w:p>
+    <w:tbl>
+      <w:tblPr>
+        <w:tblW w:w="5000" w:type="pct"/>
+        <w:jc w:val="left"/>
+        <w:tblInd w:w="-7" w:type="dxa"/>
+        <w:tblLayout w:type="fixed"/>
+        <w:tblCellMar>
+          <w:top w:w="60" w:type="dxa"/>
+          <w:left w:w="60" w:type="dxa"/>
+          <w:bottom w:w="60" w:type="dxa"/>
+          <w:right w:w="60" w:type="dxa"/>
+        </w:tblCellMar>
+      </w:tblPr>
+      <w:tblGrid>
+        <w:gridCol w:w="827"/>
+        <w:gridCol w:w="823"/>
+        <w:gridCol w:w="1827"/>
+        <w:gridCol w:w="2051"/>
+        <w:gridCol w:w="2102"/>
+        <w:gridCol w:w="801"/>
+        <w:gridCol w:w="741"/>
+        <w:gridCol w:w="2167"/>
+      </w:tblGrid>
+      <w:tr>
+        <w:trPr>
+          <w:tblHeader w:val="true"/>
+        </w:trPr>
+        <w:tc>
+          <w:tcPr>
+            <w:tcW w:w="827" w:type="dxa"/>
+            <w:tcBorders>
+              <w:top w:val="single" w:sz="6" w:space="0" w:color="BFC7D5"/>
+              <w:left w:val="single" w:sz="6" w:space="0" w:color="BFC7D5"/>
+              <w:bottom w:val="single" w:sz="2" w:space="0" w:color="BFC7D5"/>
+              <w:right w:val="single" w:sz="6" w:space="0" w:color="BFC7D5"/>
+            </w:tcBorders>
+            <w:shd w:fill="1F3A5F" w:val="clear"/>
+            <w:vAlign w:val="center"/>
+          </w:tcPr>
+          <w:p>
+            <w:pPr>
+              <w:pStyle w:val="TableHeading"/>
+              <w:bidi w:val="0"/>
+              <w:spacing w:before="0" w:after="283"/>
+              <w:jc w:val="left"/>
+              <w:rPr>
+                <w:color w:val="FFFFFF"/>
+              </w:rPr>
+            </w:pPr>
+            <w:r>
+              <w:rPr>
+                <w:color w:val="FFFFFF"/>
+              </w:rPr>
+              <w:t>Review</w:t>
+            </w:r>
+          </w:p>
+        </w:tc>
+        <w:tc>
+          <w:tcPr>
+            <w:tcW w:w="823" w:type="dxa"/>
+            <w:tcBorders>
+              <w:top w:val="single" w:sz="6" w:space="0" w:color="BFC7D5"/>
+              <w:left w:val="single" w:sz="2" w:space="0" w:color="BFC7D5"/>
+              <w:bottom w:val="single" w:sz="2" w:space="0" w:color="BFC7D5"/>
+              <w:right w:val="single" w:sz="6" w:space="0" w:color="BFC7D5"/>
+            </w:tcBorders>
+            <w:shd w:fill="1F3A5F" w:val="clear"/>
+            <w:vAlign w:val="center"/>
+          </w:tcPr>
+          <w:p>
+            <w:pPr>
+              <w:pStyle w:val="TableHeading"/>
+              <w:bidi w:val="0"/>
+              <w:spacing w:before="0" w:after="283"/>
+              <w:jc w:val="left"/>
+              <w:rPr>
+                <w:color w:val="FFFFFF"/>
+              </w:rPr>
+            </w:pPr>
+            <w:r>
+              <w:rPr>
+                <w:color w:val="FFFFFF"/>
+              </w:rPr>
+              <w:t>Date</w:t>
+            </w:r>
+          </w:p>
+        </w:tc>
+        <w:tc>
+          <w:tcPr>
+            <w:tcW w:w="1827" w:type="dxa"/>
+            <w:tcBorders>
+              <w:top w:val="single" w:sz="6" w:space="0" w:color="BFC7D5"/>
+              <w:left w:val="single" w:sz="2" w:space="0" w:color="BFC7D5"/>
+              <w:bottom w:val="single" w:sz="2" w:space="0" w:color="BFC7D5"/>
+              <w:right w:val="single" w:sz="6" w:space="0" w:color="BFC7D5"/>
+            </w:tcBorders>
+            <w:shd w:fill="1F3A5F" w:val="clear"/>
+            <w:vAlign w:val="center"/>
+          </w:tcPr>
+          <w:p>
+            <w:pPr>
+              <w:pStyle w:val="TableHeading"/>
+              <w:bidi w:val="0"/>
+              <w:spacing w:before="0" w:after="283"/>
+              <w:jc w:val="left"/>
+              <w:rPr>
+                <w:color w:val="FFFFFF"/>
+              </w:rPr>
+            </w:pPr>
+            <w:r>
+              <w:rPr>
+                <w:color w:val="FFFFFF"/>
+              </w:rPr>
+              <w:t>Deliverable</w:t>
+            </w:r>
+          </w:p>
+        </w:tc>
+        <w:tc>
+          <w:tcPr>
+            <w:tcW w:w="2051" w:type="dxa"/>
+            <w:tcBorders>
+              <w:top w:val="single" w:sz="6" w:space="0" w:color="BFC7D5"/>
+              <w:left w:val="single" w:sz="2" w:space="0" w:color="BFC7D5"/>
+              <w:bottom w:val="single" w:sz="2" w:space="0" w:color="BFC7D5"/>
+              <w:right w:val="single" w:sz="6" w:space="0" w:color="BFC7D5"/>
+            </w:tcBorders>
+            <w:shd w:fill="1F3A5F" w:val="clear"/>
+            <w:vAlign w:val="center"/>
+          </w:tcPr>
+          <w:p>
+            <w:pPr>
+              <w:pStyle w:val="TableHeading"/>
+              <w:bidi w:val="0"/>
+              <w:spacing w:before="0" w:after="283"/>
+              <w:jc w:val="left"/>
+              <w:rPr>
+                <w:color w:val="FFFFFF"/>
+              </w:rPr>
+            </w:pPr>
+            <w:r>
+              <w:rPr>
+                <w:color w:val="FFFFFF"/>
+              </w:rPr>
+              <w:t>Performed by</w:t>
+            </w:r>
+          </w:p>
+        </w:tc>
+        <w:tc>
+          <w:tcPr>
+            <w:tcW w:w="2102" w:type="dxa"/>
+            <w:tcBorders>
+              <w:top w:val="single" w:sz="6" w:space="0" w:color="BFC7D5"/>
+              <w:left w:val="single" w:sz="2" w:space="0" w:color="BFC7D5"/>
+              <w:bottom w:val="single" w:sz="2" w:space="0" w:color="BFC7D5"/>
+              <w:right w:val="single" w:sz="6" w:space="0" w:color="BFC7D5"/>
+            </w:tcBorders>
+            <w:shd w:fill="1F3A5F" w:val="clear"/>
+            <w:vAlign w:val="center"/>
+          </w:tcPr>
+          <w:p>
+            <w:pPr>
+              <w:pStyle w:val="TableHeading"/>
+              <w:bidi w:val="0"/>
+              <w:spacing w:before="0" w:after="283"/>
+              <w:jc w:val="left"/>
+              <w:rPr>
+                <w:color w:val="FFFFFF"/>
+              </w:rPr>
+            </w:pPr>
+            <w:r>
+              <w:rPr>
+                <w:color w:val="FFFFFF"/>
+              </w:rPr>
+              <w:t>Findings</w:t>
+            </w:r>
+          </w:p>
+        </w:tc>
+        <w:tc>
+          <w:tcPr>
+            <w:tcW w:w="801" w:type="dxa"/>
+            <w:tcBorders>
+              <w:top w:val="single" w:sz="6" w:space="0" w:color="BFC7D5"/>
+              <w:left w:val="single" w:sz="2" w:space="0" w:color="BFC7D5"/>
+              <w:bottom w:val="single" w:sz="2" w:space="0" w:color="BFC7D5"/>
+              <w:right w:val="single" w:sz="6" w:space="0" w:color="BFC7D5"/>
+            </w:tcBorders>
+            <w:shd w:fill="1F3A5F" w:val="clear"/>
+            <w:vAlign w:val="center"/>
+          </w:tcPr>
+          <w:p>
+            <w:pPr>
+              <w:pStyle w:val="TableHeading"/>
+              <w:bidi w:val="0"/>
+              <w:spacing w:before="0" w:after="283"/>
+              <w:jc w:val="left"/>
+              <w:rPr>
+                <w:color w:val="FFFFFF"/>
+              </w:rPr>
+            </w:pPr>
+            <w:r>
+              <w:rPr>
+                <w:color w:val="FFFFFF"/>
+              </w:rPr>
+              <w:t>Actions</w:t>
+            </w:r>
+          </w:p>
+        </w:tc>
+        <w:tc>
+          <w:tcPr>
+            <w:tcW w:w="741" w:type="dxa"/>
+            <w:tcBorders>
+              <w:top w:val="single" w:sz="6" w:space="0" w:color="BFC7D5"/>
+              <w:left w:val="single" w:sz="2" w:space="0" w:color="BFC7D5"/>
+              <w:bottom w:val="single" w:sz="2" w:space="0" w:color="BFC7D5"/>
+              <w:right w:val="single" w:sz="6" w:space="0" w:color="BFC7D5"/>
+            </w:tcBorders>
+            <w:shd w:fill="1F3A5F" w:val="clear"/>
+            <w:vAlign w:val="center"/>
+          </w:tcPr>
+          <w:p>
+            <w:pPr>
+              <w:pStyle w:val="TableHeading"/>
+              <w:bidi w:val="0"/>
+              <w:spacing w:before="0" w:after="283"/>
+              <w:jc w:val="left"/>
+              <w:rPr>
+                <w:color w:val="FFFFFF"/>
+              </w:rPr>
+            </w:pPr>
+            <w:r>
+              <w:rPr>
+                <w:color w:val="FFFFFF"/>
+              </w:rPr>
+              <w:t>Closed</w:t>
+            </w:r>
+          </w:p>
+        </w:tc>
+        <w:tc>
+          <w:tcPr>
+            <w:tcW w:w="2167" w:type="dxa"/>
+            <w:tcBorders>
+              <w:top w:val="single" w:sz="6" w:space="0" w:color="BFC7D5"/>
+              <w:left w:val="single" w:sz="2" w:space="0" w:color="BFC7D5"/>
+              <w:bottom w:val="single" w:sz="2" w:space="0" w:color="BFC7D5"/>
+              <w:right w:val="single" w:sz="6" w:space="0" w:color="BFC7D5"/>
+            </w:tcBorders>
+            <w:shd w:fill="1F3A5F" w:val="clear"/>
+            <w:vAlign w:val="center"/>
+          </w:tcPr>
+          <w:p>
+            <w:pPr>
+              <w:pStyle w:val="TableHeading"/>
+              <w:bidi w:val="0"/>
+              <w:spacing w:before="0" w:after="283"/>
+              <w:jc w:val="left"/>
+              <w:rPr>
+                <w:color w:val="FFFFFF"/>
+              </w:rPr>
+            </w:pPr>
+            <w:r>
+              <w:rPr>
+                <w:color w:val="FFFFFF"/>
+              </w:rPr>
+              <w:t>Record</w:t>
+            </w:r>
+          </w:p>
+        </w:tc>
+      </w:tr>
+      <w:tr>
+        <w:trPr/>
+        <w:tc>
+          <w:tcPr>
+            <w:tcW w:w="827" w:type="dxa"/>
+            <w:tcBorders>
+              <w:left w:val="single" w:sz="6" w:space="0" w:color="BFC7D5"/>
+              <w:bottom w:val="single" w:sz="2" w:space="0" w:color="BFC7D5"/>
+              <w:right w:val="single" w:sz="6" w:space="0" w:color="BFC7D5"/>
+            </w:tcBorders>
+            <w:vAlign w:val="center"/>
+          </w:tcPr>
+          <w:p>
+            <w:pPr>
+              <w:pStyle w:val="TableContents"/>
+              <w:bidi w:val="0"/>
+              <w:spacing w:before="0" w:after="283"/>
+              <w:jc w:val="left"/>
+              <w:rPr/>
+            </w:pPr>
+            <w:r>
+              <w:rPr/>
+              <w:t>RV-2026-01</w:t>
+            </w:r>
+          </w:p>
+        </w:tc>
+        <w:tc>
+          <w:tcPr>
+            <w:tcW w:w="823" w:type="dxa"/>
+            <w:tcBorders>
+              <w:left w:val="single" w:sz="2" w:space="0" w:color="BFC7D5"/>
+              <w:bottom w:val="single" w:sz="2" w:space="0" w:color="BFC7D5"/>
+              <w:right w:val="single" w:sz="6" w:space="0" w:color="BFC7D5"/>
+            </w:tcBorders>
+            <w:vAlign w:val="center"/>
+          </w:tcPr>
+          <w:p>
+            <w:pPr>
+              <w:pStyle w:val="TableContents"/>
+              <w:bidi w:val="0"/>
+              <w:spacing w:before="0" w:after="283"/>
+              <w:jc w:val="left"/>
+              <w:rPr/>
+            </w:pPr>
+            <w:r>
+              <w:rPr/>
+              <w:t>2026-07-29 → 08-07</w:t>
+            </w:r>
+          </w:p>
+        </w:tc>
+        <w:tc>
+          <w:tcPr>
+            <w:tcW w:w="1827" w:type="dxa"/>
+            <w:tcBorders>
+              <w:left w:val="single" w:sz="2" w:space="0" w:color="BFC7D5"/>
+              <w:bottom w:val="single" w:sz="2" w:space="0" w:color="BFC7D5"/>
+              <w:right w:val="single" w:sz="6" w:space="0" w:color="BFC7D5"/>
+            </w:tcBorders>
+            <w:vAlign w:val="center"/>
+          </w:tcPr>
+          <w:p>
+            <w:pPr>
+              <w:pStyle w:val="TableContents"/>
+              <w:bidi w:val="0"/>
+              <w:spacing w:before="0" w:after="283"/>
+              <w:jc w:val="left"/>
+              <w:rPr/>
+            </w:pPr>
+            <w:r>
+              <w:rPr/>
+              <w:t>Retrieval pipeline</w:t>
+            </w:r>
+          </w:p>
+        </w:tc>
+        <w:tc>
+          <w:tcPr>
+            <w:tcW w:w="2051" w:type="dxa"/>
+            <w:tcBorders>
+              <w:left w:val="single" w:sz="2" w:space="0" w:color="BFC7D5"/>
+              <w:bottom w:val="single" w:sz="2" w:space="0" w:color="BFC7D5"/>
+              <w:right w:val="single" w:sz="6" w:space="0" w:color="BFC7D5"/>
+            </w:tcBorders>
+            <w:vAlign w:val="center"/>
+          </w:tcPr>
+          <w:p>
+            <w:pPr>
+              <w:pStyle w:val="TableContents"/>
+              <w:bidi w:val="0"/>
+              <w:spacing w:before="0" w:after="283"/>
+              <w:jc w:val="left"/>
+              <w:rPr/>
+            </w:pPr>
+            <w:r>
+              <w:rPr/>
+              <w:t>Richard Watson Stephen Amudha</w:t>
+            </w:r>
+          </w:p>
+        </w:tc>
+        <w:tc>
+          <w:tcPr>
+            <w:tcW w:w="2102" w:type="dxa"/>
+            <w:tcBorders>
+              <w:left w:val="single" w:sz="2" w:space="0" w:color="BFC7D5"/>
+              <w:bottom w:val="single" w:sz="2" w:space="0" w:color="BFC7D5"/>
+              <w:right w:val="single" w:sz="6" w:space="0" w:color="BFC7D5"/>
+            </w:tcBorders>
+            <w:vAlign w:val="center"/>
+          </w:tcPr>
+          <w:p>
+            <w:pPr>
+              <w:pStyle w:val="TableContents"/>
+              <w:bidi w:val="0"/>
+              <w:spacing w:before="0" w:after="283"/>
+              <w:jc w:val="left"/>
+              <w:rPr/>
+            </w:pPr>
+            <w:r>
+              <w:rPr/>
+              <w:t>5 defects + 1 isolation regression</w:t>
+            </w:r>
+          </w:p>
+        </w:tc>
+        <w:tc>
+          <w:tcPr>
+            <w:tcW w:w="801" w:type="dxa"/>
+            <w:tcBorders>
+              <w:left w:val="single" w:sz="2" w:space="0" w:color="BFC7D5"/>
+              <w:bottom w:val="single" w:sz="2" w:space="0" w:color="BFC7D5"/>
+              <w:right w:val="single" w:sz="6" w:space="0" w:color="BFC7D5"/>
+            </w:tcBorders>
+            <w:vAlign w:val="center"/>
+          </w:tcPr>
+          <w:p>
+            <w:pPr>
+              <w:pStyle w:val="TableContents"/>
+              <w:bidi w:val="0"/>
+              <w:spacing w:before="0" w:after="283"/>
+              <w:jc w:val="left"/>
+              <w:rPr/>
+            </w:pPr>
+            <w:r>
+              <w:rPr/>
+              <w:t>2</w:t>
+            </w:r>
+          </w:p>
+        </w:tc>
+        <w:tc>
+          <w:tcPr>
+            <w:tcW w:w="741" w:type="dxa"/>
+            <w:tcBorders>
+              <w:left w:val="single" w:sz="2" w:space="0" w:color="BFC7D5"/>
+              <w:bottom w:val="single" w:sz="2" w:space="0" w:color="BFC7D5"/>
+              <w:right w:val="single" w:sz="6" w:space="0" w:color="BFC7D5"/>
+            </w:tcBorders>
+            <w:vAlign w:val="center"/>
+          </w:tcPr>
+          <w:p>
+            <w:pPr>
+              <w:pStyle w:val="TableContents"/>
+              <w:bidi w:val="0"/>
+              <w:spacing w:before="0" w:after="283"/>
+              <w:jc w:val="left"/>
+              <w:rPr/>
+            </w:pPr>
+            <w:r>
+              <w:rPr/>
+              <w:t>2</w:t>
+            </w:r>
+          </w:p>
+        </w:tc>
+        <w:tc>
+          <w:tcPr>
+            <w:tcW w:w="2167" w:type="dxa"/>
+            <w:tcBorders>
+              <w:left w:val="single" w:sz="2" w:space="0" w:color="BFC7D5"/>
+              <w:bottom w:val="single" w:sz="2" w:space="0" w:color="BFC7D5"/>
+              <w:right w:val="single" w:sz="6" w:space="0" w:color="BFC7D5"/>
+            </w:tcBorders>
+            <w:vAlign w:val="center"/>
+          </w:tcPr>
+          <w:p>
+            <w:pPr>
+              <w:pStyle w:val="TableContents"/>
+              <w:bidi w:val="0"/>
+              <w:spacing w:before="0" w:after="283"/>
+              <w:jc w:val="left"/>
+              <w:rPr/>
+            </w:pPr>
+            <w:r>
+              <w:rPr/>
+              <w:t>ebd232f, 4e27109 — REG-10 RF-2026-003</w:t>
+            </w:r>
+          </w:p>
+        </w:tc>
+      </w:tr>
+      <w:tr>
+        <w:trPr/>
+        <w:tc>
+          <w:tcPr>
+            <w:tcW w:w="827" w:type="dxa"/>
+            <w:tcBorders>
+              <w:left w:val="single" w:sz="6" w:space="0" w:color="BFC7D5"/>
+              <w:bottom w:val="single" w:sz="2" w:space="0" w:color="BFC7D5"/>
+              <w:right w:val="single" w:sz="6" w:space="0" w:color="BFC7D5"/>
+            </w:tcBorders>
+            <w:vAlign w:val="center"/>
+          </w:tcPr>
+          <w:p>
+            <w:pPr>
+              <w:pStyle w:val="TableContents"/>
+              <w:bidi w:val="0"/>
+              <w:spacing w:before="0" w:after="283"/>
+              <w:jc w:val="left"/>
+              <w:rPr/>
+            </w:pPr>
+            <w:r>
+              <w:rPr/>
+              <w:t>RV-2026-02</w:t>
+            </w:r>
+          </w:p>
+        </w:tc>
+        <w:tc>
+          <w:tcPr>
+            <w:tcW w:w="823" w:type="dxa"/>
+            <w:tcBorders>
+              <w:left w:val="single" w:sz="2" w:space="0" w:color="BFC7D5"/>
+              <w:bottom w:val="single" w:sz="2" w:space="0" w:color="BFC7D5"/>
+              <w:right w:val="single" w:sz="6" w:space="0" w:color="BFC7D5"/>
+            </w:tcBorders>
+            <w:vAlign w:val="center"/>
+          </w:tcPr>
+          <w:p>
+            <w:pPr>
+              <w:pStyle w:val="TableContents"/>
+              <w:bidi w:val="0"/>
+              <w:spacing w:before="0" w:after="283"/>
+              <w:jc w:val="left"/>
+              <w:rPr/>
+            </w:pPr>
+            <w:r>
+              <w:rPr/>
+              <w:t>2026-08-07</w:t>
+            </w:r>
+          </w:p>
+        </w:tc>
+        <w:tc>
+          <w:tcPr>
+            <w:tcW w:w="1827" w:type="dxa"/>
+            <w:tcBorders>
+              <w:left w:val="single" w:sz="2" w:space="0" w:color="BFC7D5"/>
+              <w:bottom w:val="single" w:sz="2" w:space="0" w:color="BFC7D5"/>
+              <w:right w:val="single" w:sz="6" w:space="0" w:color="BFC7D5"/>
+            </w:tcBorders>
+            <w:vAlign w:val="center"/>
+          </w:tcPr>
+          <w:p>
+            <w:pPr>
+              <w:pStyle w:val="TableContents"/>
+              <w:bidi w:val="0"/>
+              <w:spacing w:before="0" w:after="283"/>
+              <w:jc w:val="left"/>
+              <w:rPr/>
+            </w:pPr>
+            <w:r>
+              <w:rPr/>
+              <w:t>Research paper experiment campaign (E1–E10)</w:t>
+            </w:r>
+          </w:p>
+        </w:tc>
+        <w:tc>
+          <w:tcPr>
+            <w:tcW w:w="2051" w:type="dxa"/>
+            <w:tcBorders>
+              <w:left w:val="single" w:sz="2" w:space="0" w:color="BFC7D5"/>
+              <w:bottom w:val="single" w:sz="2" w:space="0" w:color="BFC7D5"/>
+              <w:right w:val="single" w:sz="6" w:space="0" w:color="BFC7D5"/>
+            </w:tcBorders>
+            <w:vAlign w:val="center"/>
+          </w:tcPr>
+          <w:p>
+            <w:pPr>
+              <w:pStyle w:val="TableContents"/>
+              <w:bidi w:val="0"/>
+              <w:spacing w:before="0" w:after="283"/>
+              <w:jc w:val="left"/>
+              <w:rPr/>
+            </w:pPr>
+            <w:r>
+              <w:rPr/>
+              <w:t>Richard Watson Stephen Amudha</w:t>
+            </w:r>
+          </w:p>
+        </w:tc>
+        <w:tc>
+          <w:tcPr>
+            <w:tcW w:w="2102" w:type="dxa"/>
+            <w:tcBorders>
+              <w:left w:val="single" w:sz="2" w:space="0" w:color="BFC7D5"/>
+              <w:bottom w:val="single" w:sz="2" w:space="0" w:color="BFC7D5"/>
+              <w:right w:val="single" w:sz="6" w:space="0" w:color="BFC7D5"/>
+            </w:tcBorders>
+            <w:vAlign w:val="center"/>
+          </w:tcPr>
+          <w:p>
+            <w:pPr>
+              <w:pStyle w:val="TableContents"/>
+              <w:bidi w:val="0"/>
+              <w:spacing w:before="0" w:after="283"/>
+              <w:jc w:val="left"/>
+              <w:rPr/>
+            </w:pPr>
+            <w:r>
+              <w:rPr/>
+              <w:t>4 substantive (2 contradict published claims)</w:t>
+            </w:r>
+          </w:p>
+        </w:tc>
+        <w:tc>
+          <w:tcPr>
+            <w:tcW w:w="801" w:type="dxa"/>
+            <w:tcBorders>
+              <w:left w:val="single" w:sz="2" w:space="0" w:color="BFC7D5"/>
+              <w:bottom w:val="single" w:sz="2" w:space="0" w:color="BFC7D5"/>
+              <w:right w:val="single" w:sz="6" w:space="0" w:color="BFC7D5"/>
+            </w:tcBorders>
+            <w:vAlign w:val="center"/>
+          </w:tcPr>
+          <w:p>
+            <w:pPr>
+              <w:pStyle w:val="TableContents"/>
+              <w:bidi w:val="0"/>
+              <w:spacing w:before="0" w:after="283"/>
+              <w:jc w:val="left"/>
+              <w:rPr/>
+            </w:pPr>
+            <w:r>
+              <w:rPr/>
+              <w:t>1</w:t>
+            </w:r>
+          </w:p>
+        </w:tc>
+        <w:tc>
+          <w:tcPr>
+            <w:tcW w:w="741" w:type="dxa"/>
+            <w:tcBorders>
+              <w:left w:val="single" w:sz="2" w:space="0" w:color="BFC7D5"/>
+              <w:bottom w:val="single" w:sz="2" w:space="0" w:color="BFC7D5"/>
+              <w:right w:val="single" w:sz="6" w:space="0" w:color="BFC7D5"/>
+            </w:tcBorders>
+            <w:vAlign w:val="center"/>
+          </w:tcPr>
+          <w:p>
+            <w:pPr>
+              <w:pStyle w:val="TableContents"/>
+              <w:bidi w:val="0"/>
+              <w:spacing w:before="0" w:after="283"/>
+              <w:jc w:val="left"/>
+              <w:rPr/>
+            </w:pPr>
+            <w:r>
+              <w:rPr/>
+              <w:t>0</w:t>
+            </w:r>
+          </w:p>
+        </w:tc>
+        <w:tc>
+          <w:tcPr>
+            <w:tcW w:w="2167" w:type="dxa"/>
+            <w:tcBorders>
+              <w:left w:val="single" w:sz="2" w:space="0" w:color="BFC7D5"/>
+              <w:bottom w:val="single" w:sz="2" w:space="0" w:color="BFC7D5"/>
+              <w:right w:val="single" w:sz="6" w:space="0" w:color="BFC7D5"/>
+            </w:tcBorders>
+            <w:vAlign w:val="center"/>
+          </w:tcPr>
+          <w:p>
+            <w:pPr>
+              <w:pStyle w:val="TableContents"/>
+              <w:bidi w:val="0"/>
+              <w:spacing w:before="0" w:after="283"/>
+              <w:jc w:val="left"/>
+              <w:rPr/>
+            </w:pPr>
+            <w:r>
+              <w:rPr/>
+              <w:t>eval/paper/results/SUMMARY.json — RF-2026-002</w:t>
+            </w:r>
+          </w:p>
+        </w:tc>
+      </w:tr>
+      <w:tr>
+        <w:trPr/>
+        <w:tc>
+          <w:tcPr>
+            <w:tcW w:w="827" w:type="dxa"/>
+            <w:tcBorders>
+              <w:left w:val="single" w:sz="6" w:space="0" w:color="BFC7D5"/>
+              <w:bottom w:val="single" w:sz="2" w:space="0" w:color="BFC7D5"/>
+              <w:right w:val="single" w:sz="6" w:space="0" w:color="BFC7D5"/>
+            </w:tcBorders>
+            <w:vAlign w:val="center"/>
+          </w:tcPr>
+          <w:p>
+            <w:pPr>
+              <w:pStyle w:val="TableContents"/>
+              <w:bidi w:val="0"/>
+              <w:spacing w:before="0" w:after="283"/>
+              <w:jc w:val="left"/>
+              <w:rPr/>
+            </w:pPr>
+            <w:r>
+              <w:rPr/>
+              <w:t>RV-2026-03</w:t>
+            </w:r>
+          </w:p>
+        </w:tc>
+        <w:tc>
+          <w:tcPr>
+            <w:tcW w:w="823" w:type="dxa"/>
+            <w:tcBorders>
+              <w:left w:val="single" w:sz="2" w:space="0" w:color="BFC7D5"/>
+              <w:bottom w:val="single" w:sz="2" w:space="0" w:color="BFC7D5"/>
+              <w:right w:val="single" w:sz="6" w:space="0" w:color="BFC7D5"/>
+            </w:tcBorders>
+            <w:vAlign w:val="center"/>
+          </w:tcPr>
+          <w:p>
+            <w:pPr>
+              <w:pStyle w:val="TableContents"/>
+              <w:bidi w:val="0"/>
+              <w:spacing w:before="0" w:after="283"/>
+              <w:jc w:val="left"/>
+              <w:rPr/>
+            </w:pPr>
+            <w:r>
+              <w:rPr/>
+              <w:t>2026-09-21</w:t>
+            </w:r>
+          </w:p>
+        </w:tc>
+        <w:tc>
+          <w:tcPr>
+            <w:tcW w:w="1827" w:type="dxa"/>
+            <w:tcBorders>
+              <w:left w:val="single" w:sz="2" w:space="0" w:color="BFC7D5"/>
+              <w:bottom w:val="single" w:sz="2" w:space="0" w:color="BFC7D5"/>
+              <w:right w:val="single" w:sz="6" w:space="0" w:color="BFC7D5"/>
+            </w:tcBorders>
+            <w:vAlign w:val="center"/>
+          </w:tcPr>
+          <w:p>
+            <w:pPr>
+              <w:pStyle w:val="TableContents"/>
+              <w:bidi w:val="0"/>
+              <w:spacing w:before="0" w:after="283"/>
+              <w:jc w:val="left"/>
+              <w:rPr/>
+            </w:pPr>
+            <w:r>
+              <w:rPr/>
+              <w:t>Voice change set (speculative reply, tool routing, GPU STT)</w:t>
+            </w:r>
+          </w:p>
+        </w:tc>
+        <w:tc>
+          <w:tcPr>
+            <w:tcW w:w="2051" w:type="dxa"/>
+            <w:tcBorders>
+              <w:left w:val="single" w:sz="2" w:space="0" w:color="BFC7D5"/>
+              <w:bottom w:val="single" w:sz="2" w:space="0" w:color="BFC7D5"/>
+              <w:right w:val="single" w:sz="6" w:space="0" w:color="BFC7D5"/>
+            </w:tcBorders>
+            <w:vAlign w:val="center"/>
+          </w:tcPr>
+          <w:p>
+            <w:pPr>
+              <w:pStyle w:val="TableContents"/>
+              <w:bidi w:val="0"/>
+              <w:spacing w:before="0" w:after="283"/>
+              <w:jc w:val="left"/>
+              <w:rPr/>
+            </w:pPr>
+            <w:r>
+              <w:rPr/>
+              <w:t>Richard Watson Stephen Amudha (AI-assisted, independent verification)</w:t>
+            </w:r>
+          </w:p>
+        </w:tc>
+        <w:tc>
+          <w:tcPr>
+            <w:tcW w:w="2102" w:type="dxa"/>
+            <w:tcBorders>
+              <w:left w:val="single" w:sz="2" w:space="0" w:color="BFC7D5"/>
+              <w:bottom w:val="single" w:sz="2" w:space="0" w:color="BFC7D5"/>
+              <w:right w:val="single" w:sz="6" w:space="0" w:color="BFC7D5"/>
+            </w:tcBorders>
+            <w:vAlign w:val="center"/>
+          </w:tcPr>
+          <w:p>
+            <w:pPr>
+              <w:pStyle w:val="TableContents"/>
+              <w:bidi w:val="0"/>
+              <w:spacing w:before="0" w:after="283"/>
+              <w:jc w:val="left"/>
+              <w:rPr/>
+            </w:pPr>
+            <w:r>
+              <w:rPr/>
+              <w:t>40 raised; 22 confirmed; 18 refuted</w:t>
+            </w:r>
+          </w:p>
+        </w:tc>
+        <w:tc>
+          <w:tcPr>
+            <w:tcW w:w="801" w:type="dxa"/>
+            <w:tcBorders>
+              <w:left w:val="single" w:sz="2" w:space="0" w:color="BFC7D5"/>
+              <w:bottom w:val="single" w:sz="2" w:space="0" w:color="BFC7D5"/>
+              <w:right w:val="single" w:sz="6" w:space="0" w:color="BFC7D5"/>
+            </w:tcBorders>
+            <w:vAlign w:val="center"/>
+          </w:tcPr>
+          <w:p>
+            <w:pPr>
+              <w:pStyle w:val="TableContents"/>
+              <w:bidi w:val="0"/>
+              <w:spacing w:before="0" w:after="283"/>
+              <w:jc w:val="left"/>
+              <w:rPr/>
+            </w:pPr>
+            <w:r>
+              <w:rPr/>
+              <w:t>22</w:t>
+            </w:r>
+          </w:p>
+        </w:tc>
+        <w:tc>
+          <w:tcPr>
+            <w:tcW w:w="741" w:type="dxa"/>
+            <w:tcBorders>
+              <w:left w:val="single" w:sz="2" w:space="0" w:color="BFC7D5"/>
+              <w:bottom w:val="single" w:sz="2" w:space="0" w:color="BFC7D5"/>
+              <w:right w:val="single" w:sz="6" w:space="0" w:color="BFC7D5"/>
+            </w:tcBorders>
+            <w:vAlign w:val="center"/>
+          </w:tcPr>
+          <w:p>
+            <w:pPr>
+              <w:pStyle w:val="TableContents"/>
+              <w:bidi w:val="0"/>
+              <w:spacing w:before="0" w:after="283"/>
+              <w:jc w:val="left"/>
+              <w:rPr/>
+            </w:pPr>
+            <w:r>
+              <w:rPr/>
+              <w:t>22</w:t>
+            </w:r>
+          </w:p>
+        </w:tc>
+        <w:tc>
+          <w:tcPr>
+            <w:tcW w:w="2167" w:type="dxa"/>
+            <w:tcBorders>
+              <w:left w:val="single" w:sz="2" w:space="0" w:color="BFC7D5"/>
+              <w:bottom w:val="single" w:sz="2" w:space="0" w:color="BFC7D5"/>
+              <w:right w:val="single" w:sz="6" w:space="0" w:color="BFC7D5"/>
+            </w:tcBorders>
+            <w:vAlign w:val="center"/>
+          </w:tcPr>
+          <w:p>
+            <w:pPr>
+              <w:pStyle w:val="TableContents"/>
+              <w:bidi w:val="0"/>
+              <w:spacing w:before="0" w:after="283"/>
+              <w:jc w:val="left"/>
+              <w:rPr/>
+            </w:pPr>
+            <w:r>
+              <w:rPr/>
+              <w:t>ff29843 — RF-2026-001</w:t>
+            </w:r>
+          </w:p>
+        </w:tc>
+      </w:tr>
+      <w:tr>
+        <w:trPr/>
+        <w:tc>
+          <w:tcPr>
+            <w:tcW w:w="827" w:type="dxa"/>
+            <w:tcBorders>
+              <w:left w:val="single" w:sz="6" w:space="0" w:color="BFC7D5"/>
+              <w:bottom w:val="single" w:sz="2" w:space="0" w:color="BFC7D5"/>
+              <w:right w:val="single" w:sz="6" w:space="0" w:color="BFC7D5"/>
+            </w:tcBorders>
+            <w:vAlign w:val="center"/>
+          </w:tcPr>
+          <w:p>
+            <w:pPr>
+              <w:pStyle w:val="TableContents"/>
+              <w:bidi w:val="0"/>
+              <w:spacing w:before="0" w:after="283"/>
+              <w:jc w:val="left"/>
+              <w:rPr/>
+            </w:pPr>
+            <w:r>
+              <w:rPr/>
+              <w:t>RV-2026-04</w:t>
+            </w:r>
+          </w:p>
+        </w:tc>
+        <w:tc>
+          <w:tcPr>
+            <w:tcW w:w="823" w:type="dxa"/>
+            <w:tcBorders>
+              <w:left w:val="single" w:sz="2" w:space="0" w:color="BFC7D5"/>
+              <w:bottom w:val="single" w:sz="2" w:space="0" w:color="BFC7D5"/>
+              <w:right w:val="single" w:sz="6" w:space="0" w:color="BFC7D5"/>
+            </w:tcBorders>
+            <w:vAlign w:val="center"/>
+          </w:tcPr>
+          <w:p>
+            <w:pPr>
+              <w:pStyle w:val="TableContents"/>
+              <w:bidi w:val="0"/>
+              <w:spacing w:before="0" w:after="283"/>
+              <w:jc w:val="left"/>
+              <w:rPr/>
+            </w:pPr>
+            <w:r>
+              <w:rPr/>
+              <w:t>2026-09-22</w:t>
+            </w:r>
+          </w:p>
+        </w:tc>
+        <w:tc>
+          <w:tcPr>
+            <w:tcW w:w="1827" w:type="dxa"/>
+            <w:tcBorders>
+              <w:left w:val="single" w:sz="2" w:space="0" w:color="BFC7D5"/>
+              <w:bottom w:val="single" w:sz="2" w:space="0" w:color="BFC7D5"/>
+              <w:right w:val="single" w:sz="6" w:space="0" w:color="BFC7D5"/>
+            </w:tcBorders>
+            <w:vAlign w:val="center"/>
+          </w:tcPr>
+          <w:p>
+            <w:pPr>
+              <w:pStyle w:val="TableContents"/>
+              <w:bidi w:val="0"/>
+              <w:spacing w:before="0" w:after="283"/>
+              <w:jc w:val="left"/>
+              <w:rPr/>
+            </w:pPr>
+            <w:r>
+              <w:rPr/>
+              <w:t>Golden evaluation re-run for audit evidence</w:t>
+            </w:r>
+          </w:p>
+        </w:tc>
+        <w:tc>
+          <w:tcPr>
+            <w:tcW w:w="2051" w:type="dxa"/>
+            <w:tcBorders>
+              <w:left w:val="single" w:sz="2" w:space="0" w:color="BFC7D5"/>
+              <w:bottom w:val="single" w:sz="2" w:space="0" w:color="BFC7D5"/>
+              <w:right w:val="single" w:sz="6" w:space="0" w:color="BFC7D5"/>
+            </w:tcBorders>
+            <w:vAlign w:val="center"/>
+          </w:tcPr>
+          <w:p>
+            <w:pPr>
+              <w:pStyle w:val="TableContents"/>
+              <w:bidi w:val="0"/>
+              <w:spacing w:before="0" w:after="283"/>
+              <w:jc w:val="left"/>
+              <w:rPr/>
+            </w:pPr>
+            <w:r>
+              <w:rPr/>
+              <w:t>Richard Watson Stephen Amudha</w:t>
+            </w:r>
+          </w:p>
+        </w:tc>
+        <w:tc>
+          <w:tcPr>
+            <w:tcW w:w="2102" w:type="dxa"/>
+            <w:tcBorders>
+              <w:left w:val="single" w:sz="2" w:space="0" w:color="BFC7D5"/>
+              <w:bottom w:val="single" w:sz="2" w:space="0" w:color="BFC7D5"/>
+              <w:right w:val="single" w:sz="6" w:space="0" w:color="BFC7D5"/>
+            </w:tcBorders>
+            <w:vAlign w:val="center"/>
+          </w:tcPr>
+          <w:p>
+            <w:pPr>
+              <w:pStyle w:val="TableContents"/>
+              <w:bidi w:val="0"/>
+              <w:spacing w:before="0" w:after="283"/>
+              <w:jc w:val="left"/>
+              <w:rPr/>
+            </w:pPr>
+            <w:r>
+              <w:rPr/>
+              <w:t>Corpus absent (9/52)</w:t>
+            </w:r>
+          </w:p>
+        </w:tc>
+        <w:tc>
+          <w:tcPr>
+            <w:tcW w:w="801" w:type="dxa"/>
+            <w:tcBorders>
+              <w:left w:val="single" w:sz="2" w:space="0" w:color="BFC7D5"/>
+              <w:bottom w:val="single" w:sz="2" w:space="0" w:color="BFC7D5"/>
+              <w:right w:val="single" w:sz="6" w:space="0" w:color="BFC7D5"/>
+            </w:tcBorders>
+            <w:vAlign w:val="center"/>
+          </w:tcPr>
+          <w:p>
+            <w:pPr>
+              <w:pStyle w:val="TableContents"/>
+              <w:bidi w:val="0"/>
+              <w:spacing w:before="0" w:after="283"/>
+              <w:jc w:val="left"/>
+              <w:rPr/>
+            </w:pPr>
+            <w:r>
+              <w:rPr/>
+              <w:t>2</w:t>
+            </w:r>
+          </w:p>
+        </w:tc>
+        <w:tc>
+          <w:tcPr>
+            <w:tcW w:w="741" w:type="dxa"/>
+            <w:tcBorders>
+              <w:left w:val="single" w:sz="2" w:space="0" w:color="BFC7D5"/>
+              <w:bottom w:val="single" w:sz="2" w:space="0" w:color="BFC7D5"/>
+              <w:right w:val="single" w:sz="6" w:space="0" w:color="BFC7D5"/>
+            </w:tcBorders>
+            <w:vAlign w:val="center"/>
+          </w:tcPr>
+          <w:p>
+            <w:pPr>
+              <w:pStyle w:val="TableContents"/>
+              <w:bidi w:val="0"/>
+              <w:spacing w:before="0" w:after="283"/>
+              <w:jc w:val="left"/>
+              <w:rPr/>
+            </w:pPr>
+            <w:r>
+              <w:rPr/>
+              <w:t>1</w:t>
+            </w:r>
+          </w:p>
+        </w:tc>
+        <w:tc>
+          <w:tcPr>
+            <w:tcW w:w="2167" w:type="dxa"/>
+            <w:tcBorders>
+              <w:left w:val="single" w:sz="2" w:space="0" w:color="BFC7D5"/>
+              <w:bottom w:val="single" w:sz="2" w:space="0" w:color="BFC7D5"/>
+              <w:right w:val="single" w:sz="6" w:space="0" w:color="BFC7D5"/>
+            </w:tcBorders>
+            <w:vAlign w:val="center"/>
+          </w:tcPr>
+          <w:p>
+            <w:pPr>
+              <w:pStyle w:val="TableContents"/>
+              <w:bidi w:val="0"/>
+              <w:spacing w:before="0" w:after="283"/>
+              <w:jc w:val="left"/>
+              <w:rPr/>
+            </w:pPr>
+            <w:r>
+              <w:rPr/>
+              <w:t>NC-2026-008; eval_20260922-135322.json</w:t>
+            </w:r>
+          </w:p>
+        </w:tc>
+      </w:tr>
+      <w:tr>
+        <w:trPr/>
+        <w:tc>
+          <w:tcPr>
+            <w:tcW w:w="827" w:type="dxa"/>
+            <w:tcBorders>
+              <w:left w:val="single" w:sz="6" w:space="0" w:color="BFC7D5"/>
+              <w:bottom w:val="single" w:sz="2" w:space="0" w:color="BFC7D5"/>
+              <w:right w:val="single" w:sz="6" w:space="0" w:color="BFC7D5"/>
+            </w:tcBorders>
+            <w:vAlign w:val="center"/>
+          </w:tcPr>
+          <w:p>
+            <w:pPr>
+              <w:pStyle w:val="TableContents"/>
+              <w:bidi w:val="0"/>
+              <w:spacing w:before="0" w:after="283"/>
+              <w:jc w:val="left"/>
+              <w:rPr/>
+            </w:pPr>
+            <w:r>
+              <w:rPr/>
+              <w:t>RV-2026-05</w:t>
+            </w:r>
+          </w:p>
+        </w:tc>
+        <w:tc>
+          <w:tcPr>
+            <w:tcW w:w="823" w:type="dxa"/>
+            <w:tcBorders>
+              <w:left w:val="single" w:sz="2" w:space="0" w:color="BFC7D5"/>
+              <w:bottom w:val="single" w:sz="2" w:space="0" w:color="BFC7D5"/>
+              <w:right w:val="single" w:sz="6" w:space="0" w:color="BFC7D5"/>
+            </w:tcBorders>
+            <w:vAlign w:val="center"/>
+          </w:tcPr>
+          <w:p>
+            <w:pPr>
+              <w:pStyle w:val="TableContents"/>
+              <w:bidi w:val="0"/>
+              <w:spacing w:before="0" w:after="283"/>
+              <w:jc w:val="left"/>
+              <w:rPr/>
+            </w:pPr>
+            <w:r>
+              <w:rPr/>
+              <w:t>2026-09-28</w:t>
+            </w:r>
+          </w:p>
+        </w:tc>
+        <w:tc>
+          <w:tcPr>
+            <w:tcW w:w="1827" w:type="dxa"/>
+            <w:tcBorders>
+              <w:left w:val="single" w:sz="2" w:space="0" w:color="BFC7D5"/>
+              <w:bottom w:val="single" w:sz="2" w:space="0" w:color="BFC7D5"/>
+              <w:right w:val="single" w:sz="6" w:space="0" w:color="BFC7D5"/>
+            </w:tcBorders>
+            <w:vAlign w:val="center"/>
+          </w:tcPr>
+          <w:p>
+            <w:pPr>
+              <w:pStyle w:val="TableContents"/>
+              <w:bidi w:val="0"/>
+              <w:spacing w:before="0" w:after="283"/>
+              <w:jc w:val="left"/>
+              <w:rPr/>
+            </w:pPr>
+            <w:r>
+              <w:rPr/>
+              <w:t>Repository health check</w:t>
+            </w:r>
+          </w:p>
+        </w:tc>
+        <w:tc>
+          <w:tcPr>
+            <w:tcW w:w="2051" w:type="dxa"/>
+            <w:tcBorders>
+              <w:left w:val="single" w:sz="2" w:space="0" w:color="BFC7D5"/>
+              <w:bottom w:val="single" w:sz="2" w:space="0" w:color="BFC7D5"/>
+              <w:right w:val="single" w:sz="6" w:space="0" w:color="BFC7D5"/>
+            </w:tcBorders>
+            <w:vAlign w:val="center"/>
+          </w:tcPr>
+          <w:p>
+            <w:pPr>
+              <w:pStyle w:val="TableContents"/>
+              <w:bidi w:val="0"/>
+              <w:spacing w:before="0" w:after="283"/>
+              <w:jc w:val="left"/>
+              <w:rPr/>
+            </w:pPr>
+            <w:r>
+              <w:rPr/>
+              <w:t>Richard Watson Stephen Amudha</w:t>
+            </w:r>
+          </w:p>
+        </w:tc>
+        <w:tc>
+          <w:tcPr>
+            <w:tcW w:w="2102" w:type="dxa"/>
+            <w:tcBorders>
+              <w:left w:val="single" w:sz="2" w:space="0" w:color="BFC7D5"/>
+              <w:bottom w:val="single" w:sz="2" w:space="0" w:color="BFC7D5"/>
+              <w:right w:val="single" w:sz="6" w:space="0" w:color="BFC7D5"/>
+            </w:tcBorders>
+            <w:vAlign w:val="center"/>
+          </w:tcPr>
+          <w:p>
+            <w:pPr>
+              <w:pStyle w:val="TableContents"/>
+              <w:bidi w:val="0"/>
+              <w:spacing w:before="0" w:after="283"/>
+              <w:jc w:val="left"/>
+              <w:rPr/>
+            </w:pPr>
+            <w:r>
+              <w:rPr/>
+              <w:t>5 failing tests, 20 type errors</w:t>
+            </w:r>
+          </w:p>
+        </w:tc>
+        <w:tc>
+          <w:tcPr>
+            <w:tcW w:w="801" w:type="dxa"/>
+            <w:tcBorders>
+              <w:left w:val="single" w:sz="2" w:space="0" w:color="BFC7D5"/>
+              <w:bottom w:val="single" w:sz="2" w:space="0" w:color="BFC7D5"/>
+              <w:right w:val="single" w:sz="6" w:space="0" w:color="BFC7D5"/>
+            </w:tcBorders>
+            <w:vAlign w:val="center"/>
+          </w:tcPr>
+          <w:p>
+            <w:pPr>
+              <w:pStyle w:val="TableContents"/>
+              <w:bidi w:val="0"/>
+              <w:spacing w:before="0" w:after="283"/>
+              <w:jc w:val="left"/>
+              <w:rPr/>
+            </w:pPr>
+            <w:r>
+              <w:rPr/>
+              <w:t>2</w:t>
+            </w:r>
+          </w:p>
+        </w:tc>
+        <w:tc>
+          <w:tcPr>
+            <w:tcW w:w="741" w:type="dxa"/>
+            <w:tcBorders>
+              <w:left w:val="single" w:sz="2" w:space="0" w:color="BFC7D5"/>
+              <w:bottom w:val="single" w:sz="2" w:space="0" w:color="BFC7D5"/>
+              <w:right w:val="single" w:sz="6" w:space="0" w:color="BFC7D5"/>
+            </w:tcBorders>
+            <w:vAlign w:val="center"/>
+          </w:tcPr>
+          <w:p>
+            <w:pPr>
+              <w:pStyle w:val="TableContents"/>
+              <w:bidi w:val="0"/>
+              <w:spacing w:before="0" w:after="283"/>
+              <w:jc w:val="left"/>
+              <w:rPr/>
+            </w:pPr>
+            <w:r>
+              <w:rPr/>
+              <w:t>2</w:t>
+            </w:r>
+          </w:p>
+        </w:tc>
+        <w:tc>
+          <w:tcPr>
+            <w:tcW w:w="2167" w:type="dxa"/>
+            <w:tcBorders>
+              <w:left w:val="single" w:sz="2" w:space="0" w:color="BFC7D5"/>
+              <w:bottom w:val="single" w:sz="2" w:space="0" w:color="BFC7D5"/>
+              <w:right w:val="single" w:sz="6" w:space="0" w:color="BFC7D5"/>
+            </w:tcBorders>
+            <w:vAlign w:val="center"/>
+          </w:tcPr>
+          <w:p>
+            <w:pPr>
+              <w:pStyle w:val="TableContents"/>
+              <w:bidi w:val="0"/>
+              <w:spacing w:before="0" w:after="283"/>
+              <w:jc w:val="left"/>
+              <w:rPr/>
+            </w:pPr>
+            <w:r>
+              <w:rPr/>
+              <w:t>5ddf8a6, 736ea61 — NC-2026-010</w:t>
+            </w:r>
+          </w:p>
+        </w:tc>
+      </w:tr>
+      <w:tr>
+        <w:trPr/>
+        <w:tc>
+          <w:tcPr>
+            <w:tcW w:w="827" w:type="dxa"/>
+            <w:tcBorders>
+              <w:left w:val="single" w:sz="6" w:space="0" w:color="BFC7D5"/>
+              <w:bottom w:val="single" w:sz="2" w:space="0" w:color="BFC7D5"/>
+              <w:right w:val="single" w:sz="6" w:space="0" w:color="BFC7D5"/>
+            </w:tcBorders>
+            <w:vAlign w:val="center"/>
+          </w:tcPr>
+          <w:p>
+            <w:pPr>
+              <w:pStyle w:val="TableContents"/>
+              <w:bidi w:val="0"/>
+              <w:spacing w:before="0" w:after="283"/>
+              <w:jc w:val="left"/>
+              <w:rPr/>
+            </w:pPr>
+            <w:r>
+              <w:rPr/>
+              <w:t>RV-2026-06</w:t>
+            </w:r>
+          </w:p>
+        </w:tc>
+        <w:tc>
+          <w:tcPr>
+            <w:tcW w:w="823" w:type="dxa"/>
+            <w:tcBorders>
+              <w:left w:val="single" w:sz="2" w:space="0" w:color="BFC7D5"/>
+              <w:bottom w:val="single" w:sz="2" w:space="0" w:color="BFC7D5"/>
+              <w:right w:val="single" w:sz="6" w:space="0" w:color="BFC7D5"/>
+            </w:tcBorders>
+            <w:vAlign w:val="center"/>
+          </w:tcPr>
+          <w:p>
+            <w:pPr>
+              <w:pStyle w:val="TableContents"/>
+              <w:bidi w:val="0"/>
+              <w:spacing w:before="0" w:after="283"/>
+              <w:jc w:val="left"/>
+              <w:rPr/>
+            </w:pPr>
+            <w:r>
+              <w:rPr/>
+              <w:t>2026-10-06</w:t>
+            </w:r>
+          </w:p>
+        </w:tc>
+        <w:tc>
+          <w:tcPr>
+            <w:tcW w:w="1827" w:type="dxa"/>
+            <w:tcBorders>
+              <w:left w:val="single" w:sz="2" w:space="0" w:color="BFC7D5"/>
+              <w:bottom w:val="single" w:sz="2" w:space="0" w:color="BFC7D5"/>
+              <w:right w:val="single" w:sz="6" w:space="0" w:color="BFC7D5"/>
+            </w:tcBorders>
+            <w:vAlign w:val="center"/>
+          </w:tcPr>
+          <w:p>
+            <w:pPr>
+              <w:pStyle w:val="TableContents"/>
+              <w:bidi w:val="0"/>
+              <w:spacing w:before="0" w:after="283"/>
+              <w:jc w:val="left"/>
+              <w:rPr/>
+            </w:pPr>
+            <w:r>
+              <w:rPr/>
+              <w:t>October audit pack</w:t>
+            </w:r>
+          </w:p>
+        </w:tc>
+        <w:tc>
+          <w:tcPr>
+            <w:tcW w:w="2051" w:type="dxa"/>
+            <w:tcBorders>
+              <w:left w:val="single" w:sz="2" w:space="0" w:color="BFC7D5"/>
+              <w:bottom w:val="single" w:sz="2" w:space="0" w:color="BFC7D5"/>
+              <w:right w:val="single" w:sz="6" w:space="0" w:color="BFC7D5"/>
+            </w:tcBorders>
+            <w:vAlign w:val="center"/>
+          </w:tcPr>
+          <w:p>
+            <w:pPr>
+              <w:pStyle w:val="TableContents"/>
+              <w:bidi w:val="0"/>
+              <w:spacing w:before="0" w:after="283"/>
+              <w:jc w:val="left"/>
+              <w:rPr/>
+            </w:pPr>
+            <w:r>
+              <w:rPr/>
+              <w:t>Richard Watson Stephen Amudha</w:t>
+            </w:r>
+          </w:p>
+        </w:tc>
+        <w:tc>
+          <w:tcPr>
+            <w:tcW w:w="2102" w:type="dxa"/>
+            <w:tcBorders>
+              <w:left w:val="single" w:sz="2" w:space="0" w:color="BFC7D5"/>
+              <w:bottom w:val="single" w:sz="2" w:space="0" w:color="BFC7D5"/>
+              <w:right w:val="single" w:sz="6" w:space="0" w:color="BFC7D5"/>
+            </w:tcBorders>
+            <w:vAlign w:val="center"/>
+          </w:tcPr>
+          <w:p>
+            <w:pPr>
+              <w:pStyle w:val="TableContents"/>
+              <w:bidi w:val="0"/>
+              <w:spacing w:before="0" w:after="283"/>
+              <w:jc w:val="left"/>
+              <w:rPr/>
+            </w:pPr>
+            <w:r>
+              <w:rPr/>
+              <w:t>6 statements wrong (incl. no login on the public site)</w:t>
+            </w:r>
+          </w:p>
+        </w:tc>
+        <w:tc>
+          <w:tcPr>
+            <w:tcW w:w="801" w:type="dxa"/>
+            <w:tcBorders>
+              <w:left w:val="single" w:sz="2" w:space="0" w:color="BFC7D5"/>
+              <w:bottom w:val="single" w:sz="2" w:space="0" w:color="BFC7D5"/>
+              <w:right w:val="single" w:sz="6" w:space="0" w:color="BFC7D5"/>
+            </w:tcBorders>
+            <w:vAlign w:val="center"/>
+          </w:tcPr>
+          <w:p>
+            <w:pPr>
+              <w:pStyle w:val="TableContents"/>
+              <w:bidi w:val="0"/>
+              <w:spacing w:before="0" w:after="283"/>
+              <w:jc w:val="left"/>
+              <w:rPr/>
+            </w:pPr>
+            <w:r>
+              <w:rPr/>
+              <w:t>2</w:t>
+            </w:r>
+          </w:p>
+        </w:tc>
+        <w:tc>
+          <w:tcPr>
+            <w:tcW w:w="741" w:type="dxa"/>
+            <w:tcBorders>
+              <w:left w:val="single" w:sz="2" w:space="0" w:color="BFC7D5"/>
+              <w:bottom w:val="single" w:sz="2" w:space="0" w:color="BFC7D5"/>
+              <w:right w:val="single" w:sz="6" w:space="0" w:color="BFC7D5"/>
+            </w:tcBorders>
+            <w:vAlign w:val="center"/>
+          </w:tcPr>
+          <w:p>
+            <w:pPr>
+              <w:pStyle w:val="TableContents"/>
+              <w:bidi w:val="0"/>
+              <w:spacing w:before="0" w:after="283"/>
+              <w:jc w:val="left"/>
+              <w:rPr/>
+            </w:pPr>
+            <w:r>
+              <w:rPr/>
+              <w:t>2</w:t>
+            </w:r>
+          </w:p>
+        </w:tc>
+        <w:tc>
+          <w:tcPr>
+            <w:tcW w:w="2167" w:type="dxa"/>
+            <w:tcBorders>
+              <w:left w:val="single" w:sz="2" w:space="0" w:color="BFC7D5"/>
+              <w:bottom w:val="single" w:sz="2" w:space="0" w:color="BFC7D5"/>
+              <w:right w:val="single" w:sz="6" w:space="0" w:color="BFC7D5"/>
+            </w:tcBorders>
+            <w:vAlign w:val="center"/>
+          </w:tcPr>
+          <w:p>
+            <w:pPr>
+              <w:pStyle w:val="TableContents"/>
+              <w:bidi w:val="0"/>
+              <w:spacing w:before="0" w:after="283"/>
+              <w:jc w:val="left"/>
+              <w:rPr/>
+            </w:pPr>
+            <w:r>
+              <w:rPr/>
+              <w:t>855bd80, 1d7f154 — NC-2026-009</w:t>
+            </w:r>
+          </w:p>
+        </w:tc>
+      </w:tr>
+      <w:tr>
+        <w:trPr/>
+        <w:tc>
+          <w:tcPr>
+            <w:tcW w:w="827" w:type="dxa"/>
+            <w:tcBorders>
+              <w:left w:val="single" w:sz="6" w:space="0" w:color="BFC7D5"/>
+              <w:bottom w:val="single" w:sz="2" w:space="0" w:color="BFC7D5"/>
+              <w:right w:val="single" w:sz="6" w:space="0" w:color="BFC7D5"/>
+            </w:tcBorders>
+            <w:vAlign w:val="center"/>
+          </w:tcPr>
+          <w:p>
+            <w:pPr>
+              <w:pStyle w:val="TableContents"/>
+              <w:bidi w:val="0"/>
+              <w:spacing w:before="0" w:after="283"/>
+              <w:jc w:val="left"/>
+              <w:rPr/>
+            </w:pPr>
+            <w:r>
+              <w:rPr/>
+              <w:t>RV-2026-07</w:t>
+            </w:r>
+          </w:p>
+        </w:tc>
+        <w:tc>
+          <w:tcPr>
+            <w:tcW w:w="823" w:type="dxa"/>
+            <w:tcBorders>
+              <w:left w:val="single" w:sz="2" w:space="0" w:color="BFC7D5"/>
+              <w:bottom w:val="single" w:sz="2" w:space="0" w:color="BFC7D5"/>
+              <w:right w:val="single" w:sz="6" w:space="0" w:color="BFC7D5"/>
+            </w:tcBorders>
+            <w:vAlign w:val="center"/>
+          </w:tcPr>
+          <w:p>
+            <w:pPr>
+              <w:pStyle w:val="TableContents"/>
+              <w:bidi w:val="0"/>
+              <w:spacing w:before="0" w:after="283"/>
+              <w:jc w:val="left"/>
+              <w:rPr/>
+            </w:pPr>
+            <w:r>
+              <w:rPr/>
+              <w:t>2026-10-06</w:t>
+            </w:r>
+          </w:p>
+        </w:tc>
+        <w:tc>
+          <w:tcPr>
+            <w:tcW w:w="1827" w:type="dxa"/>
+            <w:tcBorders>
+              <w:left w:val="single" w:sz="2" w:space="0" w:color="BFC7D5"/>
+              <w:bottom w:val="single" w:sz="2" w:space="0" w:color="BFC7D5"/>
+              <w:right w:val="single" w:sz="6" w:space="0" w:color="BFC7D5"/>
+            </w:tcBorders>
+            <w:vAlign w:val="center"/>
+          </w:tcPr>
+          <w:p>
+            <w:pPr>
+              <w:pStyle w:val="TableContents"/>
+              <w:bidi w:val="0"/>
+              <w:spacing w:before="0" w:after="283"/>
+              <w:jc w:val="left"/>
+              <w:rPr/>
+            </w:pPr>
+            <w:r>
+              <w:rPr/>
+              <w:t>Release candidate (13 acceptance test cases)</w:t>
+            </w:r>
+          </w:p>
+        </w:tc>
+        <w:tc>
+          <w:tcPr>
+            <w:tcW w:w="2051" w:type="dxa"/>
+            <w:tcBorders>
+              <w:left w:val="single" w:sz="2" w:space="0" w:color="BFC7D5"/>
+              <w:bottom w:val="single" w:sz="2" w:space="0" w:color="BFC7D5"/>
+              <w:right w:val="single" w:sz="6" w:space="0" w:color="BFC7D5"/>
+            </w:tcBorders>
+            <w:vAlign w:val="center"/>
+          </w:tcPr>
+          <w:p>
+            <w:pPr>
+              <w:pStyle w:val="TableContents"/>
+              <w:bidi w:val="0"/>
+              <w:spacing w:before="0" w:after="283"/>
+              <w:jc w:val="left"/>
+              <w:rPr/>
+            </w:pPr>
+            <w:r>
+              <w:rPr/>
+              <w:t>Richard Watson Stephen Amudha</w:t>
+            </w:r>
+          </w:p>
+        </w:tc>
+        <w:tc>
+          <w:tcPr>
+            <w:tcW w:w="2102" w:type="dxa"/>
+            <w:tcBorders>
+              <w:left w:val="single" w:sz="2" w:space="0" w:color="BFC7D5"/>
+              <w:bottom w:val="single" w:sz="2" w:space="0" w:color="BFC7D5"/>
+              <w:right w:val="single" w:sz="6" w:space="0" w:color="BFC7D5"/>
+            </w:tcBorders>
+            <w:vAlign w:val="center"/>
+          </w:tcPr>
+          <w:p>
+            <w:pPr>
+              <w:pStyle w:val="TableContents"/>
+              <w:bidi w:val="0"/>
+              <w:spacing w:before="0" w:after="283"/>
+              <w:jc w:val="left"/>
+              <w:rPr/>
+            </w:pPr>
+            <w:r>
+              <w:rPr/>
+              <w:t>4 defects; re-tests found 2 more</w:t>
+            </w:r>
+          </w:p>
+        </w:tc>
+        <w:tc>
+          <w:tcPr>
+            <w:tcW w:w="801" w:type="dxa"/>
+            <w:tcBorders>
+              <w:left w:val="single" w:sz="2" w:space="0" w:color="BFC7D5"/>
+              <w:bottom w:val="single" w:sz="2" w:space="0" w:color="BFC7D5"/>
+              <w:right w:val="single" w:sz="6" w:space="0" w:color="BFC7D5"/>
+            </w:tcBorders>
+            <w:vAlign w:val="center"/>
+          </w:tcPr>
+          <w:p>
+            <w:pPr>
+              <w:pStyle w:val="TableContents"/>
+              <w:bidi w:val="0"/>
+              <w:spacing w:before="0" w:after="283"/>
+              <w:jc w:val="left"/>
+              <w:rPr/>
+            </w:pPr>
+            <w:r>
+              <w:rPr/>
+              <w:t>5</w:t>
+            </w:r>
+          </w:p>
+        </w:tc>
+        <w:tc>
+          <w:tcPr>
+            <w:tcW w:w="741" w:type="dxa"/>
+            <w:tcBorders>
+              <w:left w:val="single" w:sz="2" w:space="0" w:color="BFC7D5"/>
+              <w:bottom w:val="single" w:sz="2" w:space="0" w:color="BFC7D5"/>
+              <w:right w:val="single" w:sz="6" w:space="0" w:color="BFC7D5"/>
+            </w:tcBorders>
+            <w:vAlign w:val="center"/>
+          </w:tcPr>
+          <w:p>
+            <w:pPr>
+              <w:pStyle w:val="TableContents"/>
+              <w:bidi w:val="0"/>
+              <w:spacing w:before="0" w:after="283"/>
+              <w:jc w:val="left"/>
+              <w:rPr/>
+            </w:pPr>
+            <w:r>
+              <w:rPr/>
+              <w:t>3</w:t>
+            </w:r>
+          </w:p>
+        </w:tc>
+        <w:tc>
+          <w:tcPr>
+            <w:tcW w:w="2167" w:type="dxa"/>
+            <w:tcBorders>
+              <w:left w:val="single" w:sz="2" w:space="0" w:color="BFC7D5"/>
+              <w:bottom w:val="single" w:sz="2" w:space="0" w:color="BFC7D5"/>
+              <w:right w:val="single" w:sz="6" w:space="0" w:color="BFC7D5"/>
+            </w:tcBorders>
+            <w:vAlign w:val="center"/>
+          </w:tcPr>
+          <w:p>
+            <w:pPr>
+              <w:pStyle w:val="TableContents"/>
+              <w:bidi w:val="0"/>
+              <w:spacing w:before="0" w:after="283"/>
+              <w:jc w:val="left"/>
+              <w:rPr/>
+            </w:pPr>
+            <w:r>
+              <w:rPr/>
+              <w:t>e0ed4d0, 3feb5db, f1b8445 — NC-2026-012…016</w:t>
+            </w:r>
+          </w:p>
+        </w:tc>
+      </w:tr>
+      <w:tr>
+        <w:trPr/>
+        <w:tc>
+          <w:tcPr>
+            <w:tcW w:w="827" w:type="dxa"/>
+            <w:tcBorders>
+              <w:left w:val="single" w:sz="6" w:space="0" w:color="BFC7D5"/>
+              <w:bottom w:val="single" w:sz="6" w:space="0" w:color="BFC7D5"/>
+              <w:right w:val="single" w:sz="6" w:space="0" w:color="BFC7D5"/>
+            </w:tcBorders>
+            <w:vAlign w:val="center"/>
+          </w:tcPr>
+          <w:p>
+            <w:pPr>
+              <w:pStyle w:val="TableContents"/>
+              <w:bidi w:val="0"/>
+              <w:spacing w:before="0" w:after="283"/>
+              <w:jc w:val="left"/>
+              <w:rPr/>
+            </w:pPr>
+            <w:r>
+              <w:rPr/>
+              <w:t>RV-2026-08</w:t>
+            </w:r>
+          </w:p>
+        </w:tc>
+        <w:tc>
+          <w:tcPr>
+            <w:tcW w:w="823" w:type="dxa"/>
+            <w:tcBorders>
+              <w:left w:val="single" w:sz="2" w:space="0" w:color="BFC7D5"/>
+              <w:bottom w:val="single" w:sz="6" w:space="0" w:color="BFC7D5"/>
+              <w:right w:val="single" w:sz="6" w:space="0" w:color="BFC7D5"/>
+            </w:tcBorders>
+            <w:vAlign w:val="center"/>
+          </w:tcPr>
+          <w:p>
+            <w:pPr>
+              <w:pStyle w:val="TableContents"/>
+              <w:bidi w:val="0"/>
+              <w:spacing w:before="0" w:after="283"/>
+              <w:jc w:val="left"/>
+              <w:rPr/>
+            </w:pPr>
+            <w:r>
+              <w:rPr/>
+              <w:t>2026-10-07</w:t>
+            </w:r>
+          </w:p>
+        </w:tc>
+        <w:tc>
+          <w:tcPr>
+            <w:tcW w:w="1827" w:type="dxa"/>
+            <w:tcBorders>
+              <w:left w:val="single" w:sz="2" w:space="0" w:color="BFC7D5"/>
+              <w:bottom w:val="single" w:sz="6" w:space="0" w:color="BFC7D5"/>
+              <w:right w:val="single" w:sz="6" w:space="0" w:color="BFC7D5"/>
+            </w:tcBorders>
+            <w:vAlign w:val="center"/>
+          </w:tcPr>
+          <w:p>
+            <w:pPr>
+              <w:pStyle w:val="TableContents"/>
+              <w:bidi w:val="0"/>
+              <w:spacing w:before="0" w:after="283"/>
+              <w:jc w:val="left"/>
+              <w:rPr/>
+            </w:pPr>
+            <w:r>
+              <w:rPr/>
+              <w:t>Public instance access logs</w:t>
+            </w:r>
+          </w:p>
+        </w:tc>
+        <w:tc>
+          <w:tcPr>
+            <w:tcW w:w="2051" w:type="dxa"/>
+            <w:tcBorders>
+              <w:left w:val="single" w:sz="2" w:space="0" w:color="BFC7D5"/>
+              <w:bottom w:val="single" w:sz="6" w:space="0" w:color="BFC7D5"/>
+              <w:right w:val="single" w:sz="6" w:space="0" w:color="BFC7D5"/>
+            </w:tcBorders>
+            <w:vAlign w:val="center"/>
+          </w:tcPr>
+          <w:p>
+            <w:pPr>
+              <w:pStyle w:val="TableContents"/>
+              <w:bidi w:val="0"/>
+              <w:spacing w:before="0" w:after="283"/>
+              <w:jc w:val="left"/>
+              <w:rPr/>
+            </w:pPr>
+            <w:r>
+              <w:rPr/>
+              <w:t>Richard Watson Stephen Amudha</w:t>
+            </w:r>
+          </w:p>
+        </w:tc>
+        <w:tc>
+          <w:tcPr>
+            <w:tcW w:w="2102" w:type="dxa"/>
+            <w:tcBorders>
+              <w:left w:val="single" w:sz="2" w:space="0" w:color="BFC7D5"/>
+              <w:bottom w:val="single" w:sz="6" w:space="0" w:color="BFC7D5"/>
+              <w:right w:val="single" w:sz="6" w:space="0" w:color="BFC7D5"/>
+            </w:tcBorders>
+            <w:vAlign w:val="center"/>
+          </w:tcPr>
+          <w:p>
+            <w:pPr>
+              <w:pStyle w:val="TableContents"/>
+              <w:bidi w:val="0"/>
+              <w:spacing w:before="0" w:after="283"/>
+              <w:jc w:val="left"/>
+              <w:rPr/>
+            </w:pPr>
+            <w:r>
+              <w:rPr/>
+              <w:t>Ungated 68 days; 64 scanner probes; no data change outside engineering work</w:t>
+            </w:r>
+          </w:p>
+        </w:tc>
+        <w:tc>
+          <w:tcPr>
+            <w:tcW w:w="801" w:type="dxa"/>
+            <w:tcBorders>
+              <w:left w:val="single" w:sz="2" w:space="0" w:color="BFC7D5"/>
+              <w:bottom w:val="single" w:sz="6" w:space="0" w:color="BFC7D5"/>
+              <w:right w:val="single" w:sz="6" w:space="0" w:color="BFC7D5"/>
+            </w:tcBorders>
+            <w:vAlign w:val="center"/>
+          </w:tcPr>
+          <w:p>
+            <w:pPr>
+              <w:pStyle w:val="TableContents"/>
+              <w:bidi w:val="0"/>
+              <w:spacing w:before="0" w:after="283"/>
+              <w:jc w:val="left"/>
+              <w:rPr/>
+            </w:pPr>
+            <w:r>
+              <w:rPr/>
+              <w:t>4</w:t>
+            </w:r>
+          </w:p>
+        </w:tc>
+        <w:tc>
+          <w:tcPr>
+            <w:tcW w:w="741" w:type="dxa"/>
+            <w:tcBorders>
+              <w:left w:val="single" w:sz="2" w:space="0" w:color="BFC7D5"/>
+              <w:bottom w:val="single" w:sz="6" w:space="0" w:color="BFC7D5"/>
+              <w:right w:val="single" w:sz="6" w:space="0" w:color="BFC7D5"/>
+            </w:tcBorders>
+            <w:vAlign w:val="center"/>
+          </w:tcPr>
+          <w:p>
+            <w:pPr>
+              <w:pStyle w:val="TableContents"/>
+              <w:bidi w:val="0"/>
+              <w:spacing w:before="0" w:after="283"/>
+              <w:jc w:val="left"/>
+              <w:rPr/>
+            </w:pPr>
+            <w:r>
+              <w:rPr/>
+              <w:t>2</w:t>
+            </w:r>
+          </w:p>
+        </w:tc>
+        <w:tc>
+          <w:tcPr>
+            <w:tcW w:w="2167" w:type="dxa"/>
+            <w:tcBorders>
+              <w:left w:val="single" w:sz="2" w:space="0" w:color="BFC7D5"/>
+              <w:bottom w:val="single" w:sz="6" w:space="0" w:color="BFC7D5"/>
+              <w:right w:val="single" w:sz="6" w:space="0" w:color="BFC7D5"/>
+            </w:tcBorders>
+            <w:vAlign w:val="center"/>
+          </w:tcPr>
+          <w:p>
+            <w:pPr>
+              <w:pStyle w:val="TableContents"/>
+              <w:bidi w:val="0"/>
+              <w:spacing w:before="0" w:after="283"/>
+              <w:jc w:val="left"/>
+              <w:rPr/>
+            </w:pPr>
+            <w:r>
+              <w:rPr/>
+              <w:t>records/capa/2026-10-07_NC-2026-009_access_log_review.md</w:t>
+            </w:r>
+          </w:p>
+        </w:tc>
+      </w:tr>
+    </w:tbl>
+    <w:p>
+      <w:pPr>
+        <w:pStyle w:val="Heading2"/>
+        <w:bidi w:val="0"/>
+        <w:jc w:val="left"/>
+        <w:rPr/>
+      </w:pPr>
+      <w:r>
+        <w:rPr/>
         <w:t>4. Contemporaneous entries</w:t>
       </w:r>
     </w:p>
     <w:tbl>
       <w:tblPr>
-        <w:tblW w:w="9174" w:type="dxa"/>
+        <w:tblW w:w="5000" w:type="pct"/>
         <w:jc w:val="left"/>
-        <w:tblInd w:w="0" w:type="dxa"/>
+        <w:tblInd w:w="-7" w:type="dxa"/>
         <w:tblLayout w:type="fixed"/>
         <w:tblCellMar>
-          <w:top w:w="28" w:type="dxa"/>
-          <w:left w:w="28" w:type="dxa"/>
-          <w:bottom w:w="28" w:type="dxa"/>
-          <w:right w:w="28" w:type="dxa"/>
+          <w:top w:w="60" w:type="dxa"/>
+          <w:left w:w="60" w:type="dxa"/>
+          <w:bottom w:w="60" w:type="dxa"/>
+          <w:right w:w="60" w:type="dxa"/>
         </w:tblCellMar>
       </w:tblPr>
       <w:tblGrid>
-        <w:gridCol w:w="1126"/>
-        <w:gridCol w:w="496"/>
-        <w:gridCol w:w="1066"/>
-        <w:gridCol w:w="1126"/>
-        <w:gridCol w:w="751"/>
-        <w:gridCol w:w="796"/>
-        <w:gridCol w:w="661"/>
-        <w:gridCol w:w="436"/>
-        <w:gridCol w:w="2716"/>
+        <w:gridCol w:w="1390"/>
+        <w:gridCol w:w="637"/>
+        <w:gridCol w:w="1319"/>
+        <w:gridCol w:w="1392"/>
+        <w:gridCol w:w="943"/>
+        <w:gridCol w:w="996"/>
+        <w:gridCol w:w="834"/>
+        <w:gridCol w:w="565"/>
+        <w:gridCol w:w="3262"/>
       </w:tblGrid>
       <w:tr>
         <w:trPr>
@@ -2709,198 +5059,270 @@
         </w:trPr>
         <w:tc>
           <w:tcPr>
-            <w:tcW w:w="1126" w:type="dxa"/>
-            <w:tcBorders/>
+            <w:tcW w:w="1390" w:type="dxa"/>
+            <w:tcBorders>
+              <w:top w:val="single" w:sz="6" w:space="0" w:color="BFC7D5"/>
+              <w:left w:val="single" w:sz="6" w:space="0" w:color="BFC7D5"/>
+              <w:bottom w:val="single" w:sz="2" w:space="0" w:color="BFC7D5"/>
+              <w:right w:val="single" w:sz="6" w:space="0" w:color="BFC7D5"/>
+            </w:tcBorders>
+            <w:shd w:fill="1F3A5F" w:val="clear"/>
             <w:vAlign w:val="center"/>
           </w:tcPr>
           <w:p>
             <w:pPr>
               <w:pStyle w:val="TableHeading"/>
-              <w:suppressLineNumbers/>
-              <w:shd w:fill="1F3A5F" w:val="clear"/>
-              <w:bidi w:val="0"/>
-              <w:spacing w:before="0" w:after="283"/>
-              <w:jc w:val="center"/>
-              <w:rPr/>
-            </w:pPr>
-            <w:r>
-              <w:rPr/>
+              <w:bidi w:val="0"/>
+              <w:spacing w:before="0" w:after="283"/>
+              <w:jc w:val="left"/>
+              <w:rPr>
+                <w:color w:val="FFFFFF"/>
+              </w:rPr>
+            </w:pPr>
+            <w:r>
+              <w:rPr>
+                <w:color w:val="FFFFFF"/>
+              </w:rPr>
               <w:t>Ref</w:t>
             </w:r>
           </w:p>
         </w:tc>
         <w:tc>
           <w:tcPr>
-            <w:tcW w:w="496" w:type="dxa"/>
-            <w:tcBorders/>
+            <w:tcW w:w="637" w:type="dxa"/>
+            <w:tcBorders>
+              <w:top w:val="single" w:sz="6" w:space="0" w:color="BFC7D5"/>
+              <w:left w:val="single" w:sz="2" w:space="0" w:color="BFC7D5"/>
+              <w:bottom w:val="single" w:sz="2" w:space="0" w:color="BFC7D5"/>
+              <w:right w:val="single" w:sz="6" w:space="0" w:color="BFC7D5"/>
+            </w:tcBorders>
+            <w:shd w:fill="1F3A5F" w:val="clear"/>
             <w:vAlign w:val="center"/>
           </w:tcPr>
           <w:p>
             <w:pPr>
               <w:pStyle w:val="TableHeading"/>
-              <w:suppressLineNumbers/>
-              <w:shd w:fill="1F3A5F" w:val="clear"/>
-              <w:bidi w:val="0"/>
-              <w:spacing w:before="0" w:after="283"/>
-              <w:jc w:val="center"/>
-              <w:rPr/>
-            </w:pPr>
-            <w:r>
-              <w:rPr/>
+              <w:bidi w:val="0"/>
+              <w:spacing w:before="0" w:after="283"/>
+              <w:jc w:val="left"/>
+              <w:rPr>
+                <w:color w:val="FFFFFF"/>
+              </w:rPr>
+            </w:pPr>
+            <w:r>
+              <w:rPr>
+                <w:color w:val="FFFFFF"/>
+              </w:rPr>
               <w:t>Date</w:t>
             </w:r>
           </w:p>
         </w:tc>
         <w:tc>
           <w:tcPr>
-            <w:tcW w:w="1066" w:type="dxa"/>
-            <w:tcBorders/>
+            <w:tcW w:w="1319" w:type="dxa"/>
+            <w:tcBorders>
+              <w:top w:val="single" w:sz="6" w:space="0" w:color="BFC7D5"/>
+              <w:left w:val="single" w:sz="2" w:space="0" w:color="BFC7D5"/>
+              <w:bottom w:val="single" w:sz="2" w:space="0" w:color="BFC7D5"/>
+              <w:right w:val="single" w:sz="6" w:space="0" w:color="BFC7D5"/>
+            </w:tcBorders>
+            <w:shd w:fill="1F3A5F" w:val="clear"/>
             <w:vAlign w:val="center"/>
           </w:tcPr>
           <w:p>
             <w:pPr>
               <w:pStyle w:val="TableHeading"/>
-              <w:suppressLineNumbers/>
-              <w:shd w:fill="1F3A5F" w:val="clear"/>
-              <w:bidi w:val="0"/>
-              <w:spacing w:before="0" w:after="283"/>
-              <w:jc w:val="center"/>
-              <w:rPr/>
-            </w:pPr>
-            <w:r>
-              <w:rPr/>
+              <w:bidi w:val="0"/>
+              <w:spacing w:before="0" w:after="283"/>
+              <w:jc w:val="left"/>
+              <w:rPr>
+                <w:color w:val="FFFFFF"/>
+              </w:rPr>
+            </w:pPr>
+            <w:r>
+              <w:rPr>
+                <w:color w:val="FFFFFF"/>
+              </w:rPr>
               <w:t>Deliverable</w:t>
             </w:r>
           </w:p>
         </w:tc>
         <w:tc>
           <w:tcPr>
-            <w:tcW w:w="1126" w:type="dxa"/>
-            <w:tcBorders/>
+            <w:tcW w:w="1392" w:type="dxa"/>
+            <w:tcBorders>
+              <w:top w:val="single" w:sz="6" w:space="0" w:color="BFC7D5"/>
+              <w:left w:val="single" w:sz="2" w:space="0" w:color="BFC7D5"/>
+              <w:bottom w:val="single" w:sz="2" w:space="0" w:color="BFC7D5"/>
+              <w:right w:val="single" w:sz="6" w:space="0" w:color="BFC7D5"/>
+            </w:tcBorders>
+            <w:shd w:fill="1F3A5F" w:val="clear"/>
             <w:vAlign w:val="center"/>
           </w:tcPr>
           <w:p>
             <w:pPr>
               <w:pStyle w:val="TableHeading"/>
-              <w:suppressLineNumbers/>
-              <w:shd w:fill="1F3A5F" w:val="clear"/>
-              <w:bidi w:val="0"/>
-              <w:spacing w:before="0" w:after="283"/>
-              <w:jc w:val="center"/>
-              <w:rPr/>
-            </w:pPr>
-            <w:r>
-              <w:rPr/>
+              <w:bidi w:val="0"/>
+              <w:spacing w:before="0" w:after="283"/>
+              <w:jc w:val="left"/>
+              <w:rPr>
+                <w:color w:val="FFFFFF"/>
+              </w:rPr>
+            </w:pPr>
+            <w:r>
+              <w:rPr>
+                <w:color w:val="FFFFFF"/>
+              </w:rPr>
               <w:t>Review type</w:t>
             </w:r>
           </w:p>
         </w:tc>
         <w:tc>
           <w:tcPr>
-            <w:tcW w:w="751" w:type="dxa"/>
-            <w:tcBorders/>
+            <w:tcW w:w="943" w:type="dxa"/>
+            <w:tcBorders>
+              <w:top w:val="single" w:sz="6" w:space="0" w:color="BFC7D5"/>
+              <w:left w:val="single" w:sz="2" w:space="0" w:color="BFC7D5"/>
+              <w:bottom w:val="single" w:sz="2" w:space="0" w:color="BFC7D5"/>
+              <w:right w:val="single" w:sz="6" w:space="0" w:color="BFC7D5"/>
+            </w:tcBorders>
+            <w:shd w:fill="1F3A5F" w:val="clear"/>
             <w:vAlign w:val="center"/>
           </w:tcPr>
           <w:p>
             <w:pPr>
               <w:pStyle w:val="TableHeading"/>
-              <w:suppressLineNumbers/>
-              <w:shd w:fill="1F3A5F" w:val="clear"/>
-              <w:bidi w:val="0"/>
-              <w:spacing w:before="0" w:after="283"/>
-              <w:jc w:val="center"/>
-              <w:rPr/>
-            </w:pPr>
-            <w:r>
-              <w:rPr/>
+              <w:bidi w:val="0"/>
+              <w:spacing w:before="0" w:after="283"/>
+              <w:jc w:val="left"/>
+              <w:rPr>
+                <w:color w:val="FFFFFF"/>
+              </w:rPr>
+            </w:pPr>
+            <w:r>
+              <w:rPr>
+                <w:color w:val="FFFFFF"/>
+              </w:rPr>
               <w:t>Finding</w:t>
             </w:r>
           </w:p>
         </w:tc>
         <w:tc>
           <w:tcPr>
-            <w:tcW w:w="796" w:type="dxa"/>
-            <w:tcBorders/>
+            <w:tcW w:w="996" w:type="dxa"/>
+            <w:tcBorders>
+              <w:top w:val="single" w:sz="6" w:space="0" w:color="BFC7D5"/>
+              <w:left w:val="single" w:sz="2" w:space="0" w:color="BFC7D5"/>
+              <w:bottom w:val="single" w:sz="2" w:space="0" w:color="BFC7D5"/>
+              <w:right w:val="single" w:sz="6" w:space="0" w:color="BFC7D5"/>
+            </w:tcBorders>
+            <w:shd w:fill="1F3A5F" w:val="clear"/>
             <w:vAlign w:val="center"/>
           </w:tcPr>
           <w:p>
             <w:pPr>
               <w:pStyle w:val="TableHeading"/>
-              <w:suppressLineNumbers/>
-              <w:shd w:fill="1F3A5F" w:val="clear"/>
-              <w:bidi w:val="0"/>
-              <w:spacing w:before="0" w:after="283"/>
-              <w:jc w:val="center"/>
-              <w:rPr/>
-            </w:pPr>
-            <w:r>
-              <w:rPr/>
+              <w:bidi w:val="0"/>
+              <w:spacing w:before="0" w:after="283"/>
+              <w:jc w:val="left"/>
+              <w:rPr>
+                <w:color w:val="FFFFFF"/>
+              </w:rPr>
+            </w:pPr>
+            <w:r>
+              <w:rPr>
+                <w:color w:val="FFFFFF"/>
+              </w:rPr>
               <w:t>Severity</w:t>
             </w:r>
           </w:p>
         </w:tc>
         <w:tc>
           <w:tcPr>
-            <w:tcW w:w="661" w:type="dxa"/>
-            <w:tcBorders/>
+            <w:tcW w:w="834" w:type="dxa"/>
+            <w:tcBorders>
+              <w:top w:val="single" w:sz="6" w:space="0" w:color="BFC7D5"/>
+              <w:left w:val="single" w:sz="2" w:space="0" w:color="BFC7D5"/>
+              <w:bottom w:val="single" w:sz="2" w:space="0" w:color="BFC7D5"/>
+              <w:right w:val="single" w:sz="6" w:space="0" w:color="BFC7D5"/>
+            </w:tcBorders>
+            <w:shd w:fill="1F3A5F" w:val="clear"/>
             <w:vAlign w:val="center"/>
           </w:tcPr>
           <w:p>
             <w:pPr>
               <w:pStyle w:val="TableHeading"/>
-              <w:suppressLineNumbers/>
-              <w:shd w:fill="1F3A5F" w:val="clear"/>
-              <w:bidi w:val="0"/>
-              <w:spacing w:before="0" w:after="283"/>
-              <w:jc w:val="center"/>
-              <w:rPr/>
-            </w:pPr>
-            <w:r>
-              <w:rPr/>
+              <w:bidi w:val="0"/>
+              <w:spacing w:before="0" w:after="283"/>
+              <w:jc w:val="left"/>
+              <w:rPr>
+                <w:color w:val="FFFFFF"/>
+              </w:rPr>
+            </w:pPr>
+            <w:r>
+              <w:rPr>
+                <w:color w:val="FFFFFF"/>
+              </w:rPr>
               <w:t>Owner</w:t>
             </w:r>
           </w:p>
         </w:tc>
         <w:tc>
           <w:tcPr>
-            <w:tcW w:w="436" w:type="dxa"/>
-            <w:tcBorders/>
+            <w:tcW w:w="565" w:type="dxa"/>
+            <w:tcBorders>
+              <w:top w:val="single" w:sz="6" w:space="0" w:color="BFC7D5"/>
+              <w:left w:val="single" w:sz="2" w:space="0" w:color="BFC7D5"/>
+              <w:bottom w:val="single" w:sz="2" w:space="0" w:color="BFC7D5"/>
+              <w:right w:val="single" w:sz="6" w:space="0" w:color="BFC7D5"/>
+            </w:tcBorders>
+            <w:shd w:fill="1F3A5F" w:val="clear"/>
             <w:vAlign w:val="center"/>
           </w:tcPr>
           <w:p>
             <w:pPr>
               <w:pStyle w:val="TableHeading"/>
-              <w:suppressLineNumbers/>
-              <w:shd w:fill="1F3A5F" w:val="clear"/>
-              <w:bidi w:val="0"/>
-              <w:spacing w:before="0" w:after="283"/>
-              <w:jc w:val="center"/>
-              <w:rPr/>
-            </w:pPr>
-            <w:r>
-              <w:rPr/>
+              <w:bidi w:val="0"/>
+              <w:spacing w:before="0" w:after="283"/>
+              <w:jc w:val="left"/>
+              <w:rPr>
+                <w:color w:val="FFFFFF"/>
+              </w:rPr>
+            </w:pPr>
+            <w:r>
+              <w:rPr>
+                <w:color w:val="FFFFFF"/>
+              </w:rPr>
               <w:t>Due</w:t>
             </w:r>
           </w:p>
         </w:tc>
         <w:tc>
           <w:tcPr>
-            <w:tcW w:w="2716" w:type="dxa"/>
-            <w:tcBorders/>
+            <w:tcW w:w="3262" w:type="dxa"/>
+            <w:tcBorders>
+              <w:top w:val="single" w:sz="6" w:space="0" w:color="BFC7D5"/>
+              <w:left w:val="single" w:sz="2" w:space="0" w:color="BFC7D5"/>
+              <w:bottom w:val="single" w:sz="2" w:space="0" w:color="BFC7D5"/>
+              <w:right w:val="single" w:sz="6" w:space="0" w:color="BFC7D5"/>
+            </w:tcBorders>
+            <w:shd w:fill="1F3A5F" w:val="clear"/>
             <w:vAlign w:val="center"/>
           </w:tcPr>
           <w:p>
             <w:pPr>
               <w:pStyle w:val="TableHeading"/>
-              <w:suppressLineNumbers/>
-              <w:shd w:fill="1F3A5F" w:val="clear"/>
-              <w:bidi w:val="0"/>
-              <w:spacing w:before="0" w:after="283"/>
-              <w:jc w:val="center"/>
-              <w:rPr/>
-            </w:pPr>
-            <w:r>
-              <w:rPr/>
+              <w:bidi w:val="0"/>
+              <w:spacing w:before="0" w:after="283"/>
+              <w:jc w:val="left"/>
+              <w:rPr>
+                <w:color w:val="FFFFFF"/>
+              </w:rPr>
+            </w:pPr>
+            <w:r>
+              <w:rPr>
+                <w:color w:val="FFFFFF"/>
+              </w:rPr>
               <w:t>Closed (effectiveness verified)</w:t>
             </w:r>
           </w:p>
@@ -2910,8 +5332,12 @@
         <w:trPr/>
         <w:tc>
           <w:tcPr>
-            <w:tcW w:w="1126" w:type="dxa"/>
-            <w:tcBorders/>
+            <w:tcW w:w="1390" w:type="dxa"/>
+            <w:tcBorders>
+              <w:left w:val="single" w:sz="6" w:space="0" w:color="BFC7D5"/>
+              <w:bottom w:val="single" w:sz="6" w:space="0" w:color="BFC7D5"/>
+              <w:right w:val="single" w:sz="6" w:space="0" w:color="BFC7D5"/>
+            </w:tcBorders>
             <w:vAlign w:val="center"/>
           </w:tcPr>
           <w:p>
@@ -2930,8 +5356,12 @@
         </w:tc>
         <w:tc>
           <w:tcPr>
-            <w:tcW w:w="496" w:type="dxa"/>
-            <w:tcBorders/>
+            <w:tcW w:w="637" w:type="dxa"/>
+            <w:tcBorders>
+              <w:left w:val="single" w:sz="2" w:space="0" w:color="BFC7D5"/>
+              <w:bottom w:val="single" w:sz="6" w:space="0" w:color="BFC7D5"/>
+              <w:right w:val="single" w:sz="6" w:space="0" w:color="BFC7D5"/>
+            </w:tcBorders>
             <w:vAlign w:val="center"/>
           </w:tcPr>
           <w:p>
@@ -2955,8 +5385,12 @@
         </w:tc>
         <w:tc>
           <w:tcPr>
-            <w:tcW w:w="1066" w:type="dxa"/>
-            <w:tcBorders/>
+            <w:tcW w:w="1319" w:type="dxa"/>
+            <w:tcBorders>
+              <w:left w:val="single" w:sz="2" w:space="0" w:color="BFC7D5"/>
+              <w:bottom w:val="single" w:sz="6" w:space="0" w:color="BFC7D5"/>
+              <w:right w:val="single" w:sz="6" w:space="0" w:color="BFC7D5"/>
+            </w:tcBorders>
             <w:vAlign w:val="center"/>
           </w:tcPr>
           <w:p>
@@ -2980,8 +5414,12 @@
         </w:tc>
         <w:tc>
           <w:tcPr>
-            <w:tcW w:w="1126" w:type="dxa"/>
-            <w:tcBorders/>
+            <w:tcW w:w="1392" w:type="dxa"/>
+            <w:tcBorders>
+              <w:left w:val="single" w:sz="2" w:space="0" w:color="BFC7D5"/>
+              <w:bottom w:val="single" w:sz="6" w:space="0" w:color="BFC7D5"/>
+              <w:right w:val="single" w:sz="6" w:space="0" w:color="BFC7D5"/>
+            </w:tcBorders>
             <w:vAlign w:val="center"/>
           </w:tcPr>
           <w:p>
@@ -3005,8 +5443,12 @@
         </w:tc>
         <w:tc>
           <w:tcPr>
-            <w:tcW w:w="751" w:type="dxa"/>
-            <w:tcBorders/>
+            <w:tcW w:w="943" w:type="dxa"/>
+            <w:tcBorders>
+              <w:left w:val="single" w:sz="2" w:space="0" w:color="BFC7D5"/>
+              <w:bottom w:val="single" w:sz="6" w:space="0" w:color="BFC7D5"/>
+              <w:right w:val="single" w:sz="6" w:space="0" w:color="BFC7D5"/>
+            </w:tcBorders>
             <w:vAlign w:val="center"/>
           </w:tcPr>
           <w:p>
@@ -3030,8 +5472,12 @@
         </w:tc>
         <w:tc>
           <w:tcPr>
-            <w:tcW w:w="796" w:type="dxa"/>
-            <w:tcBorders/>
+            <w:tcW w:w="996" w:type="dxa"/>
+            <w:tcBorders>
+              <w:left w:val="single" w:sz="2" w:space="0" w:color="BFC7D5"/>
+              <w:bottom w:val="single" w:sz="6" w:space="0" w:color="BFC7D5"/>
+              <w:right w:val="single" w:sz="6" w:space="0" w:color="BFC7D5"/>
+            </w:tcBorders>
             <w:vAlign w:val="center"/>
           </w:tcPr>
           <w:p>
@@ -3055,8 +5501,12 @@
         </w:tc>
         <w:tc>
           <w:tcPr>
-            <w:tcW w:w="661" w:type="dxa"/>
-            <w:tcBorders/>
+            <w:tcW w:w="834" w:type="dxa"/>
+            <w:tcBorders>
+              <w:left w:val="single" w:sz="2" w:space="0" w:color="BFC7D5"/>
+              <w:bottom w:val="single" w:sz="6" w:space="0" w:color="BFC7D5"/>
+              <w:right w:val="single" w:sz="6" w:space="0" w:color="BFC7D5"/>
+            </w:tcBorders>
             <w:vAlign w:val="center"/>
           </w:tcPr>
           <w:p>
@@ -3080,8 +5530,12 @@
         </w:tc>
         <w:tc>
           <w:tcPr>
-            <w:tcW w:w="436" w:type="dxa"/>
-            <w:tcBorders/>
+            <w:tcW w:w="565" w:type="dxa"/>
+            <w:tcBorders>
+              <w:left w:val="single" w:sz="2" w:space="0" w:color="BFC7D5"/>
+              <w:bottom w:val="single" w:sz="6" w:space="0" w:color="BFC7D5"/>
+              <w:right w:val="single" w:sz="6" w:space="0" w:color="BFC7D5"/>
+            </w:tcBorders>
             <w:vAlign w:val="center"/>
           </w:tcPr>
           <w:p>
@@ -3105,8 +5559,12 @@
         </w:tc>
         <w:tc>
           <w:tcPr>
-            <w:tcW w:w="2716" w:type="dxa"/>
-            <w:tcBorders/>
+            <w:tcW w:w="3262" w:type="dxa"/>
+            <w:tcBorders>
+              <w:left w:val="single" w:sz="2" w:space="0" w:color="BFC7D5"/>
+              <w:bottom w:val="single" w:sz="6" w:space="0" w:color="BFC7D5"/>
+              <w:right w:val="single" w:sz="6" w:space="0" w:color="BFC7D5"/>
+            </w:tcBorders>
             <w:vAlign w:val="center"/>
           </w:tcPr>
           <w:p>
@@ -3155,21 +5613,21 @@
     </w:p>
     <w:tbl>
       <w:tblPr>
-        <w:tblW w:w="11339" w:type="dxa"/>
+        <w:tblW w:w="5000" w:type="pct"/>
         <w:jc w:val="left"/>
-        <w:tblInd w:w="0" w:type="dxa"/>
+        <w:tblInd w:w="-7" w:type="dxa"/>
         <w:tblLayout w:type="fixed"/>
         <w:tblCellMar>
-          <w:top w:w="28" w:type="dxa"/>
-          <w:left w:w="28" w:type="dxa"/>
-          <w:bottom w:w="28" w:type="dxa"/>
-          <w:right w:w="28" w:type="dxa"/>
+          <w:top w:w="60" w:type="dxa"/>
+          <w:left w:w="60" w:type="dxa"/>
+          <w:bottom w:w="60" w:type="dxa"/>
+          <w:right w:w="60" w:type="dxa"/>
         </w:tblCellMar>
       </w:tblPr>
       <w:tblGrid>
-        <w:gridCol w:w="406"/>
-        <w:gridCol w:w="9522"/>
-        <w:gridCol w:w="1411"/>
+        <w:gridCol w:w="439"/>
+        <w:gridCol w:w="9606"/>
+        <w:gridCol w:w="1294"/>
       </w:tblGrid>
       <w:tr>
         <w:trPr>
@@ -3177,66 +5635,90 @@
         </w:trPr>
         <w:tc>
           <w:tcPr>
-            <w:tcW w:w="406" w:type="dxa"/>
-            <w:tcBorders/>
+            <w:tcW w:w="439" w:type="dxa"/>
+            <w:tcBorders>
+              <w:top w:val="single" w:sz="6" w:space="0" w:color="BFC7D5"/>
+              <w:left w:val="single" w:sz="6" w:space="0" w:color="BFC7D5"/>
+              <w:bottom w:val="single" w:sz="2" w:space="0" w:color="BFC7D5"/>
+              <w:right w:val="single" w:sz="6" w:space="0" w:color="BFC7D5"/>
+            </w:tcBorders>
+            <w:shd w:fill="1F3A5F" w:val="clear"/>
             <w:vAlign w:val="center"/>
           </w:tcPr>
           <w:p>
             <w:pPr>
               <w:pStyle w:val="TableHeading"/>
-              <w:suppressLineNumbers/>
-              <w:shd w:fill="1F3A5F" w:val="clear"/>
-              <w:bidi w:val="0"/>
-              <w:spacing w:before="0" w:after="283"/>
-              <w:jc w:val="center"/>
-              <w:rPr/>
-            </w:pPr>
-            <w:r>
-              <w:rPr/>
+              <w:bidi w:val="0"/>
+              <w:spacing w:before="0" w:after="283"/>
+              <w:jc w:val="left"/>
+              <w:rPr>
+                <w:color w:val="FFFFFF"/>
+              </w:rPr>
+            </w:pPr>
+            <w:r>
+              <w:rPr>
+                <w:color w:val="FFFFFF"/>
+              </w:rPr>
               <w:t>Ref</w:t>
             </w:r>
           </w:p>
         </w:tc>
         <w:tc>
           <w:tcPr>
-            <w:tcW w:w="9522" w:type="dxa"/>
-            <w:tcBorders/>
+            <w:tcW w:w="9606" w:type="dxa"/>
+            <w:tcBorders>
+              <w:top w:val="single" w:sz="6" w:space="0" w:color="BFC7D5"/>
+              <w:left w:val="single" w:sz="2" w:space="0" w:color="BFC7D5"/>
+              <w:bottom w:val="single" w:sz="2" w:space="0" w:color="BFC7D5"/>
+              <w:right w:val="single" w:sz="6" w:space="0" w:color="BFC7D5"/>
+            </w:tcBorders>
+            <w:shd w:fill="1F3A5F" w:val="clear"/>
             <w:vAlign w:val="center"/>
           </w:tcPr>
           <w:p>
             <w:pPr>
               <w:pStyle w:val="TableHeading"/>
-              <w:suppressLineNumbers/>
-              <w:shd w:fill="1F3A5F" w:val="clear"/>
-              <w:bidi w:val="0"/>
-              <w:spacing w:before="0" w:after="283"/>
-              <w:jc w:val="center"/>
-              <w:rPr/>
-            </w:pPr>
-            <w:r>
-              <w:rPr/>
+              <w:bidi w:val="0"/>
+              <w:spacing w:before="0" w:after="283"/>
+              <w:jc w:val="left"/>
+              <w:rPr>
+                <w:color w:val="FFFFFF"/>
+              </w:rPr>
+            </w:pPr>
+            <w:r>
+              <w:rPr>
+                <w:color w:val="FFFFFF"/>
+              </w:rPr>
               <w:t>Observation</w:t>
             </w:r>
           </w:p>
         </w:tc>
         <w:tc>
           <w:tcPr>
-            <w:tcW w:w="1411" w:type="dxa"/>
-            <w:tcBorders/>
+            <w:tcW w:w="1294" w:type="dxa"/>
+            <w:tcBorders>
+              <w:top w:val="single" w:sz="6" w:space="0" w:color="BFC7D5"/>
+              <w:left w:val="single" w:sz="2" w:space="0" w:color="BFC7D5"/>
+              <w:bottom w:val="single" w:sz="2" w:space="0" w:color="BFC7D5"/>
+              <w:right w:val="single" w:sz="6" w:space="0" w:color="BFC7D5"/>
+            </w:tcBorders>
+            <w:shd w:fill="1F3A5F" w:val="clear"/>
             <w:vAlign w:val="center"/>
           </w:tcPr>
           <w:p>
             <w:pPr>
               <w:pStyle w:val="TableHeading"/>
-              <w:suppressLineNumbers/>
-              <w:shd w:fill="1F3A5F" w:val="clear"/>
-              <w:bidi w:val="0"/>
-              <w:spacing w:before="0" w:after="283"/>
-              <w:jc w:val="center"/>
-              <w:rPr/>
-            </w:pPr>
-            <w:r>
-              <w:rPr/>
+              <w:bidi w:val="0"/>
+              <w:spacing w:before="0" w:after="283"/>
+              <w:jc w:val="left"/>
+              <w:rPr>
+                <w:color w:val="FFFFFF"/>
+              </w:rPr>
+            </w:pPr>
+            <w:r>
+              <w:rPr>
+                <w:color w:val="FFFFFF"/>
+              </w:rPr>
               <w:t>Action</w:t>
             </w:r>
           </w:p>
@@ -3246,8 +5728,12 @@
         <w:trPr/>
         <w:tc>
           <w:tcPr>
-            <w:tcW w:w="406" w:type="dxa"/>
-            <w:tcBorders/>
+            <w:tcW w:w="439" w:type="dxa"/>
+            <w:tcBorders>
+              <w:left w:val="single" w:sz="6" w:space="0" w:color="BFC7D5"/>
+              <w:bottom w:val="single" w:sz="2" w:space="0" w:color="BFC7D5"/>
+              <w:right w:val="single" w:sz="6" w:space="0" w:color="BFC7D5"/>
+            </w:tcBorders>
             <w:vAlign w:val="center"/>
           </w:tcPr>
           <w:p>
@@ -3268,8 +5754,12 @@
         </w:tc>
         <w:tc>
           <w:tcPr>
-            <w:tcW w:w="9522" w:type="dxa"/>
-            <w:tcBorders/>
+            <w:tcW w:w="9606" w:type="dxa"/>
+            <w:tcBorders>
+              <w:left w:val="single" w:sz="2" w:space="0" w:color="BFC7D5"/>
+              <w:bottom w:val="single" w:sz="2" w:space="0" w:color="BFC7D5"/>
+              <w:right w:val="single" w:sz="6" w:space="0" w:color="BFC7D5"/>
+            </w:tcBorders>
             <w:vAlign w:val="center"/>
           </w:tcPr>
           <w:p>
@@ -3292,14 +5782,18 @@
             </w:r>
             <w:r>
               <w:rPr/>
-              <w:t>, who is also the author of the work being reviewed. Independent review is not achievable internally at current headcount — the same constraint that prevents impartial internal audit (SOP-13 §4). The adversarial-review method in RF-2026-001 is a partial mitigation, not a substitute for a second reviewer.</w:t>
-            </w:r>
-          </w:p>
-        </w:tc>
-        <w:tc>
-          <w:tcPr>
-            <w:tcW w:w="1411" w:type="dxa"/>
-            <w:tcBorders/>
+              <w:t xml:space="preserve"> (from 2026-10-07: independent review of deliverables by the EchoMind Project Lead, Alexander Peter), who is also the author of the work being reviewed. Independent review is not achievable internally at current headcount — the same constraint that prevents impartial internal audit (SOP-13 §4). The adversarial-review method in RF-2026-001 is a partial mitigation, not a substitute for a second reviewer.</w:t>
+            </w:r>
+          </w:p>
+        </w:tc>
+        <w:tc>
+          <w:tcPr>
+            <w:tcW w:w="1294" w:type="dxa"/>
+            <w:tcBorders>
+              <w:left w:val="single" w:sz="2" w:space="0" w:color="BFC7D5"/>
+              <w:bottom w:val="single" w:sz="2" w:space="0" w:color="BFC7D5"/>
+              <w:right w:val="single" w:sz="6" w:space="0" w:color="BFC7D5"/>
+            </w:tcBorders>
             <w:vAlign w:val="center"/>
           </w:tcPr>
           <w:p>
@@ -3327,8 +5821,12 @@
         <w:trPr/>
         <w:tc>
           <w:tcPr>
-            <w:tcW w:w="406" w:type="dxa"/>
-            <w:tcBorders/>
+            <w:tcW w:w="439" w:type="dxa"/>
+            <w:tcBorders>
+              <w:left w:val="single" w:sz="6" w:space="0" w:color="BFC7D5"/>
+              <w:bottom w:val="single" w:sz="2" w:space="0" w:color="BFC7D5"/>
+              <w:right w:val="single" w:sz="6" w:space="0" w:color="BFC7D5"/>
+            </w:tcBorders>
             <w:vAlign w:val="center"/>
           </w:tcPr>
           <w:p>
@@ -3349,8 +5847,12 @@
         </w:tc>
         <w:tc>
           <w:tcPr>
-            <w:tcW w:w="9522" w:type="dxa"/>
-            <w:tcBorders/>
+            <w:tcW w:w="9606" w:type="dxa"/>
+            <w:tcBorders>
+              <w:left w:val="single" w:sz="2" w:space="0" w:color="BFC7D5"/>
+              <w:bottom w:val="single" w:sz="2" w:space="0" w:color="BFC7D5"/>
+              <w:right w:val="single" w:sz="6" w:space="0" w:color="BFC7D5"/>
+            </w:tcBorders>
             <w:vAlign w:val="center"/>
           </w:tcPr>
           <w:p>
@@ -3379,8 +5881,12 @@
         </w:tc>
         <w:tc>
           <w:tcPr>
-            <w:tcW w:w="1411" w:type="dxa"/>
-            <w:tcBorders/>
+            <w:tcW w:w="1294" w:type="dxa"/>
+            <w:tcBorders>
+              <w:left w:val="single" w:sz="2" w:space="0" w:color="BFC7D5"/>
+              <w:bottom w:val="single" w:sz="2" w:space="0" w:color="BFC7D5"/>
+              <w:right w:val="single" w:sz="6" w:space="0" w:color="BFC7D5"/>
+            </w:tcBorders>
             <w:vAlign w:val="center"/>
           </w:tcPr>
           <w:p>
@@ -3402,8 +5908,12 @@
         <w:trPr/>
         <w:tc>
           <w:tcPr>
-            <w:tcW w:w="406" w:type="dxa"/>
-            <w:tcBorders/>
+            <w:tcW w:w="439" w:type="dxa"/>
+            <w:tcBorders>
+              <w:left w:val="single" w:sz="6" w:space="0" w:color="BFC7D5"/>
+              <w:bottom w:val="single" w:sz="6" w:space="0" w:color="BFC7D5"/>
+              <w:right w:val="single" w:sz="6" w:space="0" w:color="BFC7D5"/>
+            </w:tcBorders>
             <w:vAlign w:val="center"/>
           </w:tcPr>
           <w:p>
@@ -3424,8 +5934,12 @@
         </w:tc>
         <w:tc>
           <w:tcPr>
-            <w:tcW w:w="9522" w:type="dxa"/>
-            <w:tcBorders/>
+            <w:tcW w:w="9606" w:type="dxa"/>
+            <w:tcBorders>
+              <w:left w:val="single" w:sz="2" w:space="0" w:color="BFC7D5"/>
+              <w:bottom w:val="single" w:sz="6" w:space="0" w:color="BFC7D5"/>
+              <w:right w:val="single" w:sz="6" w:space="0" w:color="BFC7D5"/>
+            </w:tcBorders>
             <w:vAlign w:val="center"/>
           </w:tcPr>
           <w:p>
@@ -3454,8 +5968,12 @@
         </w:tc>
         <w:tc>
           <w:tcPr>
-            <w:tcW w:w="1411" w:type="dxa"/>
-            <w:tcBorders/>
+            <w:tcW w:w="1294" w:type="dxa"/>
+            <w:tcBorders>
+              <w:left w:val="single" w:sz="2" w:space="0" w:color="BFC7D5"/>
+              <w:bottom w:val="single" w:sz="6" w:space="0" w:color="BFC7D5"/>
+              <w:right w:val="single" w:sz="6" w:space="0" w:color="BFC7D5"/>
+            </w:tcBorders>
             <w:vAlign w:val="center"/>
           </w:tcPr>
           <w:p>

--- a/docs/qms/evidence-2026/QMS_Word/registers__REG-10_Review_Feedback_Action_Log.docx
+++ b/docs/qms/evidence-2026/QMS_Word/registers__REG-10_Review_Feedback_Action_Log.docx
@@ -29,8 +29,8 @@
         </w:tblCellMar>
       </w:tblPr>
       <w:tblGrid>
-        <w:gridCol w:w="1818"/>
-        <w:gridCol w:w="9521"/>
+        <w:gridCol w:w="1768"/>
+        <w:gridCol w:w="9571"/>
       </w:tblGrid>
       <w:tr>
         <w:trPr>
@@ -38,7 +38,7 @@
         </w:trPr>
         <w:tc>
           <w:tcPr>
-            <w:tcW w:w="1818" w:type="dxa"/>
+            <w:tcW w:w="1768" w:type="dxa"/>
             <w:tcBorders>
               <w:top w:val="single" w:sz="6" w:space="0" w:color="BFC7D5"/>
               <w:left w:val="single" w:sz="6" w:space="0" w:color="BFC7D5"/>
@@ -68,7 +68,7 @@
         </w:tc>
         <w:tc>
           <w:tcPr>
-            <w:tcW w:w="9521" w:type="dxa"/>
+            <w:tcW w:w="9571" w:type="dxa"/>
             <w:tcBorders>
               <w:top w:val="single" w:sz="6" w:space="0" w:color="BFC7D5"/>
               <w:left w:val="single" w:sz="2" w:space="0" w:color="BFC7D5"/>
@@ -101,7 +101,7 @@
         <w:trPr/>
         <w:tc>
           <w:tcPr>
-            <w:tcW w:w="1818" w:type="dxa"/>
+            <w:tcW w:w="1768" w:type="dxa"/>
             <w:tcBorders>
               <w:left w:val="single" w:sz="6" w:space="0" w:color="BFC7D5"/>
               <w:bottom w:val="single" w:sz="2" w:space="0" w:color="BFC7D5"/>
@@ -125,7 +125,7 @@
         </w:tc>
         <w:tc>
           <w:tcPr>
-            <w:tcW w:w="9521" w:type="dxa"/>
+            <w:tcW w:w="9571" w:type="dxa"/>
             <w:tcBorders>
               <w:left w:val="single" w:sz="2" w:space="0" w:color="BFC7D5"/>
               <w:bottom w:val="single" w:sz="2" w:space="0" w:color="BFC7D5"/>
@@ -152,7 +152,7 @@
         <w:trPr/>
         <w:tc>
           <w:tcPr>
-            <w:tcW w:w="1818" w:type="dxa"/>
+            <w:tcW w:w="1768" w:type="dxa"/>
             <w:tcBorders>
               <w:left w:val="single" w:sz="6" w:space="0" w:color="BFC7D5"/>
               <w:bottom w:val="single" w:sz="2" w:space="0" w:color="BFC7D5"/>
@@ -176,7 +176,7 @@
         </w:tc>
         <w:tc>
           <w:tcPr>
-            <w:tcW w:w="9521" w:type="dxa"/>
+            <w:tcW w:w="9571" w:type="dxa"/>
             <w:tcBorders>
               <w:left w:val="single" w:sz="2" w:space="0" w:color="BFC7D5"/>
               <w:bottom w:val="single" w:sz="2" w:space="0" w:color="BFC7D5"/>
@@ -203,7 +203,7 @@
         <w:trPr/>
         <w:tc>
           <w:tcPr>
-            <w:tcW w:w="1818" w:type="dxa"/>
+            <w:tcW w:w="1768" w:type="dxa"/>
             <w:tcBorders>
               <w:left w:val="single" w:sz="6" w:space="0" w:color="BFC7D5"/>
               <w:bottom w:val="single" w:sz="2" w:space="0" w:color="BFC7D5"/>
@@ -227,7 +227,7 @@
         </w:tc>
         <w:tc>
           <w:tcPr>
-            <w:tcW w:w="9521" w:type="dxa"/>
+            <w:tcW w:w="9571" w:type="dxa"/>
             <w:tcBorders>
               <w:left w:val="single" w:sz="2" w:space="0" w:color="BFC7D5"/>
               <w:bottom w:val="single" w:sz="2" w:space="0" w:color="BFC7D5"/>
@@ -256,7 +256,7 @@
         <w:trPr/>
         <w:tc>
           <w:tcPr>
-            <w:tcW w:w="1818" w:type="dxa"/>
+            <w:tcW w:w="1768" w:type="dxa"/>
             <w:tcBorders>
               <w:left w:val="single" w:sz="6" w:space="0" w:color="BFC7D5"/>
               <w:bottom w:val="single" w:sz="2" w:space="0" w:color="BFC7D5"/>
@@ -280,7 +280,7 @@
         </w:tc>
         <w:tc>
           <w:tcPr>
-            <w:tcW w:w="9521" w:type="dxa"/>
+            <w:tcW w:w="9571" w:type="dxa"/>
             <w:tcBorders>
               <w:left w:val="single" w:sz="2" w:space="0" w:color="BFC7D5"/>
               <w:bottom w:val="single" w:sz="2" w:space="0" w:color="BFC7D5"/>
@@ -307,7 +307,7 @@
         <w:trPr/>
         <w:tc>
           <w:tcPr>
-            <w:tcW w:w="1818" w:type="dxa"/>
+            <w:tcW w:w="1768" w:type="dxa"/>
             <w:tcBorders>
               <w:left w:val="single" w:sz="6" w:space="0" w:color="BFC7D5"/>
               <w:bottom w:val="single" w:sz="2" w:space="0" w:color="BFC7D5"/>
@@ -331,7 +331,7 @@
         </w:tc>
         <w:tc>
           <w:tcPr>
-            <w:tcW w:w="9521" w:type="dxa"/>
+            <w:tcW w:w="9571" w:type="dxa"/>
             <w:tcBorders>
               <w:left w:val="single" w:sz="2" w:space="0" w:color="BFC7D5"/>
               <w:bottom w:val="single" w:sz="2" w:space="0" w:color="BFC7D5"/>
@@ -358,7 +358,7 @@
         <w:trPr/>
         <w:tc>
           <w:tcPr>
-            <w:tcW w:w="1818" w:type="dxa"/>
+            <w:tcW w:w="1768" w:type="dxa"/>
             <w:tcBorders>
               <w:left w:val="single" w:sz="6" w:space="0" w:color="BFC7D5"/>
               <w:bottom w:val="single" w:sz="2" w:space="0" w:color="BFC7D5"/>
@@ -382,7 +382,7 @@
         </w:tc>
         <w:tc>
           <w:tcPr>
-            <w:tcW w:w="9521" w:type="dxa"/>
+            <w:tcW w:w="9571" w:type="dxa"/>
             <w:tcBorders>
               <w:left w:val="single" w:sz="2" w:space="0" w:color="BFC7D5"/>
               <w:bottom w:val="single" w:sz="2" w:space="0" w:color="BFC7D5"/>
@@ -421,7 +421,7 @@
         <w:trPr/>
         <w:tc>
           <w:tcPr>
-            <w:tcW w:w="1818" w:type="dxa"/>
+            <w:tcW w:w="1768" w:type="dxa"/>
             <w:tcBorders>
               <w:left w:val="single" w:sz="6" w:space="0" w:color="BFC7D5"/>
               <w:bottom w:val="single" w:sz="6" w:space="0" w:color="BFC7D5"/>
@@ -445,7 +445,7 @@
         </w:tc>
         <w:tc>
           <w:tcPr>
-            <w:tcW w:w="9521" w:type="dxa"/>
+            <w:tcW w:w="9571" w:type="dxa"/>
             <w:tcBorders>
               <w:left w:val="single" w:sz="2" w:space="0" w:color="BFC7D5"/>
               <w:bottom w:val="single" w:sz="6" w:space="0" w:color="BFC7D5"/>
@@ -463,7 +463,7 @@
             </w:pPr>
             <w:r>
               <w:rPr/>
-              <w:t>2026-10-07 — Alexander Peter (EchoMind Project Lead); QA Sheryl Nazareth</w:t>
+              <w:t>2026-10-07 — Alexander Peter (EchoMind Project Lead); QA Sheryl Nazareth. 2026-10-10 — client and design reviews CR-2026-01…09 entered (§3b)</w:t>
             </w:r>
           </w:p>
         </w:tc>
@@ -3175,7 +3175,7 @@
       </w:pPr>
       <w:r>
         <w:rPr/>
-        <w:t xml:space="preserve">All 40 actions, with owner, due date and closure evidence, are in </w:t>
+        <w:t xml:space="preserve">All actions — 40 from engineering and quality reviews (below) and 15 from client and design reviews (§3b), 55 in total — with owner, due date and closure evidence, are in </w:t>
       </w:r>
       <w:r>
         <w:rPr>
@@ -5012,6 +5012,6921 @@
             <w:r>
               <w:rPr/>
               <w:t>records/capa/2026-10-07_NC-2026-009_access_log_review.md</w:t>
+            </w:r>
+          </w:p>
+        </w:tc>
+      </w:tr>
+    </w:tbl>
+    <w:p>
+      <w:pPr>
+        <w:pStyle w:val="Heading2"/>
+        <w:bidi w:val="0"/>
+        <w:jc w:val="left"/>
+        <w:rPr/>
+      </w:pPr>
+      <w:r>
+        <w:rPr/>
+        <w:t>3b. Client and design reviews 2026 (added 2026-10-10)</w:t>
+      </w:r>
+    </w:p>
+    <w:p>
+      <w:pPr>
+        <w:pStyle w:val="BodyText"/>
+        <w:bidi w:val="0"/>
+        <w:jc w:val="left"/>
+        <w:rPr/>
+      </w:pPr>
+      <w:r>
+        <w:rPr/>
+        <w:t>The 2026 deliverables came from client requirements and client feedback on each version shown to them. Months are the EchoMind team's account, checked against the commit record (where they differed, the commit date is used). Clients are identified as Client A–D; the names are held by the EchoMind Project Lead and appear only in the controlled copy of EM26-18 given to the auditor.</w:t>
+      </w:r>
+    </w:p>
+    <w:p>
+      <w:pPr>
+        <w:pStyle w:val="BodyText"/>
+        <w:bidi w:val="0"/>
+        <w:jc w:val="left"/>
+        <w:rPr/>
+      </w:pPr>
+      <w:r>
+        <w:rPr>
+          <w:rStyle w:val="Strong"/>
+        </w:rPr>
+        <w:t>Project history</w:t>
+      </w:r>
+    </w:p>
+    <w:tbl>
+      <w:tblPr>
+        <w:tblW w:w="5000" w:type="pct"/>
+        <w:jc w:val="left"/>
+        <w:tblInd w:w="-7" w:type="dxa"/>
+        <w:tblLayout w:type="fixed"/>
+        <w:tblCellMar>
+          <w:top w:w="60" w:type="dxa"/>
+          <w:left w:w="60" w:type="dxa"/>
+          <w:bottom w:w="60" w:type="dxa"/>
+          <w:right w:w="60" w:type="dxa"/>
+        </w:tblCellMar>
+      </w:tblPr>
+      <w:tblGrid>
+        <w:gridCol w:w="802"/>
+        <w:gridCol w:w="5389"/>
+        <w:gridCol w:w="1679"/>
+        <w:gridCol w:w="951"/>
+        <w:gridCol w:w="2518"/>
+      </w:tblGrid>
+      <w:tr>
+        <w:trPr>
+          <w:tblHeader w:val="true"/>
+        </w:trPr>
+        <w:tc>
+          <w:tcPr>
+            <w:tcW w:w="802" w:type="dxa"/>
+            <w:tcBorders>
+              <w:top w:val="single" w:sz="6" w:space="0" w:color="BFC7D5"/>
+              <w:left w:val="single" w:sz="6" w:space="0" w:color="BFC7D5"/>
+              <w:bottom w:val="single" w:sz="2" w:space="0" w:color="BFC7D5"/>
+              <w:right w:val="single" w:sz="6" w:space="0" w:color="BFC7D5"/>
+            </w:tcBorders>
+            <w:shd w:fill="1F3A5F" w:val="clear"/>
+            <w:vAlign w:val="center"/>
+          </w:tcPr>
+          <w:p>
+            <w:pPr>
+              <w:pStyle w:val="TableHeading"/>
+              <w:bidi w:val="0"/>
+              <w:spacing w:before="0" w:after="283"/>
+              <w:jc w:val="left"/>
+              <w:rPr>
+                <w:color w:val="FFFFFF"/>
+              </w:rPr>
+            </w:pPr>
+            <w:r>
+              <w:rPr>
+                <w:color w:val="FFFFFF"/>
+              </w:rPr>
+              <w:t>When</w:t>
+            </w:r>
+          </w:p>
+        </w:tc>
+        <w:tc>
+          <w:tcPr>
+            <w:tcW w:w="5389" w:type="dxa"/>
+            <w:tcBorders>
+              <w:top w:val="single" w:sz="6" w:space="0" w:color="BFC7D5"/>
+              <w:left w:val="single" w:sz="2" w:space="0" w:color="BFC7D5"/>
+              <w:bottom w:val="single" w:sz="2" w:space="0" w:color="BFC7D5"/>
+              <w:right w:val="single" w:sz="6" w:space="0" w:color="BFC7D5"/>
+            </w:tcBorders>
+            <w:shd w:fill="1F3A5F" w:val="clear"/>
+            <w:vAlign w:val="center"/>
+          </w:tcPr>
+          <w:p>
+            <w:pPr>
+              <w:pStyle w:val="TableHeading"/>
+              <w:bidi w:val="0"/>
+              <w:spacing w:before="0" w:after="283"/>
+              <w:jc w:val="left"/>
+              <w:rPr>
+                <w:color w:val="FFFFFF"/>
+              </w:rPr>
+            </w:pPr>
+            <w:r>
+              <w:rPr>
+                <w:color w:val="FFFFFF"/>
+              </w:rPr>
+              <w:t>Event, requirement or feedback</w:t>
+            </w:r>
+          </w:p>
+        </w:tc>
+        <w:tc>
+          <w:tcPr>
+            <w:tcW w:w="1679" w:type="dxa"/>
+            <w:tcBorders>
+              <w:top w:val="single" w:sz="6" w:space="0" w:color="BFC7D5"/>
+              <w:left w:val="single" w:sz="2" w:space="0" w:color="BFC7D5"/>
+              <w:bottom w:val="single" w:sz="2" w:space="0" w:color="BFC7D5"/>
+              <w:right w:val="single" w:sz="6" w:space="0" w:color="BFC7D5"/>
+            </w:tcBorders>
+            <w:shd w:fill="1F3A5F" w:val="clear"/>
+            <w:vAlign w:val="center"/>
+          </w:tcPr>
+          <w:p>
+            <w:pPr>
+              <w:pStyle w:val="TableHeading"/>
+              <w:bidi w:val="0"/>
+              <w:spacing w:before="0" w:after="283"/>
+              <w:jc w:val="left"/>
+              <w:rPr>
+                <w:color w:val="FFFFFF"/>
+              </w:rPr>
+            </w:pPr>
+            <w:r>
+              <w:rPr>
+                <w:color w:val="FFFFFF"/>
+              </w:rPr>
+              <w:t>Source</w:t>
+            </w:r>
+          </w:p>
+        </w:tc>
+        <w:tc>
+          <w:tcPr>
+            <w:tcW w:w="951" w:type="dxa"/>
+            <w:tcBorders>
+              <w:top w:val="single" w:sz="6" w:space="0" w:color="BFC7D5"/>
+              <w:left w:val="single" w:sz="2" w:space="0" w:color="BFC7D5"/>
+              <w:bottom w:val="single" w:sz="2" w:space="0" w:color="BFC7D5"/>
+              <w:right w:val="single" w:sz="6" w:space="0" w:color="BFC7D5"/>
+            </w:tcBorders>
+            <w:shd w:fill="1F3A5F" w:val="clear"/>
+            <w:vAlign w:val="center"/>
+          </w:tcPr>
+          <w:p>
+            <w:pPr>
+              <w:pStyle w:val="TableHeading"/>
+              <w:bidi w:val="0"/>
+              <w:spacing w:before="0" w:after="283"/>
+              <w:jc w:val="left"/>
+              <w:rPr>
+                <w:color w:val="FFFFFF"/>
+              </w:rPr>
+            </w:pPr>
+            <w:r>
+              <w:rPr>
+                <w:color w:val="FFFFFF"/>
+              </w:rPr>
+              <w:t>Review / action</w:t>
+            </w:r>
+          </w:p>
+        </w:tc>
+        <w:tc>
+          <w:tcPr>
+            <w:tcW w:w="2518" w:type="dxa"/>
+            <w:tcBorders>
+              <w:top w:val="single" w:sz="6" w:space="0" w:color="BFC7D5"/>
+              <w:left w:val="single" w:sz="2" w:space="0" w:color="BFC7D5"/>
+              <w:bottom w:val="single" w:sz="2" w:space="0" w:color="BFC7D5"/>
+              <w:right w:val="single" w:sz="6" w:space="0" w:color="BFC7D5"/>
+            </w:tcBorders>
+            <w:shd w:fill="1F3A5F" w:val="clear"/>
+            <w:vAlign w:val="center"/>
+          </w:tcPr>
+          <w:p>
+            <w:pPr>
+              <w:pStyle w:val="TableHeading"/>
+              <w:bidi w:val="0"/>
+              <w:spacing w:before="0" w:after="283"/>
+              <w:jc w:val="left"/>
+              <w:rPr>
+                <w:color w:val="FFFFFF"/>
+              </w:rPr>
+            </w:pPr>
+            <w:r>
+              <w:rPr>
+                <w:color w:val="FFFFFF"/>
+              </w:rPr>
+              <w:t>Evidence</w:t>
+            </w:r>
+          </w:p>
+        </w:tc>
+      </w:tr>
+      <w:tr>
+        <w:trPr/>
+        <w:tc>
+          <w:tcPr>
+            <w:tcW w:w="802" w:type="dxa"/>
+            <w:tcBorders>
+              <w:left w:val="single" w:sz="6" w:space="0" w:color="BFC7D5"/>
+              <w:bottom w:val="single" w:sz="2" w:space="0" w:color="BFC7D5"/>
+              <w:right w:val="single" w:sz="6" w:space="0" w:color="BFC7D5"/>
+            </w:tcBorders>
+            <w:vAlign w:val="center"/>
+          </w:tcPr>
+          <w:p>
+            <w:pPr>
+              <w:pStyle w:val="TableContents"/>
+              <w:bidi w:val="0"/>
+              <w:spacing w:before="0" w:after="283"/>
+              <w:jc w:val="left"/>
+              <w:rPr/>
+            </w:pPr>
+            <w:r>
+              <w:rPr/>
+              <w:t>2025</w:t>
+            </w:r>
+          </w:p>
+        </w:tc>
+        <w:tc>
+          <w:tcPr>
+            <w:tcW w:w="5389" w:type="dxa"/>
+            <w:tcBorders>
+              <w:left w:val="single" w:sz="2" w:space="0" w:color="BFC7D5"/>
+              <w:bottom w:val="single" w:sz="2" w:space="0" w:color="BFC7D5"/>
+              <w:right w:val="single" w:sz="6" w:space="0" w:color="BFC7D5"/>
+            </w:tcBorders>
+            <w:vAlign w:val="center"/>
+          </w:tcPr>
+          <w:p>
+            <w:pPr>
+              <w:pStyle w:val="TableContents"/>
+              <w:bidi w:val="0"/>
+              <w:spacing w:before="0" w:after="283"/>
+              <w:jc w:val="left"/>
+              <w:rPr/>
+            </w:pPr>
+            <w:r>
+              <w:rPr/>
+              <w:t>EchoMind (predecessor) delivered a live transcript and a chatbot with RAG on a PC we built for the client, as the client required</w:t>
+            </w:r>
+          </w:p>
+        </w:tc>
+        <w:tc>
+          <w:tcPr>
+            <w:tcW w:w="1679" w:type="dxa"/>
+            <w:tcBorders>
+              <w:left w:val="single" w:sz="2" w:space="0" w:color="BFC7D5"/>
+              <w:bottom w:val="single" w:sz="2" w:space="0" w:color="BFC7D5"/>
+              <w:right w:val="single" w:sz="6" w:space="0" w:color="BFC7D5"/>
+            </w:tcBorders>
+            <w:vAlign w:val="center"/>
+          </w:tcPr>
+          <w:p>
+            <w:pPr>
+              <w:pStyle w:val="TableContents"/>
+              <w:bidi w:val="0"/>
+              <w:spacing w:before="0" w:after="283"/>
+              <w:jc w:val="left"/>
+              <w:rPr/>
+            </w:pPr>
+            <w:r>
+              <w:rPr/>
+              <w:t>2025 client project</w:t>
+            </w:r>
+          </w:p>
+        </w:tc>
+        <w:tc>
+          <w:tcPr>
+            <w:tcW w:w="951" w:type="dxa"/>
+            <w:tcBorders>
+              <w:left w:val="single" w:sz="2" w:space="0" w:color="BFC7D5"/>
+              <w:bottom w:val="single" w:sz="2" w:space="0" w:color="BFC7D5"/>
+              <w:right w:val="single" w:sz="6" w:space="0" w:color="BFC7D5"/>
+            </w:tcBorders>
+            <w:vAlign w:val="center"/>
+          </w:tcPr>
+          <w:p>
+            <w:pPr>
+              <w:pStyle w:val="TableContents"/>
+              <w:bidi w:val="0"/>
+              <w:spacing w:before="0" w:after="283"/>
+              <w:jc w:val="left"/>
+              <w:rPr/>
+            </w:pPr>
+            <w:r>
+              <w:rPr/>
+              <w:t>—</w:t>
+            </w:r>
+          </w:p>
+        </w:tc>
+        <w:tc>
+          <w:tcPr>
+            <w:tcW w:w="2518" w:type="dxa"/>
+            <w:tcBorders>
+              <w:left w:val="single" w:sz="2" w:space="0" w:color="BFC7D5"/>
+              <w:bottom w:val="single" w:sz="2" w:space="0" w:color="BFC7D5"/>
+              <w:right w:val="single" w:sz="6" w:space="0" w:color="BFC7D5"/>
+            </w:tcBorders>
+            <w:vAlign w:val="center"/>
+          </w:tcPr>
+          <w:p>
+            <w:pPr>
+              <w:pStyle w:val="TableContents"/>
+              <w:bidi w:val="0"/>
+              <w:spacing w:before="0" w:after="283"/>
+              <w:jc w:val="left"/>
+              <w:rPr/>
+            </w:pPr>
+            <w:r>
+              <w:rPr/>
+              <w:t>2025 evidence pack; EM26-00 §0</w:t>
+            </w:r>
+          </w:p>
+        </w:tc>
+      </w:tr>
+      <w:tr>
+        <w:trPr/>
+        <w:tc>
+          <w:tcPr>
+            <w:tcW w:w="802" w:type="dxa"/>
+            <w:tcBorders>
+              <w:left w:val="single" w:sz="6" w:space="0" w:color="BFC7D5"/>
+              <w:bottom w:val="single" w:sz="2" w:space="0" w:color="BFC7D5"/>
+              <w:right w:val="single" w:sz="6" w:space="0" w:color="BFC7D5"/>
+            </w:tcBorders>
+            <w:vAlign w:val="center"/>
+          </w:tcPr>
+          <w:p>
+            <w:pPr>
+              <w:pStyle w:val="TableContents"/>
+              <w:bidi w:val="0"/>
+              <w:spacing w:before="0" w:after="283"/>
+              <w:jc w:val="left"/>
+              <w:rPr/>
+            </w:pPr>
+            <w:r>
+              <w:rPr/>
+              <w:t>2026-01</w:t>
+            </w:r>
+          </w:p>
+        </w:tc>
+        <w:tc>
+          <w:tcPr>
+            <w:tcW w:w="5389" w:type="dxa"/>
+            <w:tcBorders>
+              <w:left w:val="single" w:sz="2" w:space="0" w:color="BFC7D5"/>
+              <w:bottom w:val="single" w:sz="2" w:space="0" w:color="BFC7D5"/>
+              <w:right w:val="single" w:sz="6" w:space="0" w:color="BFC7D5"/>
+            </w:tcBorders>
+            <w:vAlign w:val="center"/>
+          </w:tcPr>
+          <w:p>
+            <w:pPr>
+              <w:pStyle w:val="TableContents"/>
+              <w:bidi w:val="0"/>
+              <w:spacing w:before="0" w:after="283"/>
+              <w:jc w:val="left"/>
+              <w:rPr/>
+            </w:pPr>
+            <w:r>
+              <w:rPr/>
+              <w:t>Portable AI supercomputers (NVIDIA DGX Spark) reach the market; the team decides to move the product to one</w:t>
+            </w:r>
+          </w:p>
+        </w:tc>
+        <w:tc>
+          <w:tcPr>
+            <w:tcW w:w="1679" w:type="dxa"/>
+            <w:tcBorders>
+              <w:left w:val="single" w:sz="2" w:space="0" w:color="BFC7D5"/>
+              <w:bottom w:val="single" w:sz="2" w:space="0" w:color="BFC7D5"/>
+              <w:right w:val="single" w:sz="6" w:space="0" w:color="BFC7D5"/>
+            </w:tcBorders>
+            <w:vAlign w:val="center"/>
+          </w:tcPr>
+          <w:p>
+            <w:pPr>
+              <w:pStyle w:val="TableContents"/>
+              <w:bidi w:val="0"/>
+              <w:spacing w:before="0" w:after="283"/>
+              <w:jc w:val="left"/>
+              <w:rPr/>
+            </w:pPr>
+            <w:r>
+              <w:rPr/>
+              <w:t>Management / engineering decision</w:t>
+            </w:r>
+          </w:p>
+        </w:tc>
+        <w:tc>
+          <w:tcPr>
+            <w:tcW w:w="951" w:type="dxa"/>
+            <w:tcBorders>
+              <w:left w:val="single" w:sz="2" w:space="0" w:color="BFC7D5"/>
+              <w:bottom w:val="single" w:sz="2" w:space="0" w:color="BFC7D5"/>
+              <w:right w:val="single" w:sz="6" w:space="0" w:color="BFC7D5"/>
+            </w:tcBorders>
+            <w:vAlign w:val="center"/>
+          </w:tcPr>
+          <w:p>
+            <w:pPr>
+              <w:pStyle w:val="TableContents"/>
+              <w:bidi w:val="0"/>
+              <w:spacing w:before="0" w:after="283"/>
+              <w:jc w:val="left"/>
+              <w:rPr/>
+            </w:pPr>
+            <w:r>
+              <w:rPr/>
+              <w:t>CR-2026-01</w:t>
+            </w:r>
+          </w:p>
+        </w:tc>
+        <w:tc>
+          <w:tcPr>
+            <w:tcW w:w="2518" w:type="dxa"/>
+            <w:tcBorders>
+              <w:left w:val="single" w:sz="2" w:space="0" w:color="BFC7D5"/>
+              <w:bottom w:val="single" w:sz="2" w:space="0" w:color="BFC7D5"/>
+              <w:right w:val="single" w:sz="6" w:space="0" w:color="BFC7D5"/>
+            </w:tcBorders>
+            <w:vAlign w:val="center"/>
+          </w:tcPr>
+          <w:p>
+            <w:pPr>
+              <w:pStyle w:val="TableContents"/>
+              <w:bidi w:val="0"/>
+              <w:spacing w:before="0" w:after="283"/>
+              <w:jc w:val="left"/>
+              <w:rPr/>
+            </w:pPr>
+            <w:r>
+              <w:rPr/>
+              <w:t>This log</w:t>
+            </w:r>
+          </w:p>
+        </w:tc>
+      </w:tr>
+      <w:tr>
+        <w:trPr/>
+        <w:tc>
+          <w:tcPr>
+            <w:tcW w:w="802" w:type="dxa"/>
+            <w:tcBorders>
+              <w:left w:val="single" w:sz="6" w:space="0" w:color="BFC7D5"/>
+              <w:bottom w:val="single" w:sz="2" w:space="0" w:color="BFC7D5"/>
+              <w:right w:val="single" w:sz="6" w:space="0" w:color="BFC7D5"/>
+            </w:tcBorders>
+            <w:vAlign w:val="center"/>
+          </w:tcPr>
+          <w:p>
+            <w:pPr>
+              <w:pStyle w:val="TableContents"/>
+              <w:bidi w:val="0"/>
+              <w:spacing w:before="0" w:after="283"/>
+              <w:jc w:val="left"/>
+              <w:rPr/>
+            </w:pPr>
+            <w:r>
+              <w:rPr/>
+              <w:t>2026-02</w:t>
+            </w:r>
+          </w:p>
+        </w:tc>
+        <w:tc>
+          <w:tcPr>
+            <w:tcW w:w="5389" w:type="dxa"/>
+            <w:tcBorders>
+              <w:left w:val="single" w:sz="2" w:space="0" w:color="BFC7D5"/>
+              <w:bottom w:val="single" w:sz="2" w:space="0" w:color="BFC7D5"/>
+              <w:right w:val="single" w:sz="6" w:space="0" w:color="BFC7D5"/>
+            </w:tcBorders>
+            <w:vAlign w:val="center"/>
+          </w:tcPr>
+          <w:p>
+            <w:pPr>
+              <w:pStyle w:val="TableContents"/>
+              <w:bidi w:val="0"/>
+              <w:spacing w:before="0" w:after="283"/>
+              <w:jc w:val="left"/>
+              <w:rPr/>
+            </w:pPr>
+            <w:r>
+              <w:rPr/>
+              <w:t>First DGX Spark bought; the 2025 code ported in full and running on it</w:t>
+            </w:r>
+          </w:p>
+        </w:tc>
+        <w:tc>
+          <w:tcPr>
+            <w:tcW w:w="1679" w:type="dxa"/>
+            <w:tcBorders>
+              <w:left w:val="single" w:sz="2" w:space="0" w:color="BFC7D5"/>
+              <w:bottom w:val="single" w:sz="2" w:space="0" w:color="BFC7D5"/>
+              <w:right w:val="single" w:sz="6" w:space="0" w:color="BFC7D5"/>
+            </w:tcBorders>
+            <w:vAlign w:val="center"/>
+          </w:tcPr>
+          <w:p>
+            <w:pPr>
+              <w:pStyle w:val="TableContents"/>
+              <w:bidi w:val="0"/>
+              <w:spacing w:before="0" w:after="283"/>
+              <w:jc w:val="left"/>
+              <w:rPr/>
+            </w:pPr>
+            <w:r>
+              <w:rPr/>
+              <w:t>Engineering</w:t>
+            </w:r>
+          </w:p>
+        </w:tc>
+        <w:tc>
+          <w:tcPr>
+            <w:tcW w:w="951" w:type="dxa"/>
+            <w:tcBorders>
+              <w:left w:val="single" w:sz="2" w:space="0" w:color="BFC7D5"/>
+              <w:bottom w:val="single" w:sz="2" w:space="0" w:color="BFC7D5"/>
+              <w:right w:val="single" w:sz="6" w:space="0" w:color="BFC7D5"/>
+            </w:tcBorders>
+            <w:vAlign w:val="center"/>
+          </w:tcPr>
+          <w:p>
+            <w:pPr>
+              <w:pStyle w:val="TableContents"/>
+              <w:bidi w:val="0"/>
+              <w:spacing w:before="0" w:after="283"/>
+              <w:jc w:val="left"/>
+              <w:rPr/>
+            </w:pPr>
+            <w:r>
+              <w:rPr/>
+              <w:t>AC-20</w:t>
+            </w:r>
+          </w:p>
+        </w:tc>
+        <w:tc>
+          <w:tcPr>
+            <w:tcW w:w="2518" w:type="dxa"/>
+            <w:tcBorders>
+              <w:left w:val="single" w:sz="2" w:space="0" w:color="BFC7D5"/>
+              <w:bottom w:val="single" w:sz="2" w:space="0" w:color="BFC7D5"/>
+              <w:right w:val="single" w:sz="6" w:space="0" w:color="BFC7D5"/>
+            </w:tcBorders>
+            <w:vAlign w:val="center"/>
+          </w:tcPr>
+          <w:p>
+            <w:pPr>
+              <w:pStyle w:val="TableContents"/>
+              <w:bidi w:val="0"/>
+              <w:spacing w:before="0" w:after="283"/>
+              <w:jc w:val="left"/>
+              <w:rPr/>
+            </w:pPr>
+            <w:r>
+              <w:rPr/>
+              <w:t>4b90b36, c751d79 (2026-02-05)</w:t>
+            </w:r>
+          </w:p>
+        </w:tc>
+      </w:tr>
+      <w:tr>
+        <w:trPr/>
+        <w:tc>
+          <w:tcPr>
+            <w:tcW w:w="802" w:type="dxa"/>
+            <w:tcBorders>
+              <w:left w:val="single" w:sz="6" w:space="0" w:color="BFC7D5"/>
+              <w:bottom w:val="single" w:sz="2" w:space="0" w:color="BFC7D5"/>
+              <w:right w:val="single" w:sz="6" w:space="0" w:color="BFC7D5"/>
+            </w:tcBorders>
+            <w:vAlign w:val="center"/>
+          </w:tcPr>
+          <w:p>
+            <w:pPr>
+              <w:pStyle w:val="TableContents"/>
+              <w:bidi w:val="0"/>
+              <w:spacing w:before="0" w:after="283"/>
+              <w:jc w:val="left"/>
+              <w:rPr/>
+            </w:pPr>
+            <w:r>
+              <w:rPr/>
+              <w:t>2026-03</w:t>
+            </w:r>
+          </w:p>
+        </w:tc>
+        <w:tc>
+          <w:tcPr>
+            <w:tcW w:w="5389" w:type="dxa"/>
+            <w:tcBorders>
+              <w:left w:val="single" w:sz="2" w:space="0" w:color="BFC7D5"/>
+              <w:bottom w:val="single" w:sz="2" w:space="0" w:color="BFC7D5"/>
+              <w:right w:val="single" w:sz="6" w:space="0" w:color="BFC7D5"/>
+            </w:tcBorders>
+            <w:vAlign w:val="center"/>
+          </w:tcPr>
+          <w:p>
+            <w:pPr>
+              <w:pStyle w:val="TableContents"/>
+              <w:bidi w:val="0"/>
+              <w:spacing w:before="0" w:after="283"/>
+              <w:jc w:val="left"/>
+              <w:rPr/>
+            </w:pPr>
+            <w:r>
+              <w:rPr/>
+              <w:t>Requirements from Client A and Client B (Bahrain): (1) personal AI assistant, (2) conversation assistance, (3) financial knowledge base on the DoD Financial Management Regulation (DoD 7000.14-R)</w:t>
+            </w:r>
+          </w:p>
+        </w:tc>
+        <w:tc>
+          <w:tcPr>
+            <w:tcW w:w="1679" w:type="dxa"/>
+            <w:tcBorders>
+              <w:left w:val="single" w:sz="2" w:space="0" w:color="BFC7D5"/>
+              <w:bottom w:val="single" w:sz="2" w:space="0" w:color="BFC7D5"/>
+              <w:right w:val="single" w:sz="6" w:space="0" w:color="BFC7D5"/>
+            </w:tcBorders>
+            <w:vAlign w:val="center"/>
+          </w:tcPr>
+          <w:p>
+            <w:pPr>
+              <w:pStyle w:val="TableContents"/>
+              <w:bidi w:val="0"/>
+              <w:spacing w:before="0" w:after="283"/>
+              <w:jc w:val="left"/>
+              <w:rPr/>
+            </w:pPr>
+            <w:r>
+              <w:rPr/>
+              <w:t>Clients A and B</w:t>
+            </w:r>
+          </w:p>
+        </w:tc>
+        <w:tc>
+          <w:tcPr>
+            <w:tcW w:w="951" w:type="dxa"/>
+            <w:tcBorders>
+              <w:left w:val="single" w:sz="2" w:space="0" w:color="BFC7D5"/>
+              <w:bottom w:val="single" w:sz="2" w:space="0" w:color="BFC7D5"/>
+              <w:right w:val="single" w:sz="6" w:space="0" w:color="BFC7D5"/>
+            </w:tcBorders>
+            <w:vAlign w:val="center"/>
+          </w:tcPr>
+          <w:p>
+            <w:pPr>
+              <w:pStyle w:val="TableContents"/>
+              <w:bidi w:val="0"/>
+              <w:spacing w:before="0" w:after="283"/>
+              <w:jc w:val="left"/>
+              <w:rPr/>
+            </w:pPr>
+            <w:r>
+              <w:rPr/>
+              <w:t>CR-2026-02</w:t>
+            </w:r>
+          </w:p>
+        </w:tc>
+        <w:tc>
+          <w:tcPr>
+            <w:tcW w:w="2518" w:type="dxa"/>
+            <w:tcBorders>
+              <w:left w:val="single" w:sz="2" w:space="0" w:color="BFC7D5"/>
+              <w:bottom w:val="single" w:sz="2" w:space="0" w:color="BFC7D5"/>
+              <w:right w:val="single" w:sz="6" w:space="0" w:color="BFC7D5"/>
+            </w:tcBorders>
+            <w:vAlign w:val="center"/>
+          </w:tcPr>
+          <w:p>
+            <w:pPr>
+              <w:pStyle w:val="TableContents"/>
+              <w:bidi w:val="0"/>
+              <w:spacing w:before="0" w:after="283"/>
+              <w:jc w:val="left"/>
+              <w:rPr/>
+            </w:pPr>
+            <w:r>
+              <w:rPr/>
+              <w:t>95d3512 (2026-03-08)</w:t>
+            </w:r>
+          </w:p>
+        </w:tc>
+      </w:tr>
+      <w:tr>
+        <w:trPr/>
+        <w:tc>
+          <w:tcPr>
+            <w:tcW w:w="802" w:type="dxa"/>
+            <w:tcBorders>
+              <w:left w:val="single" w:sz="6" w:space="0" w:color="BFC7D5"/>
+              <w:bottom w:val="single" w:sz="2" w:space="0" w:color="BFC7D5"/>
+              <w:right w:val="single" w:sz="6" w:space="0" w:color="BFC7D5"/>
+            </w:tcBorders>
+            <w:vAlign w:val="center"/>
+          </w:tcPr>
+          <w:p>
+            <w:pPr>
+              <w:pStyle w:val="TableContents"/>
+              <w:bidi w:val="0"/>
+              <w:spacing w:before="0" w:after="283"/>
+              <w:jc w:val="left"/>
+              <w:rPr/>
+            </w:pPr>
+            <w:r>
+              <w:rPr/>
+              <w:t>2026-03</w:t>
+            </w:r>
+          </w:p>
+        </w:tc>
+        <w:tc>
+          <w:tcPr>
+            <w:tcW w:w="5389" w:type="dxa"/>
+            <w:tcBorders>
+              <w:left w:val="single" w:sz="2" w:space="0" w:color="BFC7D5"/>
+              <w:bottom w:val="single" w:sz="2" w:space="0" w:color="BFC7D5"/>
+              <w:right w:val="single" w:sz="6" w:space="0" w:color="BFC7D5"/>
+            </w:tcBorders>
+            <w:vAlign w:val="center"/>
+          </w:tcPr>
+          <w:p>
+            <w:pPr>
+              <w:pStyle w:val="TableContents"/>
+              <w:bidi w:val="0"/>
+              <w:spacing w:before="0" w:after="283"/>
+              <w:jc w:val="left"/>
+              <w:rPr/>
+            </w:pPr>
+            <w:r>
+              <w:rPr/>
+              <w:t>Conversation assistance v1 on the Kyutai Unmute stack — client: not natural and slow</w:t>
+            </w:r>
+          </w:p>
+        </w:tc>
+        <w:tc>
+          <w:tcPr>
+            <w:tcW w:w="1679" w:type="dxa"/>
+            <w:tcBorders>
+              <w:left w:val="single" w:sz="2" w:space="0" w:color="BFC7D5"/>
+              <w:bottom w:val="single" w:sz="2" w:space="0" w:color="BFC7D5"/>
+              <w:right w:val="single" w:sz="6" w:space="0" w:color="BFC7D5"/>
+            </w:tcBorders>
+            <w:vAlign w:val="center"/>
+          </w:tcPr>
+          <w:p>
+            <w:pPr>
+              <w:pStyle w:val="TableContents"/>
+              <w:bidi w:val="0"/>
+              <w:spacing w:before="0" w:after="283"/>
+              <w:jc w:val="left"/>
+              <w:rPr/>
+            </w:pPr>
+            <w:r>
+              <w:rPr/>
+              <w:t>Clients A and B</w:t>
+            </w:r>
+          </w:p>
+        </w:tc>
+        <w:tc>
+          <w:tcPr>
+            <w:tcW w:w="951" w:type="dxa"/>
+            <w:tcBorders>
+              <w:left w:val="single" w:sz="2" w:space="0" w:color="BFC7D5"/>
+              <w:bottom w:val="single" w:sz="2" w:space="0" w:color="BFC7D5"/>
+              <w:right w:val="single" w:sz="6" w:space="0" w:color="BFC7D5"/>
+            </w:tcBorders>
+            <w:vAlign w:val="center"/>
+          </w:tcPr>
+          <w:p>
+            <w:pPr>
+              <w:pStyle w:val="TableContents"/>
+              <w:bidi w:val="0"/>
+              <w:spacing w:before="0" w:after="283"/>
+              <w:jc w:val="left"/>
+              <w:rPr/>
+            </w:pPr>
+            <w:r>
+              <w:rPr/>
+              <w:t>CR-2026-03</w:t>
+            </w:r>
+          </w:p>
+        </w:tc>
+        <w:tc>
+          <w:tcPr>
+            <w:tcW w:w="2518" w:type="dxa"/>
+            <w:tcBorders>
+              <w:left w:val="single" w:sz="2" w:space="0" w:color="BFC7D5"/>
+              <w:bottom w:val="single" w:sz="2" w:space="0" w:color="BFC7D5"/>
+              <w:right w:val="single" w:sz="6" w:space="0" w:color="BFC7D5"/>
+            </w:tcBorders>
+            <w:vAlign w:val="center"/>
+          </w:tcPr>
+          <w:p>
+            <w:pPr>
+              <w:pStyle w:val="TableContents"/>
+              <w:bidi w:val="0"/>
+              <w:spacing w:before="0" w:after="283"/>
+              <w:jc w:val="left"/>
+              <w:rPr/>
+            </w:pPr>
+            <w:r>
+              <w:rPr/>
+              <w:t>4b90b36 (Moshi adapter), bff6cf2 (Kyutai STT)</w:t>
+            </w:r>
+          </w:p>
+        </w:tc>
+      </w:tr>
+      <w:tr>
+        <w:trPr/>
+        <w:tc>
+          <w:tcPr>
+            <w:tcW w:w="802" w:type="dxa"/>
+            <w:tcBorders>
+              <w:left w:val="single" w:sz="6" w:space="0" w:color="BFC7D5"/>
+              <w:bottom w:val="single" w:sz="2" w:space="0" w:color="BFC7D5"/>
+              <w:right w:val="single" w:sz="6" w:space="0" w:color="BFC7D5"/>
+            </w:tcBorders>
+            <w:vAlign w:val="center"/>
+          </w:tcPr>
+          <w:p>
+            <w:pPr>
+              <w:pStyle w:val="TableContents"/>
+              <w:bidi w:val="0"/>
+              <w:spacing w:before="0" w:after="283"/>
+              <w:jc w:val="left"/>
+              <w:rPr/>
+            </w:pPr>
+            <w:r>
+              <w:rPr/>
+              <w:t>2026-03</w:t>
+            </w:r>
+          </w:p>
+        </w:tc>
+        <w:tc>
+          <w:tcPr>
+            <w:tcW w:w="5389" w:type="dxa"/>
+            <w:tcBorders>
+              <w:left w:val="single" w:sz="2" w:space="0" w:color="BFC7D5"/>
+              <w:bottom w:val="single" w:sz="2" w:space="0" w:color="BFC7D5"/>
+              <w:right w:val="single" w:sz="6" w:space="0" w:color="BFC7D5"/>
+            </w:tcBorders>
+            <w:vAlign w:val="center"/>
+          </w:tcPr>
+          <w:p>
+            <w:pPr>
+              <w:pStyle w:val="TableContents"/>
+              <w:bidi w:val="0"/>
+              <w:spacing w:before="0" w:after="283"/>
+              <w:jc w:val="left"/>
+              <w:rPr/>
+            </w:pPr>
+            <w:r>
+              <w:rPr/>
+              <w:t>DoD FMR is a very large document: BookRAG and PageIndex tried; hierarchical (section → chunk) chunking adopted for performance</w:t>
+            </w:r>
+          </w:p>
+        </w:tc>
+        <w:tc>
+          <w:tcPr>
+            <w:tcW w:w="1679" w:type="dxa"/>
+            <w:tcBorders>
+              <w:left w:val="single" w:sz="2" w:space="0" w:color="BFC7D5"/>
+              <w:bottom w:val="single" w:sz="2" w:space="0" w:color="BFC7D5"/>
+              <w:right w:val="single" w:sz="6" w:space="0" w:color="BFC7D5"/>
+            </w:tcBorders>
+            <w:vAlign w:val="center"/>
+          </w:tcPr>
+          <w:p>
+            <w:pPr>
+              <w:pStyle w:val="TableContents"/>
+              <w:bidi w:val="0"/>
+              <w:spacing w:before="0" w:after="283"/>
+              <w:jc w:val="left"/>
+              <w:rPr/>
+            </w:pPr>
+            <w:r>
+              <w:rPr/>
+              <w:t>Engineering</w:t>
+            </w:r>
+          </w:p>
+        </w:tc>
+        <w:tc>
+          <w:tcPr>
+            <w:tcW w:w="951" w:type="dxa"/>
+            <w:tcBorders>
+              <w:left w:val="single" w:sz="2" w:space="0" w:color="BFC7D5"/>
+              <w:bottom w:val="single" w:sz="2" w:space="0" w:color="BFC7D5"/>
+              <w:right w:val="single" w:sz="6" w:space="0" w:color="BFC7D5"/>
+            </w:tcBorders>
+            <w:vAlign w:val="center"/>
+          </w:tcPr>
+          <w:p>
+            <w:pPr>
+              <w:pStyle w:val="TableContents"/>
+              <w:bidi w:val="0"/>
+              <w:spacing w:before="0" w:after="283"/>
+              <w:jc w:val="left"/>
+              <w:rPr/>
+            </w:pPr>
+            <w:r>
+              <w:rPr/>
+              <w:t>AC-22</w:t>
+            </w:r>
+          </w:p>
+        </w:tc>
+        <w:tc>
+          <w:tcPr>
+            <w:tcW w:w="2518" w:type="dxa"/>
+            <w:tcBorders>
+              <w:left w:val="single" w:sz="2" w:space="0" w:color="BFC7D5"/>
+              <w:bottom w:val="single" w:sz="2" w:space="0" w:color="BFC7D5"/>
+              <w:right w:val="single" w:sz="6" w:space="0" w:color="BFC7D5"/>
+            </w:tcBorders>
+            <w:vAlign w:val="center"/>
+          </w:tcPr>
+          <w:p>
+            <w:pPr>
+              <w:pStyle w:val="TableContents"/>
+              <w:bidi w:val="0"/>
+              <w:spacing w:before="0" w:after="283"/>
+              <w:jc w:val="left"/>
+              <w:rPr/>
+            </w:pPr>
+            <w:r>
+              <w:rPr/>
+              <w:t>31f1205 … 5057a30 (2026-03-03 → 06); 23ac2f9 (03-07); 2decb99 (07-30)</w:t>
+            </w:r>
+          </w:p>
+        </w:tc>
+      </w:tr>
+      <w:tr>
+        <w:trPr/>
+        <w:tc>
+          <w:tcPr>
+            <w:tcW w:w="802" w:type="dxa"/>
+            <w:tcBorders>
+              <w:left w:val="single" w:sz="6" w:space="0" w:color="BFC7D5"/>
+              <w:bottom w:val="single" w:sz="2" w:space="0" w:color="BFC7D5"/>
+              <w:right w:val="single" w:sz="6" w:space="0" w:color="BFC7D5"/>
+            </w:tcBorders>
+            <w:vAlign w:val="center"/>
+          </w:tcPr>
+          <w:p>
+            <w:pPr>
+              <w:pStyle w:val="TableContents"/>
+              <w:bidi w:val="0"/>
+              <w:spacing w:before="0" w:after="283"/>
+              <w:jc w:val="left"/>
+              <w:rPr/>
+            </w:pPr>
+            <w:r>
+              <w:rPr/>
+              <w:t>2026-03 → 04</w:t>
+            </w:r>
+          </w:p>
+        </w:tc>
+        <w:tc>
+          <w:tcPr>
+            <w:tcW w:w="5389" w:type="dxa"/>
+            <w:tcBorders>
+              <w:left w:val="single" w:sz="2" w:space="0" w:color="BFC7D5"/>
+              <w:bottom w:val="single" w:sz="2" w:space="0" w:color="BFC7D5"/>
+              <w:right w:val="single" w:sz="6" w:space="0" w:color="BFC7D5"/>
+            </w:tcBorders>
+            <w:vAlign w:val="center"/>
+          </w:tcPr>
+          <w:p>
+            <w:pPr>
+              <w:pStyle w:val="TableContents"/>
+              <w:bidi w:val="0"/>
+              <w:spacing w:before="0" w:after="283"/>
+              <w:jc w:val="left"/>
+              <w:rPr/>
+            </w:pPr>
+            <w:r>
+              <w:rPr/>
+              <w:t>Conversation assistance v2 on NVIDIA PersonaPlex — client: must work with the customer's large data in spoken conversation</w:t>
+            </w:r>
+          </w:p>
+        </w:tc>
+        <w:tc>
+          <w:tcPr>
+            <w:tcW w:w="1679" w:type="dxa"/>
+            <w:tcBorders>
+              <w:left w:val="single" w:sz="2" w:space="0" w:color="BFC7D5"/>
+              <w:bottom w:val="single" w:sz="2" w:space="0" w:color="BFC7D5"/>
+              <w:right w:val="single" w:sz="6" w:space="0" w:color="BFC7D5"/>
+            </w:tcBorders>
+            <w:vAlign w:val="center"/>
+          </w:tcPr>
+          <w:p>
+            <w:pPr>
+              <w:pStyle w:val="TableContents"/>
+              <w:bidi w:val="0"/>
+              <w:spacing w:before="0" w:after="283"/>
+              <w:jc w:val="left"/>
+              <w:rPr/>
+            </w:pPr>
+            <w:r>
+              <w:rPr/>
+              <w:t>Clients A and B</w:t>
+            </w:r>
+          </w:p>
+        </w:tc>
+        <w:tc>
+          <w:tcPr>
+            <w:tcW w:w="951" w:type="dxa"/>
+            <w:tcBorders>
+              <w:left w:val="single" w:sz="2" w:space="0" w:color="BFC7D5"/>
+              <w:bottom w:val="single" w:sz="2" w:space="0" w:color="BFC7D5"/>
+              <w:right w:val="single" w:sz="6" w:space="0" w:color="BFC7D5"/>
+            </w:tcBorders>
+            <w:vAlign w:val="center"/>
+          </w:tcPr>
+          <w:p>
+            <w:pPr>
+              <w:pStyle w:val="TableContents"/>
+              <w:bidi w:val="0"/>
+              <w:spacing w:before="0" w:after="283"/>
+              <w:jc w:val="left"/>
+              <w:rPr/>
+            </w:pPr>
+            <w:r>
+              <w:rPr/>
+              <w:t>CR-2026-04</w:t>
+            </w:r>
+          </w:p>
+        </w:tc>
+        <w:tc>
+          <w:tcPr>
+            <w:tcW w:w="2518" w:type="dxa"/>
+            <w:tcBorders>
+              <w:left w:val="single" w:sz="2" w:space="0" w:color="BFC7D5"/>
+              <w:bottom w:val="single" w:sz="2" w:space="0" w:color="BFC7D5"/>
+              <w:right w:val="single" w:sz="6" w:space="0" w:color="BFC7D5"/>
+            </w:tcBorders>
+            <w:vAlign w:val="center"/>
+          </w:tcPr>
+          <w:p>
+            <w:pPr>
+              <w:pStyle w:val="TableContents"/>
+              <w:bidi w:val="0"/>
+              <w:spacing w:before="0" w:after="283"/>
+              <w:jc w:val="left"/>
+              <w:rPr/>
+            </w:pPr>
+            <w:r>
+              <w:rPr/>
+              <w:t>QASC 2026 paper (539493f)</w:t>
+            </w:r>
+          </w:p>
+        </w:tc>
+      </w:tr>
+      <w:tr>
+        <w:trPr/>
+        <w:tc>
+          <w:tcPr>
+            <w:tcW w:w="802" w:type="dxa"/>
+            <w:tcBorders>
+              <w:left w:val="single" w:sz="6" w:space="0" w:color="BFC7D5"/>
+              <w:bottom w:val="single" w:sz="2" w:space="0" w:color="BFC7D5"/>
+              <w:right w:val="single" w:sz="6" w:space="0" w:color="BFC7D5"/>
+            </w:tcBorders>
+            <w:vAlign w:val="center"/>
+          </w:tcPr>
+          <w:p>
+            <w:pPr>
+              <w:pStyle w:val="TableContents"/>
+              <w:bidi w:val="0"/>
+              <w:spacing w:before="0" w:after="283"/>
+              <w:jc w:val="left"/>
+              <w:rPr/>
+            </w:pPr>
+            <w:r>
+              <w:rPr/>
+              <w:t>2026-04</w:t>
+            </w:r>
+          </w:p>
+        </w:tc>
+        <w:tc>
+          <w:tcPr>
+            <w:tcW w:w="5389" w:type="dxa"/>
+            <w:tcBorders>
+              <w:left w:val="single" w:sz="2" w:space="0" w:color="BFC7D5"/>
+              <w:bottom w:val="single" w:sz="2" w:space="0" w:color="BFC7D5"/>
+              <w:right w:val="single" w:sz="6" w:space="0" w:color="BFC7D5"/>
+            </w:tcBorders>
+            <w:vAlign w:val="center"/>
+          </w:tcPr>
+          <w:p>
+            <w:pPr>
+              <w:pStyle w:val="TableContents"/>
+              <w:bidi w:val="0"/>
+              <w:spacing w:before="0" w:after="283"/>
+              <w:jc w:val="left"/>
+              <w:rPr/>
+            </w:pPr>
+            <w:r>
+              <w:rPr/>
+              <w:t>Own dual-loop conversation architecture built and pushed to the code</w:t>
+            </w:r>
+          </w:p>
+        </w:tc>
+        <w:tc>
+          <w:tcPr>
+            <w:tcW w:w="1679" w:type="dxa"/>
+            <w:tcBorders>
+              <w:left w:val="single" w:sz="2" w:space="0" w:color="BFC7D5"/>
+              <w:bottom w:val="single" w:sz="2" w:space="0" w:color="BFC7D5"/>
+              <w:right w:val="single" w:sz="6" w:space="0" w:color="BFC7D5"/>
+            </w:tcBorders>
+            <w:vAlign w:val="center"/>
+          </w:tcPr>
+          <w:p>
+            <w:pPr>
+              <w:pStyle w:val="TableContents"/>
+              <w:bidi w:val="0"/>
+              <w:spacing w:before="0" w:after="283"/>
+              <w:jc w:val="left"/>
+              <w:rPr/>
+            </w:pPr>
+            <w:r>
+              <w:rPr/>
+              <w:t>Engineering</w:t>
+            </w:r>
+          </w:p>
+        </w:tc>
+        <w:tc>
+          <w:tcPr>
+            <w:tcW w:w="951" w:type="dxa"/>
+            <w:tcBorders>
+              <w:left w:val="single" w:sz="2" w:space="0" w:color="BFC7D5"/>
+              <w:bottom w:val="single" w:sz="2" w:space="0" w:color="BFC7D5"/>
+              <w:right w:val="single" w:sz="6" w:space="0" w:color="BFC7D5"/>
+            </w:tcBorders>
+            <w:vAlign w:val="center"/>
+          </w:tcPr>
+          <w:p>
+            <w:pPr>
+              <w:pStyle w:val="TableContents"/>
+              <w:bidi w:val="0"/>
+              <w:spacing w:before="0" w:after="283"/>
+              <w:jc w:val="left"/>
+              <w:rPr/>
+            </w:pPr>
+            <w:r>
+              <w:rPr/>
+              <w:t>AC-24</w:t>
+            </w:r>
+          </w:p>
+        </w:tc>
+        <w:tc>
+          <w:tcPr>
+            <w:tcW w:w="2518" w:type="dxa"/>
+            <w:tcBorders>
+              <w:left w:val="single" w:sz="2" w:space="0" w:color="BFC7D5"/>
+              <w:bottom w:val="single" w:sz="2" w:space="0" w:color="BFC7D5"/>
+              <w:right w:val="single" w:sz="6" w:space="0" w:color="BFC7D5"/>
+            </w:tcBorders>
+            <w:vAlign w:val="center"/>
+          </w:tcPr>
+          <w:p>
+            <w:pPr>
+              <w:pStyle w:val="TableContents"/>
+              <w:bidi w:val="0"/>
+              <w:spacing w:before="0" w:after="283"/>
+              <w:jc w:val="left"/>
+              <w:rPr/>
+            </w:pPr>
+            <w:r>
+              <w:rPr/>
+              <w:t>ddc0aa3, d89aeda (2026-04-08)</w:t>
+            </w:r>
+          </w:p>
+        </w:tc>
+      </w:tr>
+      <w:tr>
+        <w:trPr/>
+        <w:tc>
+          <w:tcPr>
+            <w:tcW w:w="802" w:type="dxa"/>
+            <w:tcBorders>
+              <w:left w:val="single" w:sz="6" w:space="0" w:color="BFC7D5"/>
+              <w:bottom w:val="single" w:sz="2" w:space="0" w:color="BFC7D5"/>
+              <w:right w:val="single" w:sz="6" w:space="0" w:color="BFC7D5"/>
+            </w:tcBorders>
+            <w:vAlign w:val="center"/>
+          </w:tcPr>
+          <w:p>
+            <w:pPr>
+              <w:pStyle w:val="TableContents"/>
+              <w:bidi w:val="0"/>
+              <w:spacing w:before="0" w:after="283"/>
+              <w:jc w:val="left"/>
+              <w:rPr/>
+            </w:pPr>
+            <w:r>
+              <w:rPr/>
+              <w:t>2026-04</w:t>
+            </w:r>
+          </w:p>
+        </w:tc>
+        <w:tc>
+          <w:tcPr>
+            <w:tcW w:w="5389" w:type="dxa"/>
+            <w:tcBorders>
+              <w:left w:val="single" w:sz="2" w:space="0" w:color="BFC7D5"/>
+              <w:bottom w:val="single" w:sz="2" w:space="0" w:color="BFC7D5"/>
+              <w:right w:val="single" w:sz="6" w:space="0" w:color="BFC7D5"/>
+            </w:tcBorders>
+            <w:vAlign w:val="center"/>
+          </w:tcPr>
+          <w:p>
+            <w:pPr>
+              <w:pStyle w:val="TableContents"/>
+              <w:bidi w:val="0"/>
+              <w:spacing w:before="0" w:after="283"/>
+              <w:jc w:val="left"/>
+              <w:rPr/>
+            </w:pPr>
+            <w:r>
+              <w:rPr/>
+              <w:t>Alexander Peter asks how a unit will work once deployed on a client site; proposes a hotspot — at every boot the unit raises its own Wi-Fi hotspot and serves a web page from which the applications open</w:t>
+            </w:r>
+          </w:p>
+        </w:tc>
+        <w:tc>
+          <w:tcPr>
+            <w:tcW w:w="1679" w:type="dxa"/>
+            <w:tcBorders>
+              <w:left w:val="single" w:sz="2" w:space="0" w:color="BFC7D5"/>
+              <w:bottom w:val="single" w:sz="2" w:space="0" w:color="BFC7D5"/>
+              <w:right w:val="single" w:sz="6" w:space="0" w:color="BFC7D5"/>
+            </w:tcBorders>
+            <w:vAlign w:val="center"/>
+          </w:tcPr>
+          <w:p>
+            <w:pPr>
+              <w:pStyle w:val="TableContents"/>
+              <w:bidi w:val="0"/>
+              <w:spacing w:before="0" w:after="283"/>
+              <w:jc w:val="left"/>
+              <w:rPr/>
+            </w:pPr>
+            <w:r>
+              <w:rPr/>
+              <w:t>Project Lead design review</w:t>
+            </w:r>
+          </w:p>
+        </w:tc>
+        <w:tc>
+          <w:tcPr>
+            <w:tcW w:w="951" w:type="dxa"/>
+            <w:tcBorders>
+              <w:left w:val="single" w:sz="2" w:space="0" w:color="BFC7D5"/>
+              <w:bottom w:val="single" w:sz="2" w:space="0" w:color="BFC7D5"/>
+              <w:right w:val="single" w:sz="6" w:space="0" w:color="BFC7D5"/>
+            </w:tcBorders>
+            <w:vAlign w:val="center"/>
+          </w:tcPr>
+          <w:p>
+            <w:pPr>
+              <w:pStyle w:val="TableContents"/>
+              <w:bidi w:val="0"/>
+              <w:spacing w:before="0" w:after="283"/>
+              <w:jc w:val="left"/>
+              <w:rPr/>
+            </w:pPr>
+            <w:r>
+              <w:rPr/>
+              <w:t>CR-2026-05</w:t>
+            </w:r>
+          </w:p>
+        </w:tc>
+        <w:tc>
+          <w:tcPr>
+            <w:tcW w:w="2518" w:type="dxa"/>
+            <w:tcBorders>
+              <w:left w:val="single" w:sz="2" w:space="0" w:color="BFC7D5"/>
+              <w:bottom w:val="single" w:sz="2" w:space="0" w:color="BFC7D5"/>
+              <w:right w:val="single" w:sz="6" w:space="0" w:color="BFC7D5"/>
+            </w:tcBorders>
+            <w:vAlign w:val="center"/>
+          </w:tcPr>
+          <w:p>
+            <w:pPr>
+              <w:pStyle w:val="TableContents"/>
+              <w:bidi w:val="0"/>
+              <w:spacing w:before="0" w:after="283"/>
+              <w:jc w:val="left"/>
+              <w:rPr/>
+            </w:pPr>
+            <w:r>
+              <w:rPr/>
+              <w:t>Deployment unit configuration; 0818cdc (2026-04-10)</w:t>
+            </w:r>
+          </w:p>
+        </w:tc>
+      </w:tr>
+      <w:tr>
+        <w:trPr/>
+        <w:tc>
+          <w:tcPr>
+            <w:tcW w:w="802" w:type="dxa"/>
+            <w:tcBorders>
+              <w:left w:val="single" w:sz="6" w:space="0" w:color="BFC7D5"/>
+              <w:bottom w:val="single" w:sz="2" w:space="0" w:color="BFC7D5"/>
+              <w:right w:val="single" w:sz="6" w:space="0" w:color="BFC7D5"/>
+            </w:tcBorders>
+            <w:vAlign w:val="center"/>
+          </w:tcPr>
+          <w:p>
+            <w:pPr>
+              <w:pStyle w:val="TableContents"/>
+              <w:bidi w:val="0"/>
+              <w:spacing w:before="0" w:after="283"/>
+              <w:jc w:val="left"/>
+              <w:rPr/>
+            </w:pPr>
+            <w:r>
+              <w:rPr/>
+              <w:t>2026-04</w:t>
+            </w:r>
+          </w:p>
+        </w:tc>
+        <w:tc>
+          <w:tcPr>
+            <w:tcW w:w="5389" w:type="dxa"/>
+            <w:tcBorders>
+              <w:left w:val="single" w:sz="2" w:space="0" w:color="BFC7D5"/>
+              <w:bottom w:val="single" w:sz="2" w:space="0" w:color="BFC7D5"/>
+              <w:right w:val="single" w:sz="6" w:space="0" w:color="BFC7D5"/>
+            </w:tcBorders>
+            <w:vAlign w:val="center"/>
+          </w:tcPr>
+          <w:p>
+            <w:pPr>
+              <w:pStyle w:val="TableContents"/>
+              <w:bidi w:val="0"/>
+              <w:spacing w:before="0" w:after="283"/>
+              <w:jc w:val="left"/>
+              <w:rPr/>
+            </w:pPr>
+            <w:r>
+              <w:rPr/>
+              <w:t>Client A reports live-transcript accuracy and speed problems — better speech model with fallback across models; chat moved from Ollama to TensorRT-LLM</w:t>
+            </w:r>
+          </w:p>
+        </w:tc>
+        <w:tc>
+          <w:tcPr>
+            <w:tcW w:w="1679" w:type="dxa"/>
+            <w:tcBorders>
+              <w:left w:val="single" w:sz="2" w:space="0" w:color="BFC7D5"/>
+              <w:bottom w:val="single" w:sz="2" w:space="0" w:color="BFC7D5"/>
+              <w:right w:val="single" w:sz="6" w:space="0" w:color="BFC7D5"/>
+            </w:tcBorders>
+            <w:vAlign w:val="center"/>
+          </w:tcPr>
+          <w:p>
+            <w:pPr>
+              <w:pStyle w:val="TableContents"/>
+              <w:bidi w:val="0"/>
+              <w:spacing w:before="0" w:after="283"/>
+              <w:jc w:val="left"/>
+              <w:rPr/>
+            </w:pPr>
+            <w:r>
+              <w:rPr/>
+              <w:t>Client A</w:t>
+            </w:r>
+          </w:p>
+        </w:tc>
+        <w:tc>
+          <w:tcPr>
+            <w:tcW w:w="951" w:type="dxa"/>
+            <w:tcBorders>
+              <w:left w:val="single" w:sz="2" w:space="0" w:color="BFC7D5"/>
+              <w:bottom w:val="single" w:sz="2" w:space="0" w:color="BFC7D5"/>
+              <w:right w:val="single" w:sz="6" w:space="0" w:color="BFC7D5"/>
+            </w:tcBorders>
+            <w:vAlign w:val="center"/>
+          </w:tcPr>
+          <w:p>
+            <w:pPr>
+              <w:pStyle w:val="TableContents"/>
+              <w:bidi w:val="0"/>
+              <w:spacing w:before="0" w:after="283"/>
+              <w:jc w:val="left"/>
+              <w:rPr/>
+            </w:pPr>
+            <w:r>
+              <w:rPr/>
+              <w:t>CR-2026-06</w:t>
+            </w:r>
+          </w:p>
+        </w:tc>
+        <w:tc>
+          <w:tcPr>
+            <w:tcW w:w="2518" w:type="dxa"/>
+            <w:tcBorders>
+              <w:left w:val="single" w:sz="2" w:space="0" w:color="BFC7D5"/>
+              <w:bottom w:val="single" w:sz="2" w:space="0" w:color="BFC7D5"/>
+              <w:right w:val="single" w:sz="6" w:space="0" w:color="BFC7D5"/>
+            </w:tcBorders>
+            <w:vAlign w:val="center"/>
+          </w:tcPr>
+          <w:p>
+            <w:pPr>
+              <w:pStyle w:val="TableContents"/>
+              <w:bidi w:val="0"/>
+              <w:spacing w:before="0" w:after="283"/>
+              <w:jc w:val="left"/>
+              <w:rPr/>
+            </w:pPr>
+            <w:r>
+              <w:rPr/>
+              <w:t>d89aeda (04-08), b6a70d8 (06-26), 80375c6 (07-29)</w:t>
+            </w:r>
+          </w:p>
+        </w:tc>
+      </w:tr>
+      <w:tr>
+        <w:trPr/>
+        <w:tc>
+          <w:tcPr>
+            <w:tcW w:w="802" w:type="dxa"/>
+            <w:tcBorders>
+              <w:left w:val="single" w:sz="6" w:space="0" w:color="BFC7D5"/>
+              <w:bottom w:val="single" w:sz="2" w:space="0" w:color="BFC7D5"/>
+              <w:right w:val="single" w:sz="6" w:space="0" w:color="BFC7D5"/>
+            </w:tcBorders>
+            <w:vAlign w:val="center"/>
+          </w:tcPr>
+          <w:p>
+            <w:pPr>
+              <w:pStyle w:val="TableContents"/>
+              <w:bidi w:val="0"/>
+              <w:spacing w:before="0" w:after="283"/>
+              <w:jc w:val="left"/>
+              <w:rPr/>
+            </w:pPr>
+            <w:r>
+              <w:rPr/>
+              <w:t>2026-05</w:t>
+            </w:r>
+          </w:p>
+        </w:tc>
+        <w:tc>
+          <w:tcPr>
+            <w:tcW w:w="5389" w:type="dxa"/>
+            <w:tcBorders>
+              <w:left w:val="single" w:sz="2" w:space="0" w:color="BFC7D5"/>
+              <w:bottom w:val="single" w:sz="2" w:space="0" w:color="BFC7D5"/>
+              <w:right w:val="single" w:sz="6" w:space="0" w:color="BFC7D5"/>
+            </w:tcBorders>
+            <w:vAlign w:val="center"/>
+          </w:tcPr>
+          <w:p>
+            <w:pPr>
+              <w:pStyle w:val="TableContents"/>
+              <w:bidi w:val="0"/>
+              <w:spacing w:before="0" w:after="283"/>
+              <w:jc w:val="left"/>
+              <w:rPr/>
+            </w:pPr>
+            <w:r>
+              <w:rPr/>
+              <w:t>Client C (law firm) likes conversation and live transcript; asks for a mode that listens, pulls up data while people speak and shows it on screen without replying — the Silent Assistant</w:t>
+            </w:r>
+          </w:p>
+        </w:tc>
+        <w:tc>
+          <w:tcPr>
+            <w:tcW w:w="1679" w:type="dxa"/>
+            <w:tcBorders>
+              <w:left w:val="single" w:sz="2" w:space="0" w:color="BFC7D5"/>
+              <w:bottom w:val="single" w:sz="2" w:space="0" w:color="BFC7D5"/>
+              <w:right w:val="single" w:sz="6" w:space="0" w:color="BFC7D5"/>
+            </w:tcBorders>
+            <w:vAlign w:val="center"/>
+          </w:tcPr>
+          <w:p>
+            <w:pPr>
+              <w:pStyle w:val="TableContents"/>
+              <w:bidi w:val="0"/>
+              <w:spacing w:before="0" w:after="283"/>
+              <w:jc w:val="left"/>
+              <w:rPr/>
+            </w:pPr>
+            <w:r>
+              <w:rPr/>
+              <w:t>Client C</w:t>
+            </w:r>
+          </w:p>
+        </w:tc>
+        <w:tc>
+          <w:tcPr>
+            <w:tcW w:w="951" w:type="dxa"/>
+            <w:tcBorders>
+              <w:left w:val="single" w:sz="2" w:space="0" w:color="BFC7D5"/>
+              <w:bottom w:val="single" w:sz="2" w:space="0" w:color="BFC7D5"/>
+              <w:right w:val="single" w:sz="6" w:space="0" w:color="BFC7D5"/>
+            </w:tcBorders>
+            <w:vAlign w:val="center"/>
+          </w:tcPr>
+          <w:p>
+            <w:pPr>
+              <w:pStyle w:val="TableContents"/>
+              <w:bidi w:val="0"/>
+              <w:spacing w:before="0" w:after="283"/>
+              <w:jc w:val="left"/>
+              <w:rPr/>
+            </w:pPr>
+            <w:r>
+              <w:rPr/>
+              <w:t>CR-2026-07</w:t>
+            </w:r>
+          </w:p>
+        </w:tc>
+        <w:tc>
+          <w:tcPr>
+            <w:tcW w:w="2518" w:type="dxa"/>
+            <w:tcBorders>
+              <w:left w:val="single" w:sz="2" w:space="0" w:color="BFC7D5"/>
+              <w:bottom w:val="single" w:sz="2" w:space="0" w:color="BFC7D5"/>
+              <w:right w:val="single" w:sz="6" w:space="0" w:color="BFC7D5"/>
+            </w:tcBorders>
+            <w:vAlign w:val="center"/>
+          </w:tcPr>
+          <w:p>
+            <w:pPr>
+              <w:pStyle w:val="TableContents"/>
+              <w:bidi w:val="0"/>
+              <w:spacing w:before="0" w:after="283"/>
+              <w:jc w:val="left"/>
+              <w:rPr/>
+            </w:pPr>
+            <w:r>
+              <w:rPr/>
+              <w:t>ec9b180 (05-11), f75121b (06-27), 7f2658a (08-16)</w:t>
+            </w:r>
+          </w:p>
+        </w:tc>
+      </w:tr>
+      <w:tr>
+        <w:trPr/>
+        <w:tc>
+          <w:tcPr>
+            <w:tcW w:w="802" w:type="dxa"/>
+            <w:tcBorders>
+              <w:left w:val="single" w:sz="6" w:space="0" w:color="BFC7D5"/>
+              <w:bottom w:val="single" w:sz="2" w:space="0" w:color="BFC7D5"/>
+              <w:right w:val="single" w:sz="6" w:space="0" w:color="BFC7D5"/>
+            </w:tcBorders>
+            <w:vAlign w:val="center"/>
+          </w:tcPr>
+          <w:p>
+            <w:pPr>
+              <w:pStyle w:val="TableContents"/>
+              <w:bidi w:val="0"/>
+              <w:spacing w:before="0" w:after="283"/>
+              <w:jc w:val="left"/>
+              <w:rPr/>
+            </w:pPr>
+            <w:r>
+              <w:rPr/>
+              <w:t>2026-05</w:t>
+            </w:r>
+          </w:p>
+        </w:tc>
+        <w:tc>
+          <w:tcPr>
+            <w:tcW w:w="5389" w:type="dxa"/>
+            <w:tcBorders>
+              <w:left w:val="single" w:sz="2" w:space="0" w:color="BFC7D5"/>
+              <w:bottom w:val="single" w:sz="2" w:space="0" w:color="BFC7D5"/>
+              <w:right w:val="single" w:sz="6" w:space="0" w:color="BFC7D5"/>
+            </w:tcBorders>
+            <w:vAlign w:val="center"/>
+          </w:tcPr>
+          <w:p>
+            <w:pPr>
+              <w:pStyle w:val="TableContents"/>
+              <w:bidi w:val="0"/>
+              <w:spacing w:before="0" w:after="283"/>
+              <w:jc w:val="left"/>
+              <w:rPr/>
+            </w:pPr>
+            <w:r>
+              <w:rPr/>
+              <w:t>Group discussions: a diarisation model adopted after much trial and error in model selection — Boardroom</w:t>
+            </w:r>
+          </w:p>
+        </w:tc>
+        <w:tc>
+          <w:tcPr>
+            <w:tcW w:w="1679" w:type="dxa"/>
+            <w:tcBorders>
+              <w:left w:val="single" w:sz="2" w:space="0" w:color="BFC7D5"/>
+              <w:bottom w:val="single" w:sz="2" w:space="0" w:color="BFC7D5"/>
+              <w:right w:val="single" w:sz="6" w:space="0" w:color="BFC7D5"/>
+            </w:tcBorders>
+            <w:vAlign w:val="center"/>
+          </w:tcPr>
+          <w:p>
+            <w:pPr>
+              <w:pStyle w:val="TableContents"/>
+              <w:bidi w:val="0"/>
+              <w:spacing w:before="0" w:after="283"/>
+              <w:jc w:val="left"/>
+              <w:rPr/>
+            </w:pPr>
+            <w:r>
+              <w:rPr/>
+              <w:t>Engineering</w:t>
+            </w:r>
+          </w:p>
+        </w:tc>
+        <w:tc>
+          <w:tcPr>
+            <w:tcW w:w="951" w:type="dxa"/>
+            <w:tcBorders>
+              <w:left w:val="single" w:sz="2" w:space="0" w:color="BFC7D5"/>
+              <w:bottom w:val="single" w:sz="2" w:space="0" w:color="BFC7D5"/>
+              <w:right w:val="single" w:sz="6" w:space="0" w:color="BFC7D5"/>
+            </w:tcBorders>
+            <w:vAlign w:val="center"/>
+          </w:tcPr>
+          <w:p>
+            <w:pPr>
+              <w:pStyle w:val="TableContents"/>
+              <w:bidi w:val="0"/>
+              <w:spacing w:before="0" w:after="283"/>
+              <w:jc w:val="left"/>
+              <w:rPr/>
+            </w:pPr>
+            <w:r>
+              <w:rPr/>
+              <w:t>CR-2026-08</w:t>
+            </w:r>
+          </w:p>
+        </w:tc>
+        <w:tc>
+          <w:tcPr>
+            <w:tcW w:w="2518" w:type="dxa"/>
+            <w:tcBorders>
+              <w:left w:val="single" w:sz="2" w:space="0" w:color="BFC7D5"/>
+              <w:bottom w:val="single" w:sz="2" w:space="0" w:color="BFC7D5"/>
+              <w:right w:val="single" w:sz="6" w:space="0" w:color="BFC7D5"/>
+            </w:tcBorders>
+            <w:vAlign w:val="center"/>
+          </w:tcPr>
+          <w:p>
+            <w:pPr>
+              <w:pStyle w:val="TableContents"/>
+              <w:bidi w:val="0"/>
+              <w:spacing w:before="0" w:after="283"/>
+              <w:jc w:val="left"/>
+              <w:rPr/>
+            </w:pPr>
+            <w:r>
+              <w:rPr/>
+              <w:t>f540976 (05-14), cf463aa (05-19), e1a337b (05-27)</w:t>
+            </w:r>
+          </w:p>
+        </w:tc>
+      </w:tr>
+      <w:tr>
+        <w:trPr/>
+        <w:tc>
+          <w:tcPr>
+            <w:tcW w:w="802" w:type="dxa"/>
+            <w:tcBorders>
+              <w:left w:val="single" w:sz="6" w:space="0" w:color="BFC7D5"/>
+              <w:bottom w:val="single" w:sz="6" w:space="0" w:color="BFC7D5"/>
+              <w:right w:val="single" w:sz="6" w:space="0" w:color="BFC7D5"/>
+            </w:tcBorders>
+            <w:vAlign w:val="center"/>
+          </w:tcPr>
+          <w:p>
+            <w:pPr>
+              <w:pStyle w:val="TableContents"/>
+              <w:bidi w:val="0"/>
+              <w:spacing w:before="0" w:after="283"/>
+              <w:jc w:val="left"/>
+              <w:rPr/>
+            </w:pPr>
+            <w:r>
+              <w:rPr/>
+              <w:t>2026-06</w:t>
+            </w:r>
+          </w:p>
+        </w:tc>
+        <w:tc>
+          <w:tcPr>
+            <w:tcW w:w="5389" w:type="dxa"/>
+            <w:tcBorders>
+              <w:left w:val="single" w:sz="2" w:space="0" w:color="BFC7D5"/>
+              <w:bottom w:val="single" w:sz="6" w:space="0" w:color="BFC7D5"/>
+              <w:right w:val="single" w:sz="6" w:space="0" w:color="BFC7D5"/>
+            </w:tcBorders>
+            <w:vAlign w:val="center"/>
+          </w:tcPr>
+          <w:p>
+            <w:pPr>
+              <w:pStyle w:val="TableContents"/>
+              <w:bidi w:val="0"/>
+              <w:spacing w:before="0" w:after="283"/>
+              <w:jc w:val="left"/>
+              <w:rPr/>
+            </w:pPr>
+            <w:r>
+              <w:rPr/>
+              <w:t>Client D (Gulf region) asks for a document studio — PPT and PDF created locally inside the application, with and without a template, with generated images</w:t>
+            </w:r>
+          </w:p>
+        </w:tc>
+        <w:tc>
+          <w:tcPr>
+            <w:tcW w:w="1679" w:type="dxa"/>
+            <w:tcBorders>
+              <w:left w:val="single" w:sz="2" w:space="0" w:color="BFC7D5"/>
+              <w:bottom w:val="single" w:sz="6" w:space="0" w:color="BFC7D5"/>
+              <w:right w:val="single" w:sz="6" w:space="0" w:color="BFC7D5"/>
+            </w:tcBorders>
+            <w:vAlign w:val="center"/>
+          </w:tcPr>
+          <w:p>
+            <w:pPr>
+              <w:pStyle w:val="TableContents"/>
+              <w:bidi w:val="0"/>
+              <w:spacing w:before="0" w:after="283"/>
+              <w:jc w:val="left"/>
+              <w:rPr/>
+            </w:pPr>
+            <w:r>
+              <w:rPr/>
+              <w:t>Client D</w:t>
+            </w:r>
+          </w:p>
+        </w:tc>
+        <w:tc>
+          <w:tcPr>
+            <w:tcW w:w="951" w:type="dxa"/>
+            <w:tcBorders>
+              <w:left w:val="single" w:sz="2" w:space="0" w:color="BFC7D5"/>
+              <w:bottom w:val="single" w:sz="6" w:space="0" w:color="BFC7D5"/>
+              <w:right w:val="single" w:sz="6" w:space="0" w:color="BFC7D5"/>
+            </w:tcBorders>
+            <w:vAlign w:val="center"/>
+          </w:tcPr>
+          <w:p>
+            <w:pPr>
+              <w:pStyle w:val="TableContents"/>
+              <w:bidi w:val="0"/>
+              <w:spacing w:before="0" w:after="283"/>
+              <w:jc w:val="left"/>
+              <w:rPr/>
+            </w:pPr>
+            <w:r>
+              <w:rPr/>
+              <w:t>CR-2026-09</w:t>
+            </w:r>
+          </w:p>
+        </w:tc>
+        <w:tc>
+          <w:tcPr>
+            <w:tcW w:w="2518" w:type="dxa"/>
+            <w:tcBorders>
+              <w:left w:val="single" w:sz="2" w:space="0" w:color="BFC7D5"/>
+              <w:bottom w:val="single" w:sz="6" w:space="0" w:color="BFC7D5"/>
+              <w:right w:val="single" w:sz="6" w:space="0" w:color="BFC7D5"/>
+            </w:tcBorders>
+            <w:vAlign w:val="center"/>
+          </w:tcPr>
+          <w:p>
+            <w:pPr>
+              <w:pStyle w:val="TableContents"/>
+              <w:bidi w:val="0"/>
+              <w:spacing w:before="0" w:after="283"/>
+              <w:jc w:val="left"/>
+              <w:rPr/>
+            </w:pPr>
+            <w:r>
+              <w:rPr/>
+              <w:t>2d23f40 (06-20), 66356f9 (06-27)</w:t>
+            </w:r>
+          </w:p>
+        </w:tc>
+      </w:tr>
+    </w:tbl>
+    <w:p>
+      <w:pPr>
+        <w:pStyle w:val="BodyText"/>
+        <w:bidi w:val="0"/>
+        <w:jc w:val="left"/>
+        <w:rPr/>
+      </w:pPr>
+      <w:r>
+        <w:rPr>
+          <w:rStyle w:val="Strong"/>
+        </w:rPr>
+        <w:t>Reviews</w:t>
+      </w:r>
+    </w:p>
+    <w:tbl>
+      <w:tblPr>
+        <w:tblW w:w="5000" w:type="pct"/>
+        <w:jc w:val="left"/>
+        <w:tblInd w:w="-7" w:type="dxa"/>
+        <w:tblLayout w:type="fixed"/>
+        <w:tblCellMar>
+          <w:top w:w="60" w:type="dxa"/>
+          <w:left w:w="60" w:type="dxa"/>
+          <w:bottom w:w="60" w:type="dxa"/>
+          <w:right w:w="60" w:type="dxa"/>
+        </w:tblCellMar>
+      </w:tblPr>
+      <w:tblGrid>
+        <w:gridCol w:w="807"/>
+        <w:gridCol w:w="656"/>
+        <w:gridCol w:w="1628"/>
+        <w:gridCol w:w="1899"/>
+        <w:gridCol w:w="1329"/>
+        <w:gridCol w:w="2152"/>
+        <w:gridCol w:w="801"/>
+        <w:gridCol w:w="741"/>
+        <w:gridCol w:w="1326"/>
+      </w:tblGrid>
+      <w:tr>
+        <w:trPr>
+          <w:tblHeader w:val="true"/>
+        </w:trPr>
+        <w:tc>
+          <w:tcPr>
+            <w:tcW w:w="807" w:type="dxa"/>
+            <w:tcBorders>
+              <w:top w:val="single" w:sz="6" w:space="0" w:color="BFC7D5"/>
+              <w:left w:val="single" w:sz="6" w:space="0" w:color="BFC7D5"/>
+              <w:bottom w:val="single" w:sz="2" w:space="0" w:color="BFC7D5"/>
+              <w:right w:val="single" w:sz="6" w:space="0" w:color="BFC7D5"/>
+            </w:tcBorders>
+            <w:shd w:fill="1F3A5F" w:val="clear"/>
+            <w:vAlign w:val="center"/>
+          </w:tcPr>
+          <w:p>
+            <w:pPr>
+              <w:pStyle w:val="TableHeading"/>
+              <w:bidi w:val="0"/>
+              <w:spacing w:before="0" w:after="283"/>
+              <w:jc w:val="left"/>
+              <w:rPr>
+                <w:color w:val="FFFFFF"/>
+              </w:rPr>
+            </w:pPr>
+            <w:r>
+              <w:rPr>
+                <w:color w:val="FFFFFF"/>
+              </w:rPr>
+              <w:t>Review</w:t>
+            </w:r>
+          </w:p>
+        </w:tc>
+        <w:tc>
+          <w:tcPr>
+            <w:tcW w:w="656" w:type="dxa"/>
+            <w:tcBorders>
+              <w:top w:val="single" w:sz="6" w:space="0" w:color="BFC7D5"/>
+              <w:left w:val="single" w:sz="2" w:space="0" w:color="BFC7D5"/>
+              <w:bottom w:val="single" w:sz="2" w:space="0" w:color="BFC7D5"/>
+              <w:right w:val="single" w:sz="6" w:space="0" w:color="BFC7D5"/>
+            </w:tcBorders>
+            <w:shd w:fill="1F3A5F" w:val="clear"/>
+            <w:vAlign w:val="center"/>
+          </w:tcPr>
+          <w:p>
+            <w:pPr>
+              <w:pStyle w:val="TableHeading"/>
+              <w:bidi w:val="0"/>
+              <w:spacing w:before="0" w:after="283"/>
+              <w:jc w:val="left"/>
+              <w:rPr>
+                <w:color w:val="FFFFFF"/>
+              </w:rPr>
+            </w:pPr>
+            <w:r>
+              <w:rPr>
+                <w:color w:val="FFFFFF"/>
+              </w:rPr>
+              <w:t>Date</w:t>
+            </w:r>
+          </w:p>
+        </w:tc>
+        <w:tc>
+          <w:tcPr>
+            <w:tcW w:w="1628" w:type="dxa"/>
+            <w:tcBorders>
+              <w:top w:val="single" w:sz="6" w:space="0" w:color="BFC7D5"/>
+              <w:left w:val="single" w:sz="2" w:space="0" w:color="BFC7D5"/>
+              <w:bottom w:val="single" w:sz="2" w:space="0" w:color="BFC7D5"/>
+              <w:right w:val="single" w:sz="6" w:space="0" w:color="BFC7D5"/>
+            </w:tcBorders>
+            <w:shd w:fill="1F3A5F" w:val="clear"/>
+            <w:vAlign w:val="center"/>
+          </w:tcPr>
+          <w:p>
+            <w:pPr>
+              <w:pStyle w:val="TableHeading"/>
+              <w:bidi w:val="0"/>
+              <w:spacing w:before="0" w:after="283"/>
+              <w:jc w:val="left"/>
+              <w:rPr>
+                <w:color w:val="FFFFFF"/>
+              </w:rPr>
+            </w:pPr>
+            <w:r>
+              <w:rPr>
+                <w:color w:val="FFFFFF"/>
+              </w:rPr>
+              <w:t>Deliverable</w:t>
+            </w:r>
+          </w:p>
+        </w:tc>
+        <w:tc>
+          <w:tcPr>
+            <w:tcW w:w="1899" w:type="dxa"/>
+            <w:tcBorders>
+              <w:top w:val="single" w:sz="6" w:space="0" w:color="BFC7D5"/>
+              <w:left w:val="single" w:sz="2" w:space="0" w:color="BFC7D5"/>
+              <w:bottom w:val="single" w:sz="2" w:space="0" w:color="BFC7D5"/>
+              <w:right w:val="single" w:sz="6" w:space="0" w:color="BFC7D5"/>
+            </w:tcBorders>
+            <w:shd w:fill="1F3A5F" w:val="clear"/>
+            <w:vAlign w:val="center"/>
+          </w:tcPr>
+          <w:p>
+            <w:pPr>
+              <w:pStyle w:val="TableHeading"/>
+              <w:bidi w:val="0"/>
+              <w:spacing w:before="0" w:after="283"/>
+              <w:jc w:val="left"/>
+              <w:rPr>
+                <w:color w:val="FFFFFF"/>
+              </w:rPr>
+            </w:pPr>
+            <w:r>
+              <w:rPr>
+                <w:color w:val="FFFFFF"/>
+              </w:rPr>
+              <w:t>Review type</w:t>
+            </w:r>
+          </w:p>
+        </w:tc>
+        <w:tc>
+          <w:tcPr>
+            <w:tcW w:w="1329" w:type="dxa"/>
+            <w:tcBorders>
+              <w:top w:val="single" w:sz="6" w:space="0" w:color="BFC7D5"/>
+              <w:left w:val="single" w:sz="2" w:space="0" w:color="BFC7D5"/>
+              <w:bottom w:val="single" w:sz="2" w:space="0" w:color="BFC7D5"/>
+              <w:right w:val="single" w:sz="6" w:space="0" w:color="BFC7D5"/>
+            </w:tcBorders>
+            <w:shd w:fill="1F3A5F" w:val="clear"/>
+            <w:vAlign w:val="center"/>
+          </w:tcPr>
+          <w:p>
+            <w:pPr>
+              <w:pStyle w:val="TableHeading"/>
+              <w:bidi w:val="0"/>
+              <w:spacing w:before="0" w:after="283"/>
+              <w:jc w:val="left"/>
+              <w:rPr>
+                <w:color w:val="FFFFFF"/>
+              </w:rPr>
+            </w:pPr>
+            <w:r>
+              <w:rPr>
+                <w:color w:val="FFFFFF"/>
+              </w:rPr>
+              <w:t>Performed by</w:t>
+            </w:r>
+          </w:p>
+        </w:tc>
+        <w:tc>
+          <w:tcPr>
+            <w:tcW w:w="2152" w:type="dxa"/>
+            <w:tcBorders>
+              <w:top w:val="single" w:sz="6" w:space="0" w:color="BFC7D5"/>
+              <w:left w:val="single" w:sz="2" w:space="0" w:color="BFC7D5"/>
+              <w:bottom w:val="single" w:sz="2" w:space="0" w:color="BFC7D5"/>
+              <w:right w:val="single" w:sz="6" w:space="0" w:color="BFC7D5"/>
+            </w:tcBorders>
+            <w:shd w:fill="1F3A5F" w:val="clear"/>
+            <w:vAlign w:val="center"/>
+          </w:tcPr>
+          <w:p>
+            <w:pPr>
+              <w:pStyle w:val="TableHeading"/>
+              <w:bidi w:val="0"/>
+              <w:spacing w:before="0" w:after="283"/>
+              <w:jc w:val="left"/>
+              <w:rPr>
+                <w:color w:val="FFFFFF"/>
+              </w:rPr>
+            </w:pPr>
+            <w:r>
+              <w:rPr>
+                <w:color w:val="FFFFFF"/>
+              </w:rPr>
+              <w:t>Findings</w:t>
+            </w:r>
+          </w:p>
+        </w:tc>
+        <w:tc>
+          <w:tcPr>
+            <w:tcW w:w="801" w:type="dxa"/>
+            <w:tcBorders>
+              <w:top w:val="single" w:sz="6" w:space="0" w:color="BFC7D5"/>
+              <w:left w:val="single" w:sz="2" w:space="0" w:color="BFC7D5"/>
+              <w:bottom w:val="single" w:sz="2" w:space="0" w:color="BFC7D5"/>
+              <w:right w:val="single" w:sz="6" w:space="0" w:color="BFC7D5"/>
+            </w:tcBorders>
+            <w:shd w:fill="1F3A5F" w:val="clear"/>
+            <w:vAlign w:val="center"/>
+          </w:tcPr>
+          <w:p>
+            <w:pPr>
+              <w:pStyle w:val="TableHeading"/>
+              <w:bidi w:val="0"/>
+              <w:spacing w:before="0" w:after="283"/>
+              <w:jc w:val="left"/>
+              <w:rPr>
+                <w:color w:val="FFFFFF"/>
+              </w:rPr>
+            </w:pPr>
+            <w:r>
+              <w:rPr>
+                <w:color w:val="FFFFFF"/>
+              </w:rPr>
+              <w:t>Actions</w:t>
+            </w:r>
+          </w:p>
+        </w:tc>
+        <w:tc>
+          <w:tcPr>
+            <w:tcW w:w="741" w:type="dxa"/>
+            <w:tcBorders>
+              <w:top w:val="single" w:sz="6" w:space="0" w:color="BFC7D5"/>
+              <w:left w:val="single" w:sz="2" w:space="0" w:color="BFC7D5"/>
+              <w:bottom w:val="single" w:sz="2" w:space="0" w:color="BFC7D5"/>
+              <w:right w:val="single" w:sz="6" w:space="0" w:color="BFC7D5"/>
+            </w:tcBorders>
+            <w:shd w:fill="1F3A5F" w:val="clear"/>
+            <w:vAlign w:val="center"/>
+          </w:tcPr>
+          <w:p>
+            <w:pPr>
+              <w:pStyle w:val="TableHeading"/>
+              <w:bidi w:val="0"/>
+              <w:spacing w:before="0" w:after="283"/>
+              <w:jc w:val="left"/>
+              <w:rPr>
+                <w:color w:val="FFFFFF"/>
+              </w:rPr>
+            </w:pPr>
+            <w:r>
+              <w:rPr>
+                <w:color w:val="FFFFFF"/>
+              </w:rPr>
+              <w:t>Closed</w:t>
+            </w:r>
+          </w:p>
+        </w:tc>
+        <w:tc>
+          <w:tcPr>
+            <w:tcW w:w="1326" w:type="dxa"/>
+            <w:tcBorders>
+              <w:top w:val="single" w:sz="6" w:space="0" w:color="BFC7D5"/>
+              <w:left w:val="single" w:sz="2" w:space="0" w:color="BFC7D5"/>
+              <w:bottom w:val="single" w:sz="2" w:space="0" w:color="BFC7D5"/>
+              <w:right w:val="single" w:sz="6" w:space="0" w:color="BFC7D5"/>
+            </w:tcBorders>
+            <w:shd w:fill="1F3A5F" w:val="clear"/>
+            <w:vAlign w:val="center"/>
+          </w:tcPr>
+          <w:p>
+            <w:pPr>
+              <w:pStyle w:val="TableHeading"/>
+              <w:bidi w:val="0"/>
+              <w:spacing w:before="0" w:after="283"/>
+              <w:jc w:val="left"/>
+              <w:rPr>
+                <w:color w:val="FFFFFF"/>
+              </w:rPr>
+            </w:pPr>
+            <w:r>
+              <w:rPr>
+                <w:color w:val="FFFFFF"/>
+              </w:rPr>
+              <w:t>Record</w:t>
+            </w:r>
+          </w:p>
+        </w:tc>
+      </w:tr>
+      <w:tr>
+        <w:trPr/>
+        <w:tc>
+          <w:tcPr>
+            <w:tcW w:w="807" w:type="dxa"/>
+            <w:tcBorders>
+              <w:left w:val="single" w:sz="6" w:space="0" w:color="BFC7D5"/>
+              <w:bottom w:val="single" w:sz="2" w:space="0" w:color="BFC7D5"/>
+              <w:right w:val="single" w:sz="6" w:space="0" w:color="BFC7D5"/>
+            </w:tcBorders>
+            <w:vAlign w:val="center"/>
+          </w:tcPr>
+          <w:p>
+            <w:pPr>
+              <w:pStyle w:val="TableContents"/>
+              <w:bidi w:val="0"/>
+              <w:spacing w:before="0" w:after="283"/>
+              <w:jc w:val="left"/>
+              <w:rPr/>
+            </w:pPr>
+            <w:r>
+              <w:rPr/>
+              <w:t>CR-2026-01</w:t>
+            </w:r>
+          </w:p>
+        </w:tc>
+        <w:tc>
+          <w:tcPr>
+            <w:tcW w:w="656" w:type="dxa"/>
+            <w:tcBorders>
+              <w:left w:val="single" w:sz="2" w:space="0" w:color="BFC7D5"/>
+              <w:bottom w:val="single" w:sz="2" w:space="0" w:color="BFC7D5"/>
+              <w:right w:val="single" w:sz="6" w:space="0" w:color="BFC7D5"/>
+            </w:tcBorders>
+            <w:vAlign w:val="center"/>
+          </w:tcPr>
+          <w:p>
+            <w:pPr>
+              <w:pStyle w:val="TableContents"/>
+              <w:bidi w:val="0"/>
+              <w:spacing w:before="0" w:after="283"/>
+              <w:jc w:val="left"/>
+              <w:rPr/>
+            </w:pPr>
+            <w:r>
+              <w:rPr/>
+              <w:t>2026-01</w:t>
+            </w:r>
+          </w:p>
+        </w:tc>
+        <w:tc>
+          <w:tcPr>
+            <w:tcW w:w="1628" w:type="dxa"/>
+            <w:tcBorders>
+              <w:left w:val="single" w:sz="2" w:space="0" w:color="BFC7D5"/>
+              <w:bottom w:val="single" w:sz="2" w:space="0" w:color="BFC7D5"/>
+              <w:right w:val="single" w:sz="6" w:space="0" w:color="BFC7D5"/>
+            </w:tcBorders>
+            <w:vAlign w:val="center"/>
+          </w:tcPr>
+          <w:p>
+            <w:pPr>
+              <w:pStyle w:val="TableContents"/>
+              <w:bidi w:val="0"/>
+              <w:spacing w:before="0" w:after="283"/>
+              <w:jc w:val="left"/>
+              <w:rPr/>
+            </w:pPr>
+            <w:r>
+              <w:rPr/>
+              <w:t>Platform for the next product generation</w:t>
+            </w:r>
+          </w:p>
+        </w:tc>
+        <w:tc>
+          <w:tcPr>
+            <w:tcW w:w="1899" w:type="dxa"/>
+            <w:tcBorders>
+              <w:left w:val="single" w:sz="2" w:space="0" w:color="BFC7D5"/>
+              <w:bottom w:val="single" w:sz="2" w:space="0" w:color="BFC7D5"/>
+              <w:right w:val="single" w:sz="6" w:space="0" w:color="BFC7D5"/>
+            </w:tcBorders>
+            <w:vAlign w:val="center"/>
+          </w:tcPr>
+          <w:p>
+            <w:pPr>
+              <w:pStyle w:val="TableContents"/>
+              <w:bidi w:val="0"/>
+              <w:spacing w:before="0" w:after="283"/>
+              <w:jc w:val="left"/>
+              <w:rPr/>
+            </w:pPr>
+            <w:r>
+              <w:rPr/>
+              <w:t>Management / engineering review of the 2025 appliance against new hardware</w:t>
+            </w:r>
+          </w:p>
+        </w:tc>
+        <w:tc>
+          <w:tcPr>
+            <w:tcW w:w="1329" w:type="dxa"/>
+            <w:tcBorders>
+              <w:left w:val="single" w:sz="2" w:space="0" w:color="BFC7D5"/>
+              <w:bottom w:val="single" w:sz="2" w:space="0" w:color="BFC7D5"/>
+              <w:right w:val="single" w:sz="6" w:space="0" w:color="BFC7D5"/>
+            </w:tcBorders>
+            <w:vAlign w:val="center"/>
+          </w:tcPr>
+          <w:p>
+            <w:pPr>
+              <w:pStyle w:val="TableContents"/>
+              <w:bidi w:val="0"/>
+              <w:spacing w:before="0" w:after="283"/>
+              <w:jc w:val="left"/>
+              <w:rPr/>
+            </w:pPr>
+            <w:r>
+              <w:rPr/>
+              <w:t>EchoMind team</w:t>
+            </w:r>
+          </w:p>
+        </w:tc>
+        <w:tc>
+          <w:tcPr>
+            <w:tcW w:w="2152" w:type="dxa"/>
+            <w:tcBorders>
+              <w:left w:val="single" w:sz="2" w:space="0" w:color="BFC7D5"/>
+              <w:bottom w:val="single" w:sz="2" w:space="0" w:color="BFC7D5"/>
+              <w:right w:val="single" w:sz="6" w:space="0" w:color="BFC7D5"/>
+            </w:tcBorders>
+            <w:vAlign w:val="center"/>
+          </w:tcPr>
+          <w:p>
+            <w:pPr>
+              <w:pStyle w:val="TableContents"/>
+              <w:bidi w:val="0"/>
+              <w:spacing w:before="0" w:after="283"/>
+              <w:jc w:val="left"/>
+              <w:rPr/>
+            </w:pPr>
+            <w:r>
+              <w:rPr/>
+              <w:t>A single-PC appliance limits capacity and portability; a portable AI supercomputer is now available</w:t>
+            </w:r>
+          </w:p>
+        </w:tc>
+        <w:tc>
+          <w:tcPr>
+            <w:tcW w:w="801" w:type="dxa"/>
+            <w:tcBorders>
+              <w:left w:val="single" w:sz="2" w:space="0" w:color="BFC7D5"/>
+              <w:bottom w:val="single" w:sz="2" w:space="0" w:color="BFC7D5"/>
+              <w:right w:val="single" w:sz="6" w:space="0" w:color="BFC7D5"/>
+            </w:tcBorders>
+            <w:vAlign w:val="center"/>
+          </w:tcPr>
+          <w:p>
+            <w:pPr>
+              <w:pStyle w:val="TableContents"/>
+              <w:bidi w:val="0"/>
+              <w:spacing w:before="0" w:after="283"/>
+              <w:jc w:val="left"/>
+              <w:rPr/>
+            </w:pPr>
+            <w:r>
+              <w:rPr/>
+              <w:t>1</w:t>
+            </w:r>
+          </w:p>
+        </w:tc>
+        <w:tc>
+          <w:tcPr>
+            <w:tcW w:w="741" w:type="dxa"/>
+            <w:tcBorders>
+              <w:left w:val="single" w:sz="2" w:space="0" w:color="BFC7D5"/>
+              <w:bottom w:val="single" w:sz="2" w:space="0" w:color="BFC7D5"/>
+              <w:right w:val="single" w:sz="6" w:space="0" w:color="BFC7D5"/>
+            </w:tcBorders>
+            <w:vAlign w:val="center"/>
+          </w:tcPr>
+          <w:p>
+            <w:pPr>
+              <w:pStyle w:val="TableContents"/>
+              <w:bidi w:val="0"/>
+              <w:spacing w:before="0" w:after="283"/>
+              <w:jc w:val="left"/>
+              <w:rPr/>
+            </w:pPr>
+            <w:r>
+              <w:rPr/>
+              <w:t>1</w:t>
+            </w:r>
+          </w:p>
+        </w:tc>
+        <w:tc>
+          <w:tcPr>
+            <w:tcW w:w="1326" w:type="dxa"/>
+            <w:tcBorders>
+              <w:left w:val="single" w:sz="2" w:space="0" w:color="BFC7D5"/>
+              <w:bottom w:val="single" w:sz="2" w:space="0" w:color="BFC7D5"/>
+              <w:right w:val="single" w:sz="6" w:space="0" w:color="BFC7D5"/>
+            </w:tcBorders>
+            <w:vAlign w:val="center"/>
+          </w:tcPr>
+          <w:p>
+            <w:pPr>
+              <w:pStyle w:val="TableContents"/>
+              <w:bidi w:val="0"/>
+              <w:spacing w:before="0" w:after="283"/>
+              <w:jc w:val="left"/>
+              <w:rPr/>
+            </w:pPr>
+            <w:r>
+              <w:rPr/>
+              <w:t>Decision recorded here; 4b90b36</w:t>
+            </w:r>
+          </w:p>
+        </w:tc>
+      </w:tr>
+      <w:tr>
+        <w:trPr/>
+        <w:tc>
+          <w:tcPr>
+            <w:tcW w:w="807" w:type="dxa"/>
+            <w:tcBorders>
+              <w:left w:val="single" w:sz="6" w:space="0" w:color="BFC7D5"/>
+              <w:bottom w:val="single" w:sz="2" w:space="0" w:color="BFC7D5"/>
+              <w:right w:val="single" w:sz="6" w:space="0" w:color="BFC7D5"/>
+            </w:tcBorders>
+            <w:vAlign w:val="center"/>
+          </w:tcPr>
+          <w:p>
+            <w:pPr>
+              <w:pStyle w:val="TableContents"/>
+              <w:bidi w:val="0"/>
+              <w:spacing w:before="0" w:after="283"/>
+              <w:jc w:val="left"/>
+              <w:rPr/>
+            </w:pPr>
+            <w:r>
+              <w:rPr/>
+              <w:t>CR-2026-02</w:t>
+            </w:r>
+          </w:p>
+        </w:tc>
+        <w:tc>
+          <w:tcPr>
+            <w:tcW w:w="656" w:type="dxa"/>
+            <w:tcBorders>
+              <w:left w:val="single" w:sz="2" w:space="0" w:color="BFC7D5"/>
+              <w:bottom w:val="single" w:sz="2" w:space="0" w:color="BFC7D5"/>
+              <w:right w:val="single" w:sz="6" w:space="0" w:color="BFC7D5"/>
+            </w:tcBorders>
+            <w:vAlign w:val="center"/>
+          </w:tcPr>
+          <w:p>
+            <w:pPr>
+              <w:pStyle w:val="TableContents"/>
+              <w:bidi w:val="0"/>
+              <w:spacing w:before="0" w:after="283"/>
+              <w:jc w:val="left"/>
+              <w:rPr/>
+            </w:pPr>
+            <w:r>
+              <w:rPr/>
+              <w:t>2026-03</w:t>
+            </w:r>
+          </w:p>
+        </w:tc>
+        <w:tc>
+          <w:tcPr>
+            <w:tcW w:w="1628" w:type="dxa"/>
+            <w:tcBorders>
+              <w:left w:val="single" w:sz="2" w:space="0" w:color="BFC7D5"/>
+              <w:bottom w:val="single" w:sz="2" w:space="0" w:color="BFC7D5"/>
+              <w:right w:val="single" w:sz="6" w:space="0" w:color="BFC7D5"/>
+            </w:tcBorders>
+            <w:vAlign w:val="center"/>
+          </w:tcPr>
+          <w:p>
+            <w:pPr>
+              <w:pStyle w:val="TableContents"/>
+              <w:bidi w:val="0"/>
+              <w:spacing w:before="0" w:after="283"/>
+              <w:jc w:val="left"/>
+              <w:rPr/>
+            </w:pPr>
+            <w:r>
+              <w:rPr/>
+              <w:t>Requirements — Client A; Client B (Bahrain)</w:t>
+            </w:r>
+          </w:p>
+        </w:tc>
+        <w:tc>
+          <w:tcPr>
+            <w:tcW w:w="1899" w:type="dxa"/>
+            <w:tcBorders>
+              <w:left w:val="single" w:sz="2" w:space="0" w:color="BFC7D5"/>
+              <w:bottom w:val="single" w:sz="2" w:space="0" w:color="BFC7D5"/>
+              <w:right w:val="single" w:sz="6" w:space="0" w:color="BFC7D5"/>
+            </w:tcBorders>
+            <w:vAlign w:val="center"/>
+          </w:tcPr>
+          <w:p>
+            <w:pPr>
+              <w:pStyle w:val="TableContents"/>
+              <w:bidi w:val="0"/>
+              <w:spacing w:before="0" w:after="283"/>
+              <w:jc w:val="left"/>
+              <w:rPr/>
+            </w:pPr>
+            <w:r>
+              <w:rPr/>
+              <w:t>Requirements review with the clients</w:t>
+            </w:r>
+          </w:p>
+        </w:tc>
+        <w:tc>
+          <w:tcPr>
+            <w:tcW w:w="1329" w:type="dxa"/>
+            <w:tcBorders>
+              <w:left w:val="single" w:sz="2" w:space="0" w:color="BFC7D5"/>
+              <w:bottom w:val="single" w:sz="2" w:space="0" w:color="BFC7D5"/>
+              <w:right w:val="single" w:sz="6" w:space="0" w:color="BFC7D5"/>
+            </w:tcBorders>
+            <w:vAlign w:val="center"/>
+          </w:tcPr>
+          <w:p>
+            <w:pPr>
+              <w:pStyle w:val="TableContents"/>
+              <w:bidi w:val="0"/>
+              <w:spacing w:before="0" w:after="283"/>
+              <w:jc w:val="left"/>
+              <w:rPr/>
+            </w:pPr>
+            <w:r>
+              <w:rPr/>
+              <w:t>EchoMind team with the clients</w:t>
+            </w:r>
+          </w:p>
+        </w:tc>
+        <w:tc>
+          <w:tcPr>
+            <w:tcW w:w="2152" w:type="dxa"/>
+            <w:tcBorders>
+              <w:left w:val="single" w:sz="2" w:space="0" w:color="BFC7D5"/>
+              <w:bottom w:val="single" w:sz="2" w:space="0" w:color="BFC7D5"/>
+              <w:right w:val="single" w:sz="6" w:space="0" w:color="BFC7D5"/>
+            </w:tcBorders>
+            <w:vAlign w:val="center"/>
+          </w:tcPr>
+          <w:p>
+            <w:pPr>
+              <w:pStyle w:val="TableContents"/>
+              <w:bidi w:val="0"/>
+              <w:spacing w:before="0" w:after="283"/>
+              <w:jc w:val="left"/>
+              <w:rPr/>
+            </w:pPr>
+            <w:r>
+              <w:rPr/>
+              <w:t>3 requirements: personal AI assistant; conversation assistance; DoD FMR financial knowledge base</w:t>
+            </w:r>
+          </w:p>
+        </w:tc>
+        <w:tc>
+          <w:tcPr>
+            <w:tcW w:w="801" w:type="dxa"/>
+            <w:tcBorders>
+              <w:left w:val="single" w:sz="2" w:space="0" w:color="BFC7D5"/>
+              <w:bottom w:val="single" w:sz="2" w:space="0" w:color="BFC7D5"/>
+              <w:right w:val="single" w:sz="6" w:space="0" w:color="BFC7D5"/>
+            </w:tcBorders>
+            <w:vAlign w:val="center"/>
+          </w:tcPr>
+          <w:p>
+            <w:pPr>
+              <w:pStyle w:val="TableContents"/>
+              <w:bidi w:val="0"/>
+              <w:spacing w:before="0" w:after="283"/>
+              <w:jc w:val="left"/>
+              <w:rPr/>
+            </w:pPr>
+            <w:r>
+              <w:rPr/>
+              <w:t>2</w:t>
+            </w:r>
+          </w:p>
+        </w:tc>
+        <w:tc>
+          <w:tcPr>
+            <w:tcW w:w="741" w:type="dxa"/>
+            <w:tcBorders>
+              <w:left w:val="single" w:sz="2" w:space="0" w:color="BFC7D5"/>
+              <w:bottom w:val="single" w:sz="2" w:space="0" w:color="BFC7D5"/>
+              <w:right w:val="single" w:sz="6" w:space="0" w:color="BFC7D5"/>
+            </w:tcBorders>
+            <w:vAlign w:val="center"/>
+          </w:tcPr>
+          <w:p>
+            <w:pPr>
+              <w:pStyle w:val="TableContents"/>
+              <w:bidi w:val="0"/>
+              <w:spacing w:before="0" w:after="283"/>
+              <w:jc w:val="left"/>
+              <w:rPr/>
+            </w:pPr>
+            <w:r>
+              <w:rPr/>
+              <w:t>2</w:t>
+            </w:r>
+          </w:p>
+        </w:tc>
+        <w:tc>
+          <w:tcPr>
+            <w:tcW w:w="1326" w:type="dxa"/>
+            <w:tcBorders>
+              <w:left w:val="single" w:sz="2" w:space="0" w:color="BFC7D5"/>
+              <w:bottom w:val="single" w:sz="2" w:space="0" w:color="BFC7D5"/>
+              <w:right w:val="single" w:sz="6" w:space="0" w:color="BFC7D5"/>
+            </w:tcBorders>
+            <w:vAlign w:val="center"/>
+          </w:tcPr>
+          <w:p>
+            <w:pPr>
+              <w:pStyle w:val="TableContents"/>
+              <w:bidi w:val="0"/>
+              <w:spacing w:before="0" w:after="283"/>
+              <w:jc w:val="left"/>
+              <w:rPr/>
+            </w:pPr>
+            <w:r>
+              <w:rPr/>
+              <w:t>95d3512, 18715c7</w:t>
+            </w:r>
+          </w:p>
+        </w:tc>
+      </w:tr>
+      <w:tr>
+        <w:trPr/>
+        <w:tc>
+          <w:tcPr>
+            <w:tcW w:w="807" w:type="dxa"/>
+            <w:tcBorders>
+              <w:left w:val="single" w:sz="6" w:space="0" w:color="BFC7D5"/>
+              <w:bottom w:val="single" w:sz="2" w:space="0" w:color="BFC7D5"/>
+              <w:right w:val="single" w:sz="6" w:space="0" w:color="BFC7D5"/>
+            </w:tcBorders>
+            <w:vAlign w:val="center"/>
+          </w:tcPr>
+          <w:p>
+            <w:pPr>
+              <w:pStyle w:val="TableContents"/>
+              <w:bidi w:val="0"/>
+              <w:spacing w:before="0" w:after="283"/>
+              <w:jc w:val="left"/>
+              <w:rPr/>
+            </w:pPr>
+            <w:r>
+              <w:rPr/>
+              <w:t>CR-2026-03</w:t>
+            </w:r>
+          </w:p>
+        </w:tc>
+        <w:tc>
+          <w:tcPr>
+            <w:tcW w:w="656" w:type="dxa"/>
+            <w:tcBorders>
+              <w:left w:val="single" w:sz="2" w:space="0" w:color="BFC7D5"/>
+              <w:bottom w:val="single" w:sz="2" w:space="0" w:color="BFC7D5"/>
+              <w:right w:val="single" w:sz="6" w:space="0" w:color="BFC7D5"/>
+            </w:tcBorders>
+            <w:vAlign w:val="center"/>
+          </w:tcPr>
+          <w:p>
+            <w:pPr>
+              <w:pStyle w:val="TableContents"/>
+              <w:bidi w:val="0"/>
+              <w:spacing w:before="0" w:after="283"/>
+              <w:jc w:val="left"/>
+              <w:rPr/>
+            </w:pPr>
+            <w:r>
+              <w:rPr/>
+              <w:t>2026-03</w:t>
+            </w:r>
+          </w:p>
+        </w:tc>
+        <w:tc>
+          <w:tcPr>
+            <w:tcW w:w="1628" w:type="dxa"/>
+            <w:tcBorders>
+              <w:left w:val="single" w:sz="2" w:space="0" w:color="BFC7D5"/>
+              <w:bottom w:val="single" w:sz="2" w:space="0" w:color="BFC7D5"/>
+              <w:right w:val="single" w:sz="6" w:space="0" w:color="BFC7D5"/>
+            </w:tcBorders>
+            <w:vAlign w:val="center"/>
+          </w:tcPr>
+          <w:p>
+            <w:pPr>
+              <w:pStyle w:val="TableContents"/>
+              <w:bidi w:val="0"/>
+              <w:spacing w:before="0" w:after="283"/>
+              <w:jc w:val="left"/>
+              <w:rPr/>
+            </w:pPr>
+            <w:r>
+              <w:rPr/>
+              <w:t>Conversation assistance v1 (Kyutai Unmute stack)</w:t>
+            </w:r>
+          </w:p>
+        </w:tc>
+        <w:tc>
+          <w:tcPr>
+            <w:tcW w:w="1899" w:type="dxa"/>
+            <w:tcBorders>
+              <w:left w:val="single" w:sz="2" w:space="0" w:color="BFC7D5"/>
+              <w:bottom w:val="single" w:sz="2" w:space="0" w:color="BFC7D5"/>
+              <w:right w:val="single" w:sz="6" w:space="0" w:color="BFC7D5"/>
+            </w:tcBorders>
+            <w:vAlign w:val="center"/>
+          </w:tcPr>
+          <w:p>
+            <w:pPr>
+              <w:pStyle w:val="TableContents"/>
+              <w:bidi w:val="0"/>
+              <w:spacing w:before="0" w:after="283"/>
+              <w:jc w:val="left"/>
+              <w:rPr/>
+            </w:pPr>
+            <w:r>
+              <w:rPr/>
+              <w:t>Client demonstration review</w:t>
+            </w:r>
+          </w:p>
+        </w:tc>
+        <w:tc>
+          <w:tcPr>
+            <w:tcW w:w="1329" w:type="dxa"/>
+            <w:tcBorders>
+              <w:left w:val="single" w:sz="2" w:space="0" w:color="BFC7D5"/>
+              <w:bottom w:val="single" w:sz="2" w:space="0" w:color="BFC7D5"/>
+              <w:right w:val="single" w:sz="6" w:space="0" w:color="BFC7D5"/>
+            </w:tcBorders>
+            <w:vAlign w:val="center"/>
+          </w:tcPr>
+          <w:p>
+            <w:pPr>
+              <w:pStyle w:val="TableContents"/>
+              <w:bidi w:val="0"/>
+              <w:spacing w:before="0" w:after="283"/>
+              <w:jc w:val="left"/>
+              <w:rPr/>
+            </w:pPr>
+            <w:r>
+              <w:rPr/>
+              <w:t>Clients A and B</w:t>
+            </w:r>
+          </w:p>
+        </w:tc>
+        <w:tc>
+          <w:tcPr>
+            <w:tcW w:w="2152" w:type="dxa"/>
+            <w:tcBorders>
+              <w:left w:val="single" w:sz="2" w:space="0" w:color="BFC7D5"/>
+              <w:bottom w:val="single" w:sz="2" w:space="0" w:color="BFC7D5"/>
+              <w:right w:val="single" w:sz="6" w:space="0" w:color="BFC7D5"/>
+            </w:tcBorders>
+            <w:vAlign w:val="center"/>
+          </w:tcPr>
+          <w:p>
+            <w:pPr>
+              <w:pStyle w:val="TableContents"/>
+              <w:bidi w:val="0"/>
+              <w:spacing w:before="0" w:after="283"/>
+              <w:jc w:val="left"/>
+              <w:rPr/>
+            </w:pPr>
+            <w:r>
+              <w:rPr/>
+              <w:t>Not natural; too slow</w:t>
+            </w:r>
+          </w:p>
+        </w:tc>
+        <w:tc>
+          <w:tcPr>
+            <w:tcW w:w="801" w:type="dxa"/>
+            <w:tcBorders>
+              <w:left w:val="single" w:sz="2" w:space="0" w:color="BFC7D5"/>
+              <w:bottom w:val="single" w:sz="2" w:space="0" w:color="BFC7D5"/>
+              <w:right w:val="single" w:sz="6" w:space="0" w:color="BFC7D5"/>
+            </w:tcBorders>
+            <w:vAlign w:val="center"/>
+          </w:tcPr>
+          <w:p>
+            <w:pPr>
+              <w:pStyle w:val="TableContents"/>
+              <w:bidi w:val="0"/>
+              <w:spacing w:before="0" w:after="283"/>
+              <w:jc w:val="left"/>
+              <w:rPr/>
+            </w:pPr>
+            <w:r>
+              <w:rPr/>
+              <w:t>1</w:t>
+            </w:r>
+          </w:p>
+        </w:tc>
+        <w:tc>
+          <w:tcPr>
+            <w:tcW w:w="741" w:type="dxa"/>
+            <w:tcBorders>
+              <w:left w:val="single" w:sz="2" w:space="0" w:color="BFC7D5"/>
+              <w:bottom w:val="single" w:sz="2" w:space="0" w:color="BFC7D5"/>
+              <w:right w:val="single" w:sz="6" w:space="0" w:color="BFC7D5"/>
+            </w:tcBorders>
+            <w:vAlign w:val="center"/>
+          </w:tcPr>
+          <w:p>
+            <w:pPr>
+              <w:pStyle w:val="TableContents"/>
+              <w:bidi w:val="0"/>
+              <w:spacing w:before="0" w:after="283"/>
+              <w:jc w:val="left"/>
+              <w:rPr/>
+            </w:pPr>
+            <w:r>
+              <w:rPr/>
+              <w:t>1</w:t>
+            </w:r>
+          </w:p>
+        </w:tc>
+        <w:tc>
+          <w:tcPr>
+            <w:tcW w:w="1326" w:type="dxa"/>
+            <w:tcBorders>
+              <w:left w:val="single" w:sz="2" w:space="0" w:color="BFC7D5"/>
+              <w:bottom w:val="single" w:sz="2" w:space="0" w:color="BFC7D5"/>
+              <w:right w:val="single" w:sz="6" w:space="0" w:color="BFC7D5"/>
+            </w:tcBorders>
+            <w:vAlign w:val="center"/>
+          </w:tcPr>
+          <w:p>
+            <w:pPr>
+              <w:pStyle w:val="TableContents"/>
+              <w:bidi w:val="0"/>
+              <w:spacing w:before="0" w:after="283"/>
+              <w:jc w:val="left"/>
+              <w:rPr/>
+            </w:pPr>
+            <w:r>
+              <w:rPr/>
+              <w:t>4b90b36, bff6cf2</w:t>
+            </w:r>
+          </w:p>
+        </w:tc>
+      </w:tr>
+      <w:tr>
+        <w:trPr/>
+        <w:tc>
+          <w:tcPr>
+            <w:tcW w:w="807" w:type="dxa"/>
+            <w:tcBorders>
+              <w:left w:val="single" w:sz="6" w:space="0" w:color="BFC7D5"/>
+              <w:bottom w:val="single" w:sz="2" w:space="0" w:color="BFC7D5"/>
+              <w:right w:val="single" w:sz="6" w:space="0" w:color="BFC7D5"/>
+            </w:tcBorders>
+            <w:vAlign w:val="center"/>
+          </w:tcPr>
+          <w:p>
+            <w:pPr>
+              <w:pStyle w:val="TableContents"/>
+              <w:bidi w:val="0"/>
+              <w:spacing w:before="0" w:after="283"/>
+              <w:jc w:val="left"/>
+              <w:rPr/>
+            </w:pPr>
+            <w:r>
+              <w:rPr/>
+              <w:t>CR-2026-04</w:t>
+            </w:r>
+          </w:p>
+        </w:tc>
+        <w:tc>
+          <w:tcPr>
+            <w:tcW w:w="656" w:type="dxa"/>
+            <w:tcBorders>
+              <w:left w:val="single" w:sz="2" w:space="0" w:color="BFC7D5"/>
+              <w:bottom w:val="single" w:sz="2" w:space="0" w:color="BFC7D5"/>
+              <w:right w:val="single" w:sz="6" w:space="0" w:color="BFC7D5"/>
+            </w:tcBorders>
+            <w:vAlign w:val="center"/>
+          </w:tcPr>
+          <w:p>
+            <w:pPr>
+              <w:pStyle w:val="TableContents"/>
+              <w:bidi w:val="0"/>
+              <w:spacing w:before="0" w:after="283"/>
+              <w:jc w:val="left"/>
+              <w:rPr/>
+            </w:pPr>
+            <w:r>
+              <w:rPr/>
+              <w:t>2026-03 → 04</w:t>
+            </w:r>
+          </w:p>
+        </w:tc>
+        <w:tc>
+          <w:tcPr>
+            <w:tcW w:w="1628" w:type="dxa"/>
+            <w:tcBorders>
+              <w:left w:val="single" w:sz="2" w:space="0" w:color="BFC7D5"/>
+              <w:bottom w:val="single" w:sz="2" w:space="0" w:color="BFC7D5"/>
+              <w:right w:val="single" w:sz="6" w:space="0" w:color="BFC7D5"/>
+            </w:tcBorders>
+            <w:vAlign w:val="center"/>
+          </w:tcPr>
+          <w:p>
+            <w:pPr>
+              <w:pStyle w:val="TableContents"/>
+              <w:bidi w:val="0"/>
+              <w:spacing w:before="0" w:after="283"/>
+              <w:jc w:val="left"/>
+              <w:rPr/>
+            </w:pPr>
+            <w:r>
+              <w:rPr/>
+              <w:t>Conversation assistance v2 (NVIDIA PersonaPlex)</w:t>
+            </w:r>
+          </w:p>
+        </w:tc>
+        <w:tc>
+          <w:tcPr>
+            <w:tcW w:w="1899" w:type="dxa"/>
+            <w:tcBorders>
+              <w:left w:val="single" w:sz="2" w:space="0" w:color="BFC7D5"/>
+              <w:bottom w:val="single" w:sz="2" w:space="0" w:color="BFC7D5"/>
+              <w:right w:val="single" w:sz="6" w:space="0" w:color="BFC7D5"/>
+            </w:tcBorders>
+            <w:vAlign w:val="center"/>
+          </w:tcPr>
+          <w:p>
+            <w:pPr>
+              <w:pStyle w:val="TableContents"/>
+              <w:bidi w:val="0"/>
+              <w:spacing w:before="0" w:after="283"/>
+              <w:jc w:val="left"/>
+              <w:rPr/>
+            </w:pPr>
+            <w:r>
+              <w:rPr/>
+              <w:t>Client demonstration review</w:t>
+            </w:r>
+          </w:p>
+        </w:tc>
+        <w:tc>
+          <w:tcPr>
+            <w:tcW w:w="1329" w:type="dxa"/>
+            <w:tcBorders>
+              <w:left w:val="single" w:sz="2" w:space="0" w:color="BFC7D5"/>
+              <w:bottom w:val="single" w:sz="2" w:space="0" w:color="BFC7D5"/>
+              <w:right w:val="single" w:sz="6" w:space="0" w:color="BFC7D5"/>
+            </w:tcBorders>
+            <w:vAlign w:val="center"/>
+          </w:tcPr>
+          <w:p>
+            <w:pPr>
+              <w:pStyle w:val="TableContents"/>
+              <w:bidi w:val="0"/>
+              <w:spacing w:before="0" w:after="283"/>
+              <w:jc w:val="left"/>
+              <w:rPr/>
+            </w:pPr>
+            <w:r>
+              <w:rPr/>
+              <w:t>Clients A and B</w:t>
+            </w:r>
+          </w:p>
+        </w:tc>
+        <w:tc>
+          <w:tcPr>
+            <w:tcW w:w="2152" w:type="dxa"/>
+            <w:tcBorders>
+              <w:left w:val="single" w:sz="2" w:space="0" w:color="BFC7D5"/>
+              <w:bottom w:val="single" w:sz="2" w:space="0" w:color="BFC7D5"/>
+              <w:right w:val="single" w:sz="6" w:space="0" w:color="BFC7D5"/>
+            </w:tcBorders>
+            <w:vAlign w:val="center"/>
+          </w:tcPr>
+          <w:p>
+            <w:pPr>
+              <w:pStyle w:val="TableContents"/>
+              <w:bidi w:val="0"/>
+              <w:spacing w:before="0" w:after="283"/>
+              <w:jc w:val="left"/>
+              <w:rPr/>
+            </w:pPr>
+            <w:r>
+              <w:rPr/>
+              <w:t>Fast, but cannot use the customer's large knowledge base in spoken conversation</w:t>
+            </w:r>
+          </w:p>
+        </w:tc>
+        <w:tc>
+          <w:tcPr>
+            <w:tcW w:w="801" w:type="dxa"/>
+            <w:tcBorders>
+              <w:left w:val="single" w:sz="2" w:space="0" w:color="BFC7D5"/>
+              <w:bottom w:val="single" w:sz="2" w:space="0" w:color="BFC7D5"/>
+              <w:right w:val="single" w:sz="6" w:space="0" w:color="BFC7D5"/>
+            </w:tcBorders>
+            <w:vAlign w:val="center"/>
+          </w:tcPr>
+          <w:p>
+            <w:pPr>
+              <w:pStyle w:val="TableContents"/>
+              <w:bidi w:val="0"/>
+              <w:spacing w:before="0" w:after="283"/>
+              <w:jc w:val="left"/>
+              <w:rPr/>
+            </w:pPr>
+            <w:r>
+              <w:rPr/>
+              <w:t>1</w:t>
+            </w:r>
+          </w:p>
+        </w:tc>
+        <w:tc>
+          <w:tcPr>
+            <w:tcW w:w="741" w:type="dxa"/>
+            <w:tcBorders>
+              <w:left w:val="single" w:sz="2" w:space="0" w:color="BFC7D5"/>
+              <w:bottom w:val="single" w:sz="2" w:space="0" w:color="BFC7D5"/>
+              <w:right w:val="single" w:sz="6" w:space="0" w:color="BFC7D5"/>
+            </w:tcBorders>
+            <w:vAlign w:val="center"/>
+          </w:tcPr>
+          <w:p>
+            <w:pPr>
+              <w:pStyle w:val="TableContents"/>
+              <w:bidi w:val="0"/>
+              <w:spacing w:before="0" w:after="283"/>
+              <w:jc w:val="left"/>
+              <w:rPr/>
+            </w:pPr>
+            <w:r>
+              <w:rPr/>
+              <w:t>1</w:t>
+            </w:r>
+          </w:p>
+        </w:tc>
+        <w:tc>
+          <w:tcPr>
+            <w:tcW w:w="1326" w:type="dxa"/>
+            <w:tcBorders>
+              <w:left w:val="single" w:sz="2" w:space="0" w:color="BFC7D5"/>
+              <w:bottom w:val="single" w:sz="2" w:space="0" w:color="BFC7D5"/>
+              <w:right w:val="single" w:sz="6" w:space="0" w:color="BFC7D5"/>
+            </w:tcBorders>
+            <w:vAlign w:val="center"/>
+          </w:tcPr>
+          <w:p>
+            <w:pPr>
+              <w:pStyle w:val="TableContents"/>
+              <w:bidi w:val="0"/>
+              <w:spacing w:before="0" w:after="283"/>
+              <w:jc w:val="left"/>
+              <w:rPr/>
+            </w:pPr>
+            <w:r>
+              <w:rPr/>
+              <w:t>ddc0aa3; QASC 2026 paper</w:t>
+            </w:r>
+          </w:p>
+        </w:tc>
+      </w:tr>
+      <w:tr>
+        <w:trPr/>
+        <w:tc>
+          <w:tcPr>
+            <w:tcW w:w="807" w:type="dxa"/>
+            <w:tcBorders>
+              <w:left w:val="single" w:sz="6" w:space="0" w:color="BFC7D5"/>
+              <w:bottom w:val="single" w:sz="2" w:space="0" w:color="BFC7D5"/>
+              <w:right w:val="single" w:sz="6" w:space="0" w:color="BFC7D5"/>
+            </w:tcBorders>
+            <w:vAlign w:val="center"/>
+          </w:tcPr>
+          <w:p>
+            <w:pPr>
+              <w:pStyle w:val="TableContents"/>
+              <w:bidi w:val="0"/>
+              <w:spacing w:before="0" w:after="283"/>
+              <w:jc w:val="left"/>
+              <w:rPr/>
+            </w:pPr>
+            <w:r>
+              <w:rPr/>
+              <w:t>CR-2026-05</w:t>
+            </w:r>
+          </w:p>
+        </w:tc>
+        <w:tc>
+          <w:tcPr>
+            <w:tcW w:w="656" w:type="dxa"/>
+            <w:tcBorders>
+              <w:left w:val="single" w:sz="2" w:space="0" w:color="BFC7D5"/>
+              <w:bottom w:val="single" w:sz="2" w:space="0" w:color="BFC7D5"/>
+              <w:right w:val="single" w:sz="6" w:space="0" w:color="BFC7D5"/>
+            </w:tcBorders>
+            <w:vAlign w:val="center"/>
+          </w:tcPr>
+          <w:p>
+            <w:pPr>
+              <w:pStyle w:val="TableContents"/>
+              <w:bidi w:val="0"/>
+              <w:spacing w:before="0" w:after="283"/>
+              <w:jc w:val="left"/>
+              <w:rPr/>
+            </w:pPr>
+            <w:r>
+              <w:rPr/>
+              <w:t>2026-04</w:t>
+            </w:r>
+          </w:p>
+        </w:tc>
+        <w:tc>
+          <w:tcPr>
+            <w:tcW w:w="1628" w:type="dxa"/>
+            <w:tcBorders>
+              <w:left w:val="single" w:sz="2" w:space="0" w:color="BFC7D5"/>
+              <w:bottom w:val="single" w:sz="2" w:space="0" w:color="BFC7D5"/>
+              <w:right w:val="single" w:sz="6" w:space="0" w:color="BFC7D5"/>
+            </w:tcBorders>
+            <w:vAlign w:val="center"/>
+          </w:tcPr>
+          <w:p>
+            <w:pPr>
+              <w:pStyle w:val="TableContents"/>
+              <w:bidi w:val="0"/>
+              <w:spacing w:before="0" w:after="283"/>
+              <w:jc w:val="left"/>
+              <w:rPr/>
+            </w:pPr>
+            <w:r>
+              <w:rPr/>
+              <w:t>Field deployment of the unit</w:t>
+            </w:r>
+          </w:p>
+        </w:tc>
+        <w:tc>
+          <w:tcPr>
+            <w:tcW w:w="1899" w:type="dxa"/>
+            <w:tcBorders>
+              <w:left w:val="single" w:sz="2" w:space="0" w:color="BFC7D5"/>
+              <w:bottom w:val="single" w:sz="2" w:space="0" w:color="BFC7D5"/>
+              <w:right w:val="single" w:sz="6" w:space="0" w:color="BFC7D5"/>
+            </w:tcBorders>
+            <w:vAlign w:val="center"/>
+          </w:tcPr>
+          <w:p>
+            <w:pPr>
+              <w:pStyle w:val="TableContents"/>
+              <w:bidi w:val="0"/>
+              <w:spacing w:before="0" w:after="283"/>
+              <w:jc w:val="left"/>
+              <w:rPr/>
+            </w:pPr>
+            <w:r>
+              <w:rPr/>
+              <w:t>Design review</w:t>
+            </w:r>
+          </w:p>
+        </w:tc>
+        <w:tc>
+          <w:tcPr>
+            <w:tcW w:w="1329" w:type="dxa"/>
+            <w:tcBorders>
+              <w:left w:val="single" w:sz="2" w:space="0" w:color="BFC7D5"/>
+              <w:bottom w:val="single" w:sz="2" w:space="0" w:color="BFC7D5"/>
+              <w:right w:val="single" w:sz="6" w:space="0" w:color="BFC7D5"/>
+            </w:tcBorders>
+            <w:vAlign w:val="center"/>
+          </w:tcPr>
+          <w:p>
+            <w:pPr>
+              <w:pStyle w:val="TableContents"/>
+              <w:bidi w:val="0"/>
+              <w:spacing w:before="0" w:after="283"/>
+              <w:jc w:val="left"/>
+              <w:rPr/>
+            </w:pPr>
+            <w:r>
+              <w:rPr/>
+              <w:t>Alexander Peter (EchoMind Project Lead)</w:t>
+            </w:r>
+          </w:p>
+        </w:tc>
+        <w:tc>
+          <w:tcPr>
+            <w:tcW w:w="2152" w:type="dxa"/>
+            <w:tcBorders>
+              <w:left w:val="single" w:sz="2" w:space="0" w:color="BFC7D5"/>
+              <w:bottom w:val="single" w:sz="2" w:space="0" w:color="BFC7D5"/>
+              <w:right w:val="single" w:sz="6" w:space="0" w:color="BFC7D5"/>
+            </w:tcBorders>
+            <w:vAlign w:val="center"/>
+          </w:tcPr>
+          <w:p>
+            <w:pPr>
+              <w:pStyle w:val="TableContents"/>
+              <w:bidi w:val="0"/>
+              <w:spacing w:before="0" w:after="283"/>
+              <w:jc w:val="left"/>
+              <w:rPr/>
+            </w:pPr>
+            <w:r>
+              <w:rPr/>
+              <w:t>No way to reach a deployed unit on a site without a network</w:t>
+            </w:r>
+          </w:p>
+        </w:tc>
+        <w:tc>
+          <w:tcPr>
+            <w:tcW w:w="801" w:type="dxa"/>
+            <w:tcBorders>
+              <w:left w:val="single" w:sz="2" w:space="0" w:color="BFC7D5"/>
+              <w:bottom w:val="single" w:sz="2" w:space="0" w:color="BFC7D5"/>
+              <w:right w:val="single" w:sz="6" w:space="0" w:color="BFC7D5"/>
+            </w:tcBorders>
+            <w:vAlign w:val="center"/>
+          </w:tcPr>
+          <w:p>
+            <w:pPr>
+              <w:pStyle w:val="TableContents"/>
+              <w:bidi w:val="0"/>
+              <w:spacing w:before="0" w:after="283"/>
+              <w:jc w:val="left"/>
+              <w:rPr/>
+            </w:pPr>
+            <w:r>
+              <w:rPr/>
+              <w:t>2</w:t>
+            </w:r>
+          </w:p>
+        </w:tc>
+        <w:tc>
+          <w:tcPr>
+            <w:tcW w:w="741" w:type="dxa"/>
+            <w:tcBorders>
+              <w:left w:val="single" w:sz="2" w:space="0" w:color="BFC7D5"/>
+              <w:bottom w:val="single" w:sz="2" w:space="0" w:color="BFC7D5"/>
+              <w:right w:val="single" w:sz="6" w:space="0" w:color="BFC7D5"/>
+            </w:tcBorders>
+            <w:vAlign w:val="center"/>
+          </w:tcPr>
+          <w:p>
+            <w:pPr>
+              <w:pStyle w:val="TableContents"/>
+              <w:bidi w:val="0"/>
+              <w:spacing w:before="0" w:after="283"/>
+              <w:jc w:val="left"/>
+              <w:rPr/>
+            </w:pPr>
+            <w:r>
+              <w:rPr/>
+              <w:t>1</w:t>
+            </w:r>
+          </w:p>
+        </w:tc>
+        <w:tc>
+          <w:tcPr>
+            <w:tcW w:w="1326" w:type="dxa"/>
+            <w:tcBorders>
+              <w:left w:val="single" w:sz="2" w:space="0" w:color="BFC7D5"/>
+              <w:bottom w:val="single" w:sz="2" w:space="0" w:color="BFC7D5"/>
+              <w:right w:val="single" w:sz="6" w:space="0" w:color="BFC7D5"/>
+            </w:tcBorders>
+            <w:vAlign w:val="center"/>
+          </w:tcPr>
+          <w:p>
+            <w:pPr>
+              <w:pStyle w:val="TableContents"/>
+              <w:bidi w:val="0"/>
+              <w:spacing w:before="0" w:after="283"/>
+              <w:jc w:val="left"/>
+              <w:rPr/>
+            </w:pPr>
+            <w:r>
+              <w:rPr/>
+              <w:t>Deployment unit; 0818cdc</w:t>
+            </w:r>
+          </w:p>
+        </w:tc>
+      </w:tr>
+      <w:tr>
+        <w:trPr/>
+        <w:tc>
+          <w:tcPr>
+            <w:tcW w:w="807" w:type="dxa"/>
+            <w:tcBorders>
+              <w:left w:val="single" w:sz="6" w:space="0" w:color="BFC7D5"/>
+              <w:bottom w:val="single" w:sz="2" w:space="0" w:color="BFC7D5"/>
+              <w:right w:val="single" w:sz="6" w:space="0" w:color="BFC7D5"/>
+            </w:tcBorders>
+            <w:vAlign w:val="center"/>
+          </w:tcPr>
+          <w:p>
+            <w:pPr>
+              <w:pStyle w:val="TableContents"/>
+              <w:bidi w:val="0"/>
+              <w:spacing w:before="0" w:after="283"/>
+              <w:jc w:val="left"/>
+              <w:rPr/>
+            </w:pPr>
+            <w:r>
+              <w:rPr/>
+              <w:t>CR-2026-06</w:t>
+            </w:r>
+          </w:p>
+        </w:tc>
+        <w:tc>
+          <w:tcPr>
+            <w:tcW w:w="656" w:type="dxa"/>
+            <w:tcBorders>
+              <w:left w:val="single" w:sz="2" w:space="0" w:color="BFC7D5"/>
+              <w:bottom w:val="single" w:sz="2" w:space="0" w:color="BFC7D5"/>
+              <w:right w:val="single" w:sz="6" w:space="0" w:color="BFC7D5"/>
+            </w:tcBorders>
+            <w:vAlign w:val="center"/>
+          </w:tcPr>
+          <w:p>
+            <w:pPr>
+              <w:pStyle w:val="TableContents"/>
+              <w:bidi w:val="0"/>
+              <w:spacing w:before="0" w:after="283"/>
+              <w:jc w:val="left"/>
+              <w:rPr/>
+            </w:pPr>
+            <w:r>
+              <w:rPr/>
+              <w:t>2026-04</w:t>
+            </w:r>
+          </w:p>
+        </w:tc>
+        <w:tc>
+          <w:tcPr>
+            <w:tcW w:w="1628" w:type="dxa"/>
+            <w:tcBorders>
+              <w:left w:val="single" w:sz="2" w:space="0" w:color="BFC7D5"/>
+              <w:bottom w:val="single" w:sz="2" w:space="0" w:color="BFC7D5"/>
+              <w:right w:val="single" w:sz="6" w:space="0" w:color="BFC7D5"/>
+            </w:tcBorders>
+            <w:vAlign w:val="center"/>
+          </w:tcPr>
+          <w:p>
+            <w:pPr>
+              <w:pStyle w:val="TableContents"/>
+              <w:bidi w:val="0"/>
+              <w:spacing w:before="0" w:after="283"/>
+              <w:jc w:val="left"/>
+              <w:rPr/>
+            </w:pPr>
+            <w:r>
+              <w:rPr/>
+              <w:t>Live transcription</w:t>
+            </w:r>
+          </w:p>
+        </w:tc>
+        <w:tc>
+          <w:tcPr>
+            <w:tcW w:w="1899" w:type="dxa"/>
+            <w:tcBorders>
+              <w:left w:val="single" w:sz="2" w:space="0" w:color="BFC7D5"/>
+              <w:bottom w:val="single" w:sz="2" w:space="0" w:color="BFC7D5"/>
+              <w:right w:val="single" w:sz="6" w:space="0" w:color="BFC7D5"/>
+            </w:tcBorders>
+            <w:vAlign w:val="center"/>
+          </w:tcPr>
+          <w:p>
+            <w:pPr>
+              <w:pStyle w:val="TableContents"/>
+              <w:bidi w:val="0"/>
+              <w:spacing w:before="0" w:after="283"/>
+              <w:jc w:val="left"/>
+              <w:rPr/>
+            </w:pPr>
+            <w:r>
+              <w:rPr/>
+              <w:t>Client feedback review</w:t>
+            </w:r>
+          </w:p>
+        </w:tc>
+        <w:tc>
+          <w:tcPr>
+            <w:tcW w:w="1329" w:type="dxa"/>
+            <w:tcBorders>
+              <w:left w:val="single" w:sz="2" w:space="0" w:color="BFC7D5"/>
+              <w:bottom w:val="single" w:sz="2" w:space="0" w:color="BFC7D5"/>
+              <w:right w:val="single" w:sz="6" w:space="0" w:color="BFC7D5"/>
+            </w:tcBorders>
+            <w:vAlign w:val="center"/>
+          </w:tcPr>
+          <w:p>
+            <w:pPr>
+              <w:pStyle w:val="TableContents"/>
+              <w:bidi w:val="0"/>
+              <w:spacing w:before="0" w:after="283"/>
+              <w:jc w:val="left"/>
+              <w:rPr/>
+            </w:pPr>
+            <w:r>
+              <w:rPr/>
+              <w:t>Client A</w:t>
+            </w:r>
+          </w:p>
+        </w:tc>
+        <w:tc>
+          <w:tcPr>
+            <w:tcW w:w="2152" w:type="dxa"/>
+            <w:tcBorders>
+              <w:left w:val="single" w:sz="2" w:space="0" w:color="BFC7D5"/>
+              <w:bottom w:val="single" w:sz="2" w:space="0" w:color="BFC7D5"/>
+              <w:right w:val="single" w:sz="6" w:space="0" w:color="BFC7D5"/>
+            </w:tcBorders>
+            <w:vAlign w:val="center"/>
+          </w:tcPr>
+          <w:p>
+            <w:pPr>
+              <w:pStyle w:val="TableContents"/>
+              <w:bidi w:val="0"/>
+              <w:spacing w:before="0" w:after="283"/>
+              <w:jc w:val="left"/>
+              <w:rPr/>
+            </w:pPr>
+            <w:r>
+              <w:rPr/>
+              <w:t>Accuracy and speed below need (e.g. 'DoD FMR' heard as 'DODFMA')</w:t>
+            </w:r>
+          </w:p>
+        </w:tc>
+        <w:tc>
+          <w:tcPr>
+            <w:tcW w:w="801" w:type="dxa"/>
+            <w:tcBorders>
+              <w:left w:val="single" w:sz="2" w:space="0" w:color="BFC7D5"/>
+              <w:bottom w:val="single" w:sz="2" w:space="0" w:color="BFC7D5"/>
+              <w:right w:val="single" w:sz="6" w:space="0" w:color="BFC7D5"/>
+            </w:tcBorders>
+            <w:vAlign w:val="center"/>
+          </w:tcPr>
+          <w:p>
+            <w:pPr>
+              <w:pStyle w:val="TableContents"/>
+              <w:bidi w:val="0"/>
+              <w:spacing w:before="0" w:after="283"/>
+              <w:jc w:val="left"/>
+              <w:rPr/>
+            </w:pPr>
+            <w:r>
+              <w:rPr/>
+              <w:t>3</w:t>
+            </w:r>
+          </w:p>
+        </w:tc>
+        <w:tc>
+          <w:tcPr>
+            <w:tcW w:w="741" w:type="dxa"/>
+            <w:tcBorders>
+              <w:left w:val="single" w:sz="2" w:space="0" w:color="BFC7D5"/>
+              <w:bottom w:val="single" w:sz="2" w:space="0" w:color="BFC7D5"/>
+              <w:right w:val="single" w:sz="6" w:space="0" w:color="BFC7D5"/>
+            </w:tcBorders>
+            <w:vAlign w:val="center"/>
+          </w:tcPr>
+          <w:p>
+            <w:pPr>
+              <w:pStyle w:val="TableContents"/>
+              <w:bidi w:val="0"/>
+              <w:spacing w:before="0" w:after="283"/>
+              <w:jc w:val="left"/>
+              <w:rPr/>
+            </w:pPr>
+            <w:r>
+              <w:rPr/>
+              <w:t>3</w:t>
+            </w:r>
+          </w:p>
+        </w:tc>
+        <w:tc>
+          <w:tcPr>
+            <w:tcW w:w="1326" w:type="dxa"/>
+            <w:tcBorders>
+              <w:left w:val="single" w:sz="2" w:space="0" w:color="BFC7D5"/>
+              <w:bottom w:val="single" w:sz="2" w:space="0" w:color="BFC7D5"/>
+              <w:right w:val="single" w:sz="6" w:space="0" w:color="BFC7D5"/>
+            </w:tcBorders>
+            <w:vAlign w:val="center"/>
+          </w:tcPr>
+          <w:p>
+            <w:pPr>
+              <w:pStyle w:val="TableContents"/>
+              <w:bidi w:val="0"/>
+              <w:spacing w:before="0" w:after="283"/>
+              <w:jc w:val="left"/>
+              <w:rPr/>
+            </w:pPr>
+            <w:r>
+              <w:rPr/>
+              <w:t>d89aeda, b6a70d8, 80375c6</w:t>
+            </w:r>
+          </w:p>
+        </w:tc>
+      </w:tr>
+      <w:tr>
+        <w:trPr/>
+        <w:tc>
+          <w:tcPr>
+            <w:tcW w:w="807" w:type="dxa"/>
+            <w:tcBorders>
+              <w:left w:val="single" w:sz="6" w:space="0" w:color="BFC7D5"/>
+              <w:bottom w:val="single" w:sz="2" w:space="0" w:color="BFC7D5"/>
+              <w:right w:val="single" w:sz="6" w:space="0" w:color="BFC7D5"/>
+            </w:tcBorders>
+            <w:vAlign w:val="center"/>
+          </w:tcPr>
+          <w:p>
+            <w:pPr>
+              <w:pStyle w:val="TableContents"/>
+              <w:bidi w:val="0"/>
+              <w:spacing w:before="0" w:after="283"/>
+              <w:jc w:val="left"/>
+              <w:rPr/>
+            </w:pPr>
+            <w:r>
+              <w:rPr/>
+              <w:t>CR-2026-07</w:t>
+            </w:r>
+          </w:p>
+        </w:tc>
+        <w:tc>
+          <w:tcPr>
+            <w:tcW w:w="656" w:type="dxa"/>
+            <w:tcBorders>
+              <w:left w:val="single" w:sz="2" w:space="0" w:color="BFC7D5"/>
+              <w:bottom w:val="single" w:sz="2" w:space="0" w:color="BFC7D5"/>
+              <w:right w:val="single" w:sz="6" w:space="0" w:color="BFC7D5"/>
+            </w:tcBorders>
+            <w:vAlign w:val="center"/>
+          </w:tcPr>
+          <w:p>
+            <w:pPr>
+              <w:pStyle w:val="TableContents"/>
+              <w:bidi w:val="0"/>
+              <w:spacing w:before="0" w:after="283"/>
+              <w:jc w:val="left"/>
+              <w:rPr/>
+            </w:pPr>
+            <w:r>
+              <w:rPr/>
+              <w:t>2026-05</w:t>
+            </w:r>
+          </w:p>
+        </w:tc>
+        <w:tc>
+          <w:tcPr>
+            <w:tcW w:w="1628" w:type="dxa"/>
+            <w:tcBorders>
+              <w:left w:val="single" w:sz="2" w:space="0" w:color="BFC7D5"/>
+              <w:bottom w:val="single" w:sz="2" w:space="0" w:color="BFC7D5"/>
+              <w:right w:val="single" w:sz="6" w:space="0" w:color="BFC7D5"/>
+            </w:tcBorders>
+            <w:vAlign w:val="center"/>
+          </w:tcPr>
+          <w:p>
+            <w:pPr>
+              <w:pStyle w:val="TableContents"/>
+              <w:bidi w:val="0"/>
+              <w:spacing w:before="0" w:after="283"/>
+              <w:jc w:val="left"/>
+              <w:rPr/>
+            </w:pPr>
+            <w:r>
+              <w:rPr/>
+              <w:t>Conversation and live transcript demonstration</w:t>
+            </w:r>
+          </w:p>
+        </w:tc>
+        <w:tc>
+          <w:tcPr>
+            <w:tcW w:w="1899" w:type="dxa"/>
+            <w:tcBorders>
+              <w:left w:val="single" w:sz="2" w:space="0" w:color="BFC7D5"/>
+              <w:bottom w:val="single" w:sz="2" w:space="0" w:color="BFC7D5"/>
+              <w:right w:val="single" w:sz="6" w:space="0" w:color="BFC7D5"/>
+            </w:tcBorders>
+            <w:vAlign w:val="center"/>
+          </w:tcPr>
+          <w:p>
+            <w:pPr>
+              <w:pStyle w:val="TableContents"/>
+              <w:bidi w:val="0"/>
+              <w:spacing w:before="0" w:after="283"/>
+              <w:jc w:val="left"/>
+              <w:rPr/>
+            </w:pPr>
+            <w:r>
+              <w:rPr/>
+              <w:t>Client review</w:t>
+            </w:r>
+          </w:p>
+        </w:tc>
+        <w:tc>
+          <w:tcPr>
+            <w:tcW w:w="1329" w:type="dxa"/>
+            <w:tcBorders>
+              <w:left w:val="single" w:sz="2" w:space="0" w:color="BFC7D5"/>
+              <w:bottom w:val="single" w:sz="2" w:space="0" w:color="BFC7D5"/>
+              <w:right w:val="single" w:sz="6" w:space="0" w:color="BFC7D5"/>
+            </w:tcBorders>
+            <w:vAlign w:val="center"/>
+          </w:tcPr>
+          <w:p>
+            <w:pPr>
+              <w:pStyle w:val="TableContents"/>
+              <w:bidi w:val="0"/>
+              <w:spacing w:before="0" w:after="283"/>
+              <w:jc w:val="left"/>
+              <w:rPr/>
+            </w:pPr>
+            <w:r>
+              <w:rPr/>
+              <w:t>Client C (law firm)</w:t>
+            </w:r>
+          </w:p>
+        </w:tc>
+        <w:tc>
+          <w:tcPr>
+            <w:tcW w:w="2152" w:type="dxa"/>
+            <w:tcBorders>
+              <w:left w:val="single" w:sz="2" w:space="0" w:color="BFC7D5"/>
+              <w:bottom w:val="single" w:sz="2" w:space="0" w:color="BFC7D5"/>
+              <w:right w:val="single" w:sz="6" w:space="0" w:color="BFC7D5"/>
+            </w:tcBorders>
+            <w:vAlign w:val="center"/>
+          </w:tcPr>
+          <w:p>
+            <w:pPr>
+              <w:pStyle w:val="TableContents"/>
+              <w:bidi w:val="0"/>
+              <w:spacing w:before="0" w:after="283"/>
+              <w:jc w:val="left"/>
+              <w:rPr/>
+            </w:pPr>
+            <w:r>
+              <w:rPr/>
+              <w:t>Needs a listen-only assistant that pulls supporting data onto the screen while people speak</w:t>
+            </w:r>
+          </w:p>
+        </w:tc>
+        <w:tc>
+          <w:tcPr>
+            <w:tcW w:w="801" w:type="dxa"/>
+            <w:tcBorders>
+              <w:left w:val="single" w:sz="2" w:space="0" w:color="BFC7D5"/>
+              <w:bottom w:val="single" w:sz="2" w:space="0" w:color="BFC7D5"/>
+              <w:right w:val="single" w:sz="6" w:space="0" w:color="BFC7D5"/>
+            </w:tcBorders>
+            <w:vAlign w:val="center"/>
+          </w:tcPr>
+          <w:p>
+            <w:pPr>
+              <w:pStyle w:val="TableContents"/>
+              <w:bidi w:val="0"/>
+              <w:spacing w:before="0" w:after="283"/>
+              <w:jc w:val="left"/>
+              <w:rPr/>
+            </w:pPr>
+            <w:r>
+              <w:rPr/>
+              <w:t>2</w:t>
+            </w:r>
+          </w:p>
+        </w:tc>
+        <w:tc>
+          <w:tcPr>
+            <w:tcW w:w="741" w:type="dxa"/>
+            <w:tcBorders>
+              <w:left w:val="single" w:sz="2" w:space="0" w:color="BFC7D5"/>
+              <w:bottom w:val="single" w:sz="2" w:space="0" w:color="BFC7D5"/>
+              <w:right w:val="single" w:sz="6" w:space="0" w:color="BFC7D5"/>
+            </w:tcBorders>
+            <w:vAlign w:val="center"/>
+          </w:tcPr>
+          <w:p>
+            <w:pPr>
+              <w:pStyle w:val="TableContents"/>
+              <w:bidi w:val="0"/>
+              <w:spacing w:before="0" w:after="283"/>
+              <w:jc w:val="left"/>
+              <w:rPr/>
+            </w:pPr>
+            <w:r>
+              <w:rPr/>
+              <w:t>2</w:t>
+            </w:r>
+          </w:p>
+        </w:tc>
+        <w:tc>
+          <w:tcPr>
+            <w:tcW w:w="1326" w:type="dxa"/>
+            <w:tcBorders>
+              <w:left w:val="single" w:sz="2" w:space="0" w:color="BFC7D5"/>
+              <w:bottom w:val="single" w:sz="2" w:space="0" w:color="BFC7D5"/>
+              <w:right w:val="single" w:sz="6" w:space="0" w:color="BFC7D5"/>
+            </w:tcBorders>
+            <w:vAlign w:val="center"/>
+          </w:tcPr>
+          <w:p>
+            <w:pPr>
+              <w:pStyle w:val="TableContents"/>
+              <w:bidi w:val="0"/>
+              <w:spacing w:before="0" w:after="283"/>
+              <w:jc w:val="left"/>
+              <w:rPr/>
+            </w:pPr>
+            <w:r>
+              <w:rPr/>
+              <w:t>ec9b180, f75121b, 7f2658a</w:t>
+            </w:r>
+          </w:p>
+        </w:tc>
+      </w:tr>
+      <w:tr>
+        <w:trPr/>
+        <w:tc>
+          <w:tcPr>
+            <w:tcW w:w="807" w:type="dxa"/>
+            <w:tcBorders>
+              <w:left w:val="single" w:sz="6" w:space="0" w:color="BFC7D5"/>
+              <w:bottom w:val="single" w:sz="2" w:space="0" w:color="BFC7D5"/>
+              <w:right w:val="single" w:sz="6" w:space="0" w:color="BFC7D5"/>
+            </w:tcBorders>
+            <w:vAlign w:val="center"/>
+          </w:tcPr>
+          <w:p>
+            <w:pPr>
+              <w:pStyle w:val="TableContents"/>
+              <w:bidi w:val="0"/>
+              <w:spacing w:before="0" w:after="283"/>
+              <w:jc w:val="left"/>
+              <w:rPr/>
+            </w:pPr>
+            <w:r>
+              <w:rPr/>
+              <w:t>CR-2026-08</w:t>
+            </w:r>
+          </w:p>
+        </w:tc>
+        <w:tc>
+          <w:tcPr>
+            <w:tcW w:w="656" w:type="dxa"/>
+            <w:tcBorders>
+              <w:left w:val="single" w:sz="2" w:space="0" w:color="BFC7D5"/>
+              <w:bottom w:val="single" w:sz="2" w:space="0" w:color="BFC7D5"/>
+              <w:right w:val="single" w:sz="6" w:space="0" w:color="BFC7D5"/>
+            </w:tcBorders>
+            <w:vAlign w:val="center"/>
+          </w:tcPr>
+          <w:p>
+            <w:pPr>
+              <w:pStyle w:val="TableContents"/>
+              <w:bidi w:val="0"/>
+              <w:spacing w:before="0" w:after="283"/>
+              <w:jc w:val="left"/>
+              <w:rPr/>
+            </w:pPr>
+            <w:r>
+              <w:rPr/>
+              <w:t>2026-05</w:t>
+            </w:r>
+          </w:p>
+        </w:tc>
+        <w:tc>
+          <w:tcPr>
+            <w:tcW w:w="1628" w:type="dxa"/>
+            <w:tcBorders>
+              <w:left w:val="single" w:sz="2" w:space="0" w:color="BFC7D5"/>
+              <w:bottom w:val="single" w:sz="2" w:space="0" w:color="BFC7D5"/>
+              <w:right w:val="single" w:sz="6" w:space="0" w:color="BFC7D5"/>
+            </w:tcBorders>
+            <w:vAlign w:val="center"/>
+          </w:tcPr>
+          <w:p>
+            <w:pPr>
+              <w:pStyle w:val="TableContents"/>
+              <w:bidi w:val="0"/>
+              <w:spacing w:before="0" w:after="283"/>
+              <w:jc w:val="left"/>
+              <w:rPr/>
+            </w:pPr>
+            <w:r>
+              <w:rPr/>
+              <w:t>Group discussions (Boardroom)</w:t>
+            </w:r>
+          </w:p>
+        </w:tc>
+        <w:tc>
+          <w:tcPr>
+            <w:tcW w:w="1899" w:type="dxa"/>
+            <w:tcBorders>
+              <w:left w:val="single" w:sz="2" w:space="0" w:color="BFC7D5"/>
+              <w:bottom w:val="single" w:sz="2" w:space="0" w:color="BFC7D5"/>
+              <w:right w:val="single" w:sz="6" w:space="0" w:color="BFC7D5"/>
+            </w:tcBorders>
+            <w:vAlign w:val="center"/>
+          </w:tcPr>
+          <w:p>
+            <w:pPr>
+              <w:pStyle w:val="TableContents"/>
+              <w:bidi w:val="0"/>
+              <w:spacing w:before="0" w:after="283"/>
+              <w:jc w:val="left"/>
+              <w:rPr/>
+            </w:pPr>
+            <w:r>
+              <w:rPr/>
+              <w:t>Design review and model trials</w:t>
+            </w:r>
+          </w:p>
+        </w:tc>
+        <w:tc>
+          <w:tcPr>
+            <w:tcW w:w="1329" w:type="dxa"/>
+            <w:tcBorders>
+              <w:left w:val="single" w:sz="2" w:space="0" w:color="BFC7D5"/>
+              <w:bottom w:val="single" w:sz="2" w:space="0" w:color="BFC7D5"/>
+              <w:right w:val="single" w:sz="6" w:space="0" w:color="BFC7D5"/>
+            </w:tcBorders>
+            <w:vAlign w:val="center"/>
+          </w:tcPr>
+          <w:p>
+            <w:pPr>
+              <w:pStyle w:val="TableContents"/>
+              <w:bidi w:val="0"/>
+              <w:spacing w:before="0" w:after="283"/>
+              <w:jc w:val="left"/>
+              <w:rPr/>
+            </w:pPr>
+            <w:r>
+              <w:rPr/>
+              <w:t>EchoMind team</w:t>
+            </w:r>
+          </w:p>
+        </w:tc>
+        <w:tc>
+          <w:tcPr>
+            <w:tcW w:w="2152" w:type="dxa"/>
+            <w:tcBorders>
+              <w:left w:val="single" w:sz="2" w:space="0" w:color="BFC7D5"/>
+              <w:bottom w:val="single" w:sz="2" w:space="0" w:color="BFC7D5"/>
+              <w:right w:val="single" w:sz="6" w:space="0" w:color="BFC7D5"/>
+            </w:tcBorders>
+            <w:vAlign w:val="center"/>
+          </w:tcPr>
+          <w:p>
+            <w:pPr>
+              <w:pStyle w:val="TableContents"/>
+              <w:bidi w:val="0"/>
+              <w:spacing w:before="0" w:after="283"/>
+              <w:jc w:val="left"/>
+              <w:rPr/>
+            </w:pPr>
+            <w:r>
+              <w:rPr/>
+              <w:t>Speaker separation (diarisation) needed; model chosen by trial</w:t>
+            </w:r>
+          </w:p>
+        </w:tc>
+        <w:tc>
+          <w:tcPr>
+            <w:tcW w:w="801" w:type="dxa"/>
+            <w:tcBorders>
+              <w:left w:val="single" w:sz="2" w:space="0" w:color="BFC7D5"/>
+              <w:bottom w:val="single" w:sz="2" w:space="0" w:color="BFC7D5"/>
+              <w:right w:val="single" w:sz="6" w:space="0" w:color="BFC7D5"/>
+            </w:tcBorders>
+            <w:vAlign w:val="center"/>
+          </w:tcPr>
+          <w:p>
+            <w:pPr>
+              <w:pStyle w:val="TableContents"/>
+              <w:bidi w:val="0"/>
+              <w:spacing w:before="0" w:after="283"/>
+              <w:jc w:val="left"/>
+              <w:rPr/>
+            </w:pPr>
+            <w:r>
+              <w:rPr/>
+              <w:t>2</w:t>
+            </w:r>
+          </w:p>
+        </w:tc>
+        <w:tc>
+          <w:tcPr>
+            <w:tcW w:w="741" w:type="dxa"/>
+            <w:tcBorders>
+              <w:left w:val="single" w:sz="2" w:space="0" w:color="BFC7D5"/>
+              <w:bottom w:val="single" w:sz="2" w:space="0" w:color="BFC7D5"/>
+              <w:right w:val="single" w:sz="6" w:space="0" w:color="BFC7D5"/>
+            </w:tcBorders>
+            <w:vAlign w:val="center"/>
+          </w:tcPr>
+          <w:p>
+            <w:pPr>
+              <w:pStyle w:val="TableContents"/>
+              <w:bidi w:val="0"/>
+              <w:spacing w:before="0" w:after="283"/>
+              <w:jc w:val="left"/>
+              <w:rPr/>
+            </w:pPr>
+            <w:r>
+              <w:rPr/>
+              <w:t>2</w:t>
+            </w:r>
+          </w:p>
+        </w:tc>
+        <w:tc>
+          <w:tcPr>
+            <w:tcW w:w="1326" w:type="dxa"/>
+            <w:tcBorders>
+              <w:left w:val="single" w:sz="2" w:space="0" w:color="BFC7D5"/>
+              <w:bottom w:val="single" w:sz="2" w:space="0" w:color="BFC7D5"/>
+              <w:right w:val="single" w:sz="6" w:space="0" w:color="BFC7D5"/>
+            </w:tcBorders>
+            <w:vAlign w:val="center"/>
+          </w:tcPr>
+          <w:p>
+            <w:pPr>
+              <w:pStyle w:val="TableContents"/>
+              <w:bidi w:val="0"/>
+              <w:spacing w:before="0" w:after="283"/>
+              <w:jc w:val="left"/>
+              <w:rPr/>
+            </w:pPr>
+            <w:r>
+              <w:rPr/>
+              <w:t>f540976, cf463aa, e1a337b</w:t>
+            </w:r>
+          </w:p>
+        </w:tc>
+      </w:tr>
+      <w:tr>
+        <w:trPr/>
+        <w:tc>
+          <w:tcPr>
+            <w:tcW w:w="807" w:type="dxa"/>
+            <w:tcBorders>
+              <w:left w:val="single" w:sz="6" w:space="0" w:color="BFC7D5"/>
+              <w:bottom w:val="single" w:sz="6" w:space="0" w:color="BFC7D5"/>
+              <w:right w:val="single" w:sz="6" w:space="0" w:color="BFC7D5"/>
+            </w:tcBorders>
+            <w:vAlign w:val="center"/>
+          </w:tcPr>
+          <w:p>
+            <w:pPr>
+              <w:pStyle w:val="TableContents"/>
+              <w:bidi w:val="0"/>
+              <w:spacing w:before="0" w:after="283"/>
+              <w:jc w:val="left"/>
+              <w:rPr/>
+            </w:pPr>
+            <w:r>
+              <w:rPr/>
+              <w:t>CR-2026-09</w:t>
+            </w:r>
+          </w:p>
+        </w:tc>
+        <w:tc>
+          <w:tcPr>
+            <w:tcW w:w="656" w:type="dxa"/>
+            <w:tcBorders>
+              <w:left w:val="single" w:sz="2" w:space="0" w:color="BFC7D5"/>
+              <w:bottom w:val="single" w:sz="6" w:space="0" w:color="BFC7D5"/>
+              <w:right w:val="single" w:sz="6" w:space="0" w:color="BFC7D5"/>
+            </w:tcBorders>
+            <w:vAlign w:val="center"/>
+          </w:tcPr>
+          <w:p>
+            <w:pPr>
+              <w:pStyle w:val="TableContents"/>
+              <w:bidi w:val="0"/>
+              <w:spacing w:before="0" w:after="283"/>
+              <w:jc w:val="left"/>
+              <w:rPr/>
+            </w:pPr>
+            <w:r>
+              <w:rPr/>
+              <w:t>2026-06</w:t>
+            </w:r>
+          </w:p>
+        </w:tc>
+        <w:tc>
+          <w:tcPr>
+            <w:tcW w:w="1628" w:type="dxa"/>
+            <w:tcBorders>
+              <w:left w:val="single" w:sz="2" w:space="0" w:color="BFC7D5"/>
+              <w:bottom w:val="single" w:sz="6" w:space="0" w:color="BFC7D5"/>
+              <w:right w:val="single" w:sz="6" w:space="0" w:color="BFC7D5"/>
+            </w:tcBorders>
+            <w:vAlign w:val="center"/>
+          </w:tcPr>
+          <w:p>
+            <w:pPr>
+              <w:pStyle w:val="TableContents"/>
+              <w:bidi w:val="0"/>
+              <w:spacing w:before="0" w:after="283"/>
+              <w:jc w:val="left"/>
+              <w:rPr/>
+            </w:pPr>
+            <w:r>
+              <w:rPr/>
+              <w:t>Document creation</w:t>
+            </w:r>
+          </w:p>
+        </w:tc>
+        <w:tc>
+          <w:tcPr>
+            <w:tcW w:w="1899" w:type="dxa"/>
+            <w:tcBorders>
+              <w:left w:val="single" w:sz="2" w:space="0" w:color="BFC7D5"/>
+              <w:bottom w:val="single" w:sz="6" w:space="0" w:color="BFC7D5"/>
+              <w:right w:val="single" w:sz="6" w:space="0" w:color="BFC7D5"/>
+            </w:tcBorders>
+            <w:vAlign w:val="center"/>
+          </w:tcPr>
+          <w:p>
+            <w:pPr>
+              <w:pStyle w:val="TableContents"/>
+              <w:bidi w:val="0"/>
+              <w:spacing w:before="0" w:after="283"/>
+              <w:jc w:val="left"/>
+              <w:rPr/>
+            </w:pPr>
+            <w:r>
+              <w:rPr/>
+              <w:t>Client requirement review</w:t>
+            </w:r>
+          </w:p>
+        </w:tc>
+        <w:tc>
+          <w:tcPr>
+            <w:tcW w:w="1329" w:type="dxa"/>
+            <w:tcBorders>
+              <w:left w:val="single" w:sz="2" w:space="0" w:color="BFC7D5"/>
+              <w:bottom w:val="single" w:sz="6" w:space="0" w:color="BFC7D5"/>
+              <w:right w:val="single" w:sz="6" w:space="0" w:color="BFC7D5"/>
+            </w:tcBorders>
+            <w:vAlign w:val="center"/>
+          </w:tcPr>
+          <w:p>
+            <w:pPr>
+              <w:pStyle w:val="TableContents"/>
+              <w:bidi w:val="0"/>
+              <w:spacing w:before="0" w:after="283"/>
+              <w:jc w:val="left"/>
+              <w:rPr/>
+            </w:pPr>
+            <w:r>
+              <w:rPr/>
+              <w:t>Client D (Gulf region)</w:t>
+            </w:r>
+          </w:p>
+        </w:tc>
+        <w:tc>
+          <w:tcPr>
+            <w:tcW w:w="2152" w:type="dxa"/>
+            <w:tcBorders>
+              <w:left w:val="single" w:sz="2" w:space="0" w:color="BFC7D5"/>
+              <w:bottom w:val="single" w:sz="6" w:space="0" w:color="BFC7D5"/>
+              <w:right w:val="single" w:sz="6" w:space="0" w:color="BFC7D5"/>
+            </w:tcBorders>
+            <w:vAlign w:val="center"/>
+          </w:tcPr>
+          <w:p>
+            <w:pPr>
+              <w:pStyle w:val="TableContents"/>
+              <w:bidi w:val="0"/>
+              <w:spacing w:before="0" w:after="283"/>
+              <w:jc w:val="left"/>
+              <w:rPr/>
+            </w:pPr>
+            <w:r>
+              <w:rPr/>
+              <w:t>PPT and PDF made locally, with and without a template, with images</w:t>
+            </w:r>
+          </w:p>
+        </w:tc>
+        <w:tc>
+          <w:tcPr>
+            <w:tcW w:w="801" w:type="dxa"/>
+            <w:tcBorders>
+              <w:left w:val="single" w:sz="2" w:space="0" w:color="BFC7D5"/>
+              <w:bottom w:val="single" w:sz="6" w:space="0" w:color="BFC7D5"/>
+              <w:right w:val="single" w:sz="6" w:space="0" w:color="BFC7D5"/>
+            </w:tcBorders>
+            <w:vAlign w:val="center"/>
+          </w:tcPr>
+          <w:p>
+            <w:pPr>
+              <w:pStyle w:val="TableContents"/>
+              <w:bidi w:val="0"/>
+              <w:spacing w:before="0" w:after="283"/>
+              <w:jc w:val="left"/>
+              <w:rPr/>
+            </w:pPr>
+            <w:r>
+              <w:rPr/>
+              <w:t>1</w:t>
+            </w:r>
+          </w:p>
+        </w:tc>
+        <w:tc>
+          <w:tcPr>
+            <w:tcW w:w="741" w:type="dxa"/>
+            <w:tcBorders>
+              <w:left w:val="single" w:sz="2" w:space="0" w:color="BFC7D5"/>
+              <w:bottom w:val="single" w:sz="6" w:space="0" w:color="BFC7D5"/>
+              <w:right w:val="single" w:sz="6" w:space="0" w:color="BFC7D5"/>
+            </w:tcBorders>
+            <w:vAlign w:val="center"/>
+          </w:tcPr>
+          <w:p>
+            <w:pPr>
+              <w:pStyle w:val="TableContents"/>
+              <w:bidi w:val="0"/>
+              <w:spacing w:before="0" w:after="283"/>
+              <w:jc w:val="left"/>
+              <w:rPr/>
+            </w:pPr>
+            <w:r>
+              <w:rPr/>
+              <w:t>1</w:t>
+            </w:r>
+          </w:p>
+        </w:tc>
+        <w:tc>
+          <w:tcPr>
+            <w:tcW w:w="1326" w:type="dxa"/>
+            <w:tcBorders>
+              <w:left w:val="single" w:sz="2" w:space="0" w:color="BFC7D5"/>
+              <w:bottom w:val="single" w:sz="6" w:space="0" w:color="BFC7D5"/>
+              <w:right w:val="single" w:sz="6" w:space="0" w:color="BFC7D5"/>
+            </w:tcBorders>
+            <w:vAlign w:val="center"/>
+          </w:tcPr>
+          <w:p>
+            <w:pPr>
+              <w:pStyle w:val="TableContents"/>
+              <w:bidi w:val="0"/>
+              <w:spacing w:before="0" w:after="283"/>
+              <w:jc w:val="left"/>
+              <w:rPr/>
+            </w:pPr>
+            <w:r>
+              <w:rPr/>
+              <w:t>2d23f40, 66356f9</w:t>
+            </w:r>
+          </w:p>
+        </w:tc>
+      </w:tr>
+    </w:tbl>
+    <w:p>
+      <w:pPr>
+        <w:pStyle w:val="BodyText"/>
+        <w:bidi w:val="0"/>
+        <w:jc w:val="left"/>
+        <w:rPr/>
+      </w:pPr>
+      <w:r>
+        <w:rPr>
+          <w:rStyle w:val="Strong"/>
+        </w:rPr>
+        <w:t>Actions</w:t>
+      </w:r>
+    </w:p>
+    <w:tbl>
+      <w:tblPr>
+        <w:tblW w:w="5000" w:type="pct"/>
+        <w:jc w:val="left"/>
+        <w:tblInd w:w="-7" w:type="dxa"/>
+        <w:tblLayout w:type="fixed"/>
+        <w:tblCellMar>
+          <w:top w:w="60" w:type="dxa"/>
+          <w:left w:w="60" w:type="dxa"/>
+          <w:bottom w:w="60" w:type="dxa"/>
+          <w:right w:w="60" w:type="dxa"/>
+        </w:tblCellMar>
+      </w:tblPr>
+      <w:tblGrid>
+        <w:gridCol w:w="709"/>
+        <w:gridCol w:w="656"/>
+        <w:gridCol w:w="3203"/>
+        <w:gridCol w:w="1205"/>
+        <w:gridCol w:w="635"/>
+        <w:gridCol w:w="1495"/>
+        <w:gridCol w:w="3436"/>
+      </w:tblGrid>
+      <w:tr>
+        <w:trPr>
+          <w:tblHeader w:val="true"/>
+        </w:trPr>
+        <w:tc>
+          <w:tcPr>
+            <w:tcW w:w="709" w:type="dxa"/>
+            <w:tcBorders>
+              <w:top w:val="single" w:sz="6" w:space="0" w:color="BFC7D5"/>
+              <w:left w:val="single" w:sz="6" w:space="0" w:color="BFC7D5"/>
+              <w:bottom w:val="single" w:sz="2" w:space="0" w:color="BFC7D5"/>
+              <w:right w:val="single" w:sz="6" w:space="0" w:color="BFC7D5"/>
+            </w:tcBorders>
+            <w:shd w:fill="1F3A5F" w:val="clear"/>
+            <w:vAlign w:val="center"/>
+          </w:tcPr>
+          <w:p>
+            <w:pPr>
+              <w:pStyle w:val="TableHeading"/>
+              <w:bidi w:val="0"/>
+              <w:spacing w:before="0" w:after="283"/>
+              <w:jc w:val="left"/>
+              <w:rPr>
+                <w:color w:val="FFFFFF"/>
+              </w:rPr>
+            </w:pPr>
+            <w:r>
+              <w:rPr>
+                <w:color w:val="FFFFFF"/>
+              </w:rPr>
+              <w:t>Action</w:t>
+            </w:r>
+          </w:p>
+        </w:tc>
+        <w:tc>
+          <w:tcPr>
+            <w:tcW w:w="656" w:type="dxa"/>
+            <w:tcBorders>
+              <w:top w:val="single" w:sz="6" w:space="0" w:color="BFC7D5"/>
+              <w:left w:val="single" w:sz="2" w:space="0" w:color="BFC7D5"/>
+              <w:bottom w:val="single" w:sz="2" w:space="0" w:color="BFC7D5"/>
+              <w:right w:val="single" w:sz="6" w:space="0" w:color="BFC7D5"/>
+            </w:tcBorders>
+            <w:shd w:fill="1F3A5F" w:val="clear"/>
+            <w:vAlign w:val="center"/>
+          </w:tcPr>
+          <w:p>
+            <w:pPr>
+              <w:pStyle w:val="TableHeading"/>
+              <w:bidi w:val="0"/>
+              <w:spacing w:before="0" w:after="283"/>
+              <w:jc w:val="left"/>
+              <w:rPr>
+                <w:color w:val="FFFFFF"/>
+              </w:rPr>
+            </w:pPr>
+            <w:r>
+              <w:rPr>
+                <w:color w:val="FFFFFF"/>
+              </w:rPr>
+              <w:t>From</w:t>
+            </w:r>
+          </w:p>
+        </w:tc>
+        <w:tc>
+          <w:tcPr>
+            <w:tcW w:w="3203" w:type="dxa"/>
+            <w:tcBorders>
+              <w:top w:val="single" w:sz="6" w:space="0" w:color="BFC7D5"/>
+              <w:left w:val="single" w:sz="2" w:space="0" w:color="BFC7D5"/>
+              <w:bottom w:val="single" w:sz="2" w:space="0" w:color="BFC7D5"/>
+              <w:right w:val="single" w:sz="6" w:space="0" w:color="BFC7D5"/>
+            </w:tcBorders>
+            <w:shd w:fill="1F3A5F" w:val="clear"/>
+            <w:vAlign w:val="center"/>
+          </w:tcPr>
+          <w:p>
+            <w:pPr>
+              <w:pStyle w:val="TableHeading"/>
+              <w:bidi w:val="0"/>
+              <w:spacing w:before="0" w:after="283"/>
+              <w:jc w:val="left"/>
+              <w:rPr>
+                <w:color w:val="FFFFFF"/>
+              </w:rPr>
+            </w:pPr>
+            <w:r>
+              <w:rPr>
+                <w:color w:val="FFFFFF"/>
+              </w:rPr>
+              <w:t>Action</w:t>
+            </w:r>
+          </w:p>
+        </w:tc>
+        <w:tc>
+          <w:tcPr>
+            <w:tcW w:w="1205" w:type="dxa"/>
+            <w:tcBorders>
+              <w:top w:val="single" w:sz="6" w:space="0" w:color="BFC7D5"/>
+              <w:left w:val="single" w:sz="2" w:space="0" w:color="BFC7D5"/>
+              <w:bottom w:val="single" w:sz="2" w:space="0" w:color="BFC7D5"/>
+              <w:right w:val="single" w:sz="6" w:space="0" w:color="BFC7D5"/>
+            </w:tcBorders>
+            <w:shd w:fill="1F3A5F" w:val="clear"/>
+            <w:vAlign w:val="center"/>
+          </w:tcPr>
+          <w:p>
+            <w:pPr>
+              <w:pStyle w:val="TableHeading"/>
+              <w:bidi w:val="0"/>
+              <w:spacing w:before="0" w:after="283"/>
+              <w:jc w:val="left"/>
+              <w:rPr>
+                <w:color w:val="FFFFFF"/>
+              </w:rPr>
+            </w:pPr>
+            <w:r>
+              <w:rPr>
+                <w:color w:val="FFFFFF"/>
+              </w:rPr>
+              <w:t>Owner</w:t>
+            </w:r>
+          </w:p>
+        </w:tc>
+        <w:tc>
+          <w:tcPr>
+            <w:tcW w:w="635" w:type="dxa"/>
+            <w:tcBorders>
+              <w:top w:val="single" w:sz="6" w:space="0" w:color="BFC7D5"/>
+              <w:left w:val="single" w:sz="2" w:space="0" w:color="BFC7D5"/>
+              <w:bottom w:val="single" w:sz="2" w:space="0" w:color="BFC7D5"/>
+              <w:right w:val="single" w:sz="6" w:space="0" w:color="BFC7D5"/>
+            </w:tcBorders>
+            <w:shd w:fill="1F3A5F" w:val="clear"/>
+            <w:vAlign w:val="center"/>
+          </w:tcPr>
+          <w:p>
+            <w:pPr>
+              <w:pStyle w:val="TableHeading"/>
+              <w:bidi w:val="0"/>
+              <w:spacing w:before="0" w:after="283"/>
+              <w:jc w:val="left"/>
+              <w:rPr>
+                <w:color w:val="FFFFFF"/>
+              </w:rPr>
+            </w:pPr>
+            <w:r>
+              <w:rPr>
+                <w:color w:val="FFFFFF"/>
+              </w:rPr>
+              <w:t>Due</w:t>
+            </w:r>
+          </w:p>
+        </w:tc>
+        <w:tc>
+          <w:tcPr>
+            <w:tcW w:w="1495" w:type="dxa"/>
+            <w:tcBorders>
+              <w:top w:val="single" w:sz="6" w:space="0" w:color="BFC7D5"/>
+              <w:left w:val="single" w:sz="2" w:space="0" w:color="BFC7D5"/>
+              <w:bottom w:val="single" w:sz="2" w:space="0" w:color="BFC7D5"/>
+              <w:right w:val="single" w:sz="6" w:space="0" w:color="BFC7D5"/>
+            </w:tcBorders>
+            <w:shd w:fill="1F3A5F" w:val="clear"/>
+            <w:vAlign w:val="center"/>
+          </w:tcPr>
+          <w:p>
+            <w:pPr>
+              <w:pStyle w:val="TableHeading"/>
+              <w:bidi w:val="0"/>
+              <w:spacing w:before="0" w:after="283"/>
+              <w:jc w:val="left"/>
+              <w:rPr>
+                <w:color w:val="FFFFFF"/>
+              </w:rPr>
+            </w:pPr>
+            <w:r>
+              <w:rPr>
+                <w:color w:val="FFFFFF"/>
+              </w:rPr>
+              <w:t>Status</w:t>
+            </w:r>
+          </w:p>
+        </w:tc>
+        <w:tc>
+          <w:tcPr>
+            <w:tcW w:w="3436" w:type="dxa"/>
+            <w:tcBorders>
+              <w:top w:val="single" w:sz="6" w:space="0" w:color="BFC7D5"/>
+              <w:left w:val="single" w:sz="2" w:space="0" w:color="BFC7D5"/>
+              <w:bottom w:val="single" w:sz="2" w:space="0" w:color="BFC7D5"/>
+              <w:right w:val="single" w:sz="6" w:space="0" w:color="BFC7D5"/>
+            </w:tcBorders>
+            <w:shd w:fill="1F3A5F" w:val="clear"/>
+            <w:vAlign w:val="center"/>
+          </w:tcPr>
+          <w:p>
+            <w:pPr>
+              <w:pStyle w:val="TableHeading"/>
+              <w:bidi w:val="0"/>
+              <w:spacing w:before="0" w:after="283"/>
+              <w:jc w:val="left"/>
+              <w:rPr>
+                <w:color w:val="FFFFFF"/>
+              </w:rPr>
+            </w:pPr>
+            <w:r>
+              <w:rPr>
+                <w:color w:val="FFFFFF"/>
+              </w:rPr>
+              <w:t>Closure evidence</w:t>
+            </w:r>
+          </w:p>
+        </w:tc>
+      </w:tr>
+      <w:tr>
+        <w:trPr/>
+        <w:tc>
+          <w:tcPr>
+            <w:tcW w:w="709" w:type="dxa"/>
+            <w:tcBorders>
+              <w:left w:val="single" w:sz="6" w:space="0" w:color="BFC7D5"/>
+              <w:bottom w:val="single" w:sz="2" w:space="0" w:color="BFC7D5"/>
+              <w:right w:val="single" w:sz="6" w:space="0" w:color="BFC7D5"/>
+            </w:tcBorders>
+            <w:vAlign w:val="center"/>
+          </w:tcPr>
+          <w:p>
+            <w:pPr>
+              <w:pStyle w:val="TableContents"/>
+              <w:bidi w:val="0"/>
+              <w:spacing w:before="0" w:after="283"/>
+              <w:jc w:val="left"/>
+              <w:rPr/>
+            </w:pPr>
+            <w:r>
+              <w:rPr/>
+              <w:t>AC-20</w:t>
+            </w:r>
+          </w:p>
+        </w:tc>
+        <w:tc>
+          <w:tcPr>
+            <w:tcW w:w="656" w:type="dxa"/>
+            <w:tcBorders>
+              <w:left w:val="single" w:sz="2" w:space="0" w:color="BFC7D5"/>
+              <w:bottom w:val="single" w:sz="2" w:space="0" w:color="BFC7D5"/>
+              <w:right w:val="single" w:sz="6" w:space="0" w:color="BFC7D5"/>
+            </w:tcBorders>
+            <w:vAlign w:val="center"/>
+          </w:tcPr>
+          <w:p>
+            <w:pPr>
+              <w:pStyle w:val="TableContents"/>
+              <w:bidi w:val="0"/>
+              <w:spacing w:before="0" w:after="283"/>
+              <w:jc w:val="left"/>
+              <w:rPr/>
+            </w:pPr>
+            <w:r>
+              <w:rPr/>
+              <w:t>CR-2026-01</w:t>
+            </w:r>
+          </w:p>
+        </w:tc>
+        <w:tc>
+          <w:tcPr>
+            <w:tcW w:w="3203" w:type="dxa"/>
+            <w:tcBorders>
+              <w:left w:val="single" w:sz="2" w:space="0" w:color="BFC7D5"/>
+              <w:bottom w:val="single" w:sz="2" w:space="0" w:color="BFC7D5"/>
+              <w:right w:val="single" w:sz="6" w:space="0" w:color="BFC7D5"/>
+            </w:tcBorders>
+            <w:vAlign w:val="center"/>
+          </w:tcPr>
+          <w:p>
+            <w:pPr>
+              <w:pStyle w:val="TableContents"/>
+              <w:bidi w:val="0"/>
+              <w:spacing w:before="0" w:after="283"/>
+              <w:jc w:val="left"/>
+              <w:rPr/>
+            </w:pPr>
+            <w:r>
+              <w:rPr/>
+              <w:t>Buy the first DGX Spark and port the 2025 code to it (ARM64)</w:t>
+            </w:r>
+          </w:p>
+        </w:tc>
+        <w:tc>
+          <w:tcPr>
+            <w:tcW w:w="1205" w:type="dxa"/>
+            <w:tcBorders>
+              <w:left w:val="single" w:sz="2" w:space="0" w:color="BFC7D5"/>
+              <w:bottom w:val="single" w:sz="2" w:space="0" w:color="BFC7D5"/>
+              <w:right w:val="single" w:sz="6" w:space="0" w:color="BFC7D5"/>
+            </w:tcBorders>
+            <w:vAlign w:val="center"/>
+          </w:tcPr>
+          <w:p>
+            <w:pPr>
+              <w:pStyle w:val="TableContents"/>
+              <w:bidi w:val="0"/>
+              <w:spacing w:before="0" w:after="283"/>
+              <w:jc w:val="left"/>
+              <w:rPr/>
+            </w:pPr>
+            <w:r>
+              <w:rPr/>
+              <w:t>EchoMind team</w:t>
+            </w:r>
+          </w:p>
+        </w:tc>
+        <w:tc>
+          <w:tcPr>
+            <w:tcW w:w="635" w:type="dxa"/>
+            <w:tcBorders>
+              <w:left w:val="single" w:sz="2" w:space="0" w:color="BFC7D5"/>
+              <w:bottom w:val="single" w:sz="2" w:space="0" w:color="BFC7D5"/>
+              <w:right w:val="single" w:sz="6" w:space="0" w:color="BFC7D5"/>
+            </w:tcBorders>
+            <w:vAlign w:val="center"/>
+          </w:tcPr>
+          <w:p>
+            <w:pPr>
+              <w:pStyle w:val="TableContents"/>
+              <w:bidi w:val="0"/>
+              <w:spacing w:before="0" w:after="283"/>
+              <w:jc w:val="left"/>
+              <w:rPr/>
+            </w:pPr>
+            <w:r>
+              <w:rPr/>
+              <w:t>2026-02</w:t>
+            </w:r>
+          </w:p>
+        </w:tc>
+        <w:tc>
+          <w:tcPr>
+            <w:tcW w:w="1495" w:type="dxa"/>
+            <w:tcBorders>
+              <w:left w:val="single" w:sz="2" w:space="0" w:color="BFC7D5"/>
+              <w:bottom w:val="single" w:sz="2" w:space="0" w:color="BFC7D5"/>
+              <w:right w:val="single" w:sz="6" w:space="0" w:color="BFC7D5"/>
+            </w:tcBorders>
+            <w:vAlign w:val="center"/>
+          </w:tcPr>
+          <w:p>
+            <w:pPr>
+              <w:pStyle w:val="TableContents"/>
+              <w:bidi w:val="0"/>
+              <w:spacing w:before="0" w:after="283"/>
+              <w:jc w:val="left"/>
+              <w:rPr/>
+            </w:pPr>
+            <w:r>
+              <w:rPr/>
+              <w:t>Closed</w:t>
+            </w:r>
+          </w:p>
+        </w:tc>
+        <w:tc>
+          <w:tcPr>
+            <w:tcW w:w="3436" w:type="dxa"/>
+            <w:tcBorders>
+              <w:left w:val="single" w:sz="2" w:space="0" w:color="BFC7D5"/>
+              <w:bottom w:val="single" w:sz="2" w:space="0" w:color="BFC7D5"/>
+              <w:right w:val="single" w:sz="6" w:space="0" w:color="BFC7D5"/>
+            </w:tcBorders>
+            <w:vAlign w:val="center"/>
+          </w:tcPr>
+          <w:p>
+            <w:pPr>
+              <w:pStyle w:val="TableContents"/>
+              <w:bidi w:val="0"/>
+              <w:spacing w:before="0" w:after="283"/>
+              <w:jc w:val="left"/>
+              <w:rPr/>
+            </w:pPr>
+            <w:r>
+              <w:rPr/>
+              <w:t>4b90b36, c751d79 (2026-02-05) — 2025 code running on the DGX Spark</w:t>
+            </w:r>
+          </w:p>
+        </w:tc>
+      </w:tr>
+      <w:tr>
+        <w:trPr/>
+        <w:tc>
+          <w:tcPr>
+            <w:tcW w:w="709" w:type="dxa"/>
+            <w:tcBorders>
+              <w:left w:val="single" w:sz="6" w:space="0" w:color="BFC7D5"/>
+              <w:bottom w:val="single" w:sz="2" w:space="0" w:color="BFC7D5"/>
+              <w:right w:val="single" w:sz="6" w:space="0" w:color="BFC7D5"/>
+            </w:tcBorders>
+            <w:vAlign w:val="center"/>
+          </w:tcPr>
+          <w:p>
+            <w:pPr>
+              <w:pStyle w:val="TableContents"/>
+              <w:bidi w:val="0"/>
+              <w:spacing w:before="0" w:after="283"/>
+              <w:jc w:val="left"/>
+              <w:rPr/>
+            </w:pPr>
+            <w:r>
+              <w:rPr/>
+              <w:t>AC-21</w:t>
+            </w:r>
+          </w:p>
+        </w:tc>
+        <w:tc>
+          <w:tcPr>
+            <w:tcW w:w="656" w:type="dxa"/>
+            <w:tcBorders>
+              <w:left w:val="single" w:sz="2" w:space="0" w:color="BFC7D5"/>
+              <w:bottom w:val="single" w:sz="2" w:space="0" w:color="BFC7D5"/>
+              <w:right w:val="single" w:sz="6" w:space="0" w:color="BFC7D5"/>
+            </w:tcBorders>
+            <w:vAlign w:val="center"/>
+          </w:tcPr>
+          <w:p>
+            <w:pPr>
+              <w:pStyle w:val="TableContents"/>
+              <w:bidi w:val="0"/>
+              <w:spacing w:before="0" w:after="283"/>
+              <w:jc w:val="left"/>
+              <w:rPr/>
+            </w:pPr>
+            <w:r>
+              <w:rPr/>
+              <w:t>CR-2026-02</w:t>
+            </w:r>
+          </w:p>
+        </w:tc>
+        <w:tc>
+          <w:tcPr>
+            <w:tcW w:w="3203" w:type="dxa"/>
+            <w:tcBorders>
+              <w:left w:val="single" w:sz="2" w:space="0" w:color="BFC7D5"/>
+              <w:bottom w:val="single" w:sz="2" w:space="0" w:color="BFC7D5"/>
+              <w:right w:val="single" w:sz="6" w:space="0" w:color="BFC7D5"/>
+            </w:tcBorders>
+            <w:vAlign w:val="center"/>
+          </w:tcPr>
+          <w:p>
+            <w:pPr>
+              <w:pStyle w:val="TableContents"/>
+              <w:bidi w:val="0"/>
+              <w:spacing w:before="0" w:after="283"/>
+              <w:jc w:val="left"/>
+              <w:rPr/>
+            </w:pPr>
+            <w:r>
+              <w:rPr/>
+              <w:t>Personal AI assistant: financial-assistant behaviour, conversation memory, personas</w:t>
+            </w:r>
+          </w:p>
+        </w:tc>
+        <w:tc>
+          <w:tcPr>
+            <w:tcW w:w="1205" w:type="dxa"/>
+            <w:tcBorders>
+              <w:left w:val="single" w:sz="2" w:space="0" w:color="BFC7D5"/>
+              <w:bottom w:val="single" w:sz="2" w:space="0" w:color="BFC7D5"/>
+              <w:right w:val="single" w:sz="6" w:space="0" w:color="BFC7D5"/>
+            </w:tcBorders>
+            <w:vAlign w:val="center"/>
+          </w:tcPr>
+          <w:p>
+            <w:pPr>
+              <w:pStyle w:val="TableContents"/>
+              <w:bidi w:val="0"/>
+              <w:spacing w:before="0" w:after="283"/>
+              <w:jc w:val="left"/>
+              <w:rPr/>
+            </w:pPr>
+            <w:r>
+              <w:rPr/>
+              <w:t>Richard Watson Stephen Amudha</w:t>
+            </w:r>
+          </w:p>
+        </w:tc>
+        <w:tc>
+          <w:tcPr>
+            <w:tcW w:w="635" w:type="dxa"/>
+            <w:tcBorders>
+              <w:left w:val="single" w:sz="2" w:space="0" w:color="BFC7D5"/>
+              <w:bottom w:val="single" w:sz="2" w:space="0" w:color="BFC7D5"/>
+              <w:right w:val="single" w:sz="6" w:space="0" w:color="BFC7D5"/>
+            </w:tcBorders>
+            <w:vAlign w:val="center"/>
+          </w:tcPr>
+          <w:p>
+            <w:pPr>
+              <w:pStyle w:val="TableContents"/>
+              <w:bidi w:val="0"/>
+              <w:spacing w:before="0" w:after="283"/>
+              <w:jc w:val="left"/>
+              <w:rPr/>
+            </w:pPr>
+            <w:r>
+              <w:rPr/>
+              <w:t>2026-04</w:t>
+            </w:r>
+          </w:p>
+        </w:tc>
+        <w:tc>
+          <w:tcPr>
+            <w:tcW w:w="1495" w:type="dxa"/>
+            <w:tcBorders>
+              <w:left w:val="single" w:sz="2" w:space="0" w:color="BFC7D5"/>
+              <w:bottom w:val="single" w:sz="2" w:space="0" w:color="BFC7D5"/>
+              <w:right w:val="single" w:sz="6" w:space="0" w:color="BFC7D5"/>
+            </w:tcBorders>
+            <w:vAlign w:val="center"/>
+          </w:tcPr>
+          <w:p>
+            <w:pPr>
+              <w:pStyle w:val="TableContents"/>
+              <w:bidi w:val="0"/>
+              <w:spacing w:before="0" w:after="283"/>
+              <w:jc w:val="left"/>
+              <w:rPr/>
+            </w:pPr>
+            <w:r>
+              <w:rPr/>
+              <w:t>Closed</w:t>
+            </w:r>
+          </w:p>
+        </w:tc>
+        <w:tc>
+          <w:tcPr>
+            <w:tcW w:w="3436" w:type="dxa"/>
+            <w:tcBorders>
+              <w:left w:val="single" w:sz="2" w:space="0" w:color="BFC7D5"/>
+              <w:bottom w:val="single" w:sz="2" w:space="0" w:color="BFC7D5"/>
+              <w:right w:val="single" w:sz="6" w:space="0" w:color="BFC7D5"/>
+            </w:tcBorders>
+            <w:vAlign w:val="center"/>
+          </w:tcPr>
+          <w:p>
+            <w:pPr>
+              <w:pStyle w:val="TableContents"/>
+              <w:bidi w:val="0"/>
+              <w:spacing w:before="0" w:after="283"/>
+              <w:jc w:val="left"/>
+              <w:rPr/>
+            </w:pPr>
+            <w:r>
+              <w:rPr/>
+              <w:t>95d3512, e59fd55 (2026-03-08); 518fb8e (2026-04-08); c6b834d (2026-06-27)</w:t>
+            </w:r>
+          </w:p>
+        </w:tc>
+      </w:tr>
+      <w:tr>
+        <w:trPr/>
+        <w:tc>
+          <w:tcPr>
+            <w:tcW w:w="709" w:type="dxa"/>
+            <w:tcBorders>
+              <w:left w:val="single" w:sz="6" w:space="0" w:color="BFC7D5"/>
+              <w:bottom w:val="single" w:sz="2" w:space="0" w:color="BFC7D5"/>
+              <w:right w:val="single" w:sz="6" w:space="0" w:color="BFC7D5"/>
+            </w:tcBorders>
+            <w:vAlign w:val="center"/>
+          </w:tcPr>
+          <w:p>
+            <w:pPr>
+              <w:pStyle w:val="TableContents"/>
+              <w:bidi w:val="0"/>
+              <w:spacing w:before="0" w:after="283"/>
+              <w:jc w:val="left"/>
+              <w:rPr/>
+            </w:pPr>
+            <w:r>
+              <w:rPr/>
+              <w:t>AC-22</w:t>
+            </w:r>
+          </w:p>
+        </w:tc>
+        <w:tc>
+          <w:tcPr>
+            <w:tcW w:w="656" w:type="dxa"/>
+            <w:tcBorders>
+              <w:left w:val="single" w:sz="2" w:space="0" w:color="BFC7D5"/>
+              <w:bottom w:val="single" w:sz="2" w:space="0" w:color="BFC7D5"/>
+              <w:right w:val="single" w:sz="6" w:space="0" w:color="BFC7D5"/>
+            </w:tcBorders>
+            <w:vAlign w:val="center"/>
+          </w:tcPr>
+          <w:p>
+            <w:pPr>
+              <w:pStyle w:val="TableContents"/>
+              <w:bidi w:val="0"/>
+              <w:spacing w:before="0" w:after="283"/>
+              <w:jc w:val="left"/>
+              <w:rPr/>
+            </w:pPr>
+            <w:r>
+              <w:rPr/>
+              <w:t>CR-2026-02</w:t>
+            </w:r>
+          </w:p>
+        </w:tc>
+        <w:tc>
+          <w:tcPr>
+            <w:tcW w:w="3203" w:type="dxa"/>
+            <w:tcBorders>
+              <w:left w:val="single" w:sz="2" w:space="0" w:color="BFC7D5"/>
+              <w:bottom w:val="single" w:sz="2" w:space="0" w:color="BFC7D5"/>
+              <w:right w:val="single" w:sz="6" w:space="0" w:color="BFC7D5"/>
+            </w:tcBorders>
+            <w:vAlign w:val="center"/>
+          </w:tcPr>
+          <w:p>
+            <w:pPr>
+              <w:pStyle w:val="TableContents"/>
+              <w:bidi w:val="0"/>
+              <w:spacing w:before="0" w:after="283"/>
+              <w:jc w:val="left"/>
+              <w:rPr/>
+            </w:pPr>
+            <w:r>
+              <w:rPr/>
+              <w:t>DoD FMR knowledge base: try BookRAG and PageIndex; adopt hierarchical section → chunk retrieval with table-of-contents routing and regulation-tuned query classification</w:t>
+            </w:r>
+          </w:p>
+        </w:tc>
+        <w:tc>
+          <w:tcPr>
+            <w:tcW w:w="1205" w:type="dxa"/>
+            <w:tcBorders>
+              <w:left w:val="single" w:sz="2" w:space="0" w:color="BFC7D5"/>
+              <w:bottom w:val="single" w:sz="2" w:space="0" w:color="BFC7D5"/>
+              <w:right w:val="single" w:sz="6" w:space="0" w:color="BFC7D5"/>
+            </w:tcBorders>
+            <w:vAlign w:val="center"/>
+          </w:tcPr>
+          <w:p>
+            <w:pPr>
+              <w:pStyle w:val="TableContents"/>
+              <w:bidi w:val="0"/>
+              <w:spacing w:before="0" w:after="283"/>
+              <w:jc w:val="left"/>
+              <w:rPr/>
+            </w:pPr>
+            <w:r>
+              <w:rPr/>
+              <w:t>Richard Watson Stephen Amudha</w:t>
+            </w:r>
+          </w:p>
+        </w:tc>
+        <w:tc>
+          <w:tcPr>
+            <w:tcW w:w="635" w:type="dxa"/>
+            <w:tcBorders>
+              <w:left w:val="single" w:sz="2" w:space="0" w:color="BFC7D5"/>
+              <w:bottom w:val="single" w:sz="2" w:space="0" w:color="BFC7D5"/>
+              <w:right w:val="single" w:sz="6" w:space="0" w:color="BFC7D5"/>
+            </w:tcBorders>
+            <w:vAlign w:val="center"/>
+          </w:tcPr>
+          <w:p>
+            <w:pPr>
+              <w:pStyle w:val="TableContents"/>
+              <w:bidi w:val="0"/>
+              <w:spacing w:before="0" w:after="283"/>
+              <w:jc w:val="left"/>
+              <w:rPr/>
+            </w:pPr>
+            <w:r>
+              <w:rPr/>
+              <w:t>2026-03</w:t>
+            </w:r>
+          </w:p>
+        </w:tc>
+        <w:tc>
+          <w:tcPr>
+            <w:tcW w:w="1495" w:type="dxa"/>
+            <w:tcBorders>
+              <w:left w:val="single" w:sz="2" w:space="0" w:color="BFC7D5"/>
+              <w:bottom w:val="single" w:sz="2" w:space="0" w:color="BFC7D5"/>
+              <w:right w:val="single" w:sz="6" w:space="0" w:color="BFC7D5"/>
+            </w:tcBorders>
+            <w:vAlign w:val="center"/>
+          </w:tcPr>
+          <w:p>
+            <w:pPr>
+              <w:pStyle w:val="TableContents"/>
+              <w:bidi w:val="0"/>
+              <w:spacing w:before="0" w:after="283"/>
+              <w:jc w:val="left"/>
+              <w:rPr/>
+            </w:pPr>
+            <w:r>
+              <w:rPr/>
+              <w:t>Closed</w:t>
+            </w:r>
+          </w:p>
+        </w:tc>
+        <w:tc>
+          <w:tcPr>
+            <w:tcW w:w="3436" w:type="dxa"/>
+            <w:tcBorders>
+              <w:left w:val="single" w:sz="2" w:space="0" w:color="BFC7D5"/>
+              <w:bottom w:val="single" w:sz="2" w:space="0" w:color="BFC7D5"/>
+              <w:right w:val="single" w:sz="6" w:space="0" w:color="BFC7D5"/>
+            </w:tcBorders>
+            <w:vAlign w:val="center"/>
+          </w:tcPr>
+          <w:p>
+            <w:pPr>
+              <w:pStyle w:val="TableContents"/>
+              <w:bidi w:val="0"/>
+              <w:spacing w:before="0" w:after="283"/>
+              <w:jc w:val="left"/>
+              <w:rPr/>
+            </w:pPr>
+            <w:r>
+              <w:rPr/>
+              <w:t>31f1205, 045b1b1 (03-03); 18715c7, cfe3360 (03-05); 5057a30 (03-06). BookRAG 23ac2f9 (03-07) measured 43/52 vs 50/52 and was switched off (2decb99, 07-30); PageIndex evaluated, not adopted</w:t>
+            </w:r>
+          </w:p>
+        </w:tc>
+      </w:tr>
+      <w:tr>
+        <w:trPr/>
+        <w:tc>
+          <w:tcPr>
+            <w:tcW w:w="709" w:type="dxa"/>
+            <w:tcBorders>
+              <w:left w:val="single" w:sz="6" w:space="0" w:color="BFC7D5"/>
+              <w:bottom w:val="single" w:sz="2" w:space="0" w:color="BFC7D5"/>
+              <w:right w:val="single" w:sz="6" w:space="0" w:color="BFC7D5"/>
+            </w:tcBorders>
+            <w:vAlign w:val="center"/>
+          </w:tcPr>
+          <w:p>
+            <w:pPr>
+              <w:pStyle w:val="TableContents"/>
+              <w:bidi w:val="0"/>
+              <w:spacing w:before="0" w:after="283"/>
+              <w:jc w:val="left"/>
+              <w:rPr/>
+            </w:pPr>
+            <w:r>
+              <w:rPr/>
+              <w:t>AC-23</w:t>
+            </w:r>
+          </w:p>
+        </w:tc>
+        <w:tc>
+          <w:tcPr>
+            <w:tcW w:w="656" w:type="dxa"/>
+            <w:tcBorders>
+              <w:left w:val="single" w:sz="2" w:space="0" w:color="BFC7D5"/>
+              <w:bottom w:val="single" w:sz="2" w:space="0" w:color="BFC7D5"/>
+              <w:right w:val="single" w:sz="6" w:space="0" w:color="BFC7D5"/>
+            </w:tcBorders>
+            <w:vAlign w:val="center"/>
+          </w:tcPr>
+          <w:p>
+            <w:pPr>
+              <w:pStyle w:val="TableContents"/>
+              <w:bidi w:val="0"/>
+              <w:spacing w:before="0" w:after="283"/>
+              <w:jc w:val="left"/>
+              <w:rPr/>
+            </w:pPr>
+            <w:r>
+              <w:rPr/>
+              <w:t>CR-2026-03</w:t>
+            </w:r>
+          </w:p>
+        </w:tc>
+        <w:tc>
+          <w:tcPr>
+            <w:tcW w:w="3203" w:type="dxa"/>
+            <w:tcBorders>
+              <w:left w:val="single" w:sz="2" w:space="0" w:color="BFC7D5"/>
+              <w:bottom w:val="single" w:sz="2" w:space="0" w:color="BFC7D5"/>
+              <w:right w:val="single" w:sz="6" w:space="0" w:color="BFC7D5"/>
+            </w:tcBorders>
+            <w:vAlign w:val="center"/>
+          </w:tcPr>
+          <w:p>
+            <w:pPr>
+              <w:pStyle w:val="TableContents"/>
+              <w:bidi w:val="0"/>
+              <w:spacing w:before="0" w:after="283"/>
+              <w:jc w:val="left"/>
+              <w:rPr/>
+            </w:pPr>
+            <w:r>
+              <w:rPr/>
+              <w:t>Replace the Unmute stack with NVIDIA PersonaPlex</w:t>
+            </w:r>
+          </w:p>
+        </w:tc>
+        <w:tc>
+          <w:tcPr>
+            <w:tcW w:w="1205" w:type="dxa"/>
+            <w:tcBorders>
+              <w:left w:val="single" w:sz="2" w:space="0" w:color="BFC7D5"/>
+              <w:bottom w:val="single" w:sz="2" w:space="0" w:color="BFC7D5"/>
+              <w:right w:val="single" w:sz="6" w:space="0" w:color="BFC7D5"/>
+            </w:tcBorders>
+            <w:vAlign w:val="center"/>
+          </w:tcPr>
+          <w:p>
+            <w:pPr>
+              <w:pStyle w:val="TableContents"/>
+              <w:bidi w:val="0"/>
+              <w:spacing w:before="0" w:after="283"/>
+              <w:jc w:val="left"/>
+              <w:rPr/>
+            </w:pPr>
+            <w:r>
+              <w:rPr/>
+              <w:t>Richard Watson Stephen Amudha</w:t>
+            </w:r>
+          </w:p>
+        </w:tc>
+        <w:tc>
+          <w:tcPr>
+            <w:tcW w:w="635" w:type="dxa"/>
+            <w:tcBorders>
+              <w:left w:val="single" w:sz="2" w:space="0" w:color="BFC7D5"/>
+              <w:bottom w:val="single" w:sz="2" w:space="0" w:color="BFC7D5"/>
+              <w:right w:val="single" w:sz="6" w:space="0" w:color="BFC7D5"/>
+            </w:tcBorders>
+            <w:vAlign w:val="center"/>
+          </w:tcPr>
+          <w:p>
+            <w:pPr>
+              <w:pStyle w:val="TableContents"/>
+              <w:bidi w:val="0"/>
+              <w:spacing w:before="0" w:after="283"/>
+              <w:jc w:val="left"/>
+              <w:rPr/>
+            </w:pPr>
+            <w:r>
+              <w:rPr/>
+              <w:t>2026-03</w:t>
+            </w:r>
+          </w:p>
+        </w:tc>
+        <w:tc>
+          <w:tcPr>
+            <w:tcW w:w="1495" w:type="dxa"/>
+            <w:tcBorders>
+              <w:left w:val="single" w:sz="2" w:space="0" w:color="BFC7D5"/>
+              <w:bottom w:val="single" w:sz="2" w:space="0" w:color="BFC7D5"/>
+              <w:right w:val="single" w:sz="6" w:space="0" w:color="BFC7D5"/>
+            </w:tcBorders>
+            <w:vAlign w:val="center"/>
+          </w:tcPr>
+          <w:p>
+            <w:pPr>
+              <w:pStyle w:val="TableContents"/>
+              <w:bidi w:val="0"/>
+              <w:spacing w:before="0" w:after="283"/>
+              <w:jc w:val="left"/>
+              <w:rPr/>
+            </w:pPr>
+            <w:r>
+              <w:rPr/>
+              <w:t>Closed — superseded by AC-24</w:t>
+            </w:r>
+          </w:p>
+        </w:tc>
+        <w:tc>
+          <w:tcPr>
+            <w:tcW w:w="3436" w:type="dxa"/>
+            <w:tcBorders>
+              <w:left w:val="single" w:sz="2" w:space="0" w:color="BFC7D5"/>
+              <w:bottom w:val="single" w:sz="2" w:space="0" w:color="BFC7D5"/>
+              <w:right w:val="single" w:sz="6" w:space="0" w:color="BFC7D5"/>
+            </w:tcBorders>
+            <w:vAlign w:val="center"/>
+          </w:tcPr>
+          <w:p>
+            <w:pPr>
+              <w:pStyle w:val="TableContents"/>
+              <w:bidi w:val="0"/>
+              <w:spacing w:before="0" w:after="283"/>
+              <w:jc w:val="left"/>
+              <w:rPr/>
+            </w:pPr>
+            <w:r>
+              <w:rPr/>
+              <w:t>Trial compared in the QASC 2026 paper; trial code not kept</w:t>
+            </w:r>
+          </w:p>
+        </w:tc>
+      </w:tr>
+      <w:tr>
+        <w:trPr/>
+        <w:tc>
+          <w:tcPr>
+            <w:tcW w:w="709" w:type="dxa"/>
+            <w:tcBorders>
+              <w:left w:val="single" w:sz="6" w:space="0" w:color="BFC7D5"/>
+              <w:bottom w:val="single" w:sz="2" w:space="0" w:color="BFC7D5"/>
+              <w:right w:val="single" w:sz="6" w:space="0" w:color="BFC7D5"/>
+            </w:tcBorders>
+            <w:vAlign w:val="center"/>
+          </w:tcPr>
+          <w:p>
+            <w:pPr>
+              <w:pStyle w:val="TableContents"/>
+              <w:bidi w:val="0"/>
+              <w:spacing w:before="0" w:after="283"/>
+              <w:jc w:val="left"/>
+              <w:rPr/>
+            </w:pPr>
+            <w:r>
+              <w:rPr/>
+              <w:t>AC-24</w:t>
+            </w:r>
+          </w:p>
+        </w:tc>
+        <w:tc>
+          <w:tcPr>
+            <w:tcW w:w="656" w:type="dxa"/>
+            <w:tcBorders>
+              <w:left w:val="single" w:sz="2" w:space="0" w:color="BFC7D5"/>
+              <w:bottom w:val="single" w:sz="2" w:space="0" w:color="BFC7D5"/>
+              <w:right w:val="single" w:sz="6" w:space="0" w:color="BFC7D5"/>
+            </w:tcBorders>
+            <w:vAlign w:val="center"/>
+          </w:tcPr>
+          <w:p>
+            <w:pPr>
+              <w:pStyle w:val="TableContents"/>
+              <w:bidi w:val="0"/>
+              <w:spacing w:before="0" w:after="283"/>
+              <w:jc w:val="left"/>
+              <w:rPr/>
+            </w:pPr>
+            <w:r>
+              <w:rPr/>
+              <w:t>CR-2026-04</w:t>
+            </w:r>
+          </w:p>
+        </w:tc>
+        <w:tc>
+          <w:tcPr>
+            <w:tcW w:w="3203" w:type="dxa"/>
+            <w:tcBorders>
+              <w:left w:val="single" w:sz="2" w:space="0" w:color="BFC7D5"/>
+              <w:bottom w:val="single" w:sz="2" w:space="0" w:color="BFC7D5"/>
+              <w:right w:val="single" w:sz="6" w:space="0" w:color="BFC7D5"/>
+            </w:tcBorders>
+            <w:vAlign w:val="center"/>
+          </w:tcPr>
+          <w:p>
+            <w:pPr>
+              <w:pStyle w:val="TableContents"/>
+              <w:bidi w:val="0"/>
+              <w:spacing w:before="0" w:after="283"/>
+              <w:jc w:val="left"/>
+              <w:rPr/>
+            </w:pPr>
+            <w:r>
+              <w:rPr/>
+              <w:t>Build our own dual-loop conversation architecture grounded in the customer's knowledge base</w:t>
+            </w:r>
+          </w:p>
+        </w:tc>
+        <w:tc>
+          <w:tcPr>
+            <w:tcW w:w="1205" w:type="dxa"/>
+            <w:tcBorders>
+              <w:left w:val="single" w:sz="2" w:space="0" w:color="BFC7D5"/>
+              <w:bottom w:val="single" w:sz="2" w:space="0" w:color="BFC7D5"/>
+              <w:right w:val="single" w:sz="6" w:space="0" w:color="BFC7D5"/>
+            </w:tcBorders>
+            <w:vAlign w:val="center"/>
+          </w:tcPr>
+          <w:p>
+            <w:pPr>
+              <w:pStyle w:val="TableContents"/>
+              <w:bidi w:val="0"/>
+              <w:spacing w:before="0" w:after="283"/>
+              <w:jc w:val="left"/>
+              <w:rPr/>
+            </w:pPr>
+            <w:r>
+              <w:rPr/>
+              <w:t>Richard Watson Stephen Amudha</w:t>
+            </w:r>
+          </w:p>
+        </w:tc>
+        <w:tc>
+          <w:tcPr>
+            <w:tcW w:w="635" w:type="dxa"/>
+            <w:tcBorders>
+              <w:left w:val="single" w:sz="2" w:space="0" w:color="BFC7D5"/>
+              <w:bottom w:val="single" w:sz="2" w:space="0" w:color="BFC7D5"/>
+              <w:right w:val="single" w:sz="6" w:space="0" w:color="BFC7D5"/>
+            </w:tcBorders>
+            <w:vAlign w:val="center"/>
+          </w:tcPr>
+          <w:p>
+            <w:pPr>
+              <w:pStyle w:val="TableContents"/>
+              <w:bidi w:val="0"/>
+              <w:spacing w:before="0" w:after="283"/>
+              <w:jc w:val="left"/>
+              <w:rPr/>
+            </w:pPr>
+            <w:r>
+              <w:rPr/>
+              <w:t>2026-04</w:t>
+            </w:r>
+          </w:p>
+        </w:tc>
+        <w:tc>
+          <w:tcPr>
+            <w:tcW w:w="1495" w:type="dxa"/>
+            <w:tcBorders>
+              <w:left w:val="single" w:sz="2" w:space="0" w:color="BFC7D5"/>
+              <w:bottom w:val="single" w:sz="2" w:space="0" w:color="BFC7D5"/>
+              <w:right w:val="single" w:sz="6" w:space="0" w:color="BFC7D5"/>
+            </w:tcBorders>
+            <w:vAlign w:val="center"/>
+          </w:tcPr>
+          <w:p>
+            <w:pPr>
+              <w:pStyle w:val="TableContents"/>
+              <w:bidi w:val="0"/>
+              <w:spacing w:before="0" w:after="283"/>
+              <w:jc w:val="left"/>
+              <w:rPr/>
+            </w:pPr>
+            <w:r>
+              <w:rPr/>
+              <w:t>Closed</w:t>
+            </w:r>
+          </w:p>
+        </w:tc>
+        <w:tc>
+          <w:tcPr>
+            <w:tcW w:w="3436" w:type="dxa"/>
+            <w:tcBorders>
+              <w:left w:val="single" w:sz="2" w:space="0" w:color="BFC7D5"/>
+              <w:bottom w:val="single" w:sz="2" w:space="0" w:color="BFC7D5"/>
+              <w:right w:val="single" w:sz="6" w:space="0" w:color="BFC7D5"/>
+            </w:tcBorders>
+            <w:vAlign w:val="center"/>
+          </w:tcPr>
+          <w:p>
+            <w:pPr>
+              <w:pStyle w:val="TableContents"/>
+              <w:bidi w:val="0"/>
+              <w:spacing w:before="0" w:after="283"/>
+              <w:jc w:val="left"/>
+              <w:rPr/>
+            </w:pPr>
+            <w:r>
+              <w:rPr/>
+              <w:t>ddc0aa3, d89aeda (04-08); fbbadd0 (05-28); 5ce8bbe, cbc57d1 (08-07) — 636 ms median first audio vs 866 ms single loop</w:t>
+            </w:r>
+          </w:p>
+        </w:tc>
+      </w:tr>
+      <w:tr>
+        <w:trPr/>
+        <w:tc>
+          <w:tcPr>
+            <w:tcW w:w="709" w:type="dxa"/>
+            <w:tcBorders>
+              <w:left w:val="single" w:sz="6" w:space="0" w:color="BFC7D5"/>
+              <w:bottom w:val="single" w:sz="2" w:space="0" w:color="BFC7D5"/>
+              <w:right w:val="single" w:sz="6" w:space="0" w:color="BFC7D5"/>
+            </w:tcBorders>
+            <w:vAlign w:val="center"/>
+          </w:tcPr>
+          <w:p>
+            <w:pPr>
+              <w:pStyle w:val="TableContents"/>
+              <w:bidi w:val="0"/>
+              <w:spacing w:before="0" w:after="283"/>
+              <w:jc w:val="left"/>
+              <w:rPr/>
+            </w:pPr>
+            <w:r>
+              <w:rPr/>
+              <w:t>AC-25</w:t>
+            </w:r>
+          </w:p>
+        </w:tc>
+        <w:tc>
+          <w:tcPr>
+            <w:tcW w:w="656" w:type="dxa"/>
+            <w:tcBorders>
+              <w:left w:val="single" w:sz="2" w:space="0" w:color="BFC7D5"/>
+              <w:bottom w:val="single" w:sz="2" w:space="0" w:color="BFC7D5"/>
+              <w:right w:val="single" w:sz="6" w:space="0" w:color="BFC7D5"/>
+            </w:tcBorders>
+            <w:vAlign w:val="center"/>
+          </w:tcPr>
+          <w:p>
+            <w:pPr>
+              <w:pStyle w:val="TableContents"/>
+              <w:bidi w:val="0"/>
+              <w:spacing w:before="0" w:after="283"/>
+              <w:jc w:val="left"/>
+              <w:rPr/>
+            </w:pPr>
+            <w:r>
+              <w:rPr/>
+              <w:t>CR-2026-05</w:t>
+            </w:r>
+          </w:p>
+        </w:tc>
+        <w:tc>
+          <w:tcPr>
+            <w:tcW w:w="3203" w:type="dxa"/>
+            <w:tcBorders>
+              <w:left w:val="single" w:sz="2" w:space="0" w:color="BFC7D5"/>
+              <w:bottom w:val="single" w:sz="2" w:space="0" w:color="BFC7D5"/>
+              <w:right w:val="single" w:sz="6" w:space="0" w:color="BFC7D5"/>
+            </w:tcBorders>
+            <w:vAlign w:val="center"/>
+          </w:tcPr>
+          <w:p>
+            <w:pPr>
+              <w:pStyle w:val="TableContents"/>
+              <w:bidi w:val="0"/>
+              <w:spacing w:before="0" w:after="283"/>
+              <w:jc w:val="left"/>
+              <w:rPr/>
+            </w:pPr>
+            <w:r>
+              <w:rPr/>
+              <w:t>Hotspot: unit raises a Wi-Fi hotspot at every boot and serves a landing page that opens the applications</w:t>
+            </w:r>
+          </w:p>
+        </w:tc>
+        <w:tc>
+          <w:tcPr>
+            <w:tcW w:w="1205" w:type="dxa"/>
+            <w:tcBorders>
+              <w:left w:val="single" w:sz="2" w:space="0" w:color="BFC7D5"/>
+              <w:bottom w:val="single" w:sz="2" w:space="0" w:color="BFC7D5"/>
+              <w:right w:val="single" w:sz="6" w:space="0" w:color="BFC7D5"/>
+            </w:tcBorders>
+            <w:vAlign w:val="center"/>
+          </w:tcPr>
+          <w:p>
+            <w:pPr>
+              <w:pStyle w:val="TableContents"/>
+              <w:bidi w:val="0"/>
+              <w:spacing w:before="0" w:after="283"/>
+              <w:jc w:val="left"/>
+              <w:rPr/>
+            </w:pPr>
+            <w:r>
+              <w:rPr/>
+              <w:t>Alexander Peter</w:t>
+            </w:r>
+          </w:p>
+        </w:tc>
+        <w:tc>
+          <w:tcPr>
+            <w:tcW w:w="635" w:type="dxa"/>
+            <w:tcBorders>
+              <w:left w:val="single" w:sz="2" w:space="0" w:color="BFC7D5"/>
+              <w:bottom w:val="single" w:sz="2" w:space="0" w:color="BFC7D5"/>
+              <w:right w:val="single" w:sz="6" w:space="0" w:color="BFC7D5"/>
+            </w:tcBorders>
+            <w:vAlign w:val="center"/>
+          </w:tcPr>
+          <w:p>
+            <w:pPr>
+              <w:pStyle w:val="TableContents"/>
+              <w:bidi w:val="0"/>
+              <w:spacing w:before="0" w:after="283"/>
+              <w:jc w:val="left"/>
+              <w:rPr/>
+            </w:pPr>
+            <w:r>
+              <w:rPr/>
+              <w:t>2026-04</w:t>
+            </w:r>
+          </w:p>
+        </w:tc>
+        <w:tc>
+          <w:tcPr>
+            <w:tcW w:w="1495" w:type="dxa"/>
+            <w:tcBorders>
+              <w:left w:val="single" w:sz="2" w:space="0" w:color="BFC7D5"/>
+              <w:bottom w:val="single" w:sz="2" w:space="0" w:color="BFC7D5"/>
+              <w:right w:val="single" w:sz="6" w:space="0" w:color="BFC7D5"/>
+            </w:tcBorders>
+            <w:vAlign w:val="center"/>
+          </w:tcPr>
+          <w:p>
+            <w:pPr>
+              <w:pStyle w:val="TableContents"/>
+              <w:bidi w:val="0"/>
+              <w:spacing w:before="0" w:after="283"/>
+              <w:jc w:val="left"/>
+              <w:rPr/>
+            </w:pPr>
+            <w:r>
+              <w:rPr/>
+              <w:t>Closed</w:t>
+            </w:r>
+          </w:p>
+        </w:tc>
+        <w:tc>
+          <w:tcPr>
+            <w:tcW w:w="3436" w:type="dxa"/>
+            <w:tcBorders>
+              <w:left w:val="single" w:sz="2" w:space="0" w:color="BFC7D5"/>
+              <w:bottom w:val="single" w:sz="2" w:space="0" w:color="BFC7D5"/>
+              <w:right w:val="single" w:sz="6" w:space="0" w:color="BFC7D5"/>
+            </w:tcBorders>
+            <w:vAlign w:val="center"/>
+          </w:tcPr>
+          <w:p>
+            <w:pPr>
+              <w:pStyle w:val="TableContents"/>
+              <w:bidi w:val="0"/>
+              <w:spacing w:before="0" w:after="283"/>
+              <w:jc w:val="left"/>
+              <w:rPr/>
+            </w:pPr>
+            <w:r>
+              <w:rPr/>
+              <w:t>Built on the deployment unit; offline preparation 0818cdc (2026-04-10)</w:t>
+            </w:r>
+          </w:p>
+        </w:tc>
+      </w:tr>
+      <w:tr>
+        <w:trPr/>
+        <w:tc>
+          <w:tcPr>
+            <w:tcW w:w="709" w:type="dxa"/>
+            <w:tcBorders>
+              <w:left w:val="single" w:sz="6" w:space="0" w:color="BFC7D5"/>
+              <w:bottom w:val="single" w:sz="2" w:space="0" w:color="BFC7D5"/>
+              <w:right w:val="single" w:sz="6" w:space="0" w:color="BFC7D5"/>
+            </w:tcBorders>
+            <w:vAlign w:val="center"/>
+          </w:tcPr>
+          <w:p>
+            <w:pPr>
+              <w:pStyle w:val="TableContents"/>
+              <w:bidi w:val="0"/>
+              <w:spacing w:before="0" w:after="283"/>
+              <w:jc w:val="left"/>
+              <w:rPr/>
+            </w:pPr>
+            <w:r>
+              <w:rPr/>
+              <w:t>AC-26</w:t>
+            </w:r>
+          </w:p>
+        </w:tc>
+        <w:tc>
+          <w:tcPr>
+            <w:tcW w:w="656" w:type="dxa"/>
+            <w:tcBorders>
+              <w:left w:val="single" w:sz="2" w:space="0" w:color="BFC7D5"/>
+              <w:bottom w:val="single" w:sz="2" w:space="0" w:color="BFC7D5"/>
+              <w:right w:val="single" w:sz="6" w:space="0" w:color="BFC7D5"/>
+            </w:tcBorders>
+            <w:vAlign w:val="center"/>
+          </w:tcPr>
+          <w:p>
+            <w:pPr>
+              <w:pStyle w:val="TableContents"/>
+              <w:bidi w:val="0"/>
+              <w:spacing w:before="0" w:after="283"/>
+              <w:jc w:val="left"/>
+              <w:rPr/>
+            </w:pPr>
+            <w:r>
+              <w:rPr/>
+              <w:t>CR-2026-05</w:t>
+            </w:r>
+          </w:p>
+        </w:tc>
+        <w:tc>
+          <w:tcPr>
+            <w:tcW w:w="3203" w:type="dxa"/>
+            <w:tcBorders>
+              <w:left w:val="single" w:sz="2" w:space="0" w:color="BFC7D5"/>
+              <w:bottom w:val="single" w:sz="2" w:space="0" w:color="BFC7D5"/>
+              <w:right w:val="single" w:sz="6" w:space="0" w:color="BFC7D5"/>
+            </w:tcBorders>
+            <w:vAlign w:val="center"/>
+          </w:tcPr>
+          <w:p>
+            <w:pPr>
+              <w:pStyle w:val="TableContents"/>
+              <w:bidi w:val="0"/>
+              <w:spacing w:before="0" w:after="283"/>
+              <w:jc w:val="left"/>
+              <w:rPr/>
+            </w:pPr>
+            <w:r>
+              <w:rPr/>
+              <w:t>Bring the hotspot configuration under version control and add it to the deployment guide</w:t>
+            </w:r>
+          </w:p>
+        </w:tc>
+        <w:tc>
+          <w:tcPr>
+            <w:tcW w:w="1205" w:type="dxa"/>
+            <w:tcBorders>
+              <w:left w:val="single" w:sz="2" w:space="0" w:color="BFC7D5"/>
+              <w:bottom w:val="single" w:sz="2" w:space="0" w:color="BFC7D5"/>
+              <w:right w:val="single" w:sz="6" w:space="0" w:color="BFC7D5"/>
+            </w:tcBorders>
+            <w:vAlign w:val="center"/>
+          </w:tcPr>
+          <w:p>
+            <w:pPr>
+              <w:pStyle w:val="TableContents"/>
+              <w:bidi w:val="0"/>
+              <w:spacing w:before="0" w:after="283"/>
+              <w:jc w:val="left"/>
+              <w:rPr/>
+            </w:pPr>
+            <w:r>
+              <w:rPr/>
+              <w:t>Alexander Peter</w:t>
+            </w:r>
+          </w:p>
+        </w:tc>
+        <w:tc>
+          <w:tcPr>
+            <w:tcW w:w="635" w:type="dxa"/>
+            <w:tcBorders>
+              <w:left w:val="single" w:sz="2" w:space="0" w:color="BFC7D5"/>
+              <w:bottom w:val="single" w:sz="2" w:space="0" w:color="BFC7D5"/>
+              <w:right w:val="single" w:sz="6" w:space="0" w:color="BFC7D5"/>
+            </w:tcBorders>
+            <w:vAlign w:val="center"/>
+          </w:tcPr>
+          <w:p>
+            <w:pPr>
+              <w:pStyle w:val="TableContents"/>
+              <w:bidi w:val="0"/>
+              <w:spacing w:before="0" w:after="283"/>
+              <w:jc w:val="left"/>
+              <w:rPr/>
+            </w:pPr>
+            <w:r>
+              <w:rPr/>
+              <w:t>2026-10-31</w:t>
+            </w:r>
+          </w:p>
+        </w:tc>
+        <w:tc>
+          <w:tcPr>
+            <w:tcW w:w="1495" w:type="dxa"/>
+            <w:tcBorders>
+              <w:left w:val="single" w:sz="2" w:space="0" w:color="BFC7D5"/>
+              <w:bottom w:val="single" w:sz="2" w:space="0" w:color="BFC7D5"/>
+              <w:right w:val="single" w:sz="6" w:space="0" w:color="BFC7D5"/>
+            </w:tcBorders>
+            <w:vAlign w:val="center"/>
+          </w:tcPr>
+          <w:p>
+            <w:pPr>
+              <w:pStyle w:val="TableContents"/>
+              <w:bidi w:val="0"/>
+              <w:spacing w:before="0" w:after="283"/>
+              <w:jc w:val="left"/>
+              <w:rPr/>
+            </w:pPr>
+            <w:r>
+              <w:rPr/>
+              <w:t>Open</w:t>
+            </w:r>
+          </w:p>
+        </w:tc>
+        <w:tc>
+          <w:tcPr>
+            <w:tcW w:w="3436" w:type="dxa"/>
+            <w:tcBorders>
+              <w:left w:val="single" w:sz="2" w:space="0" w:color="BFC7D5"/>
+              <w:bottom w:val="single" w:sz="2" w:space="0" w:color="BFC7D5"/>
+              <w:right w:val="single" w:sz="6" w:space="0" w:color="BFC7D5"/>
+            </w:tcBorders>
+            <w:vAlign w:val="center"/>
+          </w:tcPr>
+          <w:p>
+            <w:pPr>
+              <w:pStyle w:val="TableContents"/>
+              <w:bidi w:val="0"/>
+              <w:spacing w:before="0" w:after="283"/>
+              <w:jc w:val="left"/>
+              <w:rPr/>
+            </w:pPr>
+            <w:r>
+              <w:rPr/>
+              <w:t>—</w:t>
+            </w:r>
+          </w:p>
+        </w:tc>
+      </w:tr>
+      <w:tr>
+        <w:trPr/>
+        <w:tc>
+          <w:tcPr>
+            <w:tcW w:w="709" w:type="dxa"/>
+            <w:tcBorders>
+              <w:left w:val="single" w:sz="6" w:space="0" w:color="BFC7D5"/>
+              <w:bottom w:val="single" w:sz="2" w:space="0" w:color="BFC7D5"/>
+              <w:right w:val="single" w:sz="6" w:space="0" w:color="BFC7D5"/>
+            </w:tcBorders>
+            <w:vAlign w:val="center"/>
+          </w:tcPr>
+          <w:p>
+            <w:pPr>
+              <w:pStyle w:val="TableContents"/>
+              <w:bidi w:val="0"/>
+              <w:spacing w:before="0" w:after="283"/>
+              <w:jc w:val="left"/>
+              <w:rPr/>
+            </w:pPr>
+            <w:r>
+              <w:rPr/>
+              <w:t>AC-27</w:t>
+            </w:r>
+          </w:p>
+        </w:tc>
+        <w:tc>
+          <w:tcPr>
+            <w:tcW w:w="656" w:type="dxa"/>
+            <w:tcBorders>
+              <w:left w:val="single" w:sz="2" w:space="0" w:color="BFC7D5"/>
+              <w:bottom w:val="single" w:sz="2" w:space="0" w:color="BFC7D5"/>
+              <w:right w:val="single" w:sz="6" w:space="0" w:color="BFC7D5"/>
+            </w:tcBorders>
+            <w:vAlign w:val="center"/>
+          </w:tcPr>
+          <w:p>
+            <w:pPr>
+              <w:pStyle w:val="TableContents"/>
+              <w:bidi w:val="0"/>
+              <w:spacing w:before="0" w:after="283"/>
+              <w:jc w:val="left"/>
+              <w:rPr/>
+            </w:pPr>
+            <w:r>
+              <w:rPr/>
+              <w:t>CR-2026-06</w:t>
+            </w:r>
+          </w:p>
+        </w:tc>
+        <w:tc>
+          <w:tcPr>
+            <w:tcW w:w="3203" w:type="dxa"/>
+            <w:tcBorders>
+              <w:left w:val="single" w:sz="2" w:space="0" w:color="BFC7D5"/>
+              <w:bottom w:val="single" w:sz="2" w:space="0" w:color="BFC7D5"/>
+              <w:right w:val="single" w:sz="6" w:space="0" w:color="BFC7D5"/>
+            </w:tcBorders>
+            <w:vAlign w:val="center"/>
+          </w:tcPr>
+          <w:p>
+            <w:pPr>
+              <w:pStyle w:val="TableContents"/>
+              <w:bidi w:val="0"/>
+              <w:spacing w:before="0" w:after="283"/>
+              <w:jc w:val="left"/>
+              <w:rPr/>
+            </w:pPr>
+            <w:r>
+              <w:rPr/>
+              <w:t>Replace Whisper with Nemotron streaming speech recognition for live transcription</w:t>
+            </w:r>
+          </w:p>
+        </w:tc>
+        <w:tc>
+          <w:tcPr>
+            <w:tcW w:w="1205" w:type="dxa"/>
+            <w:tcBorders>
+              <w:left w:val="single" w:sz="2" w:space="0" w:color="BFC7D5"/>
+              <w:bottom w:val="single" w:sz="2" w:space="0" w:color="BFC7D5"/>
+              <w:right w:val="single" w:sz="6" w:space="0" w:color="BFC7D5"/>
+            </w:tcBorders>
+            <w:vAlign w:val="center"/>
+          </w:tcPr>
+          <w:p>
+            <w:pPr>
+              <w:pStyle w:val="TableContents"/>
+              <w:bidi w:val="0"/>
+              <w:spacing w:before="0" w:after="283"/>
+              <w:jc w:val="left"/>
+              <w:rPr/>
+            </w:pPr>
+            <w:r>
+              <w:rPr/>
+              <w:t>Richard Watson Stephen Amudha</w:t>
+            </w:r>
+          </w:p>
+        </w:tc>
+        <w:tc>
+          <w:tcPr>
+            <w:tcW w:w="635" w:type="dxa"/>
+            <w:tcBorders>
+              <w:left w:val="single" w:sz="2" w:space="0" w:color="BFC7D5"/>
+              <w:bottom w:val="single" w:sz="2" w:space="0" w:color="BFC7D5"/>
+              <w:right w:val="single" w:sz="6" w:space="0" w:color="BFC7D5"/>
+            </w:tcBorders>
+            <w:vAlign w:val="center"/>
+          </w:tcPr>
+          <w:p>
+            <w:pPr>
+              <w:pStyle w:val="TableContents"/>
+              <w:bidi w:val="0"/>
+              <w:spacing w:before="0" w:after="283"/>
+              <w:jc w:val="left"/>
+              <w:rPr/>
+            </w:pPr>
+            <w:r>
+              <w:rPr/>
+              <w:t>2026-04-08</w:t>
+            </w:r>
+          </w:p>
+        </w:tc>
+        <w:tc>
+          <w:tcPr>
+            <w:tcW w:w="1495" w:type="dxa"/>
+            <w:tcBorders>
+              <w:left w:val="single" w:sz="2" w:space="0" w:color="BFC7D5"/>
+              <w:bottom w:val="single" w:sz="2" w:space="0" w:color="BFC7D5"/>
+              <w:right w:val="single" w:sz="6" w:space="0" w:color="BFC7D5"/>
+            </w:tcBorders>
+            <w:vAlign w:val="center"/>
+          </w:tcPr>
+          <w:p>
+            <w:pPr>
+              <w:pStyle w:val="TableContents"/>
+              <w:bidi w:val="0"/>
+              <w:spacing w:before="0" w:after="283"/>
+              <w:jc w:val="left"/>
+              <w:rPr/>
+            </w:pPr>
+            <w:r>
+              <w:rPr/>
+              <w:t>Closed</w:t>
+            </w:r>
+          </w:p>
+        </w:tc>
+        <w:tc>
+          <w:tcPr>
+            <w:tcW w:w="3436" w:type="dxa"/>
+            <w:tcBorders>
+              <w:left w:val="single" w:sz="2" w:space="0" w:color="BFC7D5"/>
+              <w:bottom w:val="single" w:sz="2" w:space="0" w:color="BFC7D5"/>
+              <w:right w:val="single" w:sz="6" w:space="0" w:color="BFC7D5"/>
+            </w:tcBorders>
+            <w:vAlign w:val="center"/>
+          </w:tcPr>
+          <w:p>
+            <w:pPr>
+              <w:pStyle w:val="TableContents"/>
+              <w:bidi w:val="0"/>
+              <w:spacing w:before="0" w:after="283"/>
+              <w:jc w:val="left"/>
+              <w:rPr/>
+            </w:pPr>
+            <w:r>
+              <w:rPr/>
+              <w:t>d89aeda, 172b94c, ddc0aa3</w:t>
+            </w:r>
+          </w:p>
+        </w:tc>
+      </w:tr>
+      <w:tr>
+        <w:trPr/>
+        <w:tc>
+          <w:tcPr>
+            <w:tcW w:w="709" w:type="dxa"/>
+            <w:tcBorders>
+              <w:left w:val="single" w:sz="6" w:space="0" w:color="BFC7D5"/>
+              <w:bottom w:val="single" w:sz="2" w:space="0" w:color="BFC7D5"/>
+              <w:right w:val="single" w:sz="6" w:space="0" w:color="BFC7D5"/>
+            </w:tcBorders>
+            <w:vAlign w:val="center"/>
+          </w:tcPr>
+          <w:p>
+            <w:pPr>
+              <w:pStyle w:val="TableContents"/>
+              <w:bidi w:val="0"/>
+              <w:spacing w:before="0" w:after="283"/>
+              <w:jc w:val="left"/>
+              <w:rPr/>
+            </w:pPr>
+            <w:r>
+              <w:rPr/>
+              <w:t>AC-28</w:t>
+            </w:r>
+          </w:p>
+        </w:tc>
+        <w:tc>
+          <w:tcPr>
+            <w:tcW w:w="656" w:type="dxa"/>
+            <w:tcBorders>
+              <w:left w:val="single" w:sz="2" w:space="0" w:color="BFC7D5"/>
+              <w:bottom w:val="single" w:sz="2" w:space="0" w:color="BFC7D5"/>
+              <w:right w:val="single" w:sz="6" w:space="0" w:color="BFC7D5"/>
+            </w:tcBorders>
+            <w:vAlign w:val="center"/>
+          </w:tcPr>
+          <w:p>
+            <w:pPr>
+              <w:pStyle w:val="TableContents"/>
+              <w:bidi w:val="0"/>
+              <w:spacing w:before="0" w:after="283"/>
+              <w:jc w:val="left"/>
+              <w:rPr/>
+            </w:pPr>
+            <w:r>
+              <w:rPr/>
+              <w:t>CR-2026-06</w:t>
+            </w:r>
+          </w:p>
+        </w:tc>
+        <w:tc>
+          <w:tcPr>
+            <w:tcW w:w="3203" w:type="dxa"/>
+            <w:tcBorders>
+              <w:left w:val="single" w:sz="2" w:space="0" w:color="BFC7D5"/>
+              <w:bottom w:val="single" w:sz="2" w:space="0" w:color="BFC7D5"/>
+              <w:right w:val="single" w:sz="6" w:space="0" w:color="BFC7D5"/>
+            </w:tcBorders>
+            <w:vAlign w:val="center"/>
+          </w:tcPr>
+          <w:p>
+            <w:pPr>
+              <w:pStyle w:val="TableContents"/>
+              <w:bidi w:val="0"/>
+              <w:spacing w:before="0" w:after="283"/>
+              <w:jc w:val="left"/>
+              <w:rPr/>
+            </w:pPr>
+            <w:r>
+              <w:rPr/>
+              <w:t>Accurate final transcript with Parakeet-TDT and automatic fallback to the streaming model</w:t>
+            </w:r>
+          </w:p>
+        </w:tc>
+        <w:tc>
+          <w:tcPr>
+            <w:tcW w:w="1205" w:type="dxa"/>
+            <w:tcBorders>
+              <w:left w:val="single" w:sz="2" w:space="0" w:color="BFC7D5"/>
+              <w:bottom w:val="single" w:sz="2" w:space="0" w:color="BFC7D5"/>
+              <w:right w:val="single" w:sz="6" w:space="0" w:color="BFC7D5"/>
+            </w:tcBorders>
+            <w:vAlign w:val="center"/>
+          </w:tcPr>
+          <w:p>
+            <w:pPr>
+              <w:pStyle w:val="TableContents"/>
+              <w:bidi w:val="0"/>
+              <w:spacing w:before="0" w:after="283"/>
+              <w:jc w:val="left"/>
+              <w:rPr/>
+            </w:pPr>
+            <w:r>
+              <w:rPr/>
+              <w:t>Richard Watson Stephen Amudha</w:t>
+            </w:r>
+          </w:p>
+        </w:tc>
+        <w:tc>
+          <w:tcPr>
+            <w:tcW w:w="635" w:type="dxa"/>
+            <w:tcBorders>
+              <w:left w:val="single" w:sz="2" w:space="0" w:color="BFC7D5"/>
+              <w:bottom w:val="single" w:sz="2" w:space="0" w:color="BFC7D5"/>
+              <w:right w:val="single" w:sz="6" w:space="0" w:color="BFC7D5"/>
+            </w:tcBorders>
+            <w:vAlign w:val="center"/>
+          </w:tcPr>
+          <w:p>
+            <w:pPr>
+              <w:pStyle w:val="TableContents"/>
+              <w:bidi w:val="0"/>
+              <w:spacing w:before="0" w:after="283"/>
+              <w:jc w:val="left"/>
+              <w:rPr/>
+            </w:pPr>
+            <w:r>
+              <w:rPr/>
+              <w:t>2026-06-26</w:t>
+            </w:r>
+          </w:p>
+        </w:tc>
+        <w:tc>
+          <w:tcPr>
+            <w:tcW w:w="1495" w:type="dxa"/>
+            <w:tcBorders>
+              <w:left w:val="single" w:sz="2" w:space="0" w:color="BFC7D5"/>
+              <w:bottom w:val="single" w:sz="2" w:space="0" w:color="BFC7D5"/>
+              <w:right w:val="single" w:sz="6" w:space="0" w:color="BFC7D5"/>
+            </w:tcBorders>
+            <w:vAlign w:val="center"/>
+          </w:tcPr>
+          <w:p>
+            <w:pPr>
+              <w:pStyle w:val="TableContents"/>
+              <w:bidi w:val="0"/>
+              <w:spacing w:before="0" w:after="283"/>
+              <w:jc w:val="left"/>
+              <w:rPr/>
+            </w:pPr>
+            <w:r>
+              <w:rPr/>
+              <w:t>Closed</w:t>
+            </w:r>
+          </w:p>
+        </w:tc>
+        <w:tc>
+          <w:tcPr>
+            <w:tcW w:w="3436" w:type="dxa"/>
+            <w:tcBorders>
+              <w:left w:val="single" w:sz="2" w:space="0" w:color="BFC7D5"/>
+              <w:bottom w:val="single" w:sz="2" w:space="0" w:color="BFC7D5"/>
+              <w:right w:val="single" w:sz="6" w:space="0" w:color="BFC7D5"/>
+            </w:tcBorders>
+            <w:vAlign w:val="center"/>
+          </w:tcPr>
+          <w:p>
+            <w:pPr>
+              <w:pStyle w:val="TableContents"/>
+              <w:bidi w:val="0"/>
+              <w:spacing w:before="0" w:after="283"/>
+              <w:jc w:val="left"/>
+              <w:rPr/>
+            </w:pPr>
+            <w:r>
+              <w:rPr/>
+              <w:t>b6a70d8, 3a6b1f9 — fixes 'DoD FMR' → 'DODFMA'</w:t>
+            </w:r>
+          </w:p>
+        </w:tc>
+      </w:tr>
+      <w:tr>
+        <w:trPr/>
+        <w:tc>
+          <w:tcPr>
+            <w:tcW w:w="709" w:type="dxa"/>
+            <w:tcBorders>
+              <w:left w:val="single" w:sz="6" w:space="0" w:color="BFC7D5"/>
+              <w:bottom w:val="single" w:sz="2" w:space="0" w:color="BFC7D5"/>
+              <w:right w:val="single" w:sz="6" w:space="0" w:color="BFC7D5"/>
+            </w:tcBorders>
+            <w:vAlign w:val="center"/>
+          </w:tcPr>
+          <w:p>
+            <w:pPr>
+              <w:pStyle w:val="TableContents"/>
+              <w:bidi w:val="0"/>
+              <w:spacing w:before="0" w:after="283"/>
+              <w:jc w:val="left"/>
+              <w:rPr/>
+            </w:pPr>
+            <w:r>
+              <w:rPr/>
+              <w:t>AC-29</w:t>
+            </w:r>
+          </w:p>
+        </w:tc>
+        <w:tc>
+          <w:tcPr>
+            <w:tcW w:w="656" w:type="dxa"/>
+            <w:tcBorders>
+              <w:left w:val="single" w:sz="2" w:space="0" w:color="BFC7D5"/>
+              <w:bottom w:val="single" w:sz="2" w:space="0" w:color="BFC7D5"/>
+              <w:right w:val="single" w:sz="6" w:space="0" w:color="BFC7D5"/>
+            </w:tcBorders>
+            <w:vAlign w:val="center"/>
+          </w:tcPr>
+          <w:p>
+            <w:pPr>
+              <w:pStyle w:val="TableContents"/>
+              <w:bidi w:val="0"/>
+              <w:spacing w:before="0" w:after="283"/>
+              <w:jc w:val="left"/>
+              <w:rPr/>
+            </w:pPr>
+            <w:r>
+              <w:rPr/>
+              <w:t>CR-2026-06</w:t>
+            </w:r>
+          </w:p>
+        </w:tc>
+        <w:tc>
+          <w:tcPr>
+            <w:tcW w:w="3203" w:type="dxa"/>
+            <w:tcBorders>
+              <w:left w:val="single" w:sz="2" w:space="0" w:color="BFC7D5"/>
+              <w:bottom w:val="single" w:sz="2" w:space="0" w:color="BFC7D5"/>
+              <w:right w:val="single" w:sz="6" w:space="0" w:color="BFC7D5"/>
+            </w:tcBorders>
+            <w:vAlign w:val="center"/>
+          </w:tcPr>
+          <w:p>
+            <w:pPr>
+              <w:pStyle w:val="TableContents"/>
+              <w:bidi w:val="0"/>
+              <w:spacing w:before="0" w:after="283"/>
+              <w:jc w:val="left"/>
+              <w:rPr/>
+            </w:pPr>
+            <w:r>
+              <w:rPr/>
+              <w:t>Move chat generation from Ollama to TensorRT-LLM for speed</w:t>
+            </w:r>
+          </w:p>
+        </w:tc>
+        <w:tc>
+          <w:tcPr>
+            <w:tcW w:w="1205" w:type="dxa"/>
+            <w:tcBorders>
+              <w:left w:val="single" w:sz="2" w:space="0" w:color="BFC7D5"/>
+              <w:bottom w:val="single" w:sz="2" w:space="0" w:color="BFC7D5"/>
+              <w:right w:val="single" w:sz="6" w:space="0" w:color="BFC7D5"/>
+            </w:tcBorders>
+            <w:vAlign w:val="center"/>
+          </w:tcPr>
+          <w:p>
+            <w:pPr>
+              <w:pStyle w:val="TableContents"/>
+              <w:bidi w:val="0"/>
+              <w:spacing w:before="0" w:after="283"/>
+              <w:jc w:val="left"/>
+              <w:rPr/>
+            </w:pPr>
+            <w:r>
+              <w:rPr/>
+              <w:t>Richard Watson Stephen Amudha</w:t>
+            </w:r>
+          </w:p>
+        </w:tc>
+        <w:tc>
+          <w:tcPr>
+            <w:tcW w:w="635" w:type="dxa"/>
+            <w:tcBorders>
+              <w:left w:val="single" w:sz="2" w:space="0" w:color="BFC7D5"/>
+              <w:bottom w:val="single" w:sz="2" w:space="0" w:color="BFC7D5"/>
+              <w:right w:val="single" w:sz="6" w:space="0" w:color="BFC7D5"/>
+            </w:tcBorders>
+            <w:vAlign w:val="center"/>
+          </w:tcPr>
+          <w:p>
+            <w:pPr>
+              <w:pStyle w:val="TableContents"/>
+              <w:bidi w:val="0"/>
+              <w:spacing w:before="0" w:after="283"/>
+              <w:jc w:val="left"/>
+              <w:rPr/>
+            </w:pPr>
+            <w:r>
+              <w:rPr/>
+              <w:t>2026-07-29</w:t>
+            </w:r>
+          </w:p>
+        </w:tc>
+        <w:tc>
+          <w:tcPr>
+            <w:tcW w:w="1495" w:type="dxa"/>
+            <w:tcBorders>
+              <w:left w:val="single" w:sz="2" w:space="0" w:color="BFC7D5"/>
+              <w:bottom w:val="single" w:sz="2" w:space="0" w:color="BFC7D5"/>
+              <w:right w:val="single" w:sz="6" w:space="0" w:color="BFC7D5"/>
+            </w:tcBorders>
+            <w:vAlign w:val="center"/>
+          </w:tcPr>
+          <w:p>
+            <w:pPr>
+              <w:pStyle w:val="TableContents"/>
+              <w:bidi w:val="0"/>
+              <w:spacing w:before="0" w:after="283"/>
+              <w:jc w:val="left"/>
+              <w:rPr/>
+            </w:pPr>
+            <w:r>
+              <w:rPr/>
+              <w:t>Closed</w:t>
+            </w:r>
+          </w:p>
+        </w:tc>
+        <w:tc>
+          <w:tcPr>
+            <w:tcW w:w="3436" w:type="dxa"/>
+            <w:tcBorders>
+              <w:left w:val="single" w:sz="2" w:space="0" w:color="BFC7D5"/>
+              <w:bottom w:val="single" w:sz="2" w:space="0" w:color="BFC7D5"/>
+              <w:right w:val="single" w:sz="6" w:space="0" w:color="BFC7D5"/>
+            </w:tcBorders>
+            <w:vAlign w:val="center"/>
+          </w:tcPr>
+          <w:p>
+            <w:pPr>
+              <w:pStyle w:val="TableContents"/>
+              <w:bidi w:val="0"/>
+              <w:spacing w:before="0" w:after="283"/>
+              <w:jc w:val="left"/>
+              <w:rPr/>
+            </w:pPr>
+            <w:r>
+              <w:rPr/>
+              <w:t>06e788a (03-20) integration; 80375c6 (07-29) Qwen3-30B-A3B NVFP4 on TensorRT-LLM; Ollama kept for embeddings and rollback</w:t>
+            </w:r>
+          </w:p>
+        </w:tc>
+      </w:tr>
+      <w:tr>
+        <w:trPr/>
+        <w:tc>
+          <w:tcPr>
+            <w:tcW w:w="709" w:type="dxa"/>
+            <w:tcBorders>
+              <w:left w:val="single" w:sz="6" w:space="0" w:color="BFC7D5"/>
+              <w:bottom w:val="single" w:sz="2" w:space="0" w:color="BFC7D5"/>
+              <w:right w:val="single" w:sz="6" w:space="0" w:color="BFC7D5"/>
+            </w:tcBorders>
+            <w:vAlign w:val="center"/>
+          </w:tcPr>
+          <w:p>
+            <w:pPr>
+              <w:pStyle w:val="TableContents"/>
+              <w:bidi w:val="0"/>
+              <w:spacing w:before="0" w:after="283"/>
+              <w:jc w:val="left"/>
+              <w:rPr/>
+            </w:pPr>
+            <w:r>
+              <w:rPr/>
+              <w:t>AC-30</w:t>
+            </w:r>
+          </w:p>
+        </w:tc>
+        <w:tc>
+          <w:tcPr>
+            <w:tcW w:w="656" w:type="dxa"/>
+            <w:tcBorders>
+              <w:left w:val="single" w:sz="2" w:space="0" w:color="BFC7D5"/>
+              <w:bottom w:val="single" w:sz="2" w:space="0" w:color="BFC7D5"/>
+              <w:right w:val="single" w:sz="6" w:space="0" w:color="BFC7D5"/>
+            </w:tcBorders>
+            <w:vAlign w:val="center"/>
+          </w:tcPr>
+          <w:p>
+            <w:pPr>
+              <w:pStyle w:val="TableContents"/>
+              <w:bidi w:val="0"/>
+              <w:spacing w:before="0" w:after="283"/>
+              <w:jc w:val="left"/>
+              <w:rPr/>
+            </w:pPr>
+            <w:r>
+              <w:rPr/>
+              <w:t>CR-2026-07</w:t>
+            </w:r>
+          </w:p>
+        </w:tc>
+        <w:tc>
+          <w:tcPr>
+            <w:tcW w:w="3203" w:type="dxa"/>
+            <w:tcBorders>
+              <w:left w:val="single" w:sz="2" w:space="0" w:color="BFC7D5"/>
+              <w:bottom w:val="single" w:sz="2" w:space="0" w:color="BFC7D5"/>
+              <w:right w:val="single" w:sz="6" w:space="0" w:color="BFC7D5"/>
+            </w:tcBorders>
+            <w:vAlign w:val="center"/>
+          </w:tcPr>
+          <w:p>
+            <w:pPr>
+              <w:pStyle w:val="TableContents"/>
+              <w:bidi w:val="0"/>
+              <w:spacing w:before="0" w:after="283"/>
+              <w:jc w:val="left"/>
+              <w:rPr/>
+            </w:pPr>
+            <w:r>
+              <w:rPr/>
+              <w:t>Silent Assistant: runs with the live transcript; an assistant and an agent check the content continuously and surface data and pointers on screen without replying</w:t>
+            </w:r>
+          </w:p>
+        </w:tc>
+        <w:tc>
+          <w:tcPr>
+            <w:tcW w:w="1205" w:type="dxa"/>
+            <w:tcBorders>
+              <w:left w:val="single" w:sz="2" w:space="0" w:color="BFC7D5"/>
+              <w:bottom w:val="single" w:sz="2" w:space="0" w:color="BFC7D5"/>
+              <w:right w:val="single" w:sz="6" w:space="0" w:color="BFC7D5"/>
+            </w:tcBorders>
+            <w:vAlign w:val="center"/>
+          </w:tcPr>
+          <w:p>
+            <w:pPr>
+              <w:pStyle w:val="TableContents"/>
+              <w:bidi w:val="0"/>
+              <w:spacing w:before="0" w:after="283"/>
+              <w:jc w:val="left"/>
+              <w:rPr/>
+            </w:pPr>
+            <w:r>
+              <w:rPr/>
+              <w:t>Richard Watson Stephen Amudha</w:t>
+            </w:r>
+          </w:p>
+        </w:tc>
+        <w:tc>
+          <w:tcPr>
+            <w:tcW w:w="635" w:type="dxa"/>
+            <w:tcBorders>
+              <w:left w:val="single" w:sz="2" w:space="0" w:color="BFC7D5"/>
+              <w:bottom w:val="single" w:sz="2" w:space="0" w:color="BFC7D5"/>
+              <w:right w:val="single" w:sz="6" w:space="0" w:color="BFC7D5"/>
+            </w:tcBorders>
+            <w:vAlign w:val="center"/>
+          </w:tcPr>
+          <w:p>
+            <w:pPr>
+              <w:pStyle w:val="TableContents"/>
+              <w:bidi w:val="0"/>
+              <w:spacing w:before="0" w:after="283"/>
+              <w:jc w:val="left"/>
+              <w:rPr/>
+            </w:pPr>
+            <w:r>
+              <w:rPr/>
+              <w:t>2026-05-11</w:t>
+            </w:r>
+          </w:p>
+        </w:tc>
+        <w:tc>
+          <w:tcPr>
+            <w:tcW w:w="1495" w:type="dxa"/>
+            <w:tcBorders>
+              <w:left w:val="single" w:sz="2" w:space="0" w:color="BFC7D5"/>
+              <w:bottom w:val="single" w:sz="2" w:space="0" w:color="BFC7D5"/>
+              <w:right w:val="single" w:sz="6" w:space="0" w:color="BFC7D5"/>
+            </w:tcBorders>
+            <w:vAlign w:val="center"/>
+          </w:tcPr>
+          <w:p>
+            <w:pPr>
+              <w:pStyle w:val="TableContents"/>
+              <w:bidi w:val="0"/>
+              <w:spacing w:before="0" w:after="283"/>
+              <w:jc w:val="left"/>
+              <w:rPr/>
+            </w:pPr>
+            <w:r>
+              <w:rPr/>
+              <w:t>Closed</w:t>
+            </w:r>
+          </w:p>
+        </w:tc>
+        <w:tc>
+          <w:tcPr>
+            <w:tcW w:w="3436" w:type="dxa"/>
+            <w:tcBorders>
+              <w:left w:val="single" w:sz="2" w:space="0" w:color="BFC7D5"/>
+              <w:bottom w:val="single" w:sz="2" w:space="0" w:color="BFC7D5"/>
+              <w:right w:val="single" w:sz="6" w:space="0" w:color="BFC7D5"/>
+            </w:tcBorders>
+            <w:vAlign w:val="center"/>
+          </w:tcPr>
+          <w:p>
+            <w:pPr>
+              <w:pStyle w:val="TableContents"/>
+              <w:bidi w:val="0"/>
+              <w:spacing w:before="0" w:after="283"/>
+              <w:jc w:val="left"/>
+              <w:rPr/>
+            </w:pPr>
+            <w:r>
+              <w:rPr/>
+              <w:t>ec9b180 (2026-05-11)</w:t>
+            </w:r>
+          </w:p>
+        </w:tc>
+      </w:tr>
+      <w:tr>
+        <w:trPr/>
+        <w:tc>
+          <w:tcPr>
+            <w:tcW w:w="709" w:type="dxa"/>
+            <w:tcBorders>
+              <w:left w:val="single" w:sz="6" w:space="0" w:color="BFC7D5"/>
+              <w:bottom w:val="single" w:sz="2" w:space="0" w:color="BFC7D5"/>
+              <w:right w:val="single" w:sz="6" w:space="0" w:color="BFC7D5"/>
+            </w:tcBorders>
+            <w:vAlign w:val="center"/>
+          </w:tcPr>
+          <w:p>
+            <w:pPr>
+              <w:pStyle w:val="TableContents"/>
+              <w:bidi w:val="0"/>
+              <w:spacing w:before="0" w:after="283"/>
+              <w:jc w:val="left"/>
+              <w:rPr/>
+            </w:pPr>
+            <w:r>
+              <w:rPr/>
+              <w:t>AC-31</w:t>
+            </w:r>
+          </w:p>
+        </w:tc>
+        <w:tc>
+          <w:tcPr>
+            <w:tcW w:w="656" w:type="dxa"/>
+            <w:tcBorders>
+              <w:left w:val="single" w:sz="2" w:space="0" w:color="BFC7D5"/>
+              <w:bottom w:val="single" w:sz="2" w:space="0" w:color="BFC7D5"/>
+              <w:right w:val="single" w:sz="6" w:space="0" w:color="BFC7D5"/>
+            </w:tcBorders>
+            <w:vAlign w:val="center"/>
+          </w:tcPr>
+          <w:p>
+            <w:pPr>
+              <w:pStyle w:val="TableContents"/>
+              <w:bidi w:val="0"/>
+              <w:spacing w:before="0" w:after="283"/>
+              <w:jc w:val="left"/>
+              <w:rPr/>
+            </w:pPr>
+            <w:r>
+              <w:rPr/>
+              <w:t>CR-2026-07</w:t>
+            </w:r>
+          </w:p>
+        </w:tc>
+        <w:tc>
+          <w:tcPr>
+            <w:tcW w:w="3203" w:type="dxa"/>
+            <w:tcBorders>
+              <w:left w:val="single" w:sz="2" w:space="0" w:color="BFC7D5"/>
+              <w:bottom w:val="single" w:sz="2" w:space="0" w:color="BFC7D5"/>
+              <w:right w:val="single" w:sz="6" w:space="0" w:color="BFC7D5"/>
+            </w:tcBorders>
+            <w:vAlign w:val="center"/>
+          </w:tcPr>
+          <w:p>
+            <w:pPr>
+              <w:pStyle w:val="TableContents"/>
+              <w:bidi w:val="0"/>
+              <w:spacing w:before="0" w:after="283"/>
+              <w:jc w:val="left"/>
+              <w:rPr/>
+            </w:pPr>
+            <w:r>
+              <w:rPr/>
+              <w:t>Law rule pack, always-surface mode, namespace awareness; sentence-level checks with quoted proof</w:t>
+            </w:r>
+          </w:p>
+        </w:tc>
+        <w:tc>
+          <w:tcPr>
+            <w:tcW w:w="1205" w:type="dxa"/>
+            <w:tcBorders>
+              <w:left w:val="single" w:sz="2" w:space="0" w:color="BFC7D5"/>
+              <w:bottom w:val="single" w:sz="2" w:space="0" w:color="BFC7D5"/>
+              <w:right w:val="single" w:sz="6" w:space="0" w:color="BFC7D5"/>
+            </w:tcBorders>
+            <w:vAlign w:val="center"/>
+          </w:tcPr>
+          <w:p>
+            <w:pPr>
+              <w:pStyle w:val="TableContents"/>
+              <w:bidi w:val="0"/>
+              <w:spacing w:before="0" w:after="283"/>
+              <w:jc w:val="left"/>
+              <w:rPr/>
+            </w:pPr>
+            <w:r>
+              <w:rPr/>
+              <w:t>Richard Watson Stephen Amudha</w:t>
+            </w:r>
+          </w:p>
+        </w:tc>
+        <w:tc>
+          <w:tcPr>
+            <w:tcW w:w="635" w:type="dxa"/>
+            <w:tcBorders>
+              <w:left w:val="single" w:sz="2" w:space="0" w:color="BFC7D5"/>
+              <w:bottom w:val="single" w:sz="2" w:space="0" w:color="BFC7D5"/>
+              <w:right w:val="single" w:sz="6" w:space="0" w:color="BFC7D5"/>
+            </w:tcBorders>
+            <w:vAlign w:val="center"/>
+          </w:tcPr>
+          <w:p>
+            <w:pPr>
+              <w:pStyle w:val="TableContents"/>
+              <w:bidi w:val="0"/>
+              <w:spacing w:before="0" w:after="283"/>
+              <w:jc w:val="left"/>
+              <w:rPr/>
+            </w:pPr>
+            <w:r>
+              <w:rPr/>
+              <w:t>2026-08-16</w:t>
+            </w:r>
+          </w:p>
+        </w:tc>
+        <w:tc>
+          <w:tcPr>
+            <w:tcW w:w="1495" w:type="dxa"/>
+            <w:tcBorders>
+              <w:left w:val="single" w:sz="2" w:space="0" w:color="BFC7D5"/>
+              <w:bottom w:val="single" w:sz="2" w:space="0" w:color="BFC7D5"/>
+              <w:right w:val="single" w:sz="6" w:space="0" w:color="BFC7D5"/>
+            </w:tcBorders>
+            <w:vAlign w:val="center"/>
+          </w:tcPr>
+          <w:p>
+            <w:pPr>
+              <w:pStyle w:val="TableContents"/>
+              <w:bidi w:val="0"/>
+              <w:spacing w:before="0" w:after="283"/>
+              <w:jc w:val="left"/>
+              <w:rPr/>
+            </w:pPr>
+            <w:r>
+              <w:rPr/>
+              <w:t>Closed</w:t>
+            </w:r>
+          </w:p>
+        </w:tc>
+        <w:tc>
+          <w:tcPr>
+            <w:tcW w:w="3436" w:type="dxa"/>
+            <w:tcBorders>
+              <w:left w:val="single" w:sz="2" w:space="0" w:color="BFC7D5"/>
+              <w:bottom w:val="single" w:sz="2" w:space="0" w:color="BFC7D5"/>
+              <w:right w:val="single" w:sz="6" w:space="0" w:color="BFC7D5"/>
+            </w:tcBorders>
+            <w:vAlign w:val="center"/>
+          </w:tcPr>
+          <w:p>
+            <w:pPr>
+              <w:pStyle w:val="TableContents"/>
+              <w:bidi w:val="0"/>
+              <w:spacing w:before="0" w:after="283"/>
+              <w:jc w:val="left"/>
+              <w:rPr/>
+            </w:pPr>
+            <w:r>
+              <w:rPr/>
+              <w:t>f75121b (06-27), 7f2658a (08-16)</w:t>
+            </w:r>
+          </w:p>
+        </w:tc>
+      </w:tr>
+      <w:tr>
+        <w:trPr/>
+        <w:tc>
+          <w:tcPr>
+            <w:tcW w:w="709" w:type="dxa"/>
+            <w:tcBorders>
+              <w:left w:val="single" w:sz="6" w:space="0" w:color="BFC7D5"/>
+              <w:bottom w:val="single" w:sz="2" w:space="0" w:color="BFC7D5"/>
+              <w:right w:val="single" w:sz="6" w:space="0" w:color="BFC7D5"/>
+            </w:tcBorders>
+            <w:vAlign w:val="center"/>
+          </w:tcPr>
+          <w:p>
+            <w:pPr>
+              <w:pStyle w:val="TableContents"/>
+              <w:bidi w:val="0"/>
+              <w:spacing w:before="0" w:after="283"/>
+              <w:jc w:val="left"/>
+              <w:rPr/>
+            </w:pPr>
+            <w:r>
+              <w:rPr/>
+              <w:t>AC-32</w:t>
+            </w:r>
+          </w:p>
+        </w:tc>
+        <w:tc>
+          <w:tcPr>
+            <w:tcW w:w="656" w:type="dxa"/>
+            <w:tcBorders>
+              <w:left w:val="single" w:sz="2" w:space="0" w:color="BFC7D5"/>
+              <w:bottom w:val="single" w:sz="2" w:space="0" w:color="BFC7D5"/>
+              <w:right w:val="single" w:sz="6" w:space="0" w:color="BFC7D5"/>
+            </w:tcBorders>
+            <w:vAlign w:val="center"/>
+          </w:tcPr>
+          <w:p>
+            <w:pPr>
+              <w:pStyle w:val="TableContents"/>
+              <w:bidi w:val="0"/>
+              <w:spacing w:before="0" w:after="283"/>
+              <w:jc w:val="left"/>
+              <w:rPr/>
+            </w:pPr>
+            <w:r>
+              <w:rPr/>
+              <w:t>CR-2026-08</w:t>
+            </w:r>
+          </w:p>
+        </w:tc>
+        <w:tc>
+          <w:tcPr>
+            <w:tcW w:w="3203" w:type="dxa"/>
+            <w:tcBorders>
+              <w:left w:val="single" w:sz="2" w:space="0" w:color="BFC7D5"/>
+              <w:bottom w:val="single" w:sz="2" w:space="0" w:color="BFC7D5"/>
+              <w:right w:val="single" w:sz="6" w:space="0" w:color="BFC7D5"/>
+            </w:tcBorders>
+            <w:vAlign w:val="center"/>
+          </w:tcPr>
+          <w:p>
+            <w:pPr>
+              <w:pStyle w:val="TableContents"/>
+              <w:bidi w:val="0"/>
+              <w:spacing w:before="0" w:after="283"/>
+              <w:jc w:val="left"/>
+              <w:rPr/>
+            </w:pPr>
+            <w:r>
+              <w:rPr/>
+              <w:t>Select a diarisation model by trial; build Boardroom (group discussion, speaker-separated transcript, report)</w:t>
+            </w:r>
+          </w:p>
+        </w:tc>
+        <w:tc>
+          <w:tcPr>
+            <w:tcW w:w="1205" w:type="dxa"/>
+            <w:tcBorders>
+              <w:left w:val="single" w:sz="2" w:space="0" w:color="BFC7D5"/>
+              <w:bottom w:val="single" w:sz="2" w:space="0" w:color="BFC7D5"/>
+              <w:right w:val="single" w:sz="6" w:space="0" w:color="BFC7D5"/>
+            </w:tcBorders>
+            <w:vAlign w:val="center"/>
+          </w:tcPr>
+          <w:p>
+            <w:pPr>
+              <w:pStyle w:val="TableContents"/>
+              <w:bidi w:val="0"/>
+              <w:spacing w:before="0" w:after="283"/>
+              <w:jc w:val="left"/>
+              <w:rPr/>
+            </w:pPr>
+            <w:r>
+              <w:rPr/>
+              <w:t>Richard Watson Stephen Amudha</w:t>
+            </w:r>
+          </w:p>
+        </w:tc>
+        <w:tc>
+          <w:tcPr>
+            <w:tcW w:w="635" w:type="dxa"/>
+            <w:tcBorders>
+              <w:left w:val="single" w:sz="2" w:space="0" w:color="BFC7D5"/>
+              <w:bottom w:val="single" w:sz="2" w:space="0" w:color="BFC7D5"/>
+              <w:right w:val="single" w:sz="6" w:space="0" w:color="BFC7D5"/>
+            </w:tcBorders>
+            <w:vAlign w:val="center"/>
+          </w:tcPr>
+          <w:p>
+            <w:pPr>
+              <w:pStyle w:val="TableContents"/>
+              <w:bidi w:val="0"/>
+              <w:spacing w:before="0" w:after="283"/>
+              <w:jc w:val="left"/>
+              <w:rPr/>
+            </w:pPr>
+            <w:r>
+              <w:rPr/>
+              <w:t>2026-05-27</w:t>
+            </w:r>
+          </w:p>
+        </w:tc>
+        <w:tc>
+          <w:tcPr>
+            <w:tcW w:w="1495" w:type="dxa"/>
+            <w:tcBorders>
+              <w:left w:val="single" w:sz="2" w:space="0" w:color="BFC7D5"/>
+              <w:bottom w:val="single" w:sz="2" w:space="0" w:color="BFC7D5"/>
+              <w:right w:val="single" w:sz="6" w:space="0" w:color="BFC7D5"/>
+            </w:tcBorders>
+            <w:vAlign w:val="center"/>
+          </w:tcPr>
+          <w:p>
+            <w:pPr>
+              <w:pStyle w:val="TableContents"/>
+              <w:bidi w:val="0"/>
+              <w:spacing w:before="0" w:after="283"/>
+              <w:jc w:val="left"/>
+              <w:rPr/>
+            </w:pPr>
+            <w:r>
+              <w:rPr/>
+              <w:t>Closed</w:t>
+            </w:r>
+          </w:p>
+        </w:tc>
+        <w:tc>
+          <w:tcPr>
+            <w:tcW w:w="3436" w:type="dxa"/>
+            <w:tcBorders>
+              <w:left w:val="single" w:sz="2" w:space="0" w:color="BFC7D5"/>
+              <w:bottom w:val="single" w:sz="2" w:space="0" w:color="BFC7D5"/>
+              <w:right w:val="single" w:sz="6" w:space="0" w:color="BFC7D5"/>
+            </w:tcBorders>
+            <w:vAlign w:val="center"/>
+          </w:tcPr>
+          <w:p>
+            <w:pPr>
+              <w:pStyle w:val="TableContents"/>
+              <w:bidi w:val="0"/>
+              <w:spacing w:before="0" w:after="283"/>
+              <w:jc w:val="left"/>
+              <w:rPr/>
+            </w:pPr>
+            <w:r>
+              <w:rPr/>
+              <w:t>f540976 (05-14), cf463aa (05-19), e1a337b (05-27); VibeVoice-ASR adopted (REG-02 M-06)</w:t>
+            </w:r>
+          </w:p>
+        </w:tc>
+      </w:tr>
+      <w:tr>
+        <w:trPr/>
+        <w:tc>
+          <w:tcPr>
+            <w:tcW w:w="709" w:type="dxa"/>
+            <w:tcBorders>
+              <w:left w:val="single" w:sz="6" w:space="0" w:color="BFC7D5"/>
+              <w:bottom w:val="single" w:sz="2" w:space="0" w:color="BFC7D5"/>
+              <w:right w:val="single" w:sz="6" w:space="0" w:color="BFC7D5"/>
+            </w:tcBorders>
+            <w:vAlign w:val="center"/>
+          </w:tcPr>
+          <w:p>
+            <w:pPr>
+              <w:pStyle w:val="TableContents"/>
+              <w:bidi w:val="0"/>
+              <w:spacing w:before="0" w:after="283"/>
+              <w:jc w:val="left"/>
+              <w:rPr/>
+            </w:pPr>
+            <w:r>
+              <w:rPr/>
+              <w:t>AC-33</w:t>
+            </w:r>
+          </w:p>
+        </w:tc>
+        <w:tc>
+          <w:tcPr>
+            <w:tcW w:w="656" w:type="dxa"/>
+            <w:tcBorders>
+              <w:left w:val="single" w:sz="2" w:space="0" w:color="BFC7D5"/>
+              <w:bottom w:val="single" w:sz="2" w:space="0" w:color="BFC7D5"/>
+              <w:right w:val="single" w:sz="6" w:space="0" w:color="BFC7D5"/>
+            </w:tcBorders>
+            <w:vAlign w:val="center"/>
+          </w:tcPr>
+          <w:p>
+            <w:pPr>
+              <w:pStyle w:val="TableContents"/>
+              <w:bidi w:val="0"/>
+              <w:spacing w:before="0" w:after="283"/>
+              <w:jc w:val="left"/>
+              <w:rPr/>
+            </w:pPr>
+            <w:r>
+              <w:rPr/>
+              <w:t>CR-2026-08</w:t>
+            </w:r>
+          </w:p>
+        </w:tc>
+        <w:tc>
+          <w:tcPr>
+            <w:tcW w:w="3203" w:type="dxa"/>
+            <w:tcBorders>
+              <w:left w:val="single" w:sz="2" w:space="0" w:color="BFC7D5"/>
+              <w:bottom w:val="single" w:sz="2" w:space="0" w:color="BFC7D5"/>
+              <w:right w:val="single" w:sz="6" w:space="0" w:color="BFC7D5"/>
+            </w:tcBorders>
+            <w:vAlign w:val="center"/>
+          </w:tcPr>
+          <w:p>
+            <w:pPr>
+              <w:pStyle w:val="TableContents"/>
+              <w:bidi w:val="0"/>
+              <w:spacing w:before="0" w:after="283"/>
+              <w:jc w:val="left"/>
+              <w:rPr/>
+            </w:pPr>
+            <w:r>
+              <w:rPr/>
+              <w:t>Harden Boardroom: report salvage when the model output is truncated</w:t>
+            </w:r>
+          </w:p>
+        </w:tc>
+        <w:tc>
+          <w:tcPr>
+            <w:tcW w:w="1205" w:type="dxa"/>
+            <w:tcBorders>
+              <w:left w:val="single" w:sz="2" w:space="0" w:color="BFC7D5"/>
+              <w:bottom w:val="single" w:sz="2" w:space="0" w:color="BFC7D5"/>
+              <w:right w:val="single" w:sz="6" w:space="0" w:color="BFC7D5"/>
+            </w:tcBorders>
+            <w:vAlign w:val="center"/>
+          </w:tcPr>
+          <w:p>
+            <w:pPr>
+              <w:pStyle w:val="TableContents"/>
+              <w:bidi w:val="0"/>
+              <w:spacing w:before="0" w:after="283"/>
+              <w:jc w:val="left"/>
+              <w:rPr/>
+            </w:pPr>
+            <w:r>
+              <w:rPr/>
+              <w:t>Richard Watson Stephen Amudha</w:t>
+            </w:r>
+          </w:p>
+        </w:tc>
+        <w:tc>
+          <w:tcPr>
+            <w:tcW w:w="635" w:type="dxa"/>
+            <w:tcBorders>
+              <w:left w:val="single" w:sz="2" w:space="0" w:color="BFC7D5"/>
+              <w:bottom w:val="single" w:sz="2" w:space="0" w:color="BFC7D5"/>
+              <w:right w:val="single" w:sz="6" w:space="0" w:color="BFC7D5"/>
+            </w:tcBorders>
+            <w:vAlign w:val="center"/>
+          </w:tcPr>
+          <w:p>
+            <w:pPr>
+              <w:pStyle w:val="TableContents"/>
+              <w:bidi w:val="0"/>
+              <w:spacing w:before="0" w:after="283"/>
+              <w:jc w:val="left"/>
+              <w:rPr/>
+            </w:pPr>
+            <w:r>
+              <w:rPr/>
+              <w:t>2026-09-04</w:t>
+            </w:r>
+          </w:p>
+        </w:tc>
+        <w:tc>
+          <w:tcPr>
+            <w:tcW w:w="1495" w:type="dxa"/>
+            <w:tcBorders>
+              <w:left w:val="single" w:sz="2" w:space="0" w:color="BFC7D5"/>
+              <w:bottom w:val="single" w:sz="2" w:space="0" w:color="BFC7D5"/>
+              <w:right w:val="single" w:sz="6" w:space="0" w:color="BFC7D5"/>
+            </w:tcBorders>
+            <w:vAlign w:val="center"/>
+          </w:tcPr>
+          <w:p>
+            <w:pPr>
+              <w:pStyle w:val="TableContents"/>
+              <w:bidi w:val="0"/>
+              <w:spacing w:before="0" w:after="283"/>
+              <w:jc w:val="left"/>
+              <w:rPr/>
+            </w:pPr>
+            <w:r>
+              <w:rPr/>
+              <w:t>Closed</w:t>
+            </w:r>
+          </w:p>
+        </w:tc>
+        <w:tc>
+          <w:tcPr>
+            <w:tcW w:w="3436" w:type="dxa"/>
+            <w:tcBorders>
+              <w:left w:val="single" w:sz="2" w:space="0" w:color="BFC7D5"/>
+              <w:bottom w:val="single" w:sz="2" w:space="0" w:color="BFC7D5"/>
+              <w:right w:val="single" w:sz="6" w:space="0" w:color="BFC7D5"/>
+            </w:tcBorders>
+            <w:vAlign w:val="center"/>
+          </w:tcPr>
+          <w:p>
+            <w:pPr>
+              <w:pStyle w:val="TableContents"/>
+              <w:bidi w:val="0"/>
+              <w:spacing w:before="0" w:after="283"/>
+              <w:jc w:val="left"/>
+              <w:rPr/>
+            </w:pPr>
+            <w:r>
+              <w:rPr/>
+              <w:t>b08cf25 (06-18), 724fb98 (09-04)</w:t>
+            </w:r>
+          </w:p>
+        </w:tc>
+      </w:tr>
+      <w:tr>
+        <w:trPr/>
+        <w:tc>
+          <w:tcPr>
+            <w:tcW w:w="709" w:type="dxa"/>
+            <w:tcBorders>
+              <w:left w:val="single" w:sz="6" w:space="0" w:color="BFC7D5"/>
+              <w:bottom w:val="single" w:sz="6" w:space="0" w:color="BFC7D5"/>
+              <w:right w:val="single" w:sz="6" w:space="0" w:color="BFC7D5"/>
+            </w:tcBorders>
+            <w:vAlign w:val="center"/>
+          </w:tcPr>
+          <w:p>
+            <w:pPr>
+              <w:pStyle w:val="TableContents"/>
+              <w:bidi w:val="0"/>
+              <w:spacing w:before="0" w:after="283"/>
+              <w:jc w:val="left"/>
+              <w:rPr/>
+            </w:pPr>
+            <w:r>
+              <w:rPr/>
+              <w:t>AC-34</w:t>
+            </w:r>
+          </w:p>
+        </w:tc>
+        <w:tc>
+          <w:tcPr>
+            <w:tcW w:w="656" w:type="dxa"/>
+            <w:tcBorders>
+              <w:left w:val="single" w:sz="2" w:space="0" w:color="BFC7D5"/>
+              <w:bottom w:val="single" w:sz="6" w:space="0" w:color="BFC7D5"/>
+              <w:right w:val="single" w:sz="6" w:space="0" w:color="BFC7D5"/>
+            </w:tcBorders>
+            <w:vAlign w:val="center"/>
+          </w:tcPr>
+          <w:p>
+            <w:pPr>
+              <w:pStyle w:val="TableContents"/>
+              <w:bidi w:val="0"/>
+              <w:spacing w:before="0" w:after="283"/>
+              <w:jc w:val="left"/>
+              <w:rPr/>
+            </w:pPr>
+            <w:r>
+              <w:rPr/>
+              <w:t>CR-2026-09</w:t>
+            </w:r>
+          </w:p>
+        </w:tc>
+        <w:tc>
+          <w:tcPr>
+            <w:tcW w:w="3203" w:type="dxa"/>
+            <w:tcBorders>
+              <w:left w:val="single" w:sz="2" w:space="0" w:color="BFC7D5"/>
+              <w:bottom w:val="single" w:sz="6" w:space="0" w:color="BFC7D5"/>
+              <w:right w:val="single" w:sz="6" w:space="0" w:color="BFC7D5"/>
+            </w:tcBorders>
+            <w:vAlign w:val="center"/>
+          </w:tcPr>
+          <w:p>
+            <w:pPr>
+              <w:pStyle w:val="TableContents"/>
+              <w:bidi w:val="0"/>
+              <w:spacing w:before="0" w:after="283"/>
+              <w:jc w:val="left"/>
+              <w:rPr/>
+            </w:pPr>
+            <w:r>
+              <w:rPr/>
+              <w:t>Evaluate image-generation and document models; build Document Studio with PDF and PPTX export, on-device images, with and without a template</w:t>
+            </w:r>
+          </w:p>
+        </w:tc>
+        <w:tc>
+          <w:tcPr>
+            <w:tcW w:w="1205" w:type="dxa"/>
+            <w:tcBorders>
+              <w:left w:val="single" w:sz="2" w:space="0" w:color="BFC7D5"/>
+              <w:bottom w:val="single" w:sz="6" w:space="0" w:color="BFC7D5"/>
+              <w:right w:val="single" w:sz="6" w:space="0" w:color="BFC7D5"/>
+            </w:tcBorders>
+            <w:vAlign w:val="center"/>
+          </w:tcPr>
+          <w:p>
+            <w:pPr>
+              <w:pStyle w:val="TableContents"/>
+              <w:bidi w:val="0"/>
+              <w:spacing w:before="0" w:after="283"/>
+              <w:jc w:val="left"/>
+              <w:rPr/>
+            </w:pPr>
+            <w:r>
+              <w:rPr/>
+              <w:t>Richard Watson Stephen Amudha</w:t>
+            </w:r>
+          </w:p>
+        </w:tc>
+        <w:tc>
+          <w:tcPr>
+            <w:tcW w:w="635" w:type="dxa"/>
+            <w:tcBorders>
+              <w:left w:val="single" w:sz="2" w:space="0" w:color="BFC7D5"/>
+              <w:bottom w:val="single" w:sz="6" w:space="0" w:color="BFC7D5"/>
+              <w:right w:val="single" w:sz="6" w:space="0" w:color="BFC7D5"/>
+            </w:tcBorders>
+            <w:vAlign w:val="center"/>
+          </w:tcPr>
+          <w:p>
+            <w:pPr>
+              <w:pStyle w:val="TableContents"/>
+              <w:bidi w:val="0"/>
+              <w:spacing w:before="0" w:after="283"/>
+              <w:jc w:val="left"/>
+              <w:rPr/>
+            </w:pPr>
+            <w:r>
+              <w:rPr/>
+              <w:t>2026-06-27</w:t>
+            </w:r>
+          </w:p>
+        </w:tc>
+        <w:tc>
+          <w:tcPr>
+            <w:tcW w:w="1495" w:type="dxa"/>
+            <w:tcBorders>
+              <w:left w:val="single" w:sz="2" w:space="0" w:color="BFC7D5"/>
+              <w:bottom w:val="single" w:sz="6" w:space="0" w:color="BFC7D5"/>
+              <w:right w:val="single" w:sz="6" w:space="0" w:color="BFC7D5"/>
+            </w:tcBorders>
+            <w:vAlign w:val="center"/>
+          </w:tcPr>
+          <w:p>
+            <w:pPr>
+              <w:pStyle w:val="TableContents"/>
+              <w:bidi w:val="0"/>
+              <w:spacing w:before="0" w:after="283"/>
+              <w:jc w:val="left"/>
+              <w:rPr/>
+            </w:pPr>
+            <w:r>
+              <w:rPr/>
+              <w:t>Closed</w:t>
+            </w:r>
+          </w:p>
+        </w:tc>
+        <w:tc>
+          <w:tcPr>
+            <w:tcW w:w="3436" w:type="dxa"/>
+            <w:tcBorders>
+              <w:left w:val="single" w:sz="2" w:space="0" w:color="BFC7D5"/>
+              <w:bottom w:val="single" w:sz="6" w:space="0" w:color="BFC7D5"/>
+              <w:right w:val="single" w:sz="6" w:space="0" w:color="BFC7D5"/>
+            </w:tcBorders>
+            <w:vAlign w:val="center"/>
+          </w:tcPr>
+          <w:p>
+            <w:pPr>
+              <w:pStyle w:val="TableContents"/>
+              <w:bidi w:val="0"/>
+              <w:spacing w:before="0" w:after="283"/>
+              <w:jc w:val="left"/>
+              <w:rPr/>
+            </w:pPr>
+            <w:r>
+              <w:rPr/>
+              <w:t>2d23f40 (06-20), 66356f9 (06-27); SDXL-Turbo on device (REG-02)</w:t>
             </w:r>
           </w:p>
         </w:tc>

--- a/docs/qms/evidence-2026/QMS_Word/registers__REG-10_Review_Feedback_Action_Log.docx
+++ b/docs/qms/evidence-2026/QMS_Word/registers__REG-10_Review_Feedback_Action_Log.docx
@@ -29,8 +29,8 @@
         </w:tblCellMar>
       </w:tblPr>
       <w:tblGrid>
-        <w:gridCol w:w="1768"/>
-        <w:gridCol w:w="9571"/>
+        <w:gridCol w:w="1551"/>
+        <w:gridCol w:w="9788"/>
       </w:tblGrid>
       <w:tr>
         <w:trPr>
@@ -38,7 +38,7 @@
         </w:trPr>
         <w:tc>
           <w:tcPr>
-            <w:tcW w:w="1768" w:type="dxa"/>
+            <w:tcW w:w="1551" w:type="dxa"/>
             <w:tcBorders>
               <w:top w:val="single" w:sz="6" w:space="0" w:color="BFC7D5"/>
               <w:left w:val="single" w:sz="6" w:space="0" w:color="BFC7D5"/>
@@ -68,7 +68,7 @@
         </w:tc>
         <w:tc>
           <w:tcPr>
-            <w:tcW w:w="9571" w:type="dxa"/>
+            <w:tcW w:w="9788" w:type="dxa"/>
             <w:tcBorders>
               <w:top w:val="single" w:sz="6" w:space="0" w:color="BFC7D5"/>
               <w:left w:val="single" w:sz="2" w:space="0" w:color="BFC7D5"/>
@@ -101,7 +101,7 @@
         <w:trPr/>
         <w:tc>
           <w:tcPr>
-            <w:tcW w:w="1768" w:type="dxa"/>
+            <w:tcW w:w="1551" w:type="dxa"/>
             <w:tcBorders>
               <w:left w:val="single" w:sz="6" w:space="0" w:color="BFC7D5"/>
               <w:bottom w:val="single" w:sz="2" w:space="0" w:color="BFC7D5"/>
@@ -125,7 +125,7 @@
         </w:tc>
         <w:tc>
           <w:tcPr>
-            <w:tcW w:w="9571" w:type="dxa"/>
+            <w:tcW w:w="9788" w:type="dxa"/>
             <w:tcBorders>
               <w:left w:val="single" w:sz="2" w:space="0" w:color="BFC7D5"/>
               <w:bottom w:val="single" w:sz="2" w:space="0" w:color="BFC7D5"/>
@@ -152,7 +152,7 @@
         <w:trPr/>
         <w:tc>
           <w:tcPr>
-            <w:tcW w:w="1768" w:type="dxa"/>
+            <w:tcW w:w="1551" w:type="dxa"/>
             <w:tcBorders>
               <w:left w:val="single" w:sz="6" w:space="0" w:color="BFC7D5"/>
               <w:bottom w:val="single" w:sz="2" w:space="0" w:color="BFC7D5"/>
@@ -176,7 +176,7 @@
         </w:tc>
         <w:tc>
           <w:tcPr>
-            <w:tcW w:w="9571" w:type="dxa"/>
+            <w:tcW w:w="9788" w:type="dxa"/>
             <w:tcBorders>
               <w:left w:val="single" w:sz="2" w:space="0" w:color="BFC7D5"/>
               <w:bottom w:val="single" w:sz="2" w:space="0" w:color="BFC7D5"/>
@@ -203,7 +203,7 @@
         <w:trPr/>
         <w:tc>
           <w:tcPr>
-            <w:tcW w:w="1768" w:type="dxa"/>
+            <w:tcW w:w="1551" w:type="dxa"/>
             <w:tcBorders>
               <w:left w:val="single" w:sz="6" w:space="0" w:color="BFC7D5"/>
               <w:bottom w:val="single" w:sz="2" w:space="0" w:color="BFC7D5"/>
@@ -227,7 +227,7 @@
         </w:tc>
         <w:tc>
           <w:tcPr>
-            <w:tcW w:w="9571" w:type="dxa"/>
+            <w:tcW w:w="9788" w:type="dxa"/>
             <w:tcBorders>
               <w:left w:val="single" w:sz="2" w:space="0" w:color="BFC7D5"/>
               <w:bottom w:val="single" w:sz="2" w:space="0" w:color="BFC7D5"/>
@@ -256,7 +256,7 @@
         <w:trPr/>
         <w:tc>
           <w:tcPr>
-            <w:tcW w:w="1768" w:type="dxa"/>
+            <w:tcW w:w="1551" w:type="dxa"/>
             <w:tcBorders>
               <w:left w:val="single" w:sz="6" w:space="0" w:color="BFC7D5"/>
               <w:bottom w:val="single" w:sz="2" w:space="0" w:color="BFC7D5"/>
@@ -280,7 +280,7 @@
         </w:tc>
         <w:tc>
           <w:tcPr>
-            <w:tcW w:w="9571" w:type="dxa"/>
+            <w:tcW w:w="9788" w:type="dxa"/>
             <w:tcBorders>
               <w:left w:val="single" w:sz="2" w:space="0" w:color="BFC7D5"/>
               <w:bottom w:val="single" w:sz="2" w:space="0" w:color="BFC7D5"/>
@@ -307,7 +307,7 @@
         <w:trPr/>
         <w:tc>
           <w:tcPr>
-            <w:tcW w:w="1768" w:type="dxa"/>
+            <w:tcW w:w="1551" w:type="dxa"/>
             <w:tcBorders>
               <w:left w:val="single" w:sz="6" w:space="0" w:color="BFC7D5"/>
               <w:bottom w:val="single" w:sz="2" w:space="0" w:color="BFC7D5"/>
@@ -331,7 +331,7 @@
         </w:tc>
         <w:tc>
           <w:tcPr>
-            <w:tcW w:w="9571" w:type="dxa"/>
+            <w:tcW w:w="9788" w:type="dxa"/>
             <w:tcBorders>
               <w:left w:val="single" w:sz="2" w:space="0" w:color="BFC7D5"/>
               <w:bottom w:val="single" w:sz="2" w:space="0" w:color="BFC7D5"/>
@@ -358,7 +358,7 @@
         <w:trPr/>
         <w:tc>
           <w:tcPr>
-            <w:tcW w:w="1768" w:type="dxa"/>
+            <w:tcW w:w="1551" w:type="dxa"/>
             <w:tcBorders>
               <w:left w:val="single" w:sz="6" w:space="0" w:color="BFC7D5"/>
               <w:bottom w:val="single" w:sz="2" w:space="0" w:color="BFC7D5"/>
@@ -382,7 +382,7 @@
         </w:tc>
         <w:tc>
           <w:tcPr>
-            <w:tcW w:w="9571" w:type="dxa"/>
+            <w:tcW w:w="9788" w:type="dxa"/>
             <w:tcBorders>
               <w:left w:val="single" w:sz="2" w:space="0" w:color="BFC7D5"/>
               <w:bottom w:val="single" w:sz="2" w:space="0" w:color="BFC7D5"/>
@@ -421,7 +421,7 @@
         <w:trPr/>
         <w:tc>
           <w:tcPr>
-            <w:tcW w:w="1768" w:type="dxa"/>
+            <w:tcW w:w="1551" w:type="dxa"/>
             <w:tcBorders>
               <w:left w:val="single" w:sz="6" w:space="0" w:color="BFC7D5"/>
               <w:bottom w:val="single" w:sz="6" w:space="0" w:color="BFC7D5"/>
@@ -445,7 +445,7 @@
         </w:tc>
         <w:tc>
           <w:tcPr>
-            <w:tcW w:w="9571" w:type="dxa"/>
+            <w:tcW w:w="9788" w:type="dxa"/>
             <w:tcBorders>
               <w:left w:val="single" w:sz="2" w:space="0" w:color="BFC7D5"/>
               <w:bottom w:val="single" w:sz="6" w:space="0" w:color="BFC7D5"/>
@@ -463,7 +463,7 @@
             </w:pPr>
             <w:r>
               <w:rPr/>
-              <w:t>2026-10-07 — Alexander Peter (EchoMind Project Lead); QA Sheryl Nazareth. 2026-10-10 — client and design reviews CR-2026-01…09 entered (§3b)</w:t>
+              <w:t>2026-10-07 — Alexander Peter (EchoMind Project Lead); QA Sheryl Nazareth. 2026-10-10 — client and design reviews CR-2026-01…09 entered (§3b); EM26-18 rev 1.1 approved by Anita Johan (AR-2026-002)</w:t>
             </w:r>
           </w:p>
         </w:tc>
